--- a/output/第10期計画_チェック依頼_確認箇所と手順.docx
+++ b/output/第10期計画_チェック依頼_確認箇所と手順.docx
@@ -79,7 +79,7 @@
           <w:b w:val="0"/>
           <w:sz w:val="21"/>
         </w:rPr>
-        <w:t>点検の対象は成果品110件（条件付き51件・送付33件・内部保管21件・対象外5件）と計画素案（896段落143表36図）です。ビルドスクリプトは109本あり、うち19本が自らの計算を検算する自己点検を備えています（計232件）。</w:t>
+        <w:t>点検の対象は成果品111件（条件付き52件・送付33件・内部保管21件・対象外5件）と計画素案（896段落143表36図）です。ビルドスクリプトは110本あり、うち20本が自らの計算を検算する自己点検を備えています（計249件）。</w:t>
       </w:r>
     </w:p>
     <w:p>
@@ -872,7 +872,7 @@
           <w:b/>
           <w:sz w:val="20"/>
         </w:rPr>
-        <w:t>表2　自己点検を備えたスクリプト（19本・計232件）</w:t>
+        <w:t>表2　自己点検を備えたスクリプト（20本・計249件）</w:t>
       </w:r>
     </w:p>
     <w:tbl>
@@ -1046,7 +1046,7 @@
                 <w:b w:val="0"/>
                 <w:sz w:val="16"/>
               </w:rPr>
-              <w:t>build_app_review.py</w:t>
+              <w:t>build_kisetsu_hosei.py</w:t>
             </w:r>
           </w:p>
         </w:tc>
@@ -1066,7 +1066,7 @@
                 <w:b w:val="0"/>
                 <w:sz w:val="16"/>
               </w:rPr>
-              <w:t>11件</w:t>
+              <w:t>12件</w:t>
             </w:r>
           </w:p>
         </w:tc>
@@ -1132,7 +1132,7 @@
                 <w:b w:val="0"/>
                 <w:sz w:val="16"/>
               </w:rPr>
-              <w:t>build_kagai_youin.py</w:t>
+              <w:t>build_app_review.py</w:t>
             </w:r>
           </w:p>
         </w:tc>
@@ -1177,7 +1177,7 @@
                 <w:b w:val="0"/>
                 <w:sz w:val="16"/>
               </w:rPr>
-              <w:t>build_mieru_r8_input.py</w:t>
+              <w:t>build_mieru_mikomi_input.py</w:t>
             </w:r>
           </w:p>
         </w:tc>
@@ -1197,7 +1197,7 @@
                 <w:b w:val="0"/>
                 <w:sz w:val="16"/>
               </w:rPr>
-              <w:t>15件</w:t>
+              <w:t>17件</w:t>
             </w:r>
           </w:p>
         </w:tc>
@@ -1216,7 +1216,7 @@
                 <w:b w:val="0"/>
                 <w:sz w:val="16"/>
               </w:rPr>
-              <w:t>build_mikomiryo.py</w:t>
+              <w:t>build_kagai_youin.py</w:t>
             </w:r>
           </w:p>
         </w:tc>
@@ -1261,7 +1261,7 @@
                 <w:b w:val="0"/>
                 <w:sz w:val="16"/>
               </w:rPr>
-              <w:t>build_member_work_review.py</w:t>
+              <w:t>build_mieru_r8_input.py</w:t>
             </w:r>
           </w:p>
         </w:tc>
@@ -1282,7 +1282,7 @@
                 <w:b w:val="0"/>
                 <w:sz w:val="16"/>
               </w:rPr>
-              <w:t>14件</w:t>
+              <w:t>15件</w:t>
             </w:r>
           </w:p>
         </w:tc>
@@ -1302,7 +1302,7 @@
                 <w:b w:val="0"/>
                 <w:sz w:val="16"/>
               </w:rPr>
-              <w:t>build_survey_jisseki_cross.py</w:t>
+              <w:t>build_mikomiryo.py</w:t>
             </w:r>
           </w:p>
         </w:tc>
@@ -1347,7 +1347,7 @@
                 <w:b w:val="0"/>
                 <w:sz w:val="16"/>
               </w:rPr>
-              <w:t>build_chiiki_care_kaigi.py</w:t>
+              <w:t>build_member_work_review.py</w:t>
             </w:r>
           </w:p>
         </w:tc>
@@ -1367,7 +1367,7 @@
                 <w:b w:val="0"/>
                 <w:sz w:val="16"/>
               </w:rPr>
-              <w:t>13件</w:t>
+              <w:t>14件</w:t>
             </w:r>
           </w:p>
         </w:tc>
@@ -1386,7 +1386,7 @@
                 <w:b w:val="0"/>
                 <w:sz w:val="16"/>
               </w:rPr>
-              <w:t>build_taikeikakuhi.py</w:t>
+              <w:t>build_survey_jisseki_cross.py</w:t>
             </w:r>
           </w:p>
         </w:tc>
@@ -1406,7 +1406,7 @@
                 <w:b w:val="0"/>
                 <w:sz w:val="16"/>
               </w:rPr>
-              <w:t>10件</w:t>
+              <w:t>11件</w:t>
             </w:r>
           </w:p>
         </w:tc>
@@ -1431,7 +1431,7 @@
                 <w:b w:val="0"/>
                 <w:sz w:val="16"/>
               </w:rPr>
-              <w:t>build_mikomiryo_togo.py</w:t>
+              <w:t>build_chiiki_care_kaigi.py</w:t>
             </w:r>
           </w:p>
         </w:tc>
@@ -1472,7 +1472,7 @@
                 <w:b w:val="0"/>
                 <w:sz w:val="16"/>
               </w:rPr>
-              <w:t>build_check_irai.py</w:t>
+              <w:t>build_taikeikakuhi.py</w:t>
             </w:r>
           </w:p>
         </w:tc>
@@ -1493,7 +1493,7 @@
                 <w:b w:val="0"/>
                 <w:sz w:val="16"/>
               </w:rPr>
-              <w:t>9件</w:t>
+              <w:t>10件</w:t>
             </w:r>
           </w:p>
         </w:tc>
@@ -1517,7 +1517,7 @@
                 <w:b w:val="0"/>
                 <w:sz w:val="16"/>
               </w:rPr>
-              <w:t>build_ninchisho_ronten.py</w:t>
+              <w:t>build_mikomiryo_togo.py</w:t>
             </w:r>
           </w:p>
         </w:tc>
@@ -1556,7 +1556,7 @@
                 <w:b w:val="0"/>
                 <w:sz w:val="16"/>
               </w:rPr>
-              <w:t>build_shiryo_denwa.py</w:t>
+              <w:t>build_check_irai.py</w:t>
             </w:r>
           </w:p>
         </w:tc>
@@ -1576,7 +1576,7 @@
                 <w:b w:val="0"/>
                 <w:sz w:val="16"/>
               </w:rPr>
-              <w:t>8件</w:t>
+              <w:t>9件</w:t>
             </w:r>
           </w:p>
         </w:tc>
@@ -1601,7 +1601,7 @@
                 <w:b w:val="0"/>
                 <w:sz w:val="16"/>
               </w:rPr>
-              <w:t>build_soan_kadai.py</w:t>
+              <w:t>build_ninchisho_ronten.py</w:t>
             </w:r>
           </w:p>
         </w:tc>
@@ -1642,7 +1642,7 @@
                 <w:b w:val="0"/>
                 <w:sz w:val="16"/>
               </w:rPr>
-              <w:t>build_mikomi_juryo_nashi.py</w:t>
+              <w:t>build_shiryo_denwa.py</w:t>
             </w:r>
           </w:p>
         </w:tc>
@@ -1663,7 +1663,7 @@
                 <w:b w:val="0"/>
                 <w:sz w:val="16"/>
               </w:rPr>
-              <w:t>7件</w:t>
+              <w:t>8件</w:t>
             </w:r>
           </w:p>
         </w:tc>
@@ -1687,7 +1687,7 @@
                 <w:b w:val="0"/>
                 <w:sz w:val="16"/>
               </w:rPr>
-              <w:t>build_kanri_tanaoroshi.py</w:t>
+              <w:t>build_soan_kadai.py</w:t>
             </w:r>
           </w:p>
         </w:tc>
@@ -1707,7 +1707,7 @@
                 <w:b w:val="0"/>
                 <w:sz w:val="16"/>
               </w:rPr>
-              <w:t>12件</w:t>
+              <w:t>13件</w:t>
             </w:r>
           </w:p>
         </w:tc>
@@ -1726,7 +1726,7 @@
                 <w:b w:val="0"/>
                 <w:sz w:val="16"/>
               </w:rPr>
-              <w:t>build_soan_kaki_review.py</w:t>
+              <w:t>build_mikomi_juryo_nashi.py</w:t>
             </w:r>
           </w:p>
         </w:tc>
@@ -1771,7 +1771,7 @@
                 <w:b w:val="0"/>
                 <w:sz w:val="16"/>
               </w:rPr>
-              <w:t>build_kisetsu_hosei.py</w:t>
+              <w:t>build_kanri_tanaoroshi.py</w:t>
             </w:r>
           </w:p>
         </w:tc>
@@ -1809,8 +1809,10 @@
             <w:r>
               <w:rPr>
                 <w:rFonts w:ascii="游ゴシック" w:hAnsi="游ゴシック" w:eastAsia="游ゴシック"/>
+                <w:b w:val="0"/>
                 <w:sz w:val="16"/>
               </w:rPr>
+              <w:t>build_soan_kaki_review.py</w:t>
             </w:r>
           </w:p>
         </w:tc>
@@ -1828,8 +1830,10 @@
             <w:r>
               <w:rPr>
                 <w:rFonts w:ascii="游ゴシック" w:hAnsi="游ゴシック" w:eastAsia="游ゴシック"/>
+                <w:b w:val="0"/>
                 <w:sz w:val="16"/>
               </w:rPr>
+              <w:t>7件</w:t>
             </w:r>
           </w:p>
         </w:tc>
@@ -4836,7 +4840,7 @@
           <w:b w:val="0"/>
           <w:sz w:val="21"/>
         </w:rPr>
-        <w:t>自己点検を備えた19本を順に実行し、終了コードが0であることを確かめます。1件でも合わなければ終了コード1で終わり、不適合の内容が表示されます。</w:t>
+        <w:t>自己点検を備えた20本を順に実行し、終了コードが0であることを確かめます。1件でも合わなければ終了コード1で終わり、不適合の内容が表示されます。</w:t>
       </w:r>
     </w:p>
     <w:p>
@@ -4900,7 +4904,7 @@
           <w:rFonts w:ascii="游ゴシック" w:hAnsi="游ゴシック" w:eastAsia="游ゴシック"/>
           <w:sz w:val="18"/>
         </w:rPr>
-        <w:t>※ 再実行できない3本（第2節3）は除いています。自己点検を持たないスクリプトも実行されますが、書き出しに失敗すればやはり0以外で終わります。自己点検を備えた19本は第3節1の表のとおりです。</w:t>
+        <w:t>※ 再実行できない3本（第2節3）は除いています。自己点検を持たないスクリプトも実行されますが、書き出しに失敗すればやはり0以外で終わります。自己点検を備えた20本は第3節1の表のとおりです。</w:t>
       </w:r>
     </w:p>
     <w:p>

--- a/output/第10期計画_チェック依頼_確認箇所と手順.docx
+++ b/output/第10期計画_チェック依頼_確認箇所と手順.docx
@@ -79,7 +79,7 @@
           <w:b w:val="0"/>
           <w:sz w:val="21"/>
         </w:rPr>
-        <w:t>点検の対象は成果品111件（条件付き52件・送付33件・内部保管21件・対象外5件）と計画素案（896段落143表36図）です。ビルドスクリプトは110本あり、うち20本が自らの計算を検算する自己点検を備えています（計249件）。</w:t>
+        <w:t>点検の対象は成果品112件（条件付き52件・送付33件・内部保管22件・対象外5件）と計画素案（896段落143表36図）です。ビルドスクリプトは111本あり、うち21本が自らの計算を検算する自己点検を備えています（計265件）。</w:t>
       </w:r>
     </w:p>
     <w:p>
@@ -872,7 +872,7 @@
           <w:b/>
           <w:sz w:val="20"/>
         </w:rPr>
-        <w:t>表2　自己点検を備えたスクリプト（20本・計249件）</w:t>
+        <w:t>表2　自己点検を備えたスクリプト（21本・計265件）</w:t>
       </w:r>
     </w:p>
     <w:tbl>
@@ -1261,7 +1261,7 @@
                 <w:b w:val="0"/>
                 <w:sz w:val="16"/>
               </w:rPr>
-              <w:t>build_mieru_r8_input.py</w:t>
+              <w:t>build_mieru_manual_review.py</w:t>
             </w:r>
           </w:p>
         </w:tc>
@@ -1282,7 +1282,7 @@
                 <w:b w:val="0"/>
                 <w:sz w:val="16"/>
               </w:rPr>
-              <w:t>15件</w:t>
+              <w:t>16件</w:t>
             </w:r>
           </w:p>
         </w:tc>
@@ -1347,7 +1347,7 @@
                 <w:b w:val="0"/>
                 <w:sz w:val="16"/>
               </w:rPr>
-              <w:t>build_member_work_review.py</w:t>
+              <w:t>build_mieru_r8_input.py</w:t>
             </w:r>
           </w:p>
         </w:tc>
@@ -1367,7 +1367,7 @@
                 <w:b w:val="0"/>
                 <w:sz w:val="16"/>
               </w:rPr>
-              <w:t>14件</w:t>
+              <w:t>15件</w:t>
             </w:r>
           </w:p>
         </w:tc>
@@ -1431,7 +1431,7 @@
                 <w:b w:val="0"/>
                 <w:sz w:val="16"/>
               </w:rPr>
-              <w:t>build_chiiki_care_kaigi.py</w:t>
+              <w:t>build_member_work_review.py</w:t>
             </w:r>
           </w:p>
         </w:tc>
@@ -1452,7 +1452,7 @@
                 <w:b w:val="0"/>
                 <w:sz w:val="16"/>
               </w:rPr>
-              <w:t>13件</w:t>
+              <w:t>14件</w:t>
             </w:r>
           </w:p>
         </w:tc>
@@ -1517,7 +1517,7 @@
                 <w:b w:val="0"/>
                 <w:sz w:val="16"/>
               </w:rPr>
-              <w:t>build_mikomiryo_togo.py</w:t>
+              <w:t>build_chiiki_care_kaigi.py</w:t>
             </w:r>
           </w:p>
         </w:tc>
@@ -1601,7 +1601,7 @@
                 <w:b w:val="0"/>
                 <w:sz w:val="16"/>
               </w:rPr>
-              <w:t>build_ninchisho_ronten.py</w:t>
+              <w:t>build_mikomiryo_togo.py</w:t>
             </w:r>
           </w:p>
         </w:tc>
@@ -1687,7 +1687,7 @@
                 <w:b w:val="0"/>
                 <w:sz w:val="16"/>
               </w:rPr>
-              <w:t>build_soan_kadai.py</w:t>
+              <w:t>build_ninchisho_ronten.py</w:t>
             </w:r>
           </w:p>
         </w:tc>
@@ -1771,7 +1771,7 @@
                 <w:b w:val="0"/>
                 <w:sz w:val="16"/>
               </w:rPr>
-              <w:t>build_kanri_tanaoroshi.py</w:t>
+              <w:t>build_soan_kadai.py</w:t>
             </w:r>
           </w:p>
         </w:tc>
@@ -1792,7 +1792,7 @@
                 <w:b w:val="0"/>
                 <w:sz w:val="16"/>
               </w:rPr>
-              <w:t>12件</w:t>
+              <w:t>13件</w:t>
             </w:r>
           </w:p>
         </w:tc>
@@ -1834,6 +1834,85 @@
                 <w:sz w:val="16"/>
               </w:rPr>
               <w:t>7件</w:t>
+            </w:r>
+          </w:p>
+        </w:tc>
+      </w:tr>
+      <w:tr>
+        <w:trPr>
+          <w:cantSplit/>
+        </w:trPr>
+        <w:tc>
+          <w:tcPr>
+            <w:tcW w:type="dxa" w:w="3572"/>
+            <w:vAlign w:val="center"/>
+          </w:tcPr>
+          <w:p>
+            <w:pPr>
+              <w:spacing w:after="0"/>
+            </w:pPr>
+            <w:r>
+              <w:rPr>
+                <w:rFonts w:ascii="游ゴシック" w:hAnsi="游ゴシック" w:eastAsia="游ゴシック"/>
+                <w:b w:val="0"/>
+                <w:sz w:val="16"/>
+              </w:rPr>
+              <w:t>build_kanri_tanaoroshi.py</w:t>
+            </w:r>
+          </w:p>
+        </w:tc>
+        <w:tc>
+          <w:tcPr>
+            <w:tcW w:type="dxa" w:w="907"/>
+            <w:vAlign w:val="center"/>
+          </w:tcPr>
+          <w:p>
+            <w:pPr>
+              <w:spacing w:after="0"/>
+              <w:jc w:val="center"/>
+            </w:pPr>
+            <w:r>
+              <w:rPr>
+                <w:rFonts w:ascii="游ゴシック" w:hAnsi="游ゴシック" w:eastAsia="游ゴシック"/>
+                <w:b w:val="0"/>
+                <w:sz w:val="16"/>
+              </w:rPr>
+              <w:t>12件</w:t>
+            </w:r>
+          </w:p>
+        </w:tc>
+        <w:tc>
+          <w:tcPr>
+            <w:tcW w:type="dxa" w:w="3572"/>
+            <w:vAlign w:val="center"/>
+          </w:tcPr>
+          <w:p>
+            <w:pPr>
+              <w:spacing w:after="0"/>
+            </w:pPr>
+            <w:r>
+              <w:rPr>
+                <w:rFonts w:ascii="游ゴシック" w:hAnsi="游ゴシック" w:eastAsia="游ゴシック"/>
+                <w:sz w:val="16"/>
+              </w:rPr>
+            </w:r>
+          </w:p>
+        </w:tc>
+        <w:tc>
+          <w:tcPr>
+            <w:tcW w:type="dxa" w:w="907"/>
+            <w:vAlign w:val="center"/>
+          </w:tcPr>
+          <w:p>
+            <w:pPr>
+              <w:spacing w:after="0"/>
+              <w:jc w:val="center"/>
+            </w:pPr>
+            <w:r>
+              <w:rPr>
+                <w:rFonts w:ascii="游ゴシック" w:hAnsi="游ゴシック" w:eastAsia="游ゴシック"/>
+                <w:sz w:val="16"/>
+              </w:rPr>
             </w:r>
           </w:p>
         </w:tc>
@@ -2249,7 +2328,7 @@
                 <w:b w:val="0"/>
                 <w:sz w:val="18"/>
               </w:rPr>
-              <w:t>確認事項154件</w:t>
+              <w:t>確認事項157件</w:t>
             </w:r>
           </w:p>
         </w:tc>
@@ -4840,7 +4919,7 @@
           <w:b w:val="0"/>
           <w:sz w:val="21"/>
         </w:rPr>
-        <w:t>自己点検を備えた20本を順に実行し、終了コードが0であることを確かめます。1件でも合わなければ終了コード1で終わり、不適合の内容が表示されます。</w:t>
+        <w:t>自己点検を備えた21本を順に実行し、終了コードが0であることを確かめます。1件でも合わなければ終了コード1で終わり、不適合の内容が表示されます。</w:t>
       </w:r>
     </w:p>
     <w:p>
@@ -4904,7 +4983,7 @@
           <w:rFonts w:ascii="游ゴシック" w:hAnsi="游ゴシック" w:eastAsia="游ゴシック"/>
           <w:sz w:val="18"/>
         </w:rPr>
-        <w:t>※ 再実行できない3本（第2節3）は除いています。自己点検を持たないスクリプトも実行されますが、書き出しに失敗すればやはり0以外で終わります。自己点検を備えた20本は第3節1の表のとおりです。</w:t>
+        <w:t>※ 再実行できない3本（第2節3）は除いています。自己点検を持たないスクリプトも実行されますが、書き出しに失敗すればやはり0以外で終わります。自己点検を備えた21本は第3節1の表のとおりです。</w:t>
       </w:r>
     </w:p>
     <w:p>

--- a/output/第10期計画_チェック依頼_確認箇所と手順.docx
+++ b/output/第10期計画_チェック依頼_確認箇所と手順.docx
@@ -79,7 +79,7 @@
           <w:b w:val="0"/>
           <w:sz w:val="21"/>
         </w:rPr>
-        <w:t>点検の対象は成果品112件（条件付き52件・送付33件・内部保管22件・対象外5件）と計画素案（896段落143表36図）です。ビルドスクリプトは111本あり、うち21本が自らの計算を検算する自己点検を備えています（計265件）。</w:t>
+        <w:t>点検の対象は成果品115件（条件付き53件・送付34件・内部保管23件・対象外5件）と計画素案（923段落145表36図）です。ビルドスクリプトは114本あり、うち24本が自らの計算を検算する自己点検を備えています（計310件）。</w:t>
       </w:r>
     </w:p>
     <w:p>
@@ -872,7 +872,7 @@
           <w:b/>
           <w:sz w:val="20"/>
         </w:rPr>
-        <w:t>表2　自己点検を備えたスクリプト（21本・計265件）</w:t>
+        <w:t>表2　自己点検を備えたスクリプト（24本・計310件）</w:t>
       </w:r>
     </w:p>
     <w:tbl>
@@ -1091,7 +1091,7 @@
                 <w:b w:val="0"/>
                 <w:sz w:val="16"/>
               </w:rPr>
-              <w:t>build_receipt_mieru_suikei.py</w:t>
+              <w:t>build_survey_monthly_r8_09.py</w:t>
             </w:r>
           </w:p>
         </w:tc>
@@ -1112,7 +1112,177 @@
                 <w:b w:val="0"/>
                 <w:sz w:val="16"/>
               </w:rPr>
+              <w:t>21件</w:t>
+            </w:r>
+          </w:p>
+        </w:tc>
+        <w:tc>
+          <w:tcPr>
+            <w:tcW w:type="dxa" w:w="3572"/>
+            <w:shd w:val="clear" w:color="auto" w:fill="F2F5FA"/>
+            <w:vAlign w:val="center"/>
+          </w:tcPr>
+          <w:p>
+            <w:pPr>
+              <w:spacing w:after="0"/>
+            </w:pPr>
+            <w:r>
+              <w:rPr>
+                <w:rFonts w:ascii="游ゴシック" w:hAnsi="游ゴシック" w:eastAsia="游ゴシック"/>
+                <w:b w:val="0"/>
+                <w:sz w:val="16"/>
+              </w:rPr>
+              <w:t>build_shotoku_dankai.py</w:t>
+            </w:r>
+          </w:p>
+        </w:tc>
+        <w:tc>
+          <w:tcPr>
+            <w:tcW w:type="dxa" w:w="907"/>
+            <w:shd w:val="clear" w:color="auto" w:fill="F2F5FA"/>
+            <w:vAlign w:val="center"/>
+          </w:tcPr>
+          <w:p>
+            <w:pPr>
+              <w:spacing w:after="0"/>
+              <w:jc w:val="center"/>
+            </w:pPr>
+            <w:r>
+              <w:rPr>
+                <w:rFonts w:ascii="游ゴシック" w:hAnsi="游ゴシック" w:eastAsia="游ゴシック"/>
+                <w:b w:val="0"/>
+                <w:sz w:val="16"/>
+              </w:rPr>
+              <w:t>12件</w:t>
+            </w:r>
+          </w:p>
+        </w:tc>
+      </w:tr>
+      <w:tr>
+        <w:trPr>
+          <w:cantSplit/>
+        </w:trPr>
+        <w:tc>
+          <w:tcPr>
+            <w:tcW w:type="dxa" w:w="3572"/>
+            <w:vAlign w:val="center"/>
+          </w:tcPr>
+          <w:p>
+            <w:pPr>
+              <w:spacing w:after="0"/>
+            </w:pPr>
+            <w:r>
+              <w:rPr>
+                <w:rFonts w:ascii="游ゴシック" w:hAnsi="游ゴシック" w:eastAsia="游ゴシック"/>
+                <w:b w:val="0"/>
+                <w:sz w:val="16"/>
+              </w:rPr>
+              <w:t>build_receipt_mieru_suikei.py</w:t>
+            </w:r>
+          </w:p>
+        </w:tc>
+        <w:tc>
+          <w:tcPr>
+            <w:tcW w:type="dxa" w:w="907"/>
+            <w:vAlign w:val="center"/>
+          </w:tcPr>
+          <w:p>
+            <w:pPr>
+              <w:spacing w:after="0"/>
+              <w:jc w:val="center"/>
+            </w:pPr>
+            <w:r>
+              <w:rPr>
+                <w:rFonts w:ascii="游ゴシック" w:hAnsi="游ゴシック" w:eastAsia="游ゴシック"/>
+                <w:b w:val="0"/>
+                <w:sz w:val="16"/>
+              </w:rPr>
               <w:t>20件</w:t>
+            </w:r>
+          </w:p>
+        </w:tc>
+        <w:tc>
+          <w:tcPr>
+            <w:tcW w:type="dxa" w:w="3572"/>
+            <w:vAlign w:val="center"/>
+          </w:tcPr>
+          <w:p>
+            <w:pPr>
+              <w:spacing w:after="0"/>
+            </w:pPr>
+            <w:r>
+              <w:rPr>
+                <w:rFonts w:ascii="游ゴシック" w:hAnsi="游ゴシック" w:eastAsia="游ゴシック"/>
+                <w:b w:val="0"/>
+                <w:sz w:val="16"/>
+              </w:rPr>
+              <w:t>build_survey_check.py</w:t>
+            </w:r>
+          </w:p>
+        </w:tc>
+        <w:tc>
+          <w:tcPr>
+            <w:tcW w:type="dxa" w:w="907"/>
+            <w:vAlign w:val="center"/>
+          </w:tcPr>
+          <w:p>
+            <w:pPr>
+              <w:spacing w:after="0"/>
+              <w:jc w:val="center"/>
+            </w:pPr>
+            <w:r>
+              <w:rPr>
+                <w:rFonts w:ascii="游ゴシック" w:hAnsi="游ゴシック" w:eastAsia="游ゴシック"/>
+                <w:b w:val="0"/>
+                <w:sz w:val="16"/>
+              </w:rPr>
+              <w:t>12件</w:t>
+            </w:r>
+          </w:p>
+        </w:tc>
+      </w:tr>
+      <w:tr>
+        <w:trPr>
+          <w:cantSplit/>
+        </w:trPr>
+        <w:tc>
+          <w:tcPr>
+            <w:tcW w:type="dxa" w:w="3572"/>
+            <w:shd w:val="clear" w:color="auto" w:fill="F2F5FA"/>
+            <w:vAlign w:val="center"/>
+          </w:tcPr>
+          <w:p>
+            <w:pPr>
+              <w:spacing w:after="0"/>
+            </w:pPr>
+            <w:r>
+              <w:rPr>
+                <w:rFonts w:ascii="游ゴシック" w:hAnsi="游ゴシック" w:eastAsia="游ゴシック"/>
+                <w:b w:val="0"/>
+                <w:sz w:val="16"/>
+              </w:rPr>
+              <w:t>build_mieru_mikomi_input.py</w:t>
+            </w:r>
+          </w:p>
+        </w:tc>
+        <w:tc>
+          <w:tcPr>
+            <w:tcW w:type="dxa" w:w="907"/>
+            <w:shd w:val="clear" w:color="auto" w:fill="F2F5FA"/>
+            <w:vAlign w:val="center"/>
+          </w:tcPr>
+          <w:p>
+            <w:pPr>
+              <w:spacing w:after="0"/>
+              <w:jc w:val="center"/>
+            </w:pPr>
+            <w:r>
+              <w:rPr>
+                <w:rFonts w:ascii="游ゴシック" w:hAnsi="游ゴシック" w:eastAsia="游ゴシック"/>
+                <w:b w:val="0"/>
+                <w:sz w:val="16"/>
+              </w:rPr>
+              <w:t>17件</w:t>
             </w:r>
           </w:p>
         </w:tc>
@@ -1177,7 +1347,7 @@
                 <w:b w:val="0"/>
                 <w:sz w:val="16"/>
               </w:rPr>
-              <w:t>build_mieru_mikomi_input.py</w:t>
+              <w:t>build_mieru_manual_review.py</w:t>
             </w:r>
           </w:p>
         </w:tc>
@@ -1197,7 +1367,7 @@
                 <w:b w:val="0"/>
                 <w:sz w:val="16"/>
               </w:rPr>
-              <w:t>17件</w:t>
+              <w:t>16件</w:t>
             </w:r>
           </w:p>
         </w:tc>
@@ -1261,7 +1431,7 @@
                 <w:b w:val="0"/>
                 <w:sz w:val="16"/>
               </w:rPr>
-              <w:t>build_mieru_manual_review.py</w:t>
+              <w:t>build_mieru_r8_input.py</w:t>
             </w:r>
           </w:p>
         </w:tc>
@@ -1282,7 +1452,7 @@
                 <w:b w:val="0"/>
                 <w:sz w:val="16"/>
               </w:rPr>
-              <w:t>16件</w:t>
+              <w:t>15件</w:t>
             </w:r>
           </w:p>
         </w:tc>
@@ -1347,7 +1517,7 @@
                 <w:b w:val="0"/>
                 <w:sz w:val="16"/>
               </w:rPr>
-              <w:t>build_mieru_r8_input.py</w:t>
+              <w:t>build_member_work_review.py</w:t>
             </w:r>
           </w:p>
         </w:tc>
@@ -1367,7 +1537,7 @@
                 <w:b w:val="0"/>
                 <w:sz w:val="16"/>
               </w:rPr>
-              <w:t>15件</w:t>
+              <w:t>14件</w:t>
             </w:r>
           </w:p>
         </w:tc>
@@ -1431,7 +1601,7 @@
                 <w:b w:val="0"/>
                 <w:sz w:val="16"/>
               </w:rPr>
-              <w:t>build_member_work_review.py</w:t>
+              <w:t>build_chiiki_care_kaigi.py</w:t>
             </w:r>
           </w:p>
         </w:tc>
@@ -1452,7 +1622,7 @@
                 <w:b w:val="0"/>
                 <w:sz w:val="16"/>
               </w:rPr>
-              <w:t>14件</w:t>
+              <w:t>13件</w:t>
             </w:r>
           </w:p>
         </w:tc>
@@ -1517,7 +1687,7 @@
                 <w:b w:val="0"/>
                 <w:sz w:val="16"/>
               </w:rPr>
-              <w:t>build_chiiki_care_kaigi.py</w:t>
+              <w:t>build_mikomiryo_togo.py</w:t>
             </w:r>
           </w:p>
         </w:tc>
@@ -1601,7 +1771,7 @@
                 <w:b w:val="0"/>
                 <w:sz w:val="16"/>
               </w:rPr>
-              <w:t>build_mikomiryo_togo.py</w:t>
+              <w:t>build_ninchisho_ronten.py</w:t>
             </w:r>
           </w:p>
         </w:tc>
@@ -1687,7 +1857,7 @@
                 <w:b w:val="0"/>
                 <w:sz w:val="16"/>
               </w:rPr>
-              <w:t>build_ninchisho_ronten.py</w:t>
+              <w:t>build_soan_kadai.py</w:t>
             </w:r>
           </w:p>
         </w:tc>
@@ -1771,7 +1941,7 @@
                 <w:b w:val="0"/>
                 <w:sz w:val="16"/>
               </w:rPr>
-              <w:t>build_soan_kadai.py</w:t>
+              <w:t>build_kanri_tanaoroshi.py</w:t>
             </w:r>
           </w:p>
         </w:tc>
@@ -1792,7 +1962,7 @@
                 <w:b w:val="0"/>
                 <w:sz w:val="16"/>
               </w:rPr>
-              <w:t>13件</w:t>
+              <w:t>12件</w:t>
             </w:r>
           </w:p>
         </w:tc>
@@ -1834,85 +2004,6 @@
                 <w:sz w:val="16"/>
               </w:rPr>
               <w:t>7件</w:t>
-            </w:r>
-          </w:p>
-        </w:tc>
-      </w:tr>
-      <w:tr>
-        <w:trPr>
-          <w:cantSplit/>
-        </w:trPr>
-        <w:tc>
-          <w:tcPr>
-            <w:tcW w:type="dxa" w:w="3572"/>
-            <w:vAlign w:val="center"/>
-          </w:tcPr>
-          <w:p>
-            <w:pPr>
-              <w:spacing w:after="0"/>
-            </w:pPr>
-            <w:r>
-              <w:rPr>
-                <w:rFonts w:ascii="游ゴシック" w:hAnsi="游ゴシック" w:eastAsia="游ゴシック"/>
-                <w:b w:val="0"/>
-                <w:sz w:val="16"/>
-              </w:rPr>
-              <w:t>build_kanri_tanaoroshi.py</w:t>
-            </w:r>
-          </w:p>
-        </w:tc>
-        <w:tc>
-          <w:tcPr>
-            <w:tcW w:type="dxa" w:w="907"/>
-            <w:vAlign w:val="center"/>
-          </w:tcPr>
-          <w:p>
-            <w:pPr>
-              <w:spacing w:after="0"/>
-              <w:jc w:val="center"/>
-            </w:pPr>
-            <w:r>
-              <w:rPr>
-                <w:rFonts w:ascii="游ゴシック" w:hAnsi="游ゴシック" w:eastAsia="游ゴシック"/>
-                <w:b w:val="0"/>
-                <w:sz w:val="16"/>
-              </w:rPr>
-              <w:t>12件</w:t>
-            </w:r>
-          </w:p>
-        </w:tc>
-        <w:tc>
-          <w:tcPr>
-            <w:tcW w:type="dxa" w:w="3572"/>
-            <w:vAlign w:val="center"/>
-          </w:tcPr>
-          <w:p>
-            <w:pPr>
-              <w:spacing w:after="0"/>
-            </w:pPr>
-            <w:r>
-              <w:rPr>
-                <w:rFonts w:ascii="游ゴシック" w:hAnsi="游ゴシック" w:eastAsia="游ゴシック"/>
-                <w:sz w:val="16"/>
-              </w:rPr>
-            </w:r>
-          </w:p>
-        </w:tc>
-        <w:tc>
-          <w:tcPr>
-            <w:tcW w:type="dxa" w:w="907"/>
-            <w:vAlign w:val="center"/>
-          </w:tcPr>
-          <w:p>
-            <w:pPr>
-              <w:spacing w:after="0"/>
-              <w:jc w:val="center"/>
-            </w:pPr>
-            <w:r>
-              <w:rPr>
-                <w:rFonts w:ascii="游ゴシック" w:hAnsi="游ゴシック" w:eastAsia="游ゴシック"/>
-                <w:sz w:val="16"/>
-              </w:rPr>
             </w:r>
           </w:p>
         </w:tc>
@@ -2074,7 +2165,7 @@
                 <w:b w:val="0"/>
                 <w:sz w:val="18"/>
               </w:rPr>
-              <w:t>896段落143表36図</w:t>
+              <w:t>923段落145表36図</w:t>
             </w:r>
           </w:p>
         </w:tc>
@@ -2093,7 +2184,7 @@
                 <w:b w:val="0"/>
                 <w:sz w:val="18"/>
               </w:rPr>
-              <w:t>発注者・委員会・住民の目に触れるもの。未確定箇所が135箇所（要協議109・要確認25・要内訳1）残っている</w:t>
+              <w:t>発注者・委員会・住民の目に触れるもの。未確定箇所が137箇所（要協議109・要確認27・要内訳1）残っている</w:t>
             </w:r>
           </w:p>
         </w:tc>
@@ -4333,7 +4424,7 @@
           <w:b w:val="0"/>
           <w:sz w:val="21"/>
         </w:rPr>
-        <w:t>現在135箇所（要協議109・要確認25・要内訳1）です。うち第6章第4節（施設の見込み）に58箇所（43％）が集中しており、日常生活圏域と必要利用定員総数（確認事項No.88）が決まれば解消します。</w:t>
+        <w:t>現在137箇所（要協議109・要確認27・要内訳1）です。うち第6章第4節（施設の見込み）に58箇所（43％）が集中しており、日常生活圏域と必要利用定員総数（確認事項No.88）が決まれば解消します。</w:t>
       </w:r>
       <w:r>
         <w:rPr>
@@ -4919,7 +5010,7 @@
           <w:b w:val="0"/>
           <w:sz w:val="21"/>
         </w:rPr>
-        <w:t>自己点検を備えた21本を順に実行し、終了コードが0であることを確かめます。1件でも合わなければ終了コード1で終わり、不適合の内容が表示されます。</w:t>
+        <w:t>自己点検を備えた24本を順に実行し、終了コードが0であることを確かめます。1件でも合わなければ終了コード1で終わり、不適合の内容が表示されます。</w:t>
       </w:r>
     </w:p>
     <w:p>
@@ -4983,7 +5074,7 @@
           <w:rFonts w:ascii="游ゴシック" w:hAnsi="游ゴシック" w:eastAsia="游ゴシック"/>
           <w:sz w:val="18"/>
         </w:rPr>
-        <w:t>※ 再実行できない3本（第2節3）は除いています。自己点検を持たないスクリプトも実行されますが、書き出しに失敗すればやはり0以外で終わります。自己点検を備えた21本は第3節1の表のとおりです。</w:t>
+        <w:t>※ 再実行できない3本（第2節3）は除いています。自己点検を持たないスクリプトも実行されますが、書き出しに失敗すればやはり0以外で終わります。自己点検を備えた24本は第3節1の表のとおりです。</w:t>
       </w:r>
     </w:p>
     <w:p>

--- a/output/第10期計画_チェック依頼_確認箇所と手順.docx
+++ b/output/第10期計画_チェック依頼_確認箇所と手順.docx
@@ -79,7 +79,7 @@
           <w:b w:val="0"/>
           <w:sz w:val="21"/>
         </w:rPr>
-        <w:t>点検の対象は成果品115件（条件付き53件・送付34件・内部保管23件・対象外5件）と計画素案（923段落145表36図）です。ビルドスクリプトは114本あり、うち24本が自らの計算を検算する自己点検を備えています（計310件）。</w:t>
+        <w:t>点検の対象は成果品115件（条件付き53件・送付34件・内部保管23件・対象外5件）と計画素案（926段落145表36図）です。ビルドスクリプトは114本あり、うち24本が自らの計算を検算する自己点検を備えています（計325件）。</w:t>
       </w:r>
     </w:p>
     <w:p>
@@ -872,7 +872,7 @@
           <w:b/>
           <w:sz w:val="20"/>
         </w:rPr>
-        <w:t>表2　自己点検を備えたスクリプト（24本・計310件）</w:t>
+        <w:t>表2　自己点検を備えたスクリプト（24本・計325件）</w:t>
       </w:r>
     </w:p>
     <w:tbl>
@@ -1007,7 +1007,7 @@
                 <w:b w:val="0"/>
                 <w:sz w:val="16"/>
               </w:rPr>
-              <w:t>build_mikomiryo_santei.py</w:t>
+              <w:t>build_survey_monthly_r8_09.py</w:t>
             </w:r>
           </w:p>
         </w:tc>
@@ -1027,7 +1027,7 @@
                 <w:b w:val="0"/>
                 <w:sz w:val="16"/>
               </w:rPr>
-              <w:t>22件</w:t>
+              <w:t>36件</w:t>
             </w:r>
           </w:p>
         </w:tc>
@@ -1091,7 +1091,7 @@
                 <w:b w:val="0"/>
                 <w:sz w:val="16"/>
               </w:rPr>
-              <w:t>build_survey_monthly_r8_09.py</w:t>
+              <w:t>build_mikomiryo_santei.py</w:t>
             </w:r>
           </w:p>
         </w:tc>
@@ -1112,7 +1112,7 @@
                 <w:b w:val="0"/>
                 <w:sz w:val="16"/>
               </w:rPr>
-              <w:t>21件</w:t>
+              <w:t>22件</w:t>
             </w:r>
           </w:p>
         </w:tc>
@@ -2165,7 +2165,7 @@
                 <w:b w:val="0"/>
                 <w:sz w:val="18"/>
               </w:rPr>
-              <w:t>923段落145表36図</w:t>
+              <w:t>926段落145表36図</w:t>
             </w:r>
           </w:p>
         </w:tc>
@@ -2184,7 +2184,7 @@
                 <w:b w:val="0"/>
                 <w:sz w:val="18"/>
               </w:rPr>
-              <w:t>発注者・委員会・住民の目に触れるもの。未確定箇所が137箇所（要協議109・要確認27・要内訳1）残っている</w:t>
+              <w:t>発注者・委員会・住民の目に触れるもの。未確定箇所が138箇所（要協議110・要確認27・要内訳1）残っている</w:t>
             </w:r>
           </w:p>
         </w:tc>
@@ -2419,7 +2419,7 @@
                 <w:b w:val="0"/>
                 <w:sz w:val="18"/>
               </w:rPr>
-              <w:t>確認事項157件</w:t>
+              <w:t>確認事項158件</w:t>
             </w:r>
           </w:p>
         </w:tc>
@@ -4424,7 +4424,7 @@
           <w:b w:val="0"/>
           <w:sz w:val="21"/>
         </w:rPr>
-        <w:t>現在137箇所（要協議109・要確認27・要内訳1）です。うち第6章第4節（施設の見込み）に58箇所（43％）が集中しており、日常生活圏域と必要利用定員総数（確認事項No.88）が決まれば解消します。</w:t>
+        <w:t>現在138箇所（要協議110・要確認27・要内訳1）です。うち第6章第4節（施設の見込み）に58箇所（43％）が集中しており、日常生活圏域と必要利用定員総数（確認事項No.88）が決まれば解消します。</w:t>
       </w:r>
       <w:r>
         <w:rPr>

--- a/output/第10期計画_チェック依頼_確認箇所と手順.docx
+++ b/output/第10期計画_チェック依頼_確認箇所と手順.docx
@@ -79,7 +79,7 @@
           <w:b w:val="0"/>
           <w:sz w:val="21"/>
         </w:rPr>
-        <w:t>点検の対象は成果品115件（条件付き53件・送付34件・内部保管23件・対象外5件）と計画素案（926段落145表36図）です。ビルドスクリプトは114本あり、うち24本が自らの計算を検算する自己点検を備えています（計325件）。</w:t>
+        <w:t>点検の対象は成果品115件（条件付き53件・送付34件・内部保管23件・対象外5件）と計画素案（926段落145表36図）です。ビルドスクリプトは114本あり、うち25本が自らの計算を検算する自己点検を備えています（計338件）。</w:t>
       </w:r>
     </w:p>
     <w:p>
@@ -872,7 +872,7 @@
           <w:b/>
           <w:sz w:val="20"/>
         </w:rPr>
-        <w:t>表2　自己点検を備えたスクリプト（24本・計325件）</w:t>
+        <w:t>表2　自己点検を備えたスクリプト（25本・計338件）</w:t>
       </w:r>
     </w:p>
     <w:tbl>
@@ -1027,7 +1027,7 @@
                 <w:b w:val="0"/>
                 <w:sz w:val="16"/>
               </w:rPr>
-              <w:t>36件</w:t>
+              <w:t>39件</w:t>
             </w:r>
           </w:p>
         </w:tc>
@@ -1046,7 +1046,7 @@
                 <w:b w:val="0"/>
                 <w:sz w:val="16"/>
               </w:rPr>
-              <w:t>build_kisetsu_hosei.py</w:t>
+              <w:t>build_shotoku_dankai.py</w:t>
             </w:r>
           </w:p>
         </w:tc>
@@ -1132,7 +1132,7 @@
                 <w:b w:val="0"/>
                 <w:sz w:val="16"/>
               </w:rPr>
-              <w:t>build_shotoku_dankai.py</w:t>
+              <w:t>build_survey_check.py</w:t>
             </w:r>
           </w:p>
         </w:tc>
@@ -1216,7 +1216,7 @@
                 <w:b w:val="0"/>
                 <w:sz w:val="16"/>
               </w:rPr>
-              <w:t>build_survey_check.py</w:t>
+              <w:t>build_app_review.py</w:t>
             </w:r>
           </w:p>
         </w:tc>
@@ -1236,7 +1236,7 @@
                 <w:b w:val="0"/>
                 <w:sz w:val="16"/>
               </w:rPr>
-              <w:t>12件</w:t>
+              <w:t>11件</w:t>
             </w:r>
           </w:p>
         </w:tc>
@@ -1302,7 +1302,7 @@
                 <w:b w:val="0"/>
                 <w:sz w:val="16"/>
               </w:rPr>
-              <w:t>build_app_review.py</w:t>
+              <w:t>build_kagai_youin.py</w:t>
             </w:r>
           </w:p>
         </w:tc>
@@ -1386,7 +1386,7 @@
                 <w:b w:val="0"/>
                 <w:sz w:val="16"/>
               </w:rPr>
-              <w:t>build_kagai_youin.py</w:t>
+              <w:t>build_mikomiryo.py</w:t>
             </w:r>
           </w:p>
         </w:tc>
@@ -1472,7 +1472,7 @@
                 <w:b w:val="0"/>
                 <w:sz w:val="16"/>
               </w:rPr>
-              <w:t>build_mikomiryo.py</w:t>
+              <w:t>build_survey_jisseki_cross.py</w:t>
             </w:r>
           </w:p>
         </w:tc>
@@ -1556,7 +1556,7 @@
                 <w:b w:val="0"/>
                 <w:sz w:val="16"/>
               </w:rPr>
-              <w:t>build_survey_jisseki_cross.py</w:t>
+              <w:t>build_survey_report.py</w:t>
             </w:r>
           </w:p>
         </w:tc>
@@ -1576,7 +1576,7 @@
                 <w:b w:val="0"/>
                 <w:sz w:val="16"/>
               </w:rPr>
-              <w:t>11件</w:t>
+              <w:t>10件</w:t>
             </w:r>
           </w:p>
         </w:tc>
@@ -2004,6 +2004,85 @@
                 <w:sz w:val="16"/>
               </w:rPr>
               <w:t>7件</w:t>
+            </w:r>
+          </w:p>
+        </w:tc>
+      </w:tr>
+      <w:tr>
+        <w:trPr>
+          <w:cantSplit/>
+        </w:trPr>
+        <w:tc>
+          <w:tcPr>
+            <w:tcW w:type="dxa" w:w="3572"/>
+            <w:vAlign w:val="center"/>
+          </w:tcPr>
+          <w:p>
+            <w:pPr>
+              <w:spacing w:after="0"/>
+            </w:pPr>
+            <w:r>
+              <w:rPr>
+                <w:rFonts w:ascii="游ゴシック" w:hAnsi="游ゴシック" w:eastAsia="游ゴシック"/>
+                <w:b w:val="0"/>
+                <w:sz w:val="16"/>
+              </w:rPr>
+              <w:t>build_kisetsu_hosei.py</w:t>
+            </w:r>
+          </w:p>
+        </w:tc>
+        <w:tc>
+          <w:tcPr>
+            <w:tcW w:type="dxa" w:w="907"/>
+            <w:vAlign w:val="center"/>
+          </w:tcPr>
+          <w:p>
+            <w:pPr>
+              <w:spacing w:after="0"/>
+              <w:jc w:val="center"/>
+            </w:pPr>
+            <w:r>
+              <w:rPr>
+                <w:rFonts w:ascii="游ゴシック" w:hAnsi="游ゴシック" w:eastAsia="游ゴシック"/>
+                <w:b w:val="0"/>
+                <w:sz w:val="16"/>
+              </w:rPr>
+              <w:t>12件</w:t>
+            </w:r>
+          </w:p>
+        </w:tc>
+        <w:tc>
+          <w:tcPr>
+            <w:tcW w:type="dxa" w:w="3572"/>
+            <w:vAlign w:val="center"/>
+          </w:tcPr>
+          <w:p>
+            <w:pPr>
+              <w:spacing w:after="0"/>
+            </w:pPr>
+            <w:r>
+              <w:rPr>
+                <w:rFonts w:ascii="游ゴシック" w:hAnsi="游ゴシック" w:eastAsia="游ゴシック"/>
+                <w:sz w:val="16"/>
+              </w:rPr>
+            </w:r>
+          </w:p>
+        </w:tc>
+        <w:tc>
+          <w:tcPr>
+            <w:tcW w:type="dxa" w:w="907"/>
+            <w:vAlign w:val="center"/>
+          </w:tcPr>
+          <w:p>
+            <w:pPr>
+              <w:spacing w:after="0"/>
+              <w:jc w:val="center"/>
+            </w:pPr>
+            <w:r>
+              <w:rPr>
+                <w:rFonts w:ascii="游ゴシック" w:hAnsi="游ゴシック" w:eastAsia="游ゴシック"/>
+                <w:sz w:val="16"/>
+              </w:rPr>
             </w:r>
           </w:p>
         </w:tc>
@@ -5010,7 +5089,7 @@
           <w:b w:val="0"/>
           <w:sz w:val="21"/>
         </w:rPr>
-        <w:t>自己点検を備えた24本を順に実行し、終了コードが0であることを確かめます。1件でも合わなければ終了コード1で終わり、不適合の内容が表示されます。</w:t>
+        <w:t>自己点検を備えた25本を順に実行し、終了コードが0であることを確かめます。1件でも合わなければ終了コード1で終わり、不適合の内容が表示されます。</w:t>
       </w:r>
     </w:p>
     <w:p>
@@ -5074,7 +5153,7 @@
           <w:rFonts w:ascii="游ゴシック" w:hAnsi="游ゴシック" w:eastAsia="游ゴシック"/>
           <w:sz w:val="18"/>
         </w:rPr>
-        <w:t>※ 再実行できない3本（第2節3）は除いています。自己点検を持たないスクリプトも実行されますが、書き出しに失敗すればやはり0以外で終わります。自己点検を備えた24本は第3節1の表のとおりです。</w:t>
+        <w:t>※ 再実行できない3本（第2節3）は除いています。自己点検を持たないスクリプトも実行されますが、書き出しに失敗すればやはり0以外で終わります。自己点検を備えた25本は第3節1の表のとおりです。</w:t>
       </w:r>
     </w:p>
     <w:p>

--- a/output/第10期計画_チェック依頼_確認箇所と手順.docx
+++ b/output/第10期計画_チェック依頼_確認箇所と手順.docx
@@ -7177,30 +7177,6 @@
         <w:t>第2次概算までにご指摘をいただけると、算定に反映できます。</w:t>
       </w:r>
     </w:p>
-    <w:p>
-      <w:pPr>
-        <w:spacing w:after="80"/>
-      </w:pPr>
-      <w:r>
-        <w:rPr>
-          <w:rFonts w:ascii="游ゴシック" w:hAnsi="游ゴシック" w:eastAsia="游ゴシック"/>
-          <w:sz w:val="21"/>
-        </w:rPr>
-      </w:r>
-    </w:p>
-    <w:p>
-      <w:pPr>
-        <w:spacing w:after="80"/>
-      </w:pPr>
-      <w:r>
-        <w:rPr>
-          <w:rFonts w:ascii="游ゴシック" w:hAnsi="游ゴシック" w:eastAsia="游ゴシック"/>
-          <w:b w:val="0"/>
-          <w:sz w:val="20"/>
-        </w:rPr>
-        <w:t>本書についてのお尋ねは、受託者までお願いします。</w:t>
-      </w:r>
-    </w:p>
     <w:sectPr>
       <w:pgSz w:w="11906" w:h="16838"/>
       <w:pgMar w:top="1134" w:right="1077" w:bottom="1134" w:left="1077" w:header="720" w:footer="720" w:gutter="0"/>

--- a/output/第10期計画_チェック依頼_確認箇所と手順.docx
+++ b/output/第10期計画_チェック依頼_確認箇所と手順.docx
@@ -79,7 +79,7 @@
           <w:b w:val="0"/>
           <w:sz w:val="21"/>
         </w:rPr>
-        <w:t>点検の対象は成果品115件（条件付き53件・送付34件・内部保管23件・対象外5件）と計画素案（926段落145表36図）です。ビルドスクリプトは114本あり、うち25本が自らの計算を検算する自己点検を備えています（計338件）。</w:t>
+        <w:t>点検の対象は成果品115件（条件付き53件・送付34件・内部保管23件・対象外5件）と計画素案（926段落145表36図）です。ビルドスクリプトは114本あり、うち25本が自らの計算を検算する自己点検を備えています（計339件）。</w:t>
       </w:r>
     </w:p>
     <w:p>
@@ -872,7 +872,7 @@
           <w:b/>
           <w:sz w:val="20"/>
         </w:rPr>
-        <w:t>表2　自己点検を備えたスクリプト（25本・計338件）</w:t>
+        <w:t>表2　自己点検を備えたスクリプト（25本・計339件）</w:t>
       </w:r>
     </w:p>
     <w:tbl>
@@ -1576,7 +1576,7 @@
                 <w:b w:val="0"/>
                 <w:sz w:val="16"/>
               </w:rPr>
-              <w:t>10件</w:t>
+              <w:t>11件</w:t>
             </w:r>
           </w:p>
         </w:tc>

--- a/output/第10期計画_チェック依頼_確認箇所と手順.docx
+++ b/output/第10期計画_チェック依頼_確認箇所と手順.docx
@@ -79,7 +79,7 @@
           <w:b w:val="0"/>
           <w:sz w:val="21"/>
         </w:rPr>
-        <w:t>点検の対象は成果品115件（条件付き53件・送付34件・内部保管23件・対象外5件）と計画素案（926段落145表36図）です。ビルドスクリプトは114本あり、うち25本が自らの計算を検算する自己点検を備えています（計339件）。</w:t>
+        <w:t>点検の対象は成果品116件（条件付き54件・送付34件・内部保管23件・対象外5件）と計画素案（926段落145表36図）です。ビルドスクリプトは115本あり、うち26本が自らの計算を検算する自己点検を備えています（計356件）。</w:t>
       </w:r>
     </w:p>
     <w:p>
@@ -872,7 +872,7 @@
           <w:b/>
           <w:sz w:val="20"/>
         </w:rPr>
-        <w:t>表2　自己点検を備えたスクリプト（25本・計339件）</w:t>
+        <w:t>表2　自己点検を備えたスクリプト（26本・計356件）</w:t>
       </w:r>
     </w:p>
     <w:tbl>
@@ -1046,7 +1046,7 @@
                 <w:b w:val="0"/>
                 <w:sz w:val="16"/>
               </w:rPr>
-              <w:t>build_shotoku_dankai.py</w:t>
+              <w:t>build_kisetsu_hosei.py</w:t>
             </w:r>
           </w:p>
         </w:tc>
@@ -1132,7 +1132,7 @@
                 <w:b w:val="0"/>
                 <w:sz w:val="16"/>
               </w:rPr>
-              <w:t>build_survey_check.py</w:t>
+              <w:t>build_shotoku_dankai.py</w:t>
             </w:r>
           </w:p>
         </w:tc>
@@ -1216,7 +1216,7 @@
                 <w:b w:val="0"/>
                 <w:sz w:val="16"/>
               </w:rPr>
-              <w:t>build_app_review.py</w:t>
+              <w:t>build_survey_check.py</w:t>
             </w:r>
           </w:p>
         </w:tc>
@@ -1236,7 +1236,7 @@
                 <w:b w:val="0"/>
                 <w:sz w:val="16"/>
               </w:rPr>
-              <w:t>11件</w:t>
+              <w:t>12件</w:t>
             </w:r>
           </w:p>
         </w:tc>
@@ -1302,7 +1302,7 @@
                 <w:b w:val="0"/>
                 <w:sz w:val="16"/>
               </w:rPr>
-              <w:t>build_kagai_youin.py</w:t>
+              <w:t>build_app_review.py</w:t>
             </w:r>
           </w:p>
         </w:tc>
@@ -1347,7 +1347,7 @@
                 <w:b w:val="0"/>
                 <w:sz w:val="16"/>
               </w:rPr>
-              <w:t>build_mieru_manual_review.py</w:t>
+              <w:t>build_receipt_kyufu_sogo.py</w:t>
             </w:r>
           </w:p>
         </w:tc>
@@ -1367,7 +1367,7 @@
                 <w:b w:val="0"/>
                 <w:sz w:val="16"/>
               </w:rPr>
-              <w:t>16件</w:t>
+              <w:t>17件</w:t>
             </w:r>
           </w:p>
         </w:tc>
@@ -1386,7 +1386,7 @@
                 <w:b w:val="0"/>
                 <w:sz w:val="16"/>
               </w:rPr>
-              <w:t>build_mikomiryo.py</w:t>
+              <w:t>build_kagai_youin.py</w:t>
             </w:r>
           </w:p>
         </w:tc>
@@ -1431,7 +1431,7 @@
                 <w:b w:val="0"/>
                 <w:sz w:val="16"/>
               </w:rPr>
-              <w:t>build_mieru_r8_input.py</w:t>
+              <w:t>build_mieru_manual_review.py</w:t>
             </w:r>
           </w:p>
         </w:tc>
@@ -1452,7 +1452,7 @@
                 <w:b w:val="0"/>
                 <w:sz w:val="16"/>
               </w:rPr>
-              <w:t>15件</w:t>
+              <w:t>16件</w:t>
             </w:r>
           </w:p>
         </w:tc>
@@ -1472,7 +1472,7 @@
                 <w:b w:val="0"/>
                 <w:sz w:val="16"/>
               </w:rPr>
-              <w:t>build_survey_jisseki_cross.py</w:t>
+              <w:t>build_mikomiryo.py</w:t>
             </w:r>
           </w:p>
         </w:tc>
@@ -1517,7 +1517,7 @@
                 <w:b w:val="0"/>
                 <w:sz w:val="16"/>
               </w:rPr>
-              <w:t>build_member_work_review.py</w:t>
+              <w:t>build_mieru_r8_input.py</w:t>
             </w:r>
           </w:p>
         </w:tc>
@@ -1537,7 +1537,7 @@
                 <w:b w:val="0"/>
                 <w:sz w:val="16"/>
               </w:rPr>
-              <w:t>14件</w:t>
+              <w:t>15件</w:t>
             </w:r>
           </w:p>
         </w:tc>
@@ -1556,7 +1556,7 @@
                 <w:b w:val="0"/>
                 <w:sz w:val="16"/>
               </w:rPr>
-              <w:t>build_survey_report.py</w:t>
+              <w:t>build_survey_jisseki_cross.py</w:t>
             </w:r>
           </w:p>
         </w:tc>
@@ -1601,7 +1601,177 @@
                 <w:b w:val="0"/>
                 <w:sz w:val="16"/>
               </w:rPr>
+              <w:t>build_member_work_review.py</w:t>
+            </w:r>
+          </w:p>
+        </w:tc>
+        <w:tc>
+          <w:tcPr>
+            <w:tcW w:type="dxa" w:w="907"/>
+            <w:shd w:val="clear" w:color="auto" w:fill="F2F5FA"/>
+            <w:vAlign w:val="center"/>
+          </w:tcPr>
+          <w:p>
+            <w:pPr>
+              <w:spacing w:after="0"/>
+              <w:jc w:val="center"/>
+            </w:pPr>
+            <w:r>
+              <w:rPr>
+                <w:rFonts w:ascii="游ゴシック" w:hAnsi="游ゴシック" w:eastAsia="游ゴシック"/>
+                <w:b w:val="0"/>
+                <w:sz w:val="16"/>
+              </w:rPr>
+              <w:t>14件</w:t>
+            </w:r>
+          </w:p>
+        </w:tc>
+        <w:tc>
+          <w:tcPr>
+            <w:tcW w:type="dxa" w:w="3572"/>
+            <w:shd w:val="clear" w:color="auto" w:fill="F2F5FA"/>
+            <w:vAlign w:val="center"/>
+          </w:tcPr>
+          <w:p>
+            <w:pPr>
+              <w:spacing w:after="0"/>
+            </w:pPr>
+            <w:r>
+              <w:rPr>
+                <w:rFonts w:ascii="游ゴシック" w:hAnsi="游ゴシック" w:eastAsia="游ゴシック"/>
+                <w:b w:val="0"/>
+                <w:sz w:val="16"/>
+              </w:rPr>
+              <w:t>build_survey_report.py</w:t>
+            </w:r>
+          </w:p>
+        </w:tc>
+        <w:tc>
+          <w:tcPr>
+            <w:tcW w:type="dxa" w:w="907"/>
+            <w:shd w:val="clear" w:color="auto" w:fill="F2F5FA"/>
+            <w:vAlign w:val="center"/>
+          </w:tcPr>
+          <w:p>
+            <w:pPr>
+              <w:spacing w:after="0"/>
+              <w:jc w:val="center"/>
+            </w:pPr>
+            <w:r>
+              <w:rPr>
+                <w:rFonts w:ascii="游ゴシック" w:hAnsi="游ゴシック" w:eastAsia="游ゴシック"/>
+                <w:b w:val="0"/>
+                <w:sz w:val="16"/>
+              </w:rPr>
+              <w:t>11件</w:t>
+            </w:r>
+          </w:p>
+        </w:tc>
+      </w:tr>
+      <w:tr>
+        <w:trPr>
+          <w:cantSplit/>
+        </w:trPr>
+        <w:tc>
+          <w:tcPr>
+            <w:tcW w:type="dxa" w:w="3572"/>
+            <w:vAlign w:val="center"/>
+          </w:tcPr>
+          <w:p>
+            <w:pPr>
+              <w:spacing w:after="0"/>
+            </w:pPr>
+            <w:r>
+              <w:rPr>
+                <w:rFonts w:ascii="游ゴシック" w:hAnsi="游ゴシック" w:eastAsia="游ゴシック"/>
+                <w:b w:val="0"/>
+                <w:sz w:val="16"/>
+              </w:rPr>
               <w:t>build_chiiki_care_kaigi.py</w:t>
+            </w:r>
+          </w:p>
+        </w:tc>
+        <w:tc>
+          <w:tcPr>
+            <w:tcW w:type="dxa" w:w="907"/>
+            <w:vAlign w:val="center"/>
+          </w:tcPr>
+          <w:p>
+            <w:pPr>
+              <w:spacing w:after="0"/>
+              <w:jc w:val="center"/>
+            </w:pPr>
+            <w:r>
+              <w:rPr>
+                <w:rFonts w:ascii="游ゴシック" w:hAnsi="游ゴシック" w:eastAsia="游ゴシック"/>
+                <w:b w:val="0"/>
+                <w:sz w:val="16"/>
+              </w:rPr>
+              <w:t>13件</w:t>
+            </w:r>
+          </w:p>
+        </w:tc>
+        <w:tc>
+          <w:tcPr>
+            <w:tcW w:type="dxa" w:w="3572"/>
+            <w:vAlign w:val="center"/>
+          </w:tcPr>
+          <w:p>
+            <w:pPr>
+              <w:spacing w:after="0"/>
+            </w:pPr>
+            <w:r>
+              <w:rPr>
+                <w:rFonts w:ascii="游ゴシック" w:hAnsi="游ゴシック" w:eastAsia="游ゴシック"/>
+                <w:b w:val="0"/>
+                <w:sz w:val="16"/>
+              </w:rPr>
+              <w:t>build_taikeikakuhi.py</w:t>
+            </w:r>
+          </w:p>
+        </w:tc>
+        <w:tc>
+          <w:tcPr>
+            <w:tcW w:type="dxa" w:w="907"/>
+            <w:vAlign w:val="center"/>
+          </w:tcPr>
+          <w:p>
+            <w:pPr>
+              <w:spacing w:after="0"/>
+              <w:jc w:val="center"/>
+            </w:pPr>
+            <w:r>
+              <w:rPr>
+                <w:rFonts w:ascii="游ゴシック" w:hAnsi="游ゴシック" w:eastAsia="游ゴシック"/>
+                <w:b w:val="0"/>
+                <w:sz w:val="16"/>
+              </w:rPr>
+              <w:t>10件</w:t>
+            </w:r>
+          </w:p>
+        </w:tc>
+      </w:tr>
+      <w:tr>
+        <w:trPr>
+          <w:cantSplit/>
+        </w:trPr>
+        <w:tc>
+          <w:tcPr>
+            <w:tcW w:type="dxa" w:w="3572"/>
+            <w:shd w:val="clear" w:color="auto" w:fill="F2F5FA"/>
+            <w:vAlign w:val="center"/>
+          </w:tcPr>
+          <w:p>
+            <w:pPr>
+              <w:spacing w:after="0"/>
+            </w:pPr>
+            <w:r>
+              <w:rPr>
+                <w:rFonts w:ascii="游ゴシック" w:hAnsi="游ゴシック" w:eastAsia="游ゴシック"/>
+                <w:b w:val="0"/>
+                <w:sz w:val="16"/>
+              </w:rPr>
+              <w:t>build_mikomiryo_togo.py</w:t>
             </w:r>
           </w:p>
         </w:tc>
@@ -1642,7 +1812,7 @@
                 <w:b w:val="0"/>
                 <w:sz w:val="16"/>
               </w:rPr>
-              <w:t>build_taikeikakuhi.py</w:t>
+              <w:t>build_check_irai.py</w:t>
             </w:r>
           </w:p>
         </w:tc>
@@ -1663,7 +1833,7 @@
                 <w:b w:val="0"/>
                 <w:sz w:val="16"/>
               </w:rPr>
-              <w:t>10件</w:t>
+              <w:t>9件</w:t>
             </w:r>
           </w:p>
         </w:tc>
@@ -1687,7 +1857,7 @@
                 <w:b w:val="0"/>
                 <w:sz w:val="16"/>
               </w:rPr>
-              <w:t>build_mikomiryo_togo.py</w:t>
+              <w:t>build_ninchisho_ronten.py</w:t>
             </w:r>
           </w:p>
         </w:tc>
@@ -1726,7 +1896,7 @@
                 <w:b w:val="0"/>
                 <w:sz w:val="16"/>
               </w:rPr>
-              <w:t>build_check_irai.py</w:t>
+              <w:t>build_shiryo_denwa.py</w:t>
             </w:r>
           </w:p>
         </w:tc>
@@ -1746,7 +1916,7 @@
                 <w:b w:val="0"/>
                 <w:sz w:val="16"/>
               </w:rPr>
-              <w:t>9件</w:t>
+              <w:t>8件</w:t>
             </w:r>
           </w:p>
         </w:tc>
@@ -1771,7 +1941,7 @@
                 <w:b w:val="0"/>
                 <w:sz w:val="16"/>
               </w:rPr>
-              <w:t>build_ninchisho_ronten.py</w:t>
+              <w:t>build_soan_kadai.py</w:t>
             </w:r>
           </w:p>
         </w:tc>
@@ -1812,177 +1982,7 @@
                 <w:b w:val="0"/>
                 <w:sz w:val="16"/>
               </w:rPr>
-              <w:t>build_shiryo_denwa.py</w:t>
-            </w:r>
-          </w:p>
-        </w:tc>
-        <w:tc>
-          <w:tcPr>
-            <w:tcW w:type="dxa" w:w="907"/>
-            <w:shd w:val="clear" w:color="auto" w:fill="F2F5FA"/>
-            <w:vAlign w:val="center"/>
-          </w:tcPr>
-          <w:p>
-            <w:pPr>
-              <w:spacing w:after="0"/>
-              <w:jc w:val="center"/>
-            </w:pPr>
-            <w:r>
-              <w:rPr>
-                <w:rFonts w:ascii="游ゴシック" w:hAnsi="游ゴシック" w:eastAsia="游ゴシック"/>
-                <w:b w:val="0"/>
-                <w:sz w:val="16"/>
-              </w:rPr>
-              <w:t>8件</w:t>
-            </w:r>
-          </w:p>
-        </w:tc>
-      </w:tr>
-      <w:tr>
-        <w:trPr>
-          <w:cantSplit/>
-        </w:trPr>
-        <w:tc>
-          <w:tcPr>
-            <w:tcW w:type="dxa" w:w="3572"/>
-            <w:vAlign w:val="center"/>
-          </w:tcPr>
-          <w:p>
-            <w:pPr>
-              <w:spacing w:after="0"/>
-            </w:pPr>
-            <w:r>
-              <w:rPr>
-                <w:rFonts w:ascii="游ゴシック" w:hAnsi="游ゴシック" w:eastAsia="游ゴシック"/>
-                <w:b w:val="0"/>
-                <w:sz w:val="16"/>
-              </w:rPr>
-              <w:t>build_soan_kadai.py</w:t>
-            </w:r>
-          </w:p>
-        </w:tc>
-        <w:tc>
-          <w:tcPr>
-            <w:tcW w:type="dxa" w:w="907"/>
-            <w:vAlign w:val="center"/>
-          </w:tcPr>
-          <w:p>
-            <w:pPr>
-              <w:spacing w:after="0"/>
-              <w:jc w:val="center"/>
-            </w:pPr>
-            <w:r>
-              <w:rPr>
-                <w:rFonts w:ascii="游ゴシック" w:hAnsi="游ゴシック" w:eastAsia="游ゴシック"/>
-                <w:b w:val="0"/>
-                <w:sz w:val="16"/>
-              </w:rPr>
-              <w:t>13件</w:t>
-            </w:r>
-          </w:p>
-        </w:tc>
-        <w:tc>
-          <w:tcPr>
-            <w:tcW w:type="dxa" w:w="3572"/>
-            <w:vAlign w:val="center"/>
-          </w:tcPr>
-          <w:p>
-            <w:pPr>
-              <w:spacing w:after="0"/>
-            </w:pPr>
-            <w:r>
-              <w:rPr>
-                <w:rFonts w:ascii="游ゴシック" w:hAnsi="游ゴシック" w:eastAsia="游ゴシック"/>
-                <w:b w:val="0"/>
-                <w:sz w:val="16"/>
-              </w:rPr>
               <w:t>build_mikomi_juryo_nashi.py</w:t>
-            </w:r>
-          </w:p>
-        </w:tc>
-        <w:tc>
-          <w:tcPr>
-            <w:tcW w:type="dxa" w:w="907"/>
-            <w:vAlign w:val="center"/>
-          </w:tcPr>
-          <w:p>
-            <w:pPr>
-              <w:spacing w:after="0"/>
-              <w:jc w:val="center"/>
-            </w:pPr>
-            <w:r>
-              <w:rPr>
-                <w:rFonts w:ascii="游ゴシック" w:hAnsi="游ゴシック" w:eastAsia="游ゴシック"/>
-                <w:b w:val="0"/>
-                <w:sz w:val="16"/>
-              </w:rPr>
-              <w:t>7件</w:t>
-            </w:r>
-          </w:p>
-        </w:tc>
-      </w:tr>
-      <w:tr>
-        <w:trPr>
-          <w:cantSplit/>
-        </w:trPr>
-        <w:tc>
-          <w:tcPr>
-            <w:tcW w:type="dxa" w:w="3572"/>
-            <w:shd w:val="clear" w:color="auto" w:fill="F2F5FA"/>
-            <w:vAlign w:val="center"/>
-          </w:tcPr>
-          <w:p>
-            <w:pPr>
-              <w:spacing w:after="0"/>
-            </w:pPr>
-            <w:r>
-              <w:rPr>
-                <w:rFonts w:ascii="游ゴシック" w:hAnsi="游ゴシック" w:eastAsia="游ゴシック"/>
-                <w:b w:val="0"/>
-                <w:sz w:val="16"/>
-              </w:rPr>
-              <w:t>build_kanri_tanaoroshi.py</w:t>
-            </w:r>
-          </w:p>
-        </w:tc>
-        <w:tc>
-          <w:tcPr>
-            <w:tcW w:type="dxa" w:w="907"/>
-            <w:shd w:val="clear" w:color="auto" w:fill="F2F5FA"/>
-            <w:vAlign w:val="center"/>
-          </w:tcPr>
-          <w:p>
-            <w:pPr>
-              <w:spacing w:after="0"/>
-              <w:jc w:val="center"/>
-            </w:pPr>
-            <w:r>
-              <w:rPr>
-                <w:rFonts w:ascii="游ゴシック" w:hAnsi="游ゴシック" w:eastAsia="游ゴシック"/>
-                <w:b w:val="0"/>
-                <w:sz w:val="16"/>
-              </w:rPr>
-              <w:t>12件</w:t>
-            </w:r>
-          </w:p>
-        </w:tc>
-        <w:tc>
-          <w:tcPr>
-            <w:tcW w:type="dxa" w:w="3572"/>
-            <w:shd w:val="clear" w:color="auto" w:fill="F2F5FA"/>
-            <w:vAlign w:val="center"/>
-          </w:tcPr>
-          <w:p>
-            <w:pPr>
-              <w:spacing w:after="0"/>
-            </w:pPr>
-            <w:r>
-              <w:rPr>
-                <w:rFonts w:ascii="游ゴシック" w:hAnsi="游ゴシック" w:eastAsia="游ゴシック"/>
-                <w:b w:val="0"/>
-                <w:sz w:val="16"/>
-              </w:rPr>
-              <w:t>build_soan_kaki_review.py</w:t>
             </w:r>
           </w:p>
         </w:tc>
@@ -2027,7 +2027,7 @@
                 <w:b w:val="0"/>
                 <w:sz w:val="16"/>
               </w:rPr>
-              <w:t>build_kisetsu_hosei.py</w:t>
+              <w:t>build_kanri_tanaoroshi.py</w:t>
             </w:r>
           </w:p>
         </w:tc>
@@ -2063,8 +2063,10 @@
             <w:r>
               <w:rPr>
                 <w:rFonts w:ascii="游ゴシック" w:hAnsi="游ゴシック" w:eastAsia="游ゴシック"/>
+                <w:b w:val="0"/>
                 <w:sz w:val="16"/>
               </w:rPr>
+              <w:t>build_soan_kaki_review.py</w:t>
             </w:r>
           </w:p>
         </w:tc>
@@ -2081,8 +2083,10 @@
             <w:r>
               <w:rPr>
                 <w:rFonts w:ascii="游ゴシック" w:hAnsi="游ゴシック" w:eastAsia="游ゴシック"/>
+                <w:b w:val="0"/>
                 <w:sz w:val="16"/>
               </w:rPr>
+              <w:t>7件</w:t>
             </w:r>
           </w:p>
         </w:tc>
@@ -3548,9 +3552,9 @@
                 <w:b w:val="0"/>
                 <w:sz w:val="18"/>
               </w:rPr>
-              <w:t>広域連合のファイル</w:t>
+              <w:t>広域連合のファイル（再提供）</w:t>
               <w:br/>
-              <w:t>3,083,474,291円</w:t>
+              <w:t>3,213,054,558円</w:t>
             </w:r>
           </w:p>
         </w:tc>
@@ -3570,7 +3574,7 @@
                 <w:b w:val="0"/>
                 <w:sz w:val="18"/>
               </w:rPr>
-              <w:t>129,580,267円（4.20％）の差。令和6年度・令和8年度は円単位で一致する。抽出条件を照会中（確認事項No.87）</w:t>
+              <w:t>令和8年9月25日の再提供により一致した。3か年とも要介護度別まで円単位で一致する（確認事項No.87は解決）</w:t>
             </w:r>
           </w:p>
         </w:tc>
@@ -5089,7 +5093,7 @@
           <w:b w:val="0"/>
           <w:sz w:val="21"/>
         </w:rPr>
-        <w:t>自己点検を備えた25本を順に実行し、終了コードが0であることを確かめます。1件でも合わなければ終了コード1で終わり、不適合の内容が表示されます。</w:t>
+        <w:t>自己点検を備えた26本を順に実行し、終了コードが0であることを確かめます。1件でも合わなければ終了コード1で終わり、不適合の内容が表示されます。</w:t>
       </w:r>
     </w:p>
     <w:p>
@@ -5153,7 +5157,7 @@
           <w:rFonts w:ascii="游ゴシック" w:hAnsi="游ゴシック" w:eastAsia="游ゴシック"/>
           <w:sz w:val="18"/>
         </w:rPr>
-        <w:t>※ 再実行できない3本（第2節3）は除いています。自己点検を持たないスクリプトも実行されますが、書き出しに失敗すればやはり0以外で終わります。自己点検を備えた25本は第3節1の表のとおりです。</w:t>
+        <w:t>※ 再実行できない3本（第2節3）は除いています。自己点検を持たないスクリプトも実行されますが、書き出しに失敗すればやはり0以外で終わります。自己点検を備えた26本は第3節1の表のとおりです。</w:t>
       </w:r>
     </w:p>
     <w:p>

--- a/output/第10期計画_チェック依頼_確認箇所と手順.docx
+++ b/output/第10期計画_チェック依頼_確認箇所と手順.docx
@@ -79,7 +79,7 @@
           <w:b w:val="0"/>
           <w:sz w:val="21"/>
         </w:rPr>
-        <w:t>点検の対象は成果品116件（条件付き54件・送付34件・内部保管23件・対象外5件）と計画素案（926段落145表36図）です。ビルドスクリプトは115本あり、うち26本が自らの計算を検算する自己点検を備えています（計356件）。</w:t>
+        <w:t>点検の対象は成果品116件（条件付き54件・送付34件・内部保管23件・対象外5件）と計画素案（928段落145表36図）です。ビルドスクリプトは115本あり、うち26本が自らの計算を検算する自己点検を備えています（計356件）。</w:t>
       </w:r>
     </w:p>
     <w:p>
@@ -2248,7 +2248,7 @@
                 <w:b w:val="0"/>
                 <w:sz w:val="18"/>
               </w:rPr>
-              <w:t>926段落145表36図</w:t>
+              <w:t>928段落145表36図</w:t>
             </w:r>
           </w:p>
         </w:tc>

--- a/output/第10期計画_チェック依頼_確認箇所と手順.docx
+++ b/output/第10期計画_チェック依頼_確認箇所と手順.docx
@@ -79,7 +79,7 @@
           <w:b w:val="0"/>
           <w:sz w:val="21"/>
         </w:rPr>
-        <w:t>点検の対象は成果品116件（条件付き54件・送付34件・内部保管23件・対象外5件）と計画素案（928段落145表36図）です。ビルドスクリプトは115本あり、うち26本が自らの計算を検算する自己点検を備えています（計356件）。</w:t>
+        <w:t>点検の対象は成果品116件（条件付き54件・送付34件・内部保管23件・対象外5件）と計画素案（928段落145表36図）です。ビルドスクリプトは115本あり、うち27本が自らの計算を検算する自己点検を備えています（計368件）。</w:t>
       </w:r>
     </w:p>
     <w:p>
@@ -872,7 +872,7 @@
           <w:b/>
           <w:sz w:val="20"/>
         </w:rPr>
-        <w:t>表2　自己点検を備えたスクリプト（26本・計356件）</w:t>
+        <w:t>表2　自己点検を備えたスクリプト（27本・計368件）</w:t>
       </w:r>
     </w:p>
     <w:tbl>
@@ -1027,7 +1027,7 @@
                 <w:b w:val="0"/>
                 <w:sz w:val="16"/>
               </w:rPr>
-              <w:t>39件</w:t>
+              <w:t>40件</w:t>
             </w:r>
           </w:p>
         </w:tc>
@@ -1046,7 +1046,7 @@
                 <w:b w:val="0"/>
                 <w:sz w:val="16"/>
               </w:rPr>
-              <w:t>build_kisetsu_hosei.py</w:t>
+              <w:t>build_shotoku_dankai.py</w:t>
             </w:r>
           </w:p>
         </w:tc>
@@ -1132,7 +1132,7 @@
                 <w:b w:val="0"/>
                 <w:sz w:val="16"/>
               </w:rPr>
-              <w:t>build_shotoku_dankai.py</w:t>
+              <w:t>build_survey_check.py</w:t>
             </w:r>
           </w:p>
         </w:tc>
@@ -1216,7 +1216,7 @@
                 <w:b w:val="0"/>
                 <w:sz w:val="16"/>
               </w:rPr>
-              <w:t>build_survey_check.py</w:t>
+              <w:t>build_survey_report.py</w:t>
             </w:r>
           </w:p>
         </w:tc>
@@ -1642,7 +1642,7 @@
                 <w:b w:val="0"/>
                 <w:sz w:val="16"/>
               </w:rPr>
-              <w:t>build_survey_report.py</w:t>
+              <w:t>build_survey_report_doc.py</w:t>
             </w:r>
           </w:p>
         </w:tc>
@@ -1663,7 +1663,7 @@
                 <w:b w:val="0"/>
                 <w:sz w:val="16"/>
               </w:rPr>
-              <w:t>11件</w:t>
+              <w:t>10件</w:t>
             </w:r>
           </w:p>
         </w:tc>
@@ -2087,6 +2087,89 @@
                 <w:sz w:val="16"/>
               </w:rPr>
               <w:t>7件</w:t>
+            </w:r>
+          </w:p>
+        </w:tc>
+      </w:tr>
+      <w:tr>
+        <w:trPr>
+          <w:cantSplit/>
+        </w:trPr>
+        <w:tc>
+          <w:tcPr>
+            <w:tcW w:type="dxa" w:w="3572"/>
+            <w:shd w:val="clear" w:color="auto" w:fill="F2F5FA"/>
+            <w:vAlign w:val="center"/>
+          </w:tcPr>
+          <w:p>
+            <w:pPr>
+              <w:spacing w:after="0"/>
+            </w:pPr>
+            <w:r>
+              <w:rPr>
+                <w:rFonts w:ascii="游ゴシック" w:hAnsi="游ゴシック" w:eastAsia="游ゴシック"/>
+                <w:b w:val="0"/>
+                <w:sz w:val="16"/>
+              </w:rPr>
+              <w:t>build_kisetsu_hosei.py</w:t>
+            </w:r>
+          </w:p>
+        </w:tc>
+        <w:tc>
+          <w:tcPr>
+            <w:tcW w:type="dxa" w:w="907"/>
+            <w:shd w:val="clear" w:color="auto" w:fill="F2F5FA"/>
+            <w:vAlign w:val="center"/>
+          </w:tcPr>
+          <w:p>
+            <w:pPr>
+              <w:spacing w:after="0"/>
+              <w:jc w:val="center"/>
+            </w:pPr>
+            <w:r>
+              <w:rPr>
+                <w:rFonts w:ascii="游ゴシック" w:hAnsi="游ゴシック" w:eastAsia="游ゴシック"/>
+                <w:b w:val="0"/>
+                <w:sz w:val="16"/>
+              </w:rPr>
+              <w:t>12件</w:t>
+            </w:r>
+          </w:p>
+        </w:tc>
+        <w:tc>
+          <w:tcPr>
+            <w:tcW w:type="dxa" w:w="3572"/>
+            <w:shd w:val="clear" w:color="auto" w:fill="F2F5FA"/>
+            <w:vAlign w:val="center"/>
+          </w:tcPr>
+          <w:p>
+            <w:pPr>
+              <w:spacing w:after="0"/>
+            </w:pPr>
+            <w:r>
+              <w:rPr>
+                <w:rFonts w:ascii="游ゴシック" w:hAnsi="游ゴシック" w:eastAsia="游ゴシック"/>
+                <w:sz w:val="16"/>
+              </w:rPr>
+            </w:r>
+          </w:p>
+        </w:tc>
+        <w:tc>
+          <w:tcPr>
+            <w:tcW w:type="dxa" w:w="907"/>
+            <w:shd w:val="clear" w:color="auto" w:fill="F2F5FA"/>
+            <w:vAlign w:val="center"/>
+          </w:tcPr>
+          <w:p>
+            <w:pPr>
+              <w:spacing w:after="0"/>
+              <w:jc w:val="center"/>
+            </w:pPr>
+            <w:r>
+              <w:rPr>
+                <w:rFonts w:ascii="游ゴシック" w:hAnsi="游ゴシック" w:eastAsia="游ゴシック"/>
+                <w:sz w:val="16"/>
+              </w:rPr>
             </w:r>
           </w:p>
         </w:tc>
@@ -5093,7 +5176,7 @@
           <w:b w:val="0"/>
           <w:sz w:val="21"/>
         </w:rPr>
-        <w:t>自己点検を備えた26本を順に実行し、終了コードが0であることを確かめます。1件でも合わなければ終了コード1で終わり、不適合の内容が表示されます。</w:t>
+        <w:t>自己点検を備えた27本を順に実行し、終了コードが0であることを確かめます。1件でも合わなければ終了コード1で終わり、不適合の内容が表示されます。</w:t>
       </w:r>
     </w:p>
     <w:p>
@@ -5157,7 +5240,7 @@
           <w:rFonts w:ascii="游ゴシック" w:hAnsi="游ゴシック" w:eastAsia="游ゴシック"/>
           <w:sz w:val="18"/>
         </w:rPr>
-        <w:t>※ 再実行できない3本（第2節3）は除いています。自己点検を持たないスクリプトも実行されますが、書き出しに失敗すればやはり0以外で終わります。自己点検を備えた26本は第3節1の表のとおりです。</w:t>
+        <w:t>※ 再実行できない3本（第2節3）は除いています。自己点検を持たないスクリプトも実行されますが、書き出しに失敗すればやはり0以外で終わります。自己点検を備えた27本は第3節1の表のとおりです。</w:t>
       </w:r>
     </w:p>
     <w:p>

--- a/output/第10期計画_チェック依頼_確認箇所と手順.docx
+++ b/output/第10期計画_チェック依頼_確認箇所と手順.docx
@@ -79,7 +79,7 @@
           <w:b w:val="0"/>
           <w:sz w:val="21"/>
         </w:rPr>
-        <w:t>点検の対象は成果品116件（条件付き54件・送付34件・内部保管23件・対象外5件）と計画素案（928段落145表36図）です。ビルドスクリプトは115本あり、うち27本が自らの計算を検算する自己点検を備えています（計368件）。</w:t>
+        <w:t>点検の対象は成果品117件（条件付き55件・送付34件・内部保管23件・対象外5件）と計画素案（928段落145表36図）です。ビルドスクリプトは116本あり、うち28本が自らの計算を検算する自己点検を備えています（計385件）。</w:t>
       </w:r>
     </w:p>
     <w:p>
@@ -872,7 +872,7 @@
           <w:b/>
           <w:sz w:val="20"/>
         </w:rPr>
-        <w:t>表2　自己点検を備えたスクリプト（27本・計368件）</w:t>
+        <w:t>表2　自己点検を備えたスクリプト（28本・計385件）</w:t>
       </w:r>
     </w:p>
     <w:tbl>
@@ -1046,7 +1046,7 @@
                 <w:b w:val="0"/>
                 <w:sz w:val="16"/>
               </w:rPr>
-              <w:t>build_shotoku_dankai.py</w:t>
+              <w:t>build_kisetsu_hosei.py</w:t>
             </w:r>
           </w:p>
         </w:tc>
@@ -1132,7 +1132,7 @@
                 <w:b w:val="0"/>
                 <w:sz w:val="16"/>
               </w:rPr>
-              <w:t>build_survey_check.py</w:t>
+              <w:t>build_shotoku_dankai.py</w:t>
             </w:r>
           </w:p>
         </w:tc>
@@ -1216,7 +1216,7 @@
                 <w:b w:val="0"/>
                 <w:sz w:val="16"/>
               </w:rPr>
-              <w:t>build_survey_report.py</w:t>
+              <w:t>build_survey_check.py</w:t>
             </w:r>
           </w:p>
         </w:tc>
@@ -1302,7 +1302,7 @@
                 <w:b w:val="0"/>
                 <w:sz w:val="16"/>
               </w:rPr>
-              <w:t>build_app_review.py</w:t>
+              <w:t>build_survey_report.py</w:t>
             </w:r>
           </w:p>
         </w:tc>
@@ -1323,7 +1323,7 @@
                 <w:b w:val="0"/>
                 <w:sz w:val="16"/>
               </w:rPr>
-              <w:t>11件</w:t>
+              <w:t>12件</w:t>
             </w:r>
           </w:p>
         </w:tc>
@@ -1386,7 +1386,7 @@
                 <w:b w:val="0"/>
                 <w:sz w:val="16"/>
               </w:rPr>
-              <w:t>build_kagai_youin.py</w:t>
+              <w:t>build_app_review.py</w:t>
             </w:r>
           </w:p>
         </w:tc>
@@ -1431,7 +1431,7 @@
                 <w:b w:val="0"/>
                 <w:sz w:val="16"/>
               </w:rPr>
-              <w:t>build_mieru_manual_review.py</w:t>
+              <w:t>build_receipt_riyojokyo.py</w:t>
             </w:r>
           </w:p>
         </w:tc>
@@ -1452,7 +1452,7 @@
                 <w:b w:val="0"/>
                 <w:sz w:val="16"/>
               </w:rPr>
-              <w:t>16件</w:t>
+              <w:t>17件</w:t>
             </w:r>
           </w:p>
         </w:tc>
@@ -1472,7 +1472,7 @@
                 <w:b w:val="0"/>
                 <w:sz w:val="16"/>
               </w:rPr>
-              <w:t>build_mikomiryo.py</w:t>
+              <w:t>build_kagai_youin.py</w:t>
             </w:r>
           </w:p>
         </w:tc>
@@ -1517,7 +1517,7 @@
                 <w:b w:val="0"/>
                 <w:sz w:val="16"/>
               </w:rPr>
-              <w:t>build_mieru_r8_input.py</w:t>
+              <w:t>build_mieru_manual_review.py</w:t>
             </w:r>
           </w:p>
         </w:tc>
@@ -1537,7 +1537,7 @@
                 <w:b w:val="0"/>
                 <w:sz w:val="16"/>
               </w:rPr>
-              <w:t>15件</w:t>
+              <w:t>16件</w:t>
             </w:r>
           </w:p>
         </w:tc>
@@ -1556,7 +1556,7 @@
                 <w:b w:val="0"/>
                 <w:sz w:val="16"/>
               </w:rPr>
-              <w:t>build_survey_jisseki_cross.py</w:t>
+              <w:t>build_mikomiryo.py</w:t>
             </w:r>
           </w:p>
         </w:tc>
@@ -1601,7 +1601,7 @@
                 <w:b w:val="0"/>
                 <w:sz w:val="16"/>
               </w:rPr>
-              <w:t>build_member_work_review.py</w:t>
+              <w:t>build_mieru_r8_input.py</w:t>
             </w:r>
           </w:p>
         </w:tc>
@@ -1622,7 +1622,7 @@
                 <w:b w:val="0"/>
                 <w:sz w:val="16"/>
               </w:rPr>
-              <w:t>14件</w:t>
+              <w:t>15件</w:t>
             </w:r>
           </w:p>
         </w:tc>
@@ -1642,7 +1642,177 @@
                 <w:b w:val="0"/>
                 <w:sz w:val="16"/>
               </w:rPr>
+              <w:t>build_survey_jisseki_cross.py</w:t>
+            </w:r>
+          </w:p>
+        </w:tc>
+        <w:tc>
+          <w:tcPr>
+            <w:tcW w:type="dxa" w:w="907"/>
+            <w:shd w:val="clear" w:color="auto" w:fill="F2F5FA"/>
+            <w:vAlign w:val="center"/>
+          </w:tcPr>
+          <w:p>
+            <w:pPr>
+              <w:spacing w:after="0"/>
+              <w:jc w:val="center"/>
+            </w:pPr>
+            <w:r>
+              <w:rPr>
+                <w:rFonts w:ascii="游ゴシック" w:hAnsi="游ゴシック" w:eastAsia="游ゴシック"/>
+                <w:b w:val="0"/>
+                <w:sz w:val="16"/>
+              </w:rPr>
+              <w:t>11件</w:t>
+            </w:r>
+          </w:p>
+        </w:tc>
+      </w:tr>
+      <w:tr>
+        <w:trPr>
+          <w:cantSplit/>
+        </w:trPr>
+        <w:tc>
+          <w:tcPr>
+            <w:tcW w:type="dxa" w:w="3572"/>
+            <w:vAlign w:val="center"/>
+          </w:tcPr>
+          <w:p>
+            <w:pPr>
+              <w:spacing w:after="0"/>
+            </w:pPr>
+            <w:r>
+              <w:rPr>
+                <w:rFonts w:ascii="游ゴシック" w:hAnsi="游ゴシック" w:eastAsia="游ゴシック"/>
+                <w:b w:val="0"/>
+                <w:sz w:val="16"/>
+              </w:rPr>
+              <w:t>build_member_work_review.py</w:t>
+            </w:r>
+          </w:p>
+        </w:tc>
+        <w:tc>
+          <w:tcPr>
+            <w:tcW w:type="dxa" w:w="907"/>
+            <w:vAlign w:val="center"/>
+          </w:tcPr>
+          <w:p>
+            <w:pPr>
+              <w:spacing w:after="0"/>
+              <w:jc w:val="center"/>
+            </w:pPr>
+            <w:r>
+              <w:rPr>
+                <w:rFonts w:ascii="游ゴシック" w:hAnsi="游ゴシック" w:eastAsia="游ゴシック"/>
+                <w:b w:val="0"/>
+                <w:sz w:val="16"/>
+              </w:rPr>
+              <w:t>14件</w:t>
+            </w:r>
+          </w:p>
+        </w:tc>
+        <w:tc>
+          <w:tcPr>
+            <w:tcW w:type="dxa" w:w="3572"/>
+            <w:vAlign w:val="center"/>
+          </w:tcPr>
+          <w:p>
+            <w:pPr>
+              <w:spacing w:after="0"/>
+            </w:pPr>
+            <w:r>
+              <w:rPr>
+                <w:rFonts w:ascii="游ゴシック" w:hAnsi="游ゴシック" w:eastAsia="游ゴシック"/>
+                <w:b w:val="0"/>
+                <w:sz w:val="16"/>
+              </w:rPr>
               <w:t>build_survey_report_doc.py</w:t>
+            </w:r>
+          </w:p>
+        </w:tc>
+        <w:tc>
+          <w:tcPr>
+            <w:tcW w:type="dxa" w:w="907"/>
+            <w:vAlign w:val="center"/>
+          </w:tcPr>
+          <w:p>
+            <w:pPr>
+              <w:spacing w:after="0"/>
+              <w:jc w:val="center"/>
+            </w:pPr>
+            <w:r>
+              <w:rPr>
+                <w:rFonts w:ascii="游ゴシック" w:hAnsi="游ゴシック" w:eastAsia="游ゴシック"/>
+                <w:b w:val="0"/>
+                <w:sz w:val="16"/>
+              </w:rPr>
+              <w:t>10件</w:t>
+            </w:r>
+          </w:p>
+        </w:tc>
+      </w:tr>
+      <w:tr>
+        <w:trPr>
+          <w:cantSplit/>
+        </w:trPr>
+        <w:tc>
+          <w:tcPr>
+            <w:tcW w:type="dxa" w:w="3572"/>
+            <w:shd w:val="clear" w:color="auto" w:fill="F2F5FA"/>
+            <w:vAlign w:val="center"/>
+          </w:tcPr>
+          <w:p>
+            <w:pPr>
+              <w:spacing w:after="0"/>
+            </w:pPr>
+            <w:r>
+              <w:rPr>
+                <w:rFonts w:ascii="游ゴシック" w:hAnsi="游ゴシック" w:eastAsia="游ゴシック"/>
+                <w:b w:val="0"/>
+                <w:sz w:val="16"/>
+              </w:rPr>
+              <w:t>build_chiiki_care_kaigi.py</w:t>
+            </w:r>
+          </w:p>
+        </w:tc>
+        <w:tc>
+          <w:tcPr>
+            <w:tcW w:type="dxa" w:w="907"/>
+            <w:shd w:val="clear" w:color="auto" w:fill="F2F5FA"/>
+            <w:vAlign w:val="center"/>
+          </w:tcPr>
+          <w:p>
+            <w:pPr>
+              <w:spacing w:after="0"/>
+              <w:jc w:val="center"/>
+            </w:pPr>
+            <w:r>
+              <w:rPr>
+                <w:rFonts w:ascii="游ゴシック" w:hAnsi="游ゴシック" w:eastAsia="游ゴシック"/>
+                <w:b w:val="0"/>
+                <w:sz w:val="16"/>
+              </w:rPr>
+              <w:t>13件</w:t>
+            </w:r>
+          </w:p>
+        </w:tc>
+        <w:tc>
+          <w:tcPr>
+            <w:tcW w:type="dxa" w:w="3572"/>
+            <w:shd w:val="clear" w:color="auto" w:fill="F2F5FA"/>
+            <w:vAlign w:val="center"/>
+          </w:tcPr>
+          <w:p>
+            <w:pPr>
+              <w:spacing w:after="0"/>
+            </w:pPr>
+            <w:r>
+              <w:rPr>
+                <w:rFonts w:ascii="游ゴシック" w:hAnsi="游ゴシック" w:eastAsia="游ゴシック"/>
+                <w:b w:val="0"/>
+                <w:sz w:val="16"/>
+              </w:rPr>
+              <w:t>build_taikeikakuhi.py</w:t>
             </w:r>
           </w:p>
         </w:tc>
@@ -1687,7 +1857,7 @@
                 <w:b w:val="0"/>
                 <w:sz w:val="16"/>
               </w:rPr>
-              <w:t>build_chiiki_care_kaigi.py</w:t>
+              <w:t>build_mikomiryo_togo.py</w:t>
             </w:r>
           </w:p>
         </w:tc>
@@ -1726,7 +1896,7 @@
                 <w:b w:val="0"/>
                 <w:sz w:val="16"/>
               </w:rPr>
-              <w:t>build_taikeikakuhi.py</w:t>
+              <w:t>build_check_irai.py</w:t>
             </w:r>
           </w:p>
         </w:tc>
@@ -1746,7 +1916,7 @@
                 <w:b w:val="0"/>
                 <w:sz w:val="16"/>
               </w:rPr>
-              <w:t>10件</w:t>
+              <w:t>9件</w:t>
             </w:r>
           </w:p>
         </w:tc>
@@ -1771,7 +1941,7 @@
                 <w:b w:val="0"/>
                 <w:sz w:val="16"/>
               </w:rPr>
-              <w:t>build_mikomiryo_togo.py</w:t>
+              <w:t>build_ninchisho_ronten.py</w:t>
             </w:r>
           </w:p>
         </w:tc>
@@ -1812,7 +1982,7 @@
                 <w:b w:val="0"/>
                 <w:sz w:val="16"/>
               </w:rPr>
-              <w:t>build_check_irai.py</w:t>
+              <w:t>build_shiryo_denwa.py</w:t>
             </w:r>
           </w:p>
         </w:tc>
@@ -1833,7 +2003,7 @@
                 <w:b w:val="0"/>
                 <w:sz w:val="16"/>
               </w:rPr>
-              <w:t>9件</w:t>
+              <w:t>8件</w:t>
             </w:r>
           </w:p>
         </w:tc>
@@ -1857,7 +2027,7 @@
                 <w:b w:val="0"/>
                 <w:sz w:val="16"/>
               </w:rPr>
-              <w:t>build_ninchisho_ronten.py</w:t>
+              <w:t>build_soan_kadai.py</w:t>
             </w:r>
           </w:p>
         </w:tc>
@@ -1896,177 +2066,7 @@
                 <w:b w:val="0"/>
                 <w:sz w:val="16"/>
               </w:rPr>
-              <w:t>build_shiryo_denwa.py</w:t>
-            </w:r>
-          </w:p>
-        </w:tc>
-        <w:tc>
-          <w:tcPr>
-            <w:tcW w:type="dxa" w:w="907"/>
-            <w:vAlign w:val="center"/>
-          </w:tcPr>
-          <w:p>
-            <w:pPr>
-              <w:spacing w:after="0"/>
-              <w:jc w:val="center"/>
-            </w:pPr>
-            <w:r>
-              <w:rPr>
-                <w:rFonts w:ascii="游ゴシック" w:hAnsi="游ゴシック" w:eastAsia="游ゴシック"/>
-                <w:b w:val="0"/>
-                <w:sz w:val="16"/>
-              </w:rPr>
-              <w:t>8件</w:t>
-            </w:r>
-          </w:p>
-        </w:tc>
-      </w:tr>
-      <w:tr>
-        <w:trPr>
-          <w:cantSplit/>
-        </w:trPr>
-        <w:tc>
-          <w:tcPr>
-            <w:tcW w:type="dxa" w:w="3572"/>
-            <w:shd w:val="clear" w:color="auto" w:fill="F2F5FA"/>
-            <w:vAlign w:val="center"/>
-          </w:tcPr>
-          <w:p>
-            <w:pPr>
-              <w:spacing w:after="0"/>
-            </w:pPr>
-            <w:r>
-              <w:rPr>
-                <w:rFonts w:ascii="游ゴシック" w:hAnsi="游ゴシック" w:eastAsia="游ゴシック"/>
-                <w:b w:val="0"/>
-                <w:sz w:val="16"/>
-              </w:rPr>
-              <w:t>build_soan_kadai.py</w:t>
-            </w:r>
-          </w:p>
-        </w:tc>
-        <w:tc>
-          <w:tcPr>
-            <w:tcW w:type="dxa" w:w="907"/>
-            <w:shd w:val="clear" w:color="auto" w:fill="F2F5FA"/>
-            <w:vAlign w:val="center"/>
-          </w:tcPr>
-          <w:p>
-            <w:pPr>
-              <w:spacing w:after="0"/>
-              <w:jc w:val="center"/>
-            </w:pPr>
-            <w:r>
-              <w:rPr>
-                <w:rFonts w:ascii="游ゴシック" w:hAnsi="游ゴシック" w:eastAsia="游ゴシック"/>
-                <w:b w:val="0"/>
-                <w:sz w:val="16"/>
-              </w:rPr>
-              <w:t>13件</w:t>
-            </w:r>
-          </w:p>
-        </w:tc>
-        <w:tc>
-          <w:tcPr>
-            <w:tcW w:type="dxa" w:w="3572"/>
-            <w:shd w:val="clear" w:color="auto" w:fill="F2F5FA"/>
-            <w:vAlign w:val="center"/>
-          </w:tcPr>
-          <w:p>
-            <w:pPr>
-              <w:spacing w:after="0"/>
-            </w:pPr>
-            <w:r>
-              <w:rPr>
-                <w:rFonts w:ascii="游ゴシック" w:hAnsi="游ゴシック" w:eastAsia="游ゴシック"/>
-                <w:b w:val="0"/>
-                <w:sz w:val="16"/>
-              </w:rPr>
               <w:t>build_mikomi_juryo_nashi.py</w:t>
-            </w:r>
-          </w:p>
-        </w:tc>
-        <w:tc>
-          <w:tcPr>
-            <w:tcW w:type="dxa" w:w="907"/>
-            <w:shd w:val="clear" w:color="auto" w:fill="F2F5FA"/>
-            <w:vAlign w:val="center"/>
-          </w:tcPr>
-          <w:p>
-            <w:pPr>
-              <w:spacing w:after="0"/>
-              <w:jc w:val="center"/>
-            </w:pPr>
-            <w:r>
-              <w:rPr>
-                <w:rFonts w:ascii="游ゴシック" w:hAnsi="游ゴシック" w:eastAsia="游ゴシック"/>
-                <w:b w:val="0"/>
-                <w:sz w:val="16"/>
-              </w:rPr>
-              <w:t>7件</w:t>
-            </w:r>
-          </w:p>
-        </w:tc>
-      </w:tr>
-      <w:tr>
-        <w:trPr>
-          <w:cantSplit/>
-        </w:trPr>
-        <w:tc>
-          <w:tcPr>
-            <w:tcW w:type="dxa" w:w="3572"/>
-            <w:vAlign w:val="center"/>
-          </w:tcPr>
-          <w:p>
-            <w:pPr>
-              <w:spacing w:after="0"/>
-            </w:pPr>
-            <w:r>
-              <w:rPr>
-                <w:rFonts w:ascii="游ゴシック" w:hAnsi="游ゴシック" w:eastAsia="游ゴシック"/>
-                <w:b w:val="0"/>
-                <w:sz w:val="16"/>
-              </w:rPr>
-              <w:t>build_kanri_tanaoroshi.py</w:t>
-            </w:r>
-          </w:p>
-        </w:tc>
-        <w:tc>
-          <w:tcPr>
-            <w:tcW w:type="dxa" w:w="907"/>
-            <w:vAlign w:val="center"/>
-          </w:tcPr>
-          <w:p>
-            <w:pPr>
-              <w:spacing w:after="0"/>
-              <w:jc w:val="center"/>
-            </w:pPr>
-            <w:r>
-              <w:rPr>
-                <w:rFonts w:ascii="游ゴシック" w:hAnsi="游ゴシック" w:eastAsia="游ゴシック"/>
-                <w:b w:val="0"/>
-                <w:sz w:val="16"/>
-              </w:rPr>
-              <w:t>12件</w:t>
-            </w:r>
-          </w:p>
-        </w:tc>
-        <w:tc>
-          <w:tcPr>
-            <w:tcW w:type="dxa" w:w="3572"/>
-            <w:vAlign w:val="center"/>
-          </w:tcPr>
-          <w:p>
-            <w:pPr>
-              <w:spacing w:after="0"/>
-            </w:pPr>
-            <w:r>
-              <w:rPr>
-                <w:rFonts w:ascii="游ゴシック" w:hAnsi="游ゴシック" w:eastAsia="游ゴシック"/>
-                <w:b w:val="0"/>
-                <w:sz w:val="16"/>
-              </w:rPr>
-              <w:t>build_soan_kaki_review.py</w:t>
             </w:r>
           </w:p>
         </w:tc>
@@ -2111,7 +2111,7 @@
                 <w:b w:val="0"/>
                 <w:sz w:val="16"/>
               </w:rPr>
-              <w:t>build_kisetsu_hosei.py</w:t>
+              <w:t>build_kanri_tanaoroshi.py</w:t>
             </w:r>
           </w:p>
         </w:tc>
@@ -2149,8 +2149,10 @@
             <w:r>
               <w:rPr>
                 <w:rFonts w:ascii="游ゴシック" w:hAnsi="游ゴシック" w:eastAsia="游ゴシック"/>
+                <w:b w:val="0"/>
                 <w:sz w:val="16"/>
               </w:rPr>
+              <w:t>build_soan_kaki_review.py</w:t>
             </w:r>
           </w:p>
         </w:tc>
@@ -2168,8 +2170,10 @@
             <w:r>
               <w:rPr>
                 <w:rFonts w:ascii="游ゴシック" w:hAnsi="游ゴシック" w:eastAsia="游ゴシック"/>
+                <w:b w:val="0"/>
                 <w:sz w:val="16"/>
               </w:rPr>
+              <w:t>7件</w:t>
             </w:r>
           </w:p>
         </w:tc>
@@ -5176,7 +5180,7 @@
           <w:b w:val="0"/>
           <w:sz w:val="21"/>
         </w:rPr>
-        <w:t>自己点検を備えた27本を順に実行し、終了コードが0であることを確かめます。1件でも合わなければ終了コード1で終わり、不適合の内容が表示されます。</w:t>
+        <w:t>自己点検を備えた28本を順に実行し、終了コードが0であることを確かめます。1件でも合わなければ終了コード1で終わり、不適合の内容が表示されます。</w:t>
       </w:r>
     </w:p>
     <w:p>
@@ -5240,7 +5244,7 @@
           <w:rFonts w:ascii="游ゴシック" w:hAnsi="游ゴシック" w:eastAsia="游ゴシック"/>
           <w:sz w:val="18"/>
         </w:rPr>
-        <w:t>※ 再実行できない3本（第2節3）は除いています。自己点検を持たないスクリプトも実行されますが、書き出しに失敗すればやはり0以外で終わります。自己点検を備えた27本は第3節1の表のとおりです。</w:t>
+        <w:t>※ 再実行できない3本（第2節3）は除いています。自己点検を持たないスクリプトも実行されますが、書き出しに失敗すればやはり0以外で終わります。自己点検を備えた28本は第3節1の表のとおりです。</w:t>
       </w:r>
     </w:p>
     <w:p>

--- a/output/第10期計画_チェック依頼_確認箇所と手順.docx
+++ b/output/第10期計画_チェック依頼_確認箇所と手順.docx
@@ -79,7 +79,7 @@
           <w:b w:val="0"/>
           <w:sz w:val="21"/>
         </w:rPr>
-        <w:t>点検の対象は成果品117件（条件付き55件・送付34件・内部保管23件・対象外5件）と計画素案（928段落145表36図）です。ビルドスクリプトは116本あり、うち28本が自らの計算を検算する自己点検を備えています（計385件）。</w:t>
+        <w:t>点検の対象は成果品118件（条件付き55件・送付35件・内部保管23件・対象外5件）と計画素案（928段落145表36図）です。ビルドスクリプトは117本あり、うち29本が自らの計算を検算する自己点検を備えています（計403件）。</w:t>
       </w:r>
     </w:p>
     <w:p>
@@ -872,7 +872,7 @@
           <w:b/>
           <w:sz w:val="20"/>
         </w:rPr>
-        <w:t>表2　自己点検を備えたスクリプト（28本・計385件）</w:t>
+        <w:t>表2　自己点検を備えたスクリプト（29本・計403件）</w:t>
       </w:r>
     </w:p>
     <w:tbl>
@@ -1261,7 +1261,7 @@
                 <w:b w:val="0"/>
                 <w:sz w:val="16"/>
               </w:rPr>
-              <w:t>build_mieru_mikomi_input.py</w:t>
+              <w:t>build_chiiki_kadai_10.py</w:t>
             </w:r>
           </w:p>
         </w:tc>
@@ -1282,7 +1282,7 @@
                 <w:b w:val="0"/>
                 <w:sz w:val="16"/>
               </w:rPr>
-              <w:t>17件</w:t>
+              <w:t>18件</w:t>
             </w:r>
           </w:p>
         </w:tc>
@@ -1347,7 +1347,7 @@
                 <w:b w:val="0"/>
                 <w:sz w:val="16"/>
               </w:rPr>
-              <w:t>build_receipt_kyufu_sogo.py</w:t>
+              <w:t>build_mieru_mikomi_input.py</w:t>
             </w:r>
           </w:p>
         </w:tc>
@@ -1431,7 +1431,7 @@
                 <w:b w:val="0"/>
                 <w:sz w:val="16"/>
               </w:rPr>
-              <w:t>build_receipt_riyojokyo.py</w:t>
+              <w:t>build_receipt_kyufu_sogo.py</w:t>
             </w:r>
           </w:p>
         </w:tc>
@@ -1517,7 +1517,7 @@
                 <w:b w:val="0"/>
                 <w:sz w:val="16"/>
               </w:rPr>
-              <w:t>build_mieru_manual_review.py</w:t>
+              <w:t>build_receipt_riyojokyo.py</w:t>
             </w:r>
           </w:p>
         </w:tc>
@@ -1537,7 +1537,7 @@
                 <w:b w:val="0"/>
                 <w:sz w:val="16"/>
               </w:rPr>
-              <w:t>16件</w:t>
+              <w:t>17件</w:t>
             </w:r>
           </w:p>
         </w:tc>
@@ -1601,7 +1601,7 @@
                 <w:b w:val="0"/>
                 <w:sz w:val="16"/>
               </w:rPr>
-              <w:t>build_mieru_r8_input.py</w:t>
+              <w:t>build_mieru_manual_review.py</w:t>
             </w:r>
           </w:p>
         </w:tc>
@@ -1622,7 +1622,7 @@
                 <w:b w:val="0"/>
                 <w:sz w:val="16"/>
               </w:rPr>
-              <w:t>15件</w:t>
+              <w:t>16件</w:t>
             </w:r>
           </w:p>
         </w:tc>
@@ -1687,7 +1687,7 @@
                 <w:b w:val="0"/>
                 <w:sz w:val="16"/>
               </w:rPr>
-              <w:t>build_member_work_review.py</w:t>
+              <w:t>build_mieru_r8_input.py</w:t>
             </w:r>
           </w:p>
         </w:tc>
@@ -1707,7 +1707,7 @@
                 <w:b w:val="0"/>
                 <w:sz w:val="16"/>
               </w:rPr>
-              <w:t>14件</w:t>
+              <w:t>15件</w:t>
             </w:r>
           </w:p>
         </w:tc>
@@ -1771,7 +1771,7 @@
                 <w:b w:val="0"/>
                 <w:sz w:val="16"/>
               </w:rPr>
-              <w:t>build_chiiki_care_kaigi.py</w:t>
+              <w:t>build_member_work_review.py</w:t>
             </w:r>
           </w:p>
         </w:tc>
@@ -1792,7 +1792,7 @@
                 <w:b w:val="0"/>
                 <w:sz w:val="16"/>
               </w:rPr>
-              <w:t>13件</w:t>
+              <w:t>14件</w:t>
             </w:r>
           </w:p>
         </w:tc>
@@ -1857,7 +1857,7 @@
                 <w:b w:val="0"/>
                 <w:sz w:val="16"/>
               </w:rPr>
-              <w:t>build_mikomiryo_togo.py</w:t>
+              <w:t>build_chiiki_care_kaigi.py</w:t>
             </w:r>
           </w:p>
         </w:tc>
@@ -1941,7 +1941,7 @@
                 <w:b w:val="0"/>
                 <w:sz w:val="16"/>
               </w:rPr>
-              <w:t>build_ninchisho_ronten.py</w:t>
+              <w:t>build_mikomiryo_togo.py</w:t>
             </w:r>
           </w:p>
         </w:tc>
@@ -2027,7 +2027,7 @@
                 <w:b w:val="0"/>
                 <w:sz w:val="16"/>
               </w:rPr>
-              <w:t>build_soan_kadai.py</w:t>
+              <w:t>build_ninchisho_ronten.py</w:t>
             </w:r>
           </w:p>
         </w:tc>
@@ -2111,7 +2111,7 @@
                 <w:b w:val="0"/>
                 <w:sz w:val="16"/>
               </w:rPr>
-              <w:t>build_kanri_tanaoroshi.py</w:t>
+              <w:t>build_soan_kadai.py</w:t>
             </w:r>
           </w:p>
         </w:tc>
@@ -2132,7 +2132,7 @@
                 <w:b w:val="0"/>
                 <w:sz w:val="16"/>
               </w:rPr>
-              <w:t>12件</w:t>
+              <w:t>13件</w:t>
             </w:r>
           </w:p>
         </w:tc>
@@ -2174,6 +2174,85 @@
                 <w:sz w:val="16"/>
               </w:rPr>
               <w:t>7件</w:t>
+            </w:r>
+          </w:p>
+        </w:tc>
+      </w:tr>
+      <w:tr>
+        <w:trPr>
+          <w:cantSplit/>
+        </w:trPr>
+        <w:tc>
+          <w:tcPr>
+            <w:tcW w:type="dxa" w:w="3572"/>
+            <w:vAlign w:val="center"/>
+          </w:tcPr>
+          <w:p>
+            <w:pPr>
+              <w:spacing w:after="0"/>
+            </w:pPr>
+            <w:r>
+              <w:rPr>
+                <w:rFonts w:ascii="游ゴシック" w:hAnsi="游ゴシック" w:eastAsia="游ゴシック"/>
+                <w:b w:val="0"/>
+                <w:sz w:val="16"/>
+              </w:rPr>
+              <w:t>build_kanri_tanaoroshi.py</w:t>
+            </w:r>
+          </w:p>
+        </w:tc>
+        <w:tc>
+          <w:tcPr>
+            <w:tcW w:type="dxa" w:w="907"/>
+            <w:vAlign w:val="center"/>
+          </w:tcPr>
+          <w:p>
+            <w:pPr>
+              <w:spacing w:after="0"/>
+              <w:jc w:val="center"/>
+            </w:pPr>
+            <w:r>
+              <w:rPr>
+                <w:rFonts w:ascii="游ゴシック" w:hAnsi="游ゴシック" w:eastAsia="游ゴシック"/>
+                <w:b w:val="0"/>
+                <w:sz w:val="16"/>
+              </w:rPr>
+              <w:t>12件</w:t>
+            </w:r>
+          </w:p>
+        </w:tc>
+        <w:tc>
+          <w:tcPr>
+            <w:tcW w:type="dxa" w:w="3572"/>
+            <w:vAlign w:val="center"/>
+          </w:tcPr>
+          <w:p>
+            <w:pPr>
+              <w:spacing w:after="0"/>
+            </w:pPr>
+            <w:r>
+              <w:rPr>
+                <w:rFonts w:ascii="游ゴシック" w:hAnsi="游ゴシック" w:eastAsia="游ゴシック"/>
+                <w:sz w:val="16"/>
+              </w:rPr>
+            </w:r>
+          </w:p>
+        </w:tc>
+        <w:tc>
+          <w:tcPr>
+            <w:tcW w:type="dxa" w:w="907"/>
+            <w:vAlign w:val="center"/>
+          </w:tcPr>
+          <w:p>
+            <w:pPr>
+              <w:spacing w:after="0"/>
+              <w:jc w:val="center"/>
+            </w:pPr>
+            <w:r>
+              <w:rPr>
+                <w:rFonts w:ascii="游ゴシック" w:hAnsi="游ゴシック" w:eastAsia="游ゴシック"/>
+                <w:sz w:val="16"/>
+              </w:rPr>
             </w:r>
           </w:p>
         </w:tc>
@@ -2589,7 +2668,7 @@
                 <w:b w:val="0"/>
                 <w:sz w:val="18"/>
               </w:rPr>
-              <w:t>確認事項158件</w:t>
+              <w:t>確認事項167件</w:t>
             </w:r>
           </w:p>
         </w:tc>
@@ -5180,7 +5259,7 @@
           <w:b w:val="0"/>
           <w:sz w:val="21"/>
         </w:rPr>
-        <w:t>自己点検を備えた28本を順に実行し、終了コードが0であることを確かめます。1件でも合わなければ終了コード1で終わり、不適合の内容が表示されます。</w:t>
+        <w:t>自己点検を備えた29本を順に実行し、終了コードが0であることを確かめます。1件でも合わなければ終了コード1で終わり、不適合の内容が表示されます。</w:t>
       </w:r>
     </w:p>
     <w:p>
@@ -5244,7 +5323,7 @@
           <w:rFonts w:ascii="游ゴシック" w:hAnsi="游ゴシック" w:eastAsia="游ゴシック"/>
           <w:sz w:val="18"/>
         </w:rPr>
-        <w:t>※ 再実行できない3本（第2節3）は除いています。自己点検を持たないスクリプトも実行されますが、書き出しに失敗すればやはり0以外で終わります。自己点検を備えた28本は第3節1の表のとおりです。</w:t>
+        <w:t>※ 再実行できない3本（第2節3）は除いています。自己点検を持たないスクリプトも実行されますが、書き出しに失敗すればやはり0以外で終わります。自己点検を備えた29本は第3節1の表のとおりです。</w:t>
       </w:r>
     </w:p>
     <w:p>

--- a/output/第10期計画_チェック依頼_確認箇所と手順.docx
+++ b/output/第10期計画_チェック依頼_確認箇所と手順.docx
@@ -79,7 +79,7 @@
           <w:b w:val="0"/>
           <w:sz w:val="21"/>
         </w:rPr>
-        <w:t>点検の対象は成果品118件（条件付き55件・送付35件・内部保管23件・対象外5件）と計画素案（928段落145表36図）です。ビルドスクリプトは117本あり、うち29本が自らの計算を検算する自己点検を備えています（計403件）。</w:t>
+        <w:t>点検の対象は成果品120件（条件付き55件・送付37件・内部保管23件・対象外5件）と計画素案（928段落145表36図）です。ビルドスクリプトは118本あり、うち30本が自らの計算を検算する自己点検を備えています（計419件）。</w:t>
       </w:r>
     </w:p>
     <w:p>
@@ -872,7 +872,7 @@
           <w:b/>
           <w:sz w:val="20"/>
         </w:rPr>
-        <w:t>表2　自己点検を備えたスクリプト（29本・計403件）</w:t>
+        <w:t>表2　自己点検を備えたスクリプト（30本・計419件）</w:t>
       </w:r>
     </w:p>
     <w:tbl>
@@ -1046,7 +1046,7 @@
                 <w:b w:val="0"/>
                 <w:sz w:val="16"/>
               </w:rPr>
-              <w:t>build_kisetsu_hosei.py</w:t>
+              <w:t>build_kanri_tanaoroshi.py</w:t>
             </w:r>
           </w:p>
         </w:tc>
@@ -1132,7 +1132,7 @@
                 <w:b w:val="0"/>
                 <w:sz w:val="16"/>
               </w:rPr>
-              <w:t>build_shotoku_dankai.py</w:t>
+              <w:t>build_kisetsu_hosei.py</w:t>
             </w:r>
           </w:p>
         </w:tc>
@@ -1216,7 +1216,7 @@
                 <w:b w:val="0"/>
                 <w:sz w:val="16"/>
               </w:rPr>
-              <w:t>build_survey_check.py</w:t>
+              <w:t>build_shotoku_dankai.py</w:t>
             </w:r>
           </w:p>
         </w:tc>
@@ -1302,7 +1302,7 @@
                 <w:b w:val="0"/>
                 <w:sz w:val="16"/>
               </w:rPr>
-              <w:t>build_survey_report.py</w:t>
+              <w:t>build_survey_check.py</w:t>
             </w:r>
           </w:p>
         </w:tc>
@@ -1386,7 +1386,7 @@
                 <w:b w:val="0"/>
                 <w:sz w:val="16"/>
               </w:rPr>
-              <w:t>build_app_review.py</w:t>
+              <w:t>build_survey_report.py</w:t>
             </w:r>
           </w:p>
         </w:tc>
@@ -1406,7 +1406,7 @@
                 <w:b w:val="0"/>
                 <w:sz w:val="16"/>
               </w:rPr>
-              <w:t>11件</w:t>
+              <w:t>12件</w:t>
             </w:r>
           </w:p>
         </w:tc>
@@ -1472,7 +1472,7 @@
                 <w:b w:val="0"/>
                 <w:sz w:val="16"/>
               </w:rPr>
-              <w:t>build_kagai_youin.py</w:t>
+              <w:t>build_app_review.py</w:t>
             </w:r>
           </w:p>
         </w:tc>
@@ -1556,7 +1556,7 @@
                 <w:b w:val="0"/>
                 <w:sz w:val="16"/>
               </w:rPr>
-              <w:t>build_mikomiryo.py</w:t>
+              <w:t>build_kagai_youin.py</w:t>
             </w:r>
           </w:p>
         </w:tc>
@@ -1601,7 +1601,7 @@
                 <w:b w:val="0"/>
                 <w:sz w:val="16"/>
               </w:rPr>
-              <w:t>build_mieru_manual_review.py</w:t>
+              <w:t>build_kofukin_shihyo.py</w:t>
             </w:r>
           </w:p>
         </w:tc>
@@ -1642,7 +1642,7 @@
                 <w:b w:val="0"/>
                 <w:sz w:val="16"/>
               </w:rPr>
-              <w:t>build_survey_jisseki_cross.py</w:t>
+              <w:t>build_mikomiryo.py</w:t>
             </w:r>
           </w:p>
         </w:tc>
@@ -1687,6 +1687,90 @@
                 <w:b w:val="0"/>
                 <w:sz w:val="16"/>
               </w:rPr>
+              <w:t>build_mieru_manual_review.py</w:t>
+            </w:r>
+          </w:p>
+        </w:tc>
+        <w:tc>
+          <w:tcPr>
+            <w:tcW w:type="dxa" w:w="907"/>
+            <w:vAlign w:val="center"/>
+          </w:tcPr>
+          <w:p>
+            <w:pPr>
+              <w:spacing w:after="0"/>
+              <w:jc w:val="center"/>
+            </w:pPr>
+            <w:r>
+              <w:rPr>
+                <w:rFonts w:ascii="游ゴシック" w:hAnsi="游ゴシック" w:eastAsia="游ゴシック"/>
+                <w:b w:val="0"/>
+                <w:sz w:val="16"/>
+              </w:rPr>
+              <w:t>16件</w:t>
+            </w:r>
+          </w:p>
+        </w:tc>
+        <w:tc>
+          <w:tcPr>
+            <w:tcW w:type="dxa" w:w="3572"/>
+            <w:vAlign w:val="center"/>
+          </w:tcPr>
+          <w:p>
+            <w:pPr>
+              <w:spacing w:after="0"/>
+            </w:pPr>
+            <w:r>
+              <w:rPr>
+                <w:rFonts w:ascii="游ゴシック" w:hAnsi="游ゴシック" w:eastAsia="游ゴシック"/>
+                <w:b w:val="0"/>
+                <w:sz w:val="16"/>
+              </w:rPr>
+              <w:t>build_survey_jisseki_cross.py</w:t>
+            </w:r>
+          </w:p>
+        </w:tc>
+        <w:tc>
+          <w:tcPr>
+            <w:tcW w:type="dxa" w:w="907"/>
+            <w:vAlign w:val="center"/>
+          </w:tcPr>
+          <w:p>
+            <w:pPr>
+              <w:spacing w:after="0"/>
+              <w:jc w:val="center"/>
+            </w:pPr>
+            <w:r>
+              <w:rPr>
+                <w:rFonts w:ascii="游ゴシック" w:hAnsi="游ゴシック" w:eastAsia="游ゴシック"/>
+                <w:b w:val="0"/>
+                <w:sz w:val="16"/>
+              </w:rPr>
+              <w:t>11件</w:t>
+            </w:r>
+          </w:p>
+        </w:tc>
+      </w:tr>
+      <w:tr>
+        <w:trPr>
+          <w:cantSplit/>
+        </w:trPr>
+        <w:tc>
+          <w:tcPr>
+            <w:tcW w:type="dxa" w:w="3572"/>
+            <w:shd w:val="clear" w:color="auto" w:fill="F2F5FA"/>
+            <w:vAlign w:val="center"/>
+          </w:tcPr>
+          <w:p>
+            <w:pPr>
+              <w:spacing w:after="0"/>
+            </w:pPr>
+            <w:r>
+              <w:rPr>
+                <w:rFonts w:ascii="游ゴシック" w:hAnsi="游ゴシック" w:eastAsia="游ゴシック"/>
+                <w:b w:val="0"/>
+                <w:sz w:val="16"/>
+              </w:rPr>
               <w:t>build_mieru_r8_input.py</w:t>
             </w:r>
           </w:p>
@@ -1694,6 +1778,7 @@
         <w:tc>
           <w:tcPr>
             <w:tcW w:type="dxa" w:w="907"/>
+            <w:shd w:val="clear" w:color="auto" w:fill="F2F5FA"/>
             <w:vAlign w:val="center"/>
           </w:tcPr>
           <w:p>
@@ -1714,6 +1799,7 @@
         <w:tc>
           <w:tcPr>
             <w:tcW w:type="dxa" w:w="3572"/>
+            <w:shd w:val="clear" w:color="auto" w:fill="F2F5FA"/>
             <w:vAlign w:val="center"/>
           </w:tcPr>
           <w:p>
@@ -1727,6 +1813,90 @@
                 <w:sz w:val="16"/>
               </w:rPr>
               <w:t>build_survey_report_doc.py</w:t>
+            </w:r>
+          </w:p>
+        </w:tc>
+        <w:tc>
+          <w:tcPr>
+            <w:tcW w:type="dxa" w:w="907"/>
+            <w:shd w:val="clear" w:color="auto" w:fill="F2F5FA"/>
+            <w:vAlign w:val="center"/>
+          </w:tcPr>
+          <w:p>
+            <w:pPr>
+              <w:spacing w:after="0"/>
+              <w:jc w:val="center"/>
+            </w:pPr>
+            <w:r>
+              <w:rPr>
+                <w:rFonts w:ascii="游ゴシック" w:hAnsi="游ゴシック" w:eastAsia="游ゴシック"/>
+                <w:b w:val="0"/>
+                <w:sz w:val="16"/>
+              </w:rPr>
+              <w:t>10件</w:t>
+            </w:r>
+          </w:p>
+        </w:tc>
+      </w:tr>
+      <w:tr>
+        <w:trPr>
+          <w:cantSplit/>
+        </w:trPr>
+        <w:tc>
+          <w:tcPr>
+            <w:tcW w:type="dxa" w:w="3572"/>
+            <w:vAlign w:val="center"/>
+          </w:tcPr>
+          <w:p>
+            <w:pPr>
+              <w:spacing w:after="0"/>
+            </w:pPr>
+            <w:r>
+              <w:rPr>
+                <w:rFonts w:ascii="游ゴシック" w:hAnsi="游ゴシック" w:eastAsia="游ゴシック"/>
+                <w:b w:val="0"/>
+                <w:sz w:val="16"/>
+              </w:rPr>
+              <w:t>build_member_work_review.py</w:t>
+            </w:r>
+          </w:p>
+        </w:tc>
+        <w:tc>
+          <w:tcPr>
+            <w:tcW w:type="dxa" w:w="907"/>
+            <w:vAlign w:val="center"/>
+          </w:tcPr>
+          <w:p>
+            <w:pPr>
+              <w:spacing w:after="0"/>
+              <w:jc w:val="center"/>
+            </w:pPr>
+            <w:r>
+              <w:rPr>
+                <w:rFonts w:ascii="游ゴシック" w:hAnsi="游ゴシック" w:eastAsia="游ゴシック"/>
+                <w:b w:val="0"/>
+                <w:sz w:val="16"/>
+              </w:rPr>
+              <w:t>14件</w:t>
+            </w:r>
+          </w:p>
+        </w:tc>
+        <w:tc>
+          <w:tcPr>
+            <w:tcW w:type="dxa" w:w="3572"/>
+            <w:vAlign w:val="center"/>
+          </w:tcPr>
+          <w:p>
+            <w:pPr>
+              <w:spacing w:after="0"/>
+            </w:pPr>
+            <w:r>
+              <w:rPr>
+                <w:rFonts w:ascii="游ゴシック" w:hAnsi="游ゴシック" w:eastAsia="游ゴシック"/>
+                <w:b w:val="0"/>
+                <w:sz w:val="16"/>
+              </w:rPr>
+              <w:t>build_taikeikakuhi.py</w:t>
             </w:r>
           </w:p>
         </w:tc>
@@ -1771,177 +1941,7 @@
                 <w:b w:val="0"/>
                 <w:sz w:val="16"/>
               </w:rPr>
-              <w:t>build_member_work_review.py</w:t>
-            </w:r>
-          </w:p>
-        </w:tc>
-        <w:tc>
-          <w:tcPr>
-            <w:tcW w:type="dxa" w:w="907"/>
-            <w:shd w:val="clear" w:color="auto" w:fill="F2F5FA"/>
-            <w:vAlign w:val="center"/>
-          </w:tcPr>
-          <w:p>
-            <w:pPr>
-              <w:spacing w:after="0"/>
-              <w:jc w:val="center"/>
-            </w:pPr>
-            <w:r>
-              <w:rPr>
-                <w:rFonts w:ascii="游ゴシック" w:hAnsi="游ゴシック" w:eastAsia="游ゴシック"/>
-                <w:b w:val="0"/>
-                <w:sz w:val="16"/>
-              </w:rPr>
-              <w:t>14件</w:t>
-            </w:r>
-          </w:p>
-        </w:tc>
-        <w:tc>
-          <w:tcPr>
-            <w:tcW w:type="dxa" w:w="3572"/>
-            <w:shd w:val="clear" w:color="auto" w:fill="F2F5FA"/>
-            <w:vAlign w:val="center"/>
-          </w:tcPr>
-          <w:p>
-            <w:pPr>
-              <w:spacing w:after="0"/>
-            </w:pPr>
-            <w:r>
-              <w:rPr>
-                <w:rFonts w:ascii="游ゴシック" w:hAnsi="游ゴシック" w:eastAsia="游ゴシック"/>
-                <w:b w:val="0"/>
-                <w:sz w:val="16"/>
-              </w:rPr>
-              <w:t>build_taikeikakuhi.py</w:t>
-            </w:r>
-          </w:p>
-        </w:tc>
-        <w:tc>
-          <w:tcPr>
-            <w:tcW w:type="dxa" w:w="907"/>
-            <w:shd w:val="clear" w:color="auto" w:fill="F2F5FA"/>
-            <w:vAlign w:val="center"/>
-          </w:tcPr>
-          <w:p>
-            <w:pPr>
-              <w:spacing w:after="0"/>
-              <w:jc w:val="center"/>
-            </w:pPr>
-            <w:r>
-              <w:rPr>
-                <w:rFonts w:ascii="游ゴシック" w:hAnsi="游ゴシック" w:eastAsia="游ゴシック"/>
-                <w:b w:val="0"/>
-                <w:sz w:val="16"/>
-              </w:rPr>
-              <w:t>10件</w:t>
-            </w:r>
-          </w:p>
-        </w:tc>
-      </w:tr>
-      <w:tr>
-        <w:trPr>
-          <w:cantSplit/>
-        </w:trPr>
-        <w:tc>
-          <w:tcPr>
-            <w:tcW w:type="dxa" w:w="3572"/>
-            <w:vAlign w:val="center"/>
-          </w:tcPr>
-          <w:p>
-            <w:pPr>
-              <w:spacing w:after="0"/>
-            </w:pPr>
-            <w:r>
-              <w:rPr>
-                <w:rFonts w:ascii="游ゴシック" w:hAnsi="游ゴシック" w:eastAsia="游ゴシック"/>
-                <w:b w:val="0"/>
-                <w:sz w:val="16"/>
-              </w:rPr>
               <w:t>build_chiiki_care_kaigi.py</w:t>
-            </w:r>
-          </w:p>
-        </w:tc>
-        <w:tc>
-          <w:tcPr>
-            <w:tcW w:type="dxa" w:w="907"/>
-            <w:vAlign w:val="center"/>
-          </w:tcPr>
-          <w:p>
-            <w:pPr>
-              <w:spacing w:after="0"/>
-              <w:jc w:val="center"/>
-            </w:pPr>
-            <w:r>
-              <w:rPr>
-                <w:rFonts w:ascii="游ゴシック" w:hAnsi="游ゴシック" w:eastAsia="游ゴシック"/>
-                <w:b w:val="0"/>
-                <w:sz w:val="16"/>
-              </w:rPr>
-              <w:t>13件</w:t>
-            </w:r>
-          </w:p>
-        </w:tc>
-        <w:tc>
-          <w:tcPr>
-            <w:tcW w:type="dxa" w:w="3572"/>
-            <w:vAlign w:val="center"/>
-          </w:tcPr>
-          <w:p>
-            <w:pPr>
-              <w:spacing w:after="0"/>
-            </w:pPr>
-            <w:r>
-              <w:rPr>
-                <w:rFonts w:ascii="游ゴシック" w:hAnsi="游ゴシック" w:eastAsia="游ゴシック"/>
-                <w:b w:val="0"/>
-                <w:sz w:val="16"/>
-              </w:rPr>
-              <w:t>build_check_irai.py</w:t>
-            </w:r>
-          </w:p>
-        </w:tc>
-        <w:tc>
-          <w:tcPr>
-            <w:tcW w:type="dxa" w:w="907"/>
-            <w:vAlign w:val="center"/>
-          </w:tcPr>
-          <w:p>
-            <w:pPr>
-              <w:spacing w:after="0"/>
-              <w:jc w:val="center"/>
-            </w:pPr>
-            <w:r>
-              <w:rPr>
-                <w:rFonts w:ascii="游ゴシック" w:hAnsi="游ゴシック" w:eastAsia="游ゴシック"/>
-                <w:b w:val="0"/>
-                <w:sz w:val="16"/>
-              </w:rPr>
-              <w:t>9件</w:t>
-            </w:r>
-          </w:p>
-        </w:tc>
-      </w:tr>
-      <w:tr>
-        <w:trPr>
-          <w:cantSplit/>
-        </w:trPr>
-        <w:tc>
-          <w:tcPr>
-            <w:tcW w:type="dxa" w:w="3572"/>
-            <w:shd w:val="clear" w:color="auto" w:fill="F2F5FA"/>
-            <w:vAlign w:val="center"/>
-          </w:tcPr>
-          <w:p>
-            <w:pPr>
-              <w:spacing w:after="0"/>
-            </w:pPr>
-            <w:r>
-              <w:rPr>
-                <w:rFonts w:ascii="游ゴシック" w:hAnsi="游ゴシック" w:eastAsia="游ゴシック"/>
-                <w:b w:val="0"/>
-                <w:sz w:val="16"/>
-              </w:rPr>
-              <w:t>build_mikomiryo_togo.py</w:t>
             </w:r>
           </w:p>
         </w:tc>
@@ -1982,7 +1982,7 @@
                 <w:b w:val="0"/>
                 <w:sz w:val="16"/>
               </w:rPr>
-              <w:t>build_shiryo_denwa.py</w:t>
+              <w:t>build_check_irai.py</w:t>
             </w:r>
           </w:p>
         </w:tc>
@@ -2003,7 +2003,7 @@
                 <w:b w:val="0"/>
                 <w:sz w:val="16"/>
               </w:rPr>
-              <w:t>8件</w:t>
+              <w:t>9件</w:t>
             </w:r>
           </w:p>
         </w:tc>
@@ -2027,7 +2027,7 @@
                 <w:b w:val="0"/>
                 <w:sz w:val="16"/>
               </w:rPr>
-              <w:t>build_ninchisho_ronten.py</w:t>
+              <w:t>build_mikomiryo_togo.py</w:t>
             </w:r>
           </w:p>
         </w:tc>
@@ -2066,7 +2066,7 @@
                 <w:b w:val="0"/>
                 <w:sz w:val="16"/>
               </w:rPr>
-              <w:t>build_mikomi_juryo_nashi.py</w:t>
+              <w:t>build_shiryo_denwa.py</w:t>
             </w:r>
           </w:p>
         </w:tc>
@@ -2086,7 +2086,7 @@
                 <w:b w:val="0"/>
                 <w:sz w:val="16"/>
               </w:rPr>
-              <w:t>7件</w:t>
+              <w:t>8件</w:t>
             </w:r>
           </w:p>
         </w:tc>
@@ -2111,7 +2111,7 @@
                 <w:b w:val="0"/>
                 <w:sz w:val="16"/>
               </w:rPr>
-              <w:t>build_soan_kadai.py</w:t>
+              <w:t>build_ninchisho_ronten.py</w:t>
             </w:r>
           </w:p>
         </w:tc>
@@ -2152,7 +2152,7 @@
                 <w:b w:val="0"/>
                 <w:sz w:val="16"/>
               </w:rPr>
-              <w:t>build_soan_kaki_review.py</w:t>
+              <w:t>build_mikomi_juryo_nashi.py</w:t>
             </w:r>
           </w:p>
         </w:tc>
@@ -2197,7 +2197,7 @@
                 <w:b w:val="0"/>
                 <w:sz w:val="16"/>
               </w:rPr>
-              <w:t>build_kanri_tanaoroshi.py</w:t>
+              <w:t>build_soan_kadai.py</w:t>
             </w:r>
           </w:p>
         </w:tc>
@@ -2217,7 +2217,7 @@
                 <w:b w:val="0"/>
                 <w:sz w:val="16"/>
               </w:rPr>
-              <w:t>12件</w:t>
+              <w:t>13件</w:t>
             </w:r>
           </w:p>
         </w:tc>
@@ -2233,8 +2233,10 @@
             <w:r>
               <w:rPr>
                 <w:rFonts w:ascii="游ゴシック" w:hAnsi="游ゴシック" w:eastAsia="游ゴシック"/>
+                <w:b w:val="0"/>
                 <w:sz w:val="16"/>
               </w:rPr>
+              <w:t>build_soan_kaki_review.py</w:t>
             </w:r>
           </w:p>
         </w:tc>
@@ -2251,8 +2253,10 @@
             <w:r>
               <w:rPr>
                 <w:rFonts w:ascii="游ゴシック" w:hAnsi="游ゴシック" w:eastAsia="游ゴシック"/>
+                <w:b w:val="0"/>
                 <w:sz w:val="16"/>
               </w:rPr>
+              <w:t>7件</w:t>
             </w:r>
           </w:p>
         </w:tc>
@@ -5259,7 +5263,7 @@
           <w:b w:val="0"/>
           <w:sz w:val="21"/>
         </w:rPr>
-        <w:t>自己点検を備えた29本を順に実行し、終了コードが0であることを確かめます。1件でも合わなければ終了コード1で終わり、不適合の内容が表示されます。</w:t>
+        <w:t>自己点検を備えた30本を順に実行し、終了コードが0であることを確かめます。1件でも合わなければ終了コード1で終わり、不適合の内容が表示されます。</w:t>
       </w:r>
     </w:p>
     <w:p>
@@ -5323,7 +5327,7 @@
           <w:rFonts w:ascii="游ゴシック" w:hAnsi="游ゴシック" w:eastAsia="游ゴシック"/>
           <w:sz w:val="18"/>
         </w:rPr>
-        <w:t>※ 再実行できない3本（第2節3）は除いています。自己点検を持たないスクリプトも実行されますが、書き出しに失敗すればやはり0以外で終わります。自己点検を備えた29本は第3節1の表のとおりです。</w:t>
+        <w:t>※ 再実行できない3本（第2節3）は除いています。自己点検を持たないスクリプトも実行されますが、書き出しに失敗すればやはり0以外で終わります。自己点検を備えた30本は第3節1の表のとおりです。</w:t>
       </w:r>
     </w:p>
     <w:p>

--- a/output/第10期計画_チェック依頼_確認箇所と手順.docx
+++ b/output/第10期計画_チェック依頼_確認箇所と手順.docx
@@ -79,7 +79,7 @@
           <w:b w:val="0"/>
           <w:sz w:val="21"/>
         </w:rPr>
-        <w:t>点検の対象は成果品120件（条件付き55件・送付37件・内部保管23件・対象外5件）と計画素案（928段落145表36図）です。ビルドスクリプトは118本あり、うち30本が自らの計算を検算する自己点検を備えています（計419件）。</w:t>
+        <w:t>点検の対象は成果品122件（条件付き55件・送付39件・内部保管23件・対象外5件）と計画素案（928段落145表36図）です。ビルドスクリプトは119本あり、うち31本が自らの計算を検算する自己点検を備えています（計441件）。</w:t>
       </w:r>
     </w:p>
     <w:p>
@@ -872,7 +872,7 @@
           <w:b/>
           <w:sz w:val="20"/>
         </w:rPr>
-        <w:t>表2　自己点検を備えたスクリプト（30本・計419件）</w:t>
+        <w:t>表2　自己点検を備えたスクリプト（31本・計441件）</w:t>
       </w:r>
     </w:p>
     <w:tbl>
@@ -1091,7 +1091,7 @@
                 <w:b w:val="0"/>
                 <w:sz w:val="16"/>
               </w:rPr>
-              <w:t>build_mikomiryo_santei.py</w:t>
+              <w:t>build_kofukin_torimatome.py</w:t>
             </w:r>
           </w:p>
         </w:tc>
@@ -1177,7 +1177,7 @@
                 <w:b w:val="0"/>
                 <w:sz w:val="16"/>
               </w:rPr>
-              <w:t>build_receipt_mieru_suikei.py</w:t>
+              <w:t>build_mikomiryo_santei.py</w:t>
             </w:r>
           </w:p>
         </w:tc>
@@ -1197,7 +1197,7 @@
                 <w:b w:val="0"/>
                 <w:sz w:val="16"/>
               </w:rPr>
-              <w:t>20件</w:t>
+              <w:t>22件</w:t>
             </w:r>
           </w:p>
         </w:tc>
@@ -1261,7 +1261,7 @@
                 <w:b w:val="0"/>
                 <w:sz w:val="16"/>
               </w:rPr>
-              <w:t>build_chiiki_kadai_10.py</w:t>
+              <w:t>build_receipt_mieru_suikei.py</w:t>
             </w:r>
           </w:p>
         </w:tc>
@@ -1282,7 +1282,7 @@
                 <w:b w:val="0"/>
                 <w:sz w:val="16"/>
               </w:rPr>
-              <w:t>18件</w:t>
+              <w:t>20件</w:t>
             </w:r>
           </w:p>
         </w:tc>
@@ -1347,7 +1347,7 @@
                 <w:b w:val="0"/>
                 <w:sz w:val="16"/>
               </w:rPr>
-              <w:t>build_mieru_mikomi_input.py</w:t>
+              <w:t>build_chiiki_kadai_10.py</w:t>
             </w:r>
           </w:p>
         </w:tc>
@@ -1367,7 +1367,7 @@
                 <w:b w:val="0"/>
                 <w:sz w:val="16"/>
               </w:rPr>
-              <w:t>17件</w:t>
+              <w:t>18件</w:t>
             </w:r>
           </w:p>
         </w:tc>
@@ -1431,7 +1431,7 @@
                 <w:b w:val="0"/>
                 <w:sz w:val="16"/>
               </w:rPr>
-              <w:t>build_receipt_kyufu_sogo.py</w:t>
+              <w:t>build_mieru_mikomi_input.py</w:t>
             </w:r>
           </w:p>
         </w:tc>
@@ -1517,7 +1517,7 @@
                 <w:b w:val="0"/>
                 <w:sz w:val="16"/>
               </w:rPr>
-              <w:t>build_receipt_riyojokyo.py</w:t>
+              <w:t>build_receipt_kyufu_sogo.py</w:t>
             </w:r>
           </w:p>
         </w:tc>
@@ -1601,7 +1601,7 @@
                 <w:b w:val="0"/>
                 <w:sz w:val="16"/>
               </w:rPr>
-              <w:t>build_kofukin_shihyo.py</w:t>
+              <w:t>build_receipt_riyojokyo.py</w:t>
             </w:r>
           </w:p>
         </w:tc>
@@ -1622,7 +1622,7 @@
                 <w:b w:val="0"/>
                 <w:sz w:val="16"/>
               </w:rPr>
-              <w:t>16件</w:t>
+              <w:t>17件</w:t>
             </w:r>
           </w:p>
         </w:tc>
@@ -1687,7 +1687,7 @@
                 <w:b w:val="0"/>
                 <w:sz w:val="16"/>
               </w:rPr>
-              <w:t>build_mieru_manual_review.py</w:t>
+              <w:t>build_kofukin_shihyo.py</w:t>
             </w:r>
           </w:p>
         </w:tc>
@@ -1771,7 +1771,7 @@
                 <w:b w:val="0"/>
                 <w:sz w:val="16"/>
               </w:rPr>
-              <w:t>build_mieru_r8_input.py</w:t>
+              <w:t>build_mieru_manual_review.py</w:t>
             </w:r>
           </w:p>
         </w:tc>
@@ -1792,7 +1792,7 @@
                 <w:b w:val="0"/>
                 <w:sz w:val="16"/>
               </w:rPr>
-              <w:t>15件</w:t>
+              <w:t>16件</w:t>
             </w:r>
           </w:p>
         </w:tc>
@@ -1857,7 +1857,7 @@
                 <w:b w:val="0"/>
                 <w:sz w:val="16"/>
               </w:rPr>
-              <w:t>build_member_work_review.py</w:t>
+              <w:t>build_mieru_r8_input.py</w:t>
             </w:r>
           </w:p>
         </w:tc>
@@ -1877,7 +1877,7 @@
                 <w:b w:val="0"/>
                 <w:sz w:val="16"/>
               </w:rPr>
-              <w:t>14件</w:t>
+              <w:t>15件</w:t>
             </w:r>
           </w:p>
         </w:tc>
@@ -1941,7 +1941,7 @@
                 <w:b w:val="0"/>
                 <w:sz w:val="16"/>
               </w:rPr>
-              <w:t>build_chiiki_care_kaigi.py</w:t>
+              <w:t>build_member_work_review.py</w:t>
             </w:r>
           </w:p>
         </w:tc>
@@ -1962,7 +1962,7 @@
                 <w:b w:val="0"/>
                 <w:sz w:val="16"/>
               </w:rPr>
-              <w:t>13件</w:t>
+              <w:t>14件</w:t>
             </w:r>
           </w:p>
         </w:tc>
@@ -2027,7 +2027,7 @@
                 <w:b w:val="0"/>
                 <w:sz w:val="16"/>
               </w:rPr>
-              <w:t>build_mikomiryo_togo.py</w:t>
+              <w:t>build_chiiki_care_kaigi.py</w:t>
             </w:r>
           </w:p>
         </w:tc>
@@ -2111,7 +2111,7 @@
                 <w:b w:val="0"/>
                 <w:sz w:val="16"/>
               </w:rPr>
-              <w:t>build_ninchisho_ronten.py</w:t>
+              <w:t>build_mikomiryo_togo.py</w:t>
             </w:r>
           </w:p>
         </w:tc>
@@ -2197,7 +2197,7 @@
                 <w:b w:val="0"/>
                 <w:sz w:val="16"/>
               </w:rPr>
-              <w:t>build_soan_kadai.py</w:t>
+              <w:t>build_ninchisho_ronten.py</w:t>
             </w:r>
           </w:p>
         </w:tc>
@@ -2257,6 +2257,89 @@
                 <w:sz w:val="16"/>
               </w:rPr>
               <w:t>7件</w:t>
+            </w:r>
+          </w:p>
+        </w:tc>
+      </w:tr>
+      <w:tr>
+        <w:trPr>
+          <w:cantSplit/>
+        </w:trPr>
+        <w:tc>
+          <w:tcPr>
+            <w:tcW w:type="dxa" w:w="3572"/>
+            <w:shd w:val="clear" w:color="auto" w:fill="F2F5FA"/>
+            <w:vAlign w:val="center"/>
+          </w:tcPr>
+          <w:p>
+            <w:pPr>
+              <w:spacing w:after="0"/>
+            </w:pPr>
+            <w:r>
+              <w:rPr>
+                <w:rFonts w:ascii="游ゴシック" w:hAnsi="游ゴシック" w:eastAsia="游ゴシック"/>
+                <w:b w:val="0"/>
+                <w:sz w:val="16"/>
+              </w:rPr>
+              <w:t>build_soan_kadai.py</w:t>
+            </w:r>
+          </w:p>
+        </w:tc>
+        <w:tc>
+          <w:tcPr>
+            <w:tcW w:type="dxa" w:w="907"/>
+            <w:shd w:val="clear" w:color="auto" w:fill="F2F5FA"/>
+            <w:vAlign w:val="center"/>
+          </w:tcPr>
+          <w:p>
+            <w:pPr>
+              <w:spacing w:after="0"/>
+              <w:jc w:val="center"/>
+            </w:pPr>
+            <w:r>
+              <w:rPr>
+                <w:rFonts w:ascii="游ゴシック" w:hAnsi="游ゴシック" w:eastAsia="游ゴシック"/>
+                <w:b w:val="0"/>
+                <w:sz w:val="16"/>
+              </w:rPr>
+              <w:t>13件</w:t>
+            </w:r>
+          </w:p>
+        </w:tc>
+        <w:tc>
+          <w:tcPr>
+            <w:tcW w:type="dxa" w:w="3572"/>
+            <w:shd w:val="clear" w:color="auto" w:fill="F2F5FA"/>
+            <w:vAlign w:val="center"/>
+          </w:tcPr>
+          <w:p>
+            <w:pPr>
+              <w:spacing w:after="0"/>
+            </w:pPr>
+            <w:r>
+              <w:rPr>
+                <w:rFonts w:ascii="游ゴシック" w:hAnsi="游ゴシック" w:eastAsia="游ゴシック"/>
+                <w:sz w:val="16"/>
+              </w:rPr>
+            </w:r>
+          </w:p>
+        </w:tc>
+        <w:tc>
+          <w:tcPr>
+            <w:tcW w:type="dxa" w:w="907"/>
+            <w:shd w:val="clear" w:color="auto" w:fill="F2F5FA"/>
+            <w:vAlign w:val="center"/>
+          </w:tcPr>
+          <w:p>
+            <w:pPr>
+              <w:spacing w:after="0"/>
+              <w:jc w:val="center"/>
+            </w:pPr>
+            <w:r>
+              <w:rPr>
+                <w:rFonts w:ascii="游ゴシック" w:hAnsi="游ゴシック" w:eastAsia="游ゴシック"/>
+                <w:sz w:val="16"/>
+              </w:rPr>
             </w:r>
           </w:p>
         </w:tc>
@@ -2672,7 +2755,7 @@
                 <w:b w:val="0"/>
                 <w:sz w:val="18"/>
               </w:rPr>
-              <w:t>確認事項167件</w:t>
+              <w:t>確認事項169件</w:t>
             </w:r>
           </w:p>
         </w:tc>
@@ -5263,7 +5346,7 @@
           <w:b w:val="0"/>
           <w:sz w:val="21"/>
         </w:rPr>
-        <w:t>自己点検を備えた30本を順に実行し、終了コードが0であることを確かめます。1件でも合わなければ終了コード1で終わり、不適合の内容が表示されます。</w:t>
+        <w:t>自己点検を備えた31本を順に実行し、終了コードが0であることを確かめます。1件でも合わなければ終了コード1で終わり、不適合の内容が表示されます。</w:t>
       </w:r>
     </w:p>
     <w:p>
@@ -5327,7 +5410,7 @@
           <w:rFonts w:ascii="游ゴシック" w:hAnsi="游ゴシック" w:eastAsia="游ゴシック"/>
           <w:sz w:val="18"/>
         </w:rPr>
-        <w:t>※ 再実行できない3本（第2節3）は除いています。自己点検を持たないスクリプトも実行されますが、書き出しに失敗すればやはり0以外で終わります。自己点検を備えた30本は第3節1の表のとおりです。</w:t>
+        <w:t>※ 再実行できない3本（第2節3）は除いています。自己点検を持たないスクリプトも実行されますが、書き出しに失敗すればやはり0以外で終わります。自己点検を備えた31本は第3節1の表のとおりです。</w:t>
       </w:r>
     </w:p>
     <w:p>

--- a/output/第10期計画_チェック依頼_確認箇所と手順.docx
+++ b/output/第10期計画_チェック依頼_確認箇所と手順.docx
@@ -79,7 +79,7 @@
           <w:b w:val="0"/>
           <w:sz w:val="21"/>
         </w:rPr>
-        <w:t>点検の対象は成果品122件（条件付き55件・送付39件・内部保管23件・対象外5件）と計画素案（928段落145表36図）です。ビルドスクリプトは119本あり、うち31本が自らの計算を検算する自己点検を備えています（計441件）。</w:t>
+        <w:t>点検の対象は成果品122件（条件付き55件・送付39件・内部保管23件・対象外5件）と計画素案（928段落145表36図）です。ビルドスクリプトは119本あり、うち31本が自らの計算を検算する自己点検を備えています（計448件）。</w:t>
       </w:r>
     </w:p>
     <w:p>
@@ -872,7 +872,7 @@
           <w:b/>
           <w:sz w:val="20"/>
         </w:rPr>
-        <w:t>表2　自己点検を備えたスクリプト（31本・計441件）</w:t>
+        <w:t>表2　自己点検を備えたスクリプト（31本・計448件）</w:t>
       </w:r>
     </w:p>
     <w:tbl>
@@ -1112,7 +1112,7 @@
                 <w:b w:val="0"/>
                 <w:sz w:val="16"/>
               </w:rPr>
-              <w:t>22件</w:t>
+              <w:t>29件</w:t>
             </w:r>
           </w:p>
         </w:tc>

--- a/output/第10期計画_チェック依頼_確認箇所と手順.docx
+++ b/output/第10期計画_チェック依頼_確認箇所と手順.docx
@@ -79,7 +79,7 @@
           <w:b w:val="0"/>
           <w:sz w:val="21"/>
         </w:rPr>
-        <w:t>点検の対象は成果品122件（条件付き55件・送付39件・内部保管23件・対象外5件）と計画素案（928段落145表36図）です。ビルドスクリプトは119本あり、うち31本が自らの計算を検算する自己点検を備えています（計448件）。</w:t>
+        <w:t>点検の対象は成果品122件（条件付き55件・送付39件・内部保管23件・対象外5件）と計画素案（928段落145表36図）です。ビルドスクリプトは119本あり、うち31本が自らの計算を検算する自己点検を備えています（計450件）。</w:t>
       </w:r>
     </w:p>
     <w:p>
@@ -872,7 +872,7 @@
           <w:b/>
           <w:sz w:val="20"/>
         </w:rPr>
-        <w:t>表2　自己点検を備えたスクリプト（31本・計448件）</w:t>
+        <w:t>表2　自己点検を備えたスクリプト（31本・計450件）</w:t>
       </w:r>
     </w:p>
     <w:tbl>
@@ -1112,7 +1112,7 @@
                 <w:b w:val="0"/>
                 <w:sz w:val="16"/>
               </w:rPr>
-              <w:t>29件</w:t>
+              <w:t>31件</w:t>
             </w:r>
           </w:p>
         </w:tc>

--- a/output/第10期計画_チェック依頼_確認箇所と手順.docx
+++ b/output/第10期計画_チェック依頼_確認箇所と手順.docx
@@ -79,7 +79,7 @@
           <w:b w:val="0"/>
           <w:sz w:val="21"/>
         </w:rPr>
-        <w:t>点検の対象は成果品122件（条件付き55件・送付39件・内部保管23件・対象外5件）と計画素案（928段落145表36図）です。ビルドスクリプトは119本あり、うち31本が自らの計算を検算する自己点検を備えています（計450件）。</w:t>
+        <w:t>点検の対象は成果品122件（条件付き55件・送付39件・内部保管23件・対象外5件）と計画素案（928段落145表36図）です。ビルドスクリプトは119本あり、うち31本が自らの計算を検算する自己点検を備えています（計453件）。</w:t>
       </w:r>
     </w:p>
     <w:p>
@@ -872,7 +872,7 @@
           <w:b/>
           <w:sz w:val="20"/>
         </w:rPr>
-        <w:t>表2　自己点検を備えたスクリプト（31本・計450件）</w:t>
+        <w:t>表2　自己点検を備えたスクリプト（31本・計453件）</w:t>
       </w:r>
     </w:p>
     <w:tbl>
@@ -1112,7 +1112,7 @@
                 <w:b w:val="0"/>
                 <w:sz w:val="16"/>
               </w:rPr>
-              <w:t>31件</w:t>
+              <w:t>34件</w:t>
             </w:r>
           </w:p>
         </w:tc>

--- a/output/第10期計画_チェック依頼_確認箇所と手順.docx
+++ b/output/第10期計画_チェック依頼_確認箇所と手順.docx
@@ -79,7 +79,7 @@
           <w:b w:val="0"/>
           <w:sz w:val="21"/>
         </w:rPr>
-        <w:t>点検の対象は成果品122件（条件付き55件・送付39件・内部保管23件・対象外5件）と計画素案（928段落145表36図）です。ビルドスクリプトは119本あり、うち31本が自らの計算を検算する自己点検を備えています（計453件）。</w:t>
+        <w:t>点検の対象は成果品123件（条件付き55件・送付40件・内部保管23件・対象外5件）と計画素案（943段落147表36図）です。ビルドスクリプトは120本あり、うち32本が自らの計算を検算する自己点検を備えています（計474件）。</w:t>
       </w:r>
     </w:p>
     <w:p>
@@ -872,7 +872,7 @@
           <w:b/>
           <w:sz w:val="20"/>
         </w:rPr>
-        <w:t>表2　自己点検を備えたスクリプト（31本・計453件）</w:t>
+        <w:t>表2　自己点検を備えたスクリプト（32本・計474件）</w:t>
       </w:r>
     </w:p>
     <w:tbl>
@@ -1046,7 +1046,7 @@
                 <w:b w:val="0"/>
                 <w:sz w:val="16"/>
               </w:rPr>
-              <w:t>build_kanri_tanaoroshi.py</w:t>
+              <w:t>build_soan_kadai.py</w:t>
             </w:r>
           </w:p>
         </w:tc>
@@ -1066,7 +1066,7 @@
                 <w:b w:val="0"/>
                 <w:sz w:val="16"/>
               </w:rPr>
-              <w:t>12件</w:t>
+              <w:t>13件</w:t>
             </w:r>
           </w:p>
         </w:tc>
@@ -1132,7 +1132,7 @@
                 <w:b w:val="0"/>
                 <w:sz w:val="16"/>
               </w:rPr>
-              <w:t>build_kisetsu_hosei.py</w:t>
+              <w:t>build_kanri_tanaoroshi.py</w:t>
             </w:r>
           </w:p>
         </w:tc>
@@ -1216,7 +1216,7 @@
                 <w:b w:val="0"/>
                 <w:sz w:val="16"/>
               </w:rPr>
-              <w:t>build_shotoku_dankai.py</w:t>
+              <w:t>build_kisetsu_hosei.py</w:t>
             </w:r>
           </w:p>
         </w:tc>
@@ -1261,7 +1261,7 @@
                 <w:b w:val="0"/>
                 <w:sz w:val="16"/>
               </w:rPr>
-              <w:t>build_receipt_mieru_suikei.py</w:t>
+              <w:t>build_soan_kisai_taihi.py</w:t>
             </w:r>
           </w:p>
         </w:tc>
@@ -1282,7 +1282,7 @@
                 <w:b w:val="0"/>
                 <w:sz w:val="16"/>
               </w:rPr>
-              <w:t>20件</w:t>
+              <w:t>21件</w:t>
             </w:r>
           </w:p>
         </w:tc>
@@ -1302,7 +1302,7 @@
                 <w:b w:val="0"/>
                 <w:sz w:val="16"/>
               </w:rPr>
-              <w:t>build_survey_check.py</w:t>
+              <w:t>build_shotoku_dankai.py</w:t>
             </w:r>
           </w:p>
         </w:tc>
@@ -1347,7 +1347,7 @@
                 <w:b w:val="0"/>
                 <w:sz w:val="16"/>
               </w:rPr>
-              <w:t>build_chiiki_kadai_10.py</w:t>
+              <w:t>build_receipt_mieru_suikei.py</w:t>
             </w:r>
           </w:p>
         </w:tc>
@@ -1367,7 +1367,7 @@
                 <w:b w:val="0"/>
                 <w:sz w:val="16"/>
               </w:rPr>
-              <w:t>18件</w:t>
+              <w:t>20件</w:t>
             </w:r>
           </w:p>
         </w:tc>
@@ -1386,7 +1386,7 @@
                 <w:b w:val="0"/>
                 <w:sz w:val="16"/>
               </w:rPr>
-              <w:t>build_survey_report.py</w:t>
+              <w:t>build_survey_check.py</w:t>
             </w:r>
           </w:p>
         </w:tc>
@@ -1431,7 +1431,177 @@
                 <w:b w:val="0"/>
                 <w:sz w:val="16"/>
               </w:rPr>
+              <w:t>build_chiiki_kadai_10.py</w:t>
+            </w:r>
+          </w:p>
+        </w:tc>
+        <w:tc>
+          <w:tcPr>
+            <w:tcW w:type="dxa" w:w="907"/>
+            <w:shd w:val="clear" w:color="auto" w:fill="F2F5FA"/>
+            <w:vAlign w:val="center"/>
+          </w:tcPr>
+          <w:p>
+            <w:pPr>
+              <w:spacing w:after="0"/>
+              <w:jc w:val="center"/>
+            </w:pPr>
+            <w:r>
+              <w:rPr>
+                <w:rFonts w:ascii="游ゴシック" w:hAnsi="游ゴシック" w:eastAsia="游ゴシック"/>
+                <w:b w:val="0"/>
+                <w:sz w:val="16"/>
+              </w:rPr>
+              <w:t>18件</w:t>
+            </w:r>
+          </w:p>
+        </w:tc>
+        <w:tc>
+          <w:tcPr>
+            <w:tcW w:type="dxa" w:w="3572"/>
+            <w:shd w:val="clear" w:color="auto" w:fill="F2F5FA"/>
+            <w:vAlign w:val="center"/>
+          </w:tcPr>
+          <w:p>
+            <w:pPr>
+              <w:spacing w:after="0"/>
+            </w:pPr>
+            <w:r>
+              <w:rPr>
+                <w:rFonts w:ascii="游ゴシック" w:hAnsi="游ゴシック" w:eastAsia="游ゴシック"/>
+                <w:b w:val="0"/>
+                <w:sz w:val="16"/>
+              </w:rPr>
+              <w:t>build_survey_report.py</w:t>
+            </w:r>
+          </w:p>
+        </w:tc>
+        <w:tc>
+          <w:tcPr>
+            <w:tcW w:type="dxa" w:w="907"/>
+            <w:shd w:val="clear" w:color="auto" w:fill="F2F5FA"/>
+            <w:vAlign w:val="center"/>
+          </w:tcPr>
+          <w:p>
+            <w:pPr>
+              <w:spacing w:after="0"/>
+              <w:jc w:val="center"/>
+            </w:pPr>
+            <w:r>
+              <w:rPr>
+                <w:rFonts w:ascii="游ゴシック" w:hAnsi="游ゴシック" w:eastAsia="游ゴシック"/>
+                <w:b w:val="0"/>
+                <w:sz w:val="16"/>
+              </w:rPr>
+              <w:t>12件</w:t>
+            </w:r>
+          </w:p>
+        </w:tc>
+      </w:tr>
+      <w:tr>
+        <w:trPr>
+          <w:cantSplit/>
+        </w:trPr>
+        <w:tc>
+          <w:tcPr>
+            <w:tcW w:type="dxa" w:w="3572"/>
+            <w:vAlign w:val="center"/>
+          </w:tcPr>
+          <w:p>
+            <w:pPr>
+              <w:spacing w:after="0"/>
+            </w:pPr>
+            <w:r>
+              <w:rPr>
+                <w:rFonts w:ascii="游ゴシック" w:hAnsi="游ゴシック" w:eastAsia="游ゴシック"/>
+                <w:b w:val="0"/>
+                <w:sz w:val="16"/>
+              </w:rPr>
               <w:t>build_mieru_mikomi_input.py</w:t>
+            </w:r>
+          </w:p>
+        </w:tc>
+        <w:tc>
+          <w:tcPr>
+            <w:tcW w:type="dxa" w:w="907"/>
+            <w:vAlign w:val="center"/>
+          </w:tcPr>
+          <w:p>
+            <w:pPr>
+              <w:spacing w:after="0"/>
+              <w:jc w:val="center"/>
+            </w:pPr>
+            <w:r>
+              <w:rPr>
+                <w:rFonts w:ascii="游ゴシック" w:hAnsi="游ゴシック" w:eastAsia="游ゴシック"/>
+                <w:b w:val="0"/>
+                <w:sz w:val="16"/>
+              </w:rPr>
+              <w:t>17件</w:t>
+            </w:r>
+          </w:p>
+        </w:tc>
+        <w:tc>
+          <w:tcPr>
+            <w:tcW w:type="dxa" w:w="3572"/>
+            <w:vAlign w:val="center"/>
+          </w:tcPr>
+          <w:p>
+            <w:pPr>
+              <w:spacing w:after="0"/>
+            </w:pPr>
+            <w:r>
+              <w:rPr>
+                <w:rFonts w:ascii="游ゴシック" w:hAnsi="游ゴシック" w:eastAsia="游ゴシック"/>
+                <w:b w:val="0"/>
+                <w:sz w:val="16"/>
+              </w:rPr>
+              <w:t>build_app_review.py</w:t>
+            </w:r>
+          </w:p>
+        </w:tc>
+        <w:tc>
+          <w:tcPr>
+            <w:tcW w:type="dxa" w:w="907"/>
+            <w:vAlign w:val="center"/>
+          </w:tcPr>
+          <w:p>
+            <w:pPr>
+              <w:spacing w:after="0"/>
+              <w:jc w:val="center"/>
+            </w:pPr>
+            <w:r>
+              <w:rPr>
+                <w:rFonts w:ascii="游ゴシック" w:hAnsi="游ゴシック" w:eastAsia="游ゴシック"/>
+                <w:b w:val="0"/>
+                <w:sz w:val="16"/>
+              </w:rPr>
+              <w:t>11件</w:t>
+            </w:r>
+          </w:p>
+        </w:tc>
+      </w:tr>
+      <w:tr>
+        <w:trPr>
+          <w:cantSplit/>
+        </w:trPr>
+        <w:tc>
+          <w:tcPr>
+            <w:tcW w:type="dxa" w:w="3572"/>
+            <w:shd w:val="clear" w:color="auto" w:fill="F2F5FA"/>
+            <w:vAlign w:val="center"/>
+          </w:tcPr>
+          <w:p>
+            <w:pPr>
+              <w:spacing w:after="0"/>
+            </w:pPr>
+            <w:r>
+              <w:rPr>
+                <w:rFonts w:ascii="游ゴシック" w:hAnsi="游ゴシック" w:eastAsia="游ゴシック"/>
+                <w:b w:val="0"/>
+                <w:sz w:val="16"/>
+              </w:rPr>
+              <w:t>build_receipt_kyufu_sogo.py</w:t>
             </w:r>
           </w:p>
         </w:tc>
@@ -1472,7 +1642,7 @@
                 <w:b w:val="0"/>
                 <w:sz w:val="16"/>
               </w:rPr>
-              <w:t>build_app_review.py</w:t>
+              <w:t>build_kagai_youin.py</w:t>
             </w:r>
           </w:p>
         </w:tc>
@@ -1517,7 +1687,7 @@
                 <w:b w:val="0"/>
                 <w:sz w:val="16"/>
               </w:rPr>
-              <w:t>build_receipt_kyufu_sogo.py</w:t>
+              <w:t>build_receipt_riyojokyo.py</w:t>
             </w:r>
           </w:p>
         </w:tc>
@@ -1556,7 +1726,7 @@
                 <w:b w:val="0"/>
                 <w:sz w:val="16"/>
               </w:rPr>
-              <w:t>build_kagai_youin.py</w:t>
+              <w:t>build_mikomiryo.py</w:t>
             </w:r>
           </w:p>
         </w:tc>
@@ -1601,7 +1771,7 @@
                 <w:b w:val="0"/>
                 <w:sz w:val="16"/>
               </w:rPr>
-              <w:t>build_receipt_riyojokyo.py</w:t>
+              <w:t>build_kofukin_shihyo.py</w:t>
             </w:r>
           </w:p>
         </w:tc>
@@ -1622,7 +1792,7 @@
                 <w:b w:val="0"/>
                 <w:sz w:val="16"/>
               </w:rPr>
-              <w:t>17件</w:t>
+              <w:t>16件</w:t>
             </w:r>
           </w:p>
         </w:tc>
@@ -1642,7 +1812,7 @@
                 <w:b w:val="0"/>
                 <w:sz w:val="16"/>
               </w:rPr>
-              <w:t>build_mikomiryo.py</w:t>
+              <w:t>build_survey_jisseki_cross.py</w:t>
             </w:r>
           </w:p>
         </w:tc>
@@ -1687,7 +1857,7 @@
                 <w:b w:val="0"/>
                 <w:sz w:val="16"/>
               </w:rPr>
-              <w:t>build_kofukin_shihyo.py</w:t>
+              <w:t>build_mieru_manual_review.py</w:t>
             </w:r>
           </w:p>
         </w:tc>
@@ -1726,7 +1896,7 @@
                 <w:b w:val="0"/>
                 <w:sz w:val="16"/>
               </w:rPr>
-              <w:t>build_survey_jisseki_cross.py</w:t>
+              <w:t>build_survey_report_doc.py</w:t>
             </w:r>
           </w:p>
         </w:tc>
@@ -1746,7 +1916,7 @@
                 <w:b w:val="0"/>
                 <w:sz w:val="16"/>
               </w:rPr>
-              <w:t>11件</w:t>
+              <w:t>10件</w:t>
             </w:r>
           </w:p>
         </w:tc>
@@ -1771,7 +1941,7 @@
                 <w:b w:val="0"/>
                 <w:sz w:val="16"/>
               </w:rPr>
-              <w:t>build_mieru_manual_review.py</w:t>
+              <w:t>build_mieru_r8_input.py</w:t>
             </w:r>
           </w:p>
         </w:tc>
@@ -1792,7 +1962,7 @@
                 <w:b w:val="0"/>
                 <w:sz w:val="16"/>
               </w:rPr>
-              <w:t>16件</w:t>
+              <w:t>15件</w:t>
             </w:r>
           </w:p>
         </w:tc>
@@ -1812,7 +1982,7 @@
                 <w:b w:val="0"/>
                 <w:sz w:val="16"/>
               </w:rPr>
-              <w:t>build_survey_report_doc.py</w:t>
+              <w:t>build_taikeikakuhi.py</w:t>
             </w:r>
           </w:p>
         </w:tc>
@@ -1857,90 +2027,6 @@
                 <w:b w:val="0"/>
                 <w:sz w:val="16"/>
               </w:rPr>
-              <w:t>build_mieru_r8_input.py</w:t>
-            </w:r>
-          </w:p>
-        </w:tc>
-        <w:tc>
-          <w:tcPr>
-            <w:tcW w:type="dxa" w:w="907"/>
-            <w:vAlign w:val="center"/>
-          </w:tcPr>
-          <w:p>
-            <w:pPr>
-              <w:spacing w:after="0"/>
-              <w:jc w:val="center"/>
-            </w:pPr>
-            <w:r>
-              <w:rPr>
-                <w:rFonts w:ascii="游ゴシック" w:hAnsi="游ゴシック" w:eastAsia="游ゴシック"/>
-                <w:b w:val="0"/>
-                <w:sz w:val="16"/>
-              </w:rPr>
-              <w:t>15件</w:t>
-            </w:r>
-          </w:p>
-        </w:tc>
-        <w:tc>
-          <w:tcPr>
-            <w:tcW w:type="dxa" w:w="3572"/>
-            <w:vAlign w:val="center"/>
-          </w:tcPr>
-          <w:p>
-            <w:pPr>
-              <w:spacing w:after="0"/>
-            </w:pPr>
-            <w:r>
-              <w:rPr>
-                <w:rFonts w:ascii="游ゴシック" w:hAnsi="游ゴシック" w:eastAsia="游ゴシック"/>
-                <w:b w:val="0"/>
-                <w:sz w:val="16"/>
-              </w:rPr>
-              <w:t>build_taikeikakuhi.py</w:t>
-            </w:r>
-          </w:p>
-        </w:tc>
-        <w:tc>
-          <w:tcPr>
-            <w:tcW w:type="dxa" w:w="907"/>
-            <w:vAlign w:val="center"/>
-          </w:tcPr>
-          <w:p>
-            <w:pPr>
-              <w:spacing w:after="0"/>
-              <w:jc w:val="center"/>
-            </w:pPr>
-            <w:r>
-              <w:rPr>
-                <w:rFonts w:ascii="游ゴシック" w:hAnsi="游ゴシック" w:eastAsia="游ゴシック"/>
-                <w:b w:val="0"/>
-                <w:sz w:val="16"/>
-              </w:rPr>
-              <w:t>10件</w:t>
-            </w:r>
-          </w:p>
-        </w:tc>
-      </w:tr>
-      <w:tr>
-        <w:trPr>
-          <w:cantSplit/>
-        </w:trPr>
-        <w:tc>
-          <w:tcPr>
-            <w:tcW w:type="dxa" w:w="3572"/>
-            <w:shd w:val="clear" w:color="auto" w:fill="F2F5FA"/>
-            <w:vAlign w:val="center"/>
-          </w:tcPr>
-          <w:p>
-            <w:pPr>
-              <w:spacing w:after="0"/>
-            </w:pPr>
-            <w:r>
-              <w:rPr>
-                <w:rFonts w:ascii="游ゴシック" w:hAnsi="游ゴシック" w:eastAsia="游ゴシック"/>
-                <w:b w:val="0"/>
-                <w:sz w:val="16"/>
-              </w:rPr>
               <w:t>build_member_work_review.py</w:t>
             </w:r>
           </w:p>
@@ -1948,7 +2034,6 @@
         <w:tc>
           <w:tcPr>
             <w:tcW w:type="dxa" w:w="907"/>
-            <w:shd w:val="clear" w:color="auto" w:fill="F2F5FA"/>
             <w:vAlign w:val="center"/>
           </w:tcPr>
           <w:p>
@@ -1969,7 +2054,6 @@
         <w:tc>
           <w:tcPr>
             <w:tcW w:type="dxa" w:w="3572"/>
-            <w:shd w:val="clear" w:color="auto" w:fill="F2F5FA"/>
             <w:vAlign w:val="center"/>
           </w:tcPr>
           <w:p>
@@ -1989,7 +2073,6 @@
         <w:tc>
           <w:tcPr>
             <w:tcW w:type="dxa" w:w="907"/>
-            <w:shd w:val="clear" w:color="auto" w:fill="F2F5FA"/>
             <w:vAlign w:val="center"/>
           </w:tcPr>
           <w:p>
@@ -2015,6 +2098,7 @@
         <w:tc>
           <w:tcPr>
             <w:tcW w:type="dxa" w:w="3572"/>
+            <w:shd w:val="clear" w:color="auto" w:fill="F2F5FA"/>
             <w:vAlign w:val="center"/>
           </w:tcPr>
           <w:p>
@@ -2028,90 +2112,6 @@
                 <w:sz w:val="16"/>
               </w:rPr>
               <w:t>build_chiiki_care_kaigi.py</w:t>
-            </w:r>
-          </w:p>
-        </w:tc>
-        <w:tc>
-          <w:tcPr>
-            <w:tcW w:type="dxa" w:w="907"/>
-            <w:vAlign w:val="center"/>
-          </w:tcPr>
-          <w:p>
-            <w:pPr>
-              <w:spacing w:after="0"/>
-              <w:jc w:val="center"/>
-            </w:pPr>
-            <w:r>
-              <w:rPr>
-                <w:rFonts w:ascii="游ゴシック" w:hAnsi="游ゴシック" w:eastAsia="游ゴシック"/>
-                <w:b w:val="0"/>
-                <w:sz w:val="16"/>
-              </w:rPr>
-              <w:t>13件</w:t>
-            </w:r>
-          </w:p>
-        </w:tc>
-        <w:tc>
-          <w:tcPr>
-            <w:tcW w:type="dxa" w:w="3572"/>
-            <w:vAlign w:val="center"/>
-          </w:tcPr>
-          <w:p>
-            <w:pPr>
-              <w:spacing w:after="0"/>
-            </w:pPr>
-            <w:r>
-              <w:rPr>
-                <w:rFonts w:ascii="游ゴシック" w:hAnsi="游ゴシック" w:eastAsia="游ゴシック"/>
-                <w:b w:val="0"/>
-                <w:sz w:val="16"/>
-              </w:rPr>
-              <w:t>build_shiryo_denwa.py</w:t>
-            </w:r>
-          </w:p>
-        </w:tc>
-        <w:tc>
-          <w:tcPr>
-            <w:tcW w:type="dxa" w:w="907"/>
-            <w:vAlign w:val="center"/>
-          </w:tcPr>
-          <w:p>
-            <w:pPr>
-              <w:spacing w:after="0"/>
-              <w:jc w:val="center"/>
-            </w:pPr>
-            <w:r>
-              <w:rPr>
-                <w:rFonts w:ascii="游ゴシック" w:hAnsi="游ゴシック" w:eastAsia="游ゴシック"/>
-                <w:b w:val="0"/>
-                <w:sz w:val="16"/>
-              </w:rPr>
-              <w:t>8件</w:t>
-            </w:r>
-          </w:p>
-        </w:tc>
-      </w:tr>
-      <w:tr>
-        <w:trPr>
-          <w:cantSplit/>
-        </w:trPr>
-        <w:tc>
-          <w:tcPr>
-            <w:tcW w:type="dxa" w:w="3572"/>
-            <w:shd w:val="clear" w:color="auto" w:fill="F2F5FA"/>
-            <w:vAlign w:val="center"/>
-          </w:tcPr>
-          <w:p>
-            <w:pPr>
-              <w:spacing w:after="0"/>
-            </w:pPr>
-            <w:r>
-              <w:rPr>
-                <w:rFonts w:ascii="游ゴシック" w:hAnsi="游ゴシック" w:eastAsia="游ゴシック"/>
-                <w:b w:val="0"/>
-                <w:sz w:val="16"/>
-              </w:rPr>
-              <w:t>build_mikomiryo_togo.py</w:t>
             </w:r>
           </w:p>
         </w:tc>
@@ -2152,7 +2152,7 @@
                 <w:b w:val="0"/>
                 <w:sz w:val="16"/>
               </w:rPr>
-              <w:t>build_mikomi_juryo_nashi.py</w:t>
+              <w:t>build_shiryo_denwa.py</w:t>
             </w:r>
           </w:p>
         </w:tc>
@@ -2173,7 +2173,7 @@
                 <w:b w:val="0"/>
                 <w:sz w:val="16"/>
               </w:rPr>
-              <w:t>7件</w:t>
+              <w:t>8件</w:t>
             </w:r>
           </w:p>
         </w:tc>
@@ -2197,7 +2197,7 @@
                 <w:b w:val="0"/>
                 <w:sz w:val="16"/>
               </w:rPr>
-              <w:t>build_ninchisho_ronten.py</w:t>
+              <w:t>build_mikomiryo_togo.py</w:t>
             </w:r>
           </w:p>
         </w:tc>
@@ -2236,7 +2236,7 @@
                 <w:b w:val="0"/>
                 <w:sz w:val="16"/>
               </w:rPr>
-              <w:t>build_soan_kaki_review.py</w:t>
+              <w:t>build_mikomi_juryo_nashi.py</w:t>
             </w:r>
           </w:p>
         </w:tc>
@@ -2281,7 +2281,7 @@
                 <w:b w:val="0"/>
                 <w:sz w:val="16"/>
               </w:rPr>
-              <w:t>build_soan_kadai.py</w:t>
+              <w:t>build_ninchisho_ronten.py</w:t>
             </w:r>
           </w:p>
         </w:tc>
@@ -2319,8 +2319,10 @@
             <w:r>
               <w:rPr>
                 <w:rFonts w:ascii="游ゴシック" w:hAnsi="游ゴシック" w:eastAsia="游ゴシック"/>
+                <w:b w:val="0"/>
                 <w:sz w:val="16"/>
               </w:rPr>
+              <w:t>build_soan_kaki_review.py</w:t>
             </w:r>
           </w:p>
         </w:tc>
@@ -2338,8 +2340,10 @@
             <w:r>
               <w:rPr>
                 <w:rFonts w:ascii="游ゴシック" w:hAnsi="游ゴシック" w:eastAsia="游ゴシック"/>
+                <w:b w:val="0"/>
                 <w:sz w:val="16"/>
               </w:rPr>
+              <w:t>7件</w:t>
             </w:r>
           </w:p>
         </w:tc>
@@ -2501,7 +2505,7 @@
                 <w:b w:val="0"/>
                 <w:sz w:val="18"/>
               </w:rPr>
-              <w:t>928段落145表36図</w:t>
+              <w:t>943段落147表36図</w:t>
             </w:r>
           </w:p>
         </w:tc>
@@ -2520,7 +2524,7 @@
                 <w:b w:val="0"/>
                 <w:sz w:val="18"/>
               </w:rPr>
-              <w:t>発注者・委員会・住民の目に触れるもの。未確定箇所が138箇所（要協議110・要確認27・要内訳1）残っている</w:t>
+              <w:t>発注者・委員会・住民の目に触れるもの。未確定箇所が146箇所（要協議112・要確認33・要内訳1）残っている</w:t>
             </w:r>
           </w:p>
         </w:tc>
@@ -2755,7 +2759,7 @@
                 <w:b w:val="0"/>
                 <w:sz w:val="18"/>
               </w:rPr>
-              <w:t>確認事項169件</w:t>
+              <w:t>確認事項171件</w:t>
             </w:r>
           </w:p>
         </w:tc>
@@ -4760,7 +4764,7 @@
           <w:b w:val="0"/>
           <w:sz w:val="21"/>
         </w:rPr>
-        <w:t>現在138箇所（要協議110・要確認27・要内訳1）です。うち第6章第4節（施設の見込み）に58箇所（43％）が集中しており、日常生活圏域と必要利用定員総数（確認事項No.88）が決まれば解消します。</w:t>
+        <w:t>現在146箇所（要協議112・要確認33・要内訳1）です。うち第6章第4節（施設の見込み）に58箇所（43％）が集中しており、日常生活圏域と必要利用定員総数（確認事項No.88）が決まれば解消します。</w:t>
       </w:r>
       <w:r>
         <w:rPr>
@@ -5346,7 +5350,7 @@
           <w:b w:val="0"/>
           <w:sz w:val="21"/>
         </w:rPr>
-        <w:t>自己点検を備えた31本を順に実行し、終了コードが0であることを確かめます。1件でも合わなければ終了コード1で終わり、不適合の内容が表示されます。</w:t>
+        <w:t>自己点検を備えた32本を順に実行し、終了コードが0であることを確かめます。1件でも合わなければ終了コード1で終わり、不適合の内容が表示されます。</w:t>
       </w:r>
     </w:p>
     <w:p>
@@ -5410,7 +5414,7 @@
           <w:rFonts w:ascii="游ゴシック" w:hAnsi="游ゴシック" w:eastAsia="游ゴシック"/>
           <w:sz w:val="18"/>
         </w:rPr>
-        <w:t>※ 再実行できない3本（第2節3）は除いています。自己点検を持たないスクリプトも実行されますが、書き出しに失敗すればやはり0以外で終わります。自己点検を備えた31本は第3節1の表のとおりです。</w:t>
+        <w:t>※ 再実行できない3本（第2節3）は除いています。自己点検を持たないスクリプトも実行されますが、書き出しに失敗すればやはり0以外で終わります。自己点検を備えた32本は第3節1の表のとおりです。</w:t>
       </w:r>
     </w:p>
     <w:p>

--- a/output/第10期計画_チェック依頼_確認箇所と手順.docx
+++ b/output/第10期計画_チェック依頼_確認箇所と手順.docx
@@ -79,7 +79,7 @@
           <w:b w:val="0"/>
           <w:sz w:val="21"/>
         </w:rPr>
-        <w:t>点検の対象は成果品123件（条件付き55件・送付40件・内部保管23件・対象外5件）と計画素案（943段落147表36図）です。ビルドスクリプトは120本あり、うち32本が自らの計算を検算する自己点検を備えています（計474件）。</w:t>
+        <w:t>点検の対象は成果品123件（条件付き55件・送付40件・内部保管23件・対象外5件）と計画素案（916段落141表36図）です。ビルドスクリプトは120本あり、うち32本が自らの計算を検算する自己点検を備えています（計478件）。</w:t>
       </w:r>
     </w:p>
     <w:p>
@@ -872,7 +872,7 @@
           <w:b/>
           <w:sz w:val="20"/>
         </w:rPr>
-        <w:t>表2　自己点検を備えたスクリプト（32本・計474件）</w:t>
+        <w:t>表2　自己点検を備えたスクリプト（32本・計478件）</w:t>
       </w:r>
     </w:p>
     <w:tbl>
@@ -1177,7 +1177,7 @@
                 <w:b w:val="0"/>
                 <w:sz w:val="16"/>
               </w:rPr>
-              <w:t>build_mikomiryo_santei.py</w:t>
+              <w:t>build_soan_kisai_taihi.py</w:t>
             </w:r>
           </w:p>
         </w:tc>
@@ -1197,7 +1197,7 @@
                 <w:b w:val="0"/>
                 <w:sz w:val="16"/>
               </w:rPr>
-              <w:t>22件</w:t>
+              <w:t>25件</w:t>
             </w:r>
           </w:p>
         </w:tc>
@@ -1261,7 +1261,7 @@
                 <w:b w:val="0"/>
                 <w:sz w:val="16"/>
               </w:rPr>
-              <w:t>build_soan_kisai_taihi.py</w:t>
+              <w:t>build_mikomiryo_santei.py</w:t>
             </w:r>
           </w:p>
         </w:tc>
@@ -1282,7 +1282,7 @@
                 <w:b w:val="0"/>
                 <w:sz w:val="16"/>
               </w:rPr>
-              <w:t>21件</w:t>
+              <w:t>22件</w:t>
             </w:r>
           </w:p>
         </w:tc>
@@ -2505,7 +2505,7 @@
                 <w:b w:val="0"/>
                 <w:sz w:val="18"/>
               </w:rPr>
-              <w:t>943段落147表36図</w:t>
+              <w:t>916段落141表36図</w:t>
             </w:r>
           </w:p>
         </w:tc>

--- a/output/第10期計画_チェック依頼_確認箇所と手順.docx
+++ b/output/第10期計画_チェック依頼_確認箇所と手順.docx
@@ -79,7 +79,7 @@
           <w:b w:val="0"/>
           <w:sz w:val="21"/>
         </w:rPr>
-        <w:t>点検の対象は成果品123件（条件付き55件・送付40件・内部保管23件・対象外5件）と計画素案（916段落141表36図）です。ビルドスクリプトは120本あり、うち32本が自らの計算を検算する自己点検を備えています（計478件）。</w:t>
+        <w:t>点検の対象は成果品123件（条件付き55件・送付40件・内部保管23件・対象外5件）と計画素案（927段落143表36図）です。ビルドスクリプトは120本あり、うち32本が自らの計算を検算する自己点検を備えています（計478件）。</w:t>
       </w:r>
     </w:p>
     <w:p>
@@ -2505,7 +2505,7 @@
                 <w:b w:val="0"/>
                 <w:sz w:val="18"/>
               </w:rPr>
-              <w:t>916段落141表36図</w:t>
+              <w:t>927段落143表36図</w:t>
             </w:r>
           </w:p>
         </w:tc>
@@ -2524,7 +2524,7 @@
                 <w:b w:val="0"/>
                 <w:sz w:val="18"/>
               </w:rPr>
-              <w:t>発注者・委員会・住民の目に触れるもの。未確定箇所が146箇所（要協議112・要確認33・要内訳1）残っている</w:t>
+              <w:t>発注者・委員会・住民の目に触れるもの。未確定箇所が149箇所（要協議114・要確認34・要内訳1）残っている</w:t>
             </w:r>
           </w:p>
         </w:tc>
@@ -4764,7 +4764,7 @@
           <w:b w:val="0"/>
           <w:sz w:val="21"/>
         </w:rPr>
-        <w:t>現在146箇所（要協議112・要確認33・要内訳1）です。うち第6章第4節（施設の見込み）に58箇所（43％）が集中しており、日常生活圏域と必要利用定員総数（確認事項No.88）が決まれば解消します。</w:t>
+        <w:t>現在149箇所（要協議114・要確認34・要内訳1）です。うち第6章第4節（施設の見込み）に58箇所（43％）が集中しており、日常生活圏域と必要利用定員総数（確認事項No.88）が決まれば解消します。</w:t>
       </w:r>
       <w:r>
         <w:rPr>

--- a/output/第10期計画_チェック依頼_確認箇所と手順.docx
+++ b/output/第10期計画_チェック依頼_確認箇所と手順.docx
@@ -79,7 +79,7 @@
           <w:b w:val="0"/>
           <w:sz w:val="21"/>
         </w:rPr>
-        <w:t>点検の対象は成果品123件（条件付き55件・送付40件・内部保管23件・対象外5件）と計画素案（927段落143表36図）です。ビルドスクリプトは120本あり、うち32本が自らの計算を検算する自己点検を備えています（計478件）。</w:t>
+        <w:t>点検の対象は成果品124件（条件付き55件・送付41件・内部保管23件・対象外5件）と計画素案（928段落143表36図）です。ビルドスクリプトは122本あり、うち33本が自らの計算を検算する自己点検を備えています（計505件）。</w:t>
       </w:r>
     </w:p>
     <w:p>
@@ -872,7 +872,7 @@
           <w:b/>
           <w:sz w:val="20"/>
         </w:rPr>
-        <w:t>表2　自己点検を備えたスクリプト（32本・計478件）</w:t>
+        <w:t>表2　自己点検を備えたスクリプト（33本・計505件）</w:t>
       </w:r>
     </w:p>
     <w:tbl>
@@ -1197,7 +1197,7 @@
                 <w:b w:val="0"/>
                 <w:sz w:val="16"/>
               </w:rPr>
-              <w:t>25件</w:t>
+              <w:t>33件</w:t>
             </w:r>
           </w:p>
         </w:tc>
@@ -1431,7 +1431,7 @@
                 <w:b w:val="0"/>
                 <w:sz w:val="16"/>
               </w:rPr>
-              <w:t>build_chiiki_kadai_10.py</w:t>
+              <w:t>build_plan_public.py</w:t>
             </w:r>
           </w:p>
         </w:tc>
@@ -1452,7 +1452,7 @@
                 <w:b w:val="0"/>
                 <w:sz w:val="16"/>
               </w:rPr>
-              <w:t>18件</w:t>
+              <w:t>19件</w:t>
             </w:r>
           </w:p>
         </w:tc>
@@ -1517,7 +1517,7 @@
                 <w:b w:val="0"/>
                 <w:sz w:val="16"/>
               </w:rPr>
-              <w:t>build_mieru_mikomi_input.py</w:t>
+              <w:t>build_chiiki_kadai_10.py</w:t>
             </w:r>
           </w:p>
         </w:tc>
@@ -1537,7 +1537,7 @@
                 <w:b w:val="0"/>
                 <w:sz w:val="16"/>
               </w:rPr>
-              <w:t>17件</w:t>
+              <w:t>18件</w:t>
             </w:r>
           </w:p>
         </w:tc>
@@ -1601,7 +1601,7 @@
                 <w:b w:val="0"/>
                 <w:sz w:val="16"/>
               </w:rPr>
-              <w:t>build_receipt_kyufu_sogo.py</w:t>
+              <w:t>build_mieru_mikomi_input.py</w:t>
             </w:r>
           </w:p>
         </w:tc>
@@ -1687,7 +1687,7 @@
                 <w:b w:val="0"/>
                 <w:sz w:val="16"/>
               </w:rPr>
-              <w:t>build_receipt_riyojokyo.py</w:t>
+              <w:t>build_receipt_kyufu_sogo.py</w:t>
             </w:r>
           </w:p>
         </w:tc>
@@ -1771,7 +1771,7 @@
                 <w:b w:val="0"/>
                 <w:sz w:val="16"/>
               </w:rPr>
-              <w:t>build_kofukin_shihyo.py</w:t>
+              <w:t>build_receipt_riyojokyo.py</w:t>
             </w:r>
           </w:p>
         </w:tc>
@@ -1792,7 +1792,7 @@
                 <w:b w:val="0"/>
                 <w:sz w:val="16"/>
               </w:rPr>
-              <w:t>16件</w:t>
+              <w:t>17件</w:t>
             </w:r>
           </w:p>
         </w:tc>
@@ -1857,7 +1857,7 @@
                 <w:b w:val="0"/>
                 <w:sz w:val="16"/>
               </w:rPr>
-              <w:t>build_mieru_manual_review.py</w:t>
+              <w:t>build_kofukin_shihyo.py</w:t>
             </w:r>
           </w:p>
         </w:tc>
@@ -1941,7 +1941,7 @@
                 <w:b w:val="0"/>
                 <w:sz w:val="16"/>
               </w:rPr>
-              <w:t>build_mieru_r8_input.py</w:t>
+              <w:t>build_mieru_manual_review.py</w:t>
             </w:r>
           </w:p>
         </w:tc>
@@ -1962,7 +1962,7 @@
                 <w:b w:val="0"/>
                 <w:sz w:val="16"/>
               </w:rPr>
-              <w:t>15件</w:t>
+              <w:t>16件</w:t>
             </w:r>
           </w:p>
         </w:tc>
@@ -2027,7 +2027,7 @@
                 <w:b w:val="0"/>
                 <w:sz w:val="16"/>
               </w:rPr>
-              <w:t>build_member_work_review.py</w:t>
+              <w:t>build_mieru_r8_input.py</w:t>
             </w:r>
           </w:p>
         </w:tc>
@@ -2047,7 +2047,7 @@
                 <w:b w:val="0"/>
                 <w:sz w:val="16"/>
               </w:rPr>
-              <w:t>14件</w:t>
+              <w:t>15件</w:t>
             </w:r>
           </w:p>
         </w:tc>
@@ -2111,7 +2111,7 @@
                 <w:b w:val="0"/>
                 <w:sz w:val="16"/>
               </w:rPr>
-              <w:t>build_chiiki_care_kaigi.py</w:t>
+              <w:t>build_member_work_review.py</w:t>
             </w:r>
           </w:p>
         </w:tc>
@@ -2132,7 +2132,7 @@
                 <w:b w:val="0"/>
                 <w:sz w:val="16"/>
               </w:rPr>
-              <w:t>13件</w:t>
+              <w:t>14件</w:t>
             </w:r>
           </w:p>
         </w:tc>
@@ -2197,7 +2197,7 @@
                 <w:b w:val="0"/>
                 <w:sz w:val="16"/>
               </w:rPr>
-              <w:t>build_mikomiryo_togo.py</w:t>
+              <w:t>build_chiiki_care_kaigi.py</w:t>
             </w:r>
           </w:p>
         </w:tc>
@@ -2281,7 +2281,7 @@
                 <w:b w:val="0"/>
                 <w:sz w:val="16"/>
               </w:rPr>
-              <w:t>build_ninchisho_ronten.py</w:t>
+              <w:t>build_mikomiryo_togo.py</w:t>
             </w:r>
           </w:p>
         </w:tc>
@@ -2344,6 +2344,85 @@
                 <w:sz w:val="16"/>
               </w:rPr>
               <w:t>7件</w:t>
+            </w:r>
+          </w:p>
+        </w:tc>
+      </w:tr>
+      <w:tr>
+        <w:trPr>
+          <w:cantSplit/>
+        </w:trPr>
+        <w:tc>
+          <w:tcPr>
+            <w:tcW w:type="dxa" w:w="3572"/>
+            <w:vAlign w:val="center"/>
+          </w:tcPr>
+          <w:p>
+            <w:pPr>
+              <w:spacing w:after="0"/>
+            </w:pPr>
+            <w:r>
+              <w:rPr>
+                <w:rFonts w:ascii="游ゴシック" w:hAnsi="游ゴシック" w:eastAsia="游ゴシック"/>
+                <w:b w:val="0"/>
+                <w:sz w:val="16"/>
+              </w:rPr>
+              <w:t>build_ninchisho_ronten.py</w:t>
+            </w:r>
+          </w:p>
+        </w:tc>
+        <w:tc>
+          <w:tcPr>
+            <w:tcW w:type="dxa" w:w="907"/>
+            <w:vAlign w:val="center"/>
+          </w:tcPr>
+          <w:p>
+            <w:pPr>
+              <w:spacing w:after="0"/>
+              <w:jc w:val="center"/>
+            </w:pPr>
+            <w:r>
+              <w:rPr>
+                <w:rFonts w:ascii="游ゴシック" w:hAnsi="游ゴシック" w:eastAsia="游ゴシック"/>
+                <w:b w:val="0"/>
+                <w:sz w:val="16"/>
+              </w:rPr>
+              <w:t>13件</w:t>
+            </w:r>
+          </w:p>
+        </w:tc>
+        <w:tc>
+          <w:tcPr>
+            <w:tcW w:type="dxa" w:w="3572"/>
+            <w:vAlign w:val="center"/>
+          </w:tcPr>
+          <w:p>
+            <w:pPr>
+              <w:spacing w:after="0"/>
+            </w:pPr>
+            <w:r>
+              <w:rPr>
+                <w:rFonts w:ascii="游ゴシック" w:hAnsi="游ゴシック" w:eastAsia="游ゴシック"/>
+                <w:sz w:val="16"/>
+              </w:rPr>
+            </w:r>
+          </w:p>
+        </w:tc>
+        <w:tc>
+          <w:tcPr>
+            <w:tcW w:type="dxa" w:w="907"/>
+            <w:vAlign w:val="center"/>
+          </w:tcPr>
+          <w:p>
+            <w:pPr>
+              <w:spacing w:after="0"/>
+              <w:jc w:val="center"/>
+            </w:pPr>
+            <w:r>
+              <w:rPr>
+                <w:rFonts w:ascii="游ゴシック" w:hAnsi="游ゴシック" w:eastAsia="游ゴシック"/>
+                <w:sz w:val="16"/>
+              </w:rPr>
             </w:r>
           </w:p>
         </w:tc>
@@ -2505,7 +2584,7 @@
                 <w:b w:val="0"/>
                 <w:sz w:val="18"/>
               </w:rPr>
-              <w:t>927段落143表36図</w:t>
+              <w:t>928段落143表36図</w:t>
             </w:r>
           </w:p>
         </w:tc>
@@ -5350,7 +5429,7 @@
           <w:b w:val="0"/>
           <w:sz w:val="21"/>
         </w:rPr>
-        <w:t>自己点検を備えた32本を順に実行し、終了コードが0であることを確かめます。1件でも合わなければ終了コード1で終わり、不適合の内容が表示されます。</w:t>
+        <w:t>自己点検を備えた33本を順に実行し、終了コードが0であることを確かめます。1件でも合わなければ終了コード1で終わり、不適合の内容が表示されます。</w:t>
       </w:r>
     </w:p>
     <w:p>
@@ -5414,7 +5493,7 @@
           <w:rFonts w:ascii="游ゴシック" w:hAnsi="游ゴシック" w:eastAsia="游ゴシック"/>
           <w:sz w:val="18"/>
         </w:rPr>
-        <w:t>※ 再実行できない3本（第2節3）は除いています。自己点検を持たないスクリプトも実行されますが、書き出しに失敗すればやはり0以外で終わります。自己点検を備えた32本は第3節1の表のとおりです。</w:t>
+        <w:t>※ 再実行できない3本（第2節3）は除いています。自己点検を持たないスクリプトも実行されますが、書き出しに失敗すればやはり0以外で終わります。自己点検を備えた33本は第3節1の表のとおりです。</w:t>
       </w:r>
     </w:p>
     <w:p>

--- a/output/第10期計画_チェック依頼_確認箇所と手順.docx
+++ b/output/第10期計画_チェック依頼_確認箇所と手順.docx
@@ -79,7 +79,7 @@
           <w:b w:val="0"/>
           <w:sz w:val="21"/>
         </w:rPr>
-        <w:t>点検の対象は成果品124件（条件付き55件・送付41件・内部保管23件・対象外5件）と計画素案（928段落143表36図）です。ビルドスクリプトは122本あり、うち33本が自らの計算を検算する自己点検を備えています（計505件）。</w:t>
+        <w:t>点検の対象は成果品125件（条件付き55件・送付41件・内部保管24件・対象外5件）と計画素案（928段落143表36図）です。ビルドスクリプトは123本あり、うち34本が自らの計算を検算する自己点検を備えています（計521件）。</w:t>
       </w:r>
     </w:p>
     <w:p>
@@ -872,7 +872,7 @@
           <w:b/>
           <w:sz w:val="20"/>
         </w:rPr>
-        <w:t>表2　自己点検を備えたスクリプト（33本・計505件）</w:t>
+        <w:t>表2　自己点検を備えたスクリプト（34本・計521件）</w:t>
       </w:r>
     </w:p>
     <w:tbl>
@@ -1046,7 +1046,7 @@
                 <w:b w:val="0"/>
                 <w:sz w:val="16"/>
               </w:rPr>
-              <w:t>build_soan_kadai.py</w:t>
+              <w:t>build_ninchisho_ronten.py</w:t>
             </w:r>
           </w:p>
         </w:tc>
@@ -1132,7 +1132,7 @@
                 <w:b w:val="0"/>
                 <w:sz w:val="16"/>
               </w:rPr>
-              <w:t>build_kanri_tanaoroshi.py</w:t>
+              <w:t>build_soan_kadai.py</w:t>
             </w:r>
           </w:p>
         </w:tc>
@@ -1153,7 +1153,7 @@
                 <w:b w:val="0"/>
                 <w:sz w:val="16"/>
               </w:rPr>
-              <w:t>12件</w:t>
+              <w:t>13件</w:t>
             </w:r>
           </w:p>
         </w:tc>
@@ -1216,7 +1216,7 @@
                 <w:b w:val="0"/>
                 <w:sz w:val="16"/>
               </w:rPr>
-              <w:t>build_kisetsu_hosei.py</w:t>
+              <w:t>build_kanri_tanaoroshi.py</w:t>
             </w:r>
           </w:p>
         </w:tc>
@@ -1302,7 +1302,7 @@
                 <w:b w:val="0"/>
                 <w:sz w:val="16"/>
               </w:rPr>
-              <w:t>build_shotoku_dankai.py</w:t>
+              <w:t>build_kisetsu_hosei.py</w:t>
             </w:r>
           </w:p>
         </w:tc>
@@ -1386,7 +1386,7 @@
                 <w:b w:val="0"/>
                 <w:sz w:val="16"/>
               </w:rPr>
-              <w:t>build_survey_check.py</w:t>
+              <w:t>build_shotoku_dankai.py</w:t>
             </w:r>
           </w:p>
         </w:tc>
@@ -1472,7 +1472,7 @@
                 <w:b w:val="0"/>
                 <w:sz w:val="16"/>
               </w:rPr>
-              <w:t>build_survey_report.py</w:t>
+              <w:t>build_survey_check.py</w:t>
             </w:r>
           </w:p>
         </w:tc>
@@ -1556,7 +1556,7 @@
                 <w:b w:val="0"/>
                 <w:sz w:val="16"/>
               </w:rPr>
-              <w:t>build_app_review.py</w:t>
+              <w:t>build_survey_report.py</w:t>
             </w:r>
           </w:p>
         </w:tc>
@@ -1576,7 +1576,7 @@
                 <w:b w:val="0"/>
                 <w:sz w:val="16"/>
               </w:rPr>
-              <w:t>11件</w:t>
+              <w:t>12件</w:t>
             </w:r>
           </w:p>
         </w:tc>
@@ -1642,7 +1642,7 @@
                 <w:b w:val="0"/>
                 <w:sz w:val="16"/>
               </w:rPr>
-              <w:t>build_kagai_youin.py</w:t>
+              <w:t>build_app_review.py</w:t>
             </w:r>
           </w:p>
         </w:tc>
@@ -1726,7 +1726,7 @@
                 <w:b w:val="0"/>
                 <w:sz w:val="16"/>
               </w:rPr>
-              <w:t>build_mikomiryo.py</w:t>
+              <w:t>build_kagai_youin.py</w:t>
             </w:r>
           </w:p>
         </w:tc>
@@ -1812,7 +1812,7 @@
                 <w:b w:val="0"/>
                 <w:sz w:val="16"/>
               </w:rPr>
-              <w:t>build_survey_jisseki_cross.py</w:t>
+              <w:t>build_mikomiryo.py</w:t>
             </w:r>
           </w:p>
         </w:tc>
@@ -1896,7 +1896,7 @@
                 <w:b w:val="0"/>
                 <w:sz w:val="16"/>
               </w:rPr>
-              <w:t>build_survey_report_doc.py</w:t>
+              <w:t>build_survey_jisseki_cross.py</w:t>
             </w:r>
           </w:p>
         </w:tc>
@@ -1916,7 +1916,7 @@
                 <w:b w:val="0"/>
                 <w:sz w:val="16"/>
               </w:rPr>
-              <w:t>10件</w:t>
+              <w:t>11件</w:t>
             </w:r>
           </w:p>
         </w:tc>
@@ -1982,7 +1982,7 @@
                 <w:b w:val="0"/>
                 <w:sz w:val="16"/>
               </w:rPr>
-              <w:t>build_taikeikakuhi.py</w:t>
+              <w:t>build_survey_report_doc.py</w:t>
             </w:r>
           </w:p>
         </w:tc>
@@ -2027,6 +2027,90 @@
                 <w:b w:val="0"/>
                 <w:sz w:val="16"/>
               </w:rPr>
+              <w:t>build_zuhyo_daicho.py</w:t>
+            </w:r>
+          </w:p>
+        </w:tc>
+        <w:tc>
+          <w:tcPr>
+            <w:tcW w:type="dxa" w:w="907"/>
+            <w:vAlign w:val="center"/>
+          </w:tcPr>
+          <w:p>
+            <w:pPr>
+              <w:spacing w:after="0"/>
+              <w:jc w:val="center"/>
+            </w:pPr>
+            <w:r>
+              <w:rPr>
+                <w:rFonts w:ascii="游ゴシック" w:hAnsi="游ゴシック" w:eastAsia="游ゴシック"/>
+                <w:b w:val="0"/>
+                <w:sz w:val="16"/>
+              </w:rPr>
+              <w:t>16件</w:t>
+            </w:r>
+          </w:p>
+        </w:tc>
+        <w:tc>
+          <w:tcPr>
+            <w:tcW w:type="dxa" w:w="3572"/>
+            <w:vAlign w:val="center"/>
+          </w:tcPr>
+          <w:p>
+            <w:pPr>
+              <w:spacing w:after="0"/>
+            </w:pPr>
+            <w:r>
+              <w:rPr>
+                <w:rFonts w:ascii="游ゴシック" w:hAnsi="游ゴシック" w:eastAsia="游ゴシック"/>
+                <w:b w:val="0"/>
+                <w:sz w:val="16"/>
+              </w:rPr>
+              <w:t>build_taikeikakuhi.py</w:t>
+            </w:r>
+          </w:p>
+        </w:tc>
+        <w:tc>
+          <w:tcPr>
+            <w:tcW w:type="dxa" w:w="907"/>
+            <w:vAlign w:val="center"/>
+          </w:tcPr>
+          <w:p>
+            <w:pPr>
+              <w:spacing w:after="0"/>
+              <w:jc w:val="center"/>
+            </w:pPr>
+            <w:r>
+              <w:rPr>
+                <w:rFonts w:ascii="游ゴシック" w:hAnsi="游ゴシック" w:eastAsia="游ゴシック"/>
+                <w:b w:val="0"/>
+                <w:sz w:val="16"/>
+              </w:rPr>
+              <w:t>10件</w:t>
+            </w:r>
+          </w:p>
+        </w:tc>
+      </w:tr>
+      <w:tr>
+        <w:trPr>
+          <w:cantSplit/>
+        </w:trPr>
+        <w:tc>
+          <w:tcPr>
+            <w:tcW w:type="dxa" w:w="3572"/>
+            <w:shd w:val="clear" w:color="auto" w:fill="F2F5FA"/>
+            <w:vAlign w:val="center"/>
+          </w:tcPr>
+          <w:p>
+            <w:pPr>
+              <w:spacing w:after="0"/>
+            </w:pPr>
+            <w:r>
+              <w:rPr>
+                <w:rFonts w:ascii="游ゴシック" w:hAnsi="游ゴシック" w:eastAsia="游ゴシック"/>
+                <w:b w:val="0"/>
+                <w:sz w:val="16"/>
+              </w:rPr>
               <w:t>build_mieru_r8_input.py</w:t>
             </w:r>
           </w:p>
@@ -2034,6 +2118,7 @@
         <w:tc>
           <w:tcPr>
             <w:tcW w:type="dxa" w:w="907"/>
+            <w:shd w:val="clear" w:color="auto" w:fill="F2F5FA"/>
             <w:vAlign w:val="center"/>
           </w:tcPr>
           <w:p>
@@ -2054,6 +2139,7 @@
         <w:tc>
           <w:tcPr>
             <w:tcW w:type="dxa" w:w="3572"/>
+            <w:shd w:val="clear" w:color="auto" w:fill="F2F5FA"/>
             <w:vAlign w:val="center"/>
           </w:tcPr>
           <w:p>
@@ -2073,6 +2159,7 @@
         <w:tc>
           <w:tcPr>
             <w:tcW w:type="dxa" w:w="907"/>
+            <w:shd w:val="clear" w:color="auto" w:fill="F2F5FA"/>
             <w:vAlign w:val="center"/>
           </w:tcPr>
           <w:p>
@@ -2098,7 +2185,6 @@
         <w:tc>
           <w:tcPr>
             <w:tcW w:type="dxa" w:w="3572"/>
-            <w:shd w:val="clear" w:color="auto" w:fill="F2F5FA"/>
             <w:vAlign w:val="center"/>
           </w:tcPr>
           <w:p>
@@ -2118,7 +2204,6 @@
         <w:tc>
           <w:tcPr>
             <w:tcW w:type="dxa" w:w="907"/>
-            <w:shd w:val="clear" w:color="auto" w:fill="F2F5FA"/>
             <w:vAlign w:val="center"/>
           </w:tcPr>
           <w:p>
@@ -2139,7 +2224,6 @@
         <w:tc>
           <w:tcPr>
             <w:tcW w:type="dxa" w:w="3572"/>
-            <w:shd w:val="clear" w:color="auto" w:fill="F2F5FA"/>
             <w:vAlign w:val="center"/>
           </w:tcPr>
           <w:p>
@@ -2159,7 +2243,6 @@
         <w:tc>
           <w:tcPr>
             <w:tcW w:type="dxa" w:w="907"/>
-            <w:shd w:val="clear" w:color="auto" w:fill="F2F5FA"/>
             <w:vAlign w:val="center"/>
           </w:tcPr>
           <w:p>
@@ -2185,6 +2268,7 @@
         <w:tc>
           <w:tcPr>
             <w:tcW w:type="dxa" w:w="3572"/>
+            <w:shd w:val="clear" w:color="auto" w:fill="F2F5FA"/>
             <w:vAlign w:val="center"/>
           </w:tcPr>
           <w:p>
@@ -2198,90 +2282,6 @@
                 <w:sz w:val="16"/>
               </w:rPr>
               <w:t>build_chiiki_care_kaigi.py</w:t>
-            </w:r>
-          </w:p>
-        </w:tc>
-        <w:tc>
-          <w:tcPr>
-            <w:tcW w:type="dxa" w:w="907"/>
-            <w:vAlign w:val="center"/>
-          </w:tcPr>
-          <w:p>
-            <w:pPr>
-              <w:spacing w:after="0"/>
-              <w:jc w:val="center"/>
-            </w:pPr>
-            <w:r>
-              <w:rPr>
-                <w:rFonts w:ascii="游ゴシック" w:hAnsi="游ゴシック" w:eastAsia="游ゴシック"/>
-                <w:b w:val="0"/>
-                <w:sz w:val="16"/>
-              </w:rPr>
-              <w:t>13件</w:t>
-            </w:r>
-          </w:p>
-        </w:tc>
-        <w:tc>
-          <w:tcPr>
-            <w:tcW w:type="dxa" w:w="3572"/>
-            <w:vAlign w:val="center"/>
-          </w:tcPr>
-          <w:p>
-            <w:pPr>
-              <w:spacing w:after="0"/>
-            </w:pPr>
-            <w:r>
-              <w:rPr>
-                <w:rFonts w:ascii="游ゴシック" w:hAnsi="游ゴシック" w:eastAsia="游ゴシック"/>
-                <w:b w:val="0"/>
-                <w:sz w:val="16"/>
-              </w:rPr>
-              <w:t>build_mikomi_juryo_nashi.py</w:t>
-            </w:r>
-          </w:p>
-        </w:tc>
-        <w:tc>
-          <w:tcPr>
-            <w:tcW w:type="dxa" w:w="907"/>
-            <w:vAlign w:val="center"/>
-          </w:tcPr>
-          <w:p>
-            <w:pPr>
-              <w:spacing w:after="0"/>
-              <w:jc w:val="center"/>
-            </w:pPr>
-            <w:r>
-              <w:rPr>
-                <w:rFonts w:ascii="游ゴシック" w:hAnsi="游ゴシック" w:eastAsia="游ゴシック"/>
-                <w:b w:val="0"/>
-                <w:sz w:val="16"/>
-              </w:rPr>
-              <w:t>7件</w:t>
-            </w:r>
-          </w:p>
-        </w:tc>
-      </w:tr>
-      <w:tr>
-        <w:trPr>
-          <w:cantSplit/>
-        </w:trPr>
-        <w:tc>
-          <w:tcPr>
-            <w:tcW w:type="dxa" w:w="3572"/>
-            <w:shd w:val="clear" w:color="auto" w:fill="F2F5FA"/>
-            <w:vAlign w:val="center"/>
-          </w:tcPr>
-          <w:p>
-            <w:pPr>
-              <w:spacing w:after="0"/>
-            </w:pPr>
-            <w:r>
-              <w:rPr>
-                <w:rFonts w:ascii="游ゴシック" w:hAnsi="游ゴシック" w:eastAsia="游ゴシック"/>
-                <w:b w:val="0"/>
-                <w:sz w:val="16"/>
-              </w:rPr>
-              <w:t>build_mikomiryo_togo.py</w:t>
             </w:r>
           </w:p>
         </w:tc>
@@ -2322,7 +2322,7 @@
                 <w:b w:val="0"/>
                 <w:sz w:val="16"/>
               </w:rPr>
-              <w:t>build_soan_kaki_review.py</w:t>
+              <w:t>build_mikomi_juryo_nashi.py</w:t>
             </w:r>
           </w:p>
         </w:tc>
@@ -2367,7 +2367,7 @@
                 <w:b w:val="0"/>
                 <w:sz w:val="16"/>
               </w:rPr>
-              <w:t>build_ninchisho_ronten.py</w:t>
+              <w:t>build_mikomiryo_togo.py</w:t>
             </w:r>
           </w:p>
         </w:tc>
@@ -2403,8 +2403,10 @@
             <w:r>
               <w:rPr>
                 <w:rFonts w:ascii="游ゴシック" w:hAnsi="游ゴシック" w:eastAsia="游ゴシック"/>
+                <w:b w:val="0"/>
                 <w:sz w:val="16"/>
               </w:rPr>
+              <w:t>build_soan_kaki_review.py</w:t>
             </w:r>
           </w:p>
         </w:tc>
@@ -2421,8 +2423,10 @@
             <w:r>
               <w:rPr>
                 <w:rFonts w:ascii="游ゴシック" w:hAnsi="游ゴシック" w:eastAsia="游ゴシック"/>
+                <w:b w:val="0"/>
                 <w:sz w:val="16"/>
               </w:rPr>
+              <w:t>7件</w:t>
             </w:r>
           </w:p>
         </w:tc>
@@ -2838,7 +2842,7 @@
                 <w:b w:val="0"/>
                 <w:sz w:val="18"/>
               </w:rPr>
-              <w:t>確認事項171件</w:t>
+              <w:t>確認事項173件</w:t>
             </w:r>
           </w:p>
         </w:tc>
@@ -5429,7 +5433,7 @@
           <w:b w:val="0"/>
           <w:sz w:val="21"/>
         </w:rPr>
-        <w:t>自己点検を備えた33本を順に実行し、終了コードが0であることを確かめます。1件でも合わなければ終了コード1で終わり、不適合の内容が表示されます。</w:t>
+        <w:t>自己点検を備えた34本を順に実行し、終了コードが0であることを確かめます。1件でも合わなければ終了コード1で終わり、不適合の内容が表示されます。</w:t>
       </w:r>
     </w:p>
     <w:p>
@@ -5493,7 +5497,7 @@
           <w:rFonts w:ascii="游ゴシック" w:hAnsi="游ゴシック" w:eastAsia="游ゴシック"/>
           <w:sz w:val="18"/>
         </w:rPr>
-        <w:t>※ 再実行できない3本（第2節3）は除いています。自己点検を持たないスクリプトも実行されますが、書き出しに失敗すればやはり0以外で終わります。自己点検を備えた33本は第3節1の表のとおりです。</w:t>
+        <w:t>※ 再実行できない3本（第2節3）は除いています。自己点検を持たないスクリプトも実行されますが、書き出しに失敗すればやはり0以外で終わります。自己点検を備えた34本は第3節1の表のとおりです。</w:t>
       </w:r>
     </w:p>
     <w:p>

--- a/output/第10期計画_チェック依頼_確認箇所と手順.docx
+++ b/output/第10期計画_チェック依頼_確認箇所と手順.docx
@@ -79,7 +79,7 @@
           <w:b w:val="0"/>
           <w:sz w:val="21"/>
         </w:rPr>
-        <w:t>点検の対象は成果品125件（条件付き55件・送付41件・内部保管24件・対象外5件）と計画素案（928段落143表36図）です。ビルドスクリプトは123本あり、うち34本が自らの計算を検算する自己点検を備えています（計521件）。</w:t>
+        <w:t>点検の対象は成果品128件（条件付き56件・送付43件・内部保管24件・対象外5件）と計画素案（928段落143表36図）です。ビルドスクリプトは126本あり、うち37本が自らの計算を検算する自己点検を備えています（計600件）。</w:t>
       </w:r>
     </w:p>
     <w:p>
@@ -872,7 +872,7 @@
           <w:b/>
           <w:sz w:val="20"/>
         </w:rPr>
-        <w:t>表2　自己点検を備えたスクリプト（34本・計521件）</w:t>
+        <w:t>表2　自己点検を備えたスクリプト（37本・計600件）</w:t>
       </w:r>
     </w:p>
     <w:tbl>
@@ -1046,7 +1046,7 @@
                 <w:b w:val="0"/>
                 <w:sz w:val="16"/>
               </w:rPr>
-              <w:t>build_ninchisho_ronten.py</w:t>
+              <w:t>build_mikomiryo_togo.py</w:t>
             </w:r>
           </w:p>
         </w:tc>
@@ -1091,7 +1091,7 @@
                 <w:b w:val="0"/>
                 <w:sz w:val="16"/>
               </w:rPr>
-              <w:t>build_kofukin_torimatome.py</w:t>
+              <w:t>build_receipt_mieru_kekka.py</w:t>
             </w:r>
           </w:p>
         </w:tc>
@@ -1112,7 +1112,7 @@
                 <w:b w:val="0"/>
                 <w:sz w:val="16"/>
               </w:rPr>
-              <w:t>34件</w:t>
+              <w:t>37件</w:t>
             </w:r>
           </w:p>
         </w:tc>
@@ -1132,7 +1132,7 @@
                 <w:b w:val="0"/>
                 <w:sz w:val="16"/>
               </w:rPr>
-              <w:t>build_soan_kadai.py</w:t>
+              <w:t>build_ninchisho_ronten.py</w:t>
             </w:r>
           </w:p>
         </w:tc>
@@ -1177,6 +1177,90 @@
                 <w:b w:val="0"/>
                 <w:sz w:val="16"/>
               </w:rPr>
+              <w:t>build_kofukin_torimatome.py</w:t>
+            </w:r>
+          </w:p>
+        </w:tc>
+        <w:tc>
+          <w:tcPr>
+            <w:tcW w:type="dxa" w:w="907"/>
+            <w:vAlign w:val="center"/>
+          </w:tcPr>
+          <w:p>
+            <w:pPr>
+              <w:spacing w:after="0"/>
+              <w:jc w:val="center"/>
+            </w:pPr>
+            <w:r>
+              <w:rPr>
+                <w:rFonts w:ascii="游ゴシック" w:hAnsi="游ゴシック" w:eastAsia="游ゴシック"/>
+                <w:b w:val="0"/>
+                <w:sz w:val="16"/>
+              </w:rPr>
+              <w:t>34件</w:t>
+            </w:r>
+          </w:p>
+        </w:tc>
+        <w:tc>
+          <w:tcPr>
+            <w:tcW w:type="dxa" w:w="3572"/>
+            <w:vAlign w:val="center"/>
+          </w:tcPr>
+          <w:p>
+            <w:pPr>
+              <w:spacing w:after="0"/>
+            </w:pPr>
+            <w:r>
+              <w:rPr>
+                <w:rFonts w:ascii="游ゴシック" w:hAnsi="游ゴシック" w:eastAsia="游ゴシック"/>
+                <w:b w:val="0"/>
+                <w:sz w:val="16"/>
+              </w:rPr>
+              <w:t>build_soan_kadai.py</w:t>
+            </w:r>
+          </w:p>
+        </w:tc>
+        <w:tc>
+          <w:tcPr>
+            <w:tcW w:type="dxa" w:w="907"/>
+            <w:vAlign w:val="center"/>
+          </w:tcPr>
+          <w:p>
+            <w:pPr>
+              <w:spacing w:after="0"/>
+              <w:jc w:val="center"/>
+            </w:pPr>
+            <w:r>
+              <w:rPr>
+                <w:rFonts w:ascii="游ゴシック" w:hAnsi="游ゴシック" w:eastAsia="游ゴシック"/>
+                <w:b w:val="0"/>
+                <w:sz w:val="16"/>
+              </w:rPr>
+              <w:t>13件</w:t>
+            </w:r>
+          </w:p>
+        </w:tc>
+      </w:tr>
+      <w:tr>
+        <w:trPr>
+          <w:cantSplit/>
+        </w:trPr>
+        <w:tc>
+          <w:tcPr>
+            <w:tcW w:type="dxa" w:w="3572"/>
+            <w:shd w:val="clear" w:color="auto" w:fill="F2F5FA"/>
+            <w:vAlign w:val="center"/>
+          </w:tcPr>
+          <w:p>
+            <w:pPr>
+              <w:spacing w:after="0"/>
+            </w:pPr>
+            <w:r>
+              <w:rPr>
+                <w:rFonts w:ascii="游ゴシック" w:hAnsi="游ゴシック" w:eastAsia="游ゴシック"/>
+                <w:b w:val="0"/>
+                <w:sz w:val="16"/>
+              </w:rPr>
               <w:t>build_soan_kisai_taihi.py</w:t>
             </w:r>
           </w:p>
@@ -1184,6 +1268,7 @@
         <w:tc>
           <w:tcPr>
             <w:tcW w:type="dxa" w:w="907"/>
+            <w:shd w:val="clear" w:color="auto" w:fill="F2F5FA"/>
             <w:vAlign w:val="center"/>
           </w:tcPr>
           <w:p>
@@ -1204,6 +1289,7 @@
         <w:tc>
           <w:tcPr>
             <w:tcW w:type="dxa" w:w="3572"/>
+            <w:shd w:val="clear" w:color="auto" w:fill="F2F5FA"/>
             <w:vAlign w:val="center"/>
           </w:tcPr>
           <w:p>
@@ -1217,6 +1303,90 @@
                 <w:sz w:val="16"/>
               </w:rPr>
               <w:t>build_kanri_tanaoroshi.py</w:t>
+            </w:r>
+          </w:p>
+        </w:tc>
+        <w:tc>
+          <w:tcPr>
+            <w:tcW w:type="dxa" w:w="907"/>
+            <w:shd w:val="clear" w:color="auto" w:fill="F2F5FA"/>
+            <w:vAlign w:val="center"/>
+          </w:tcPr>
+          <w:p>
+            <w:pPr>
+              <w:spacing w:after="0"/>
+              <w:jc w:val="center"/>
+            </w:pPr>
+            <w:r>
+              <w:rPr>
+                <w:rFonts w:ascii="游ゴシック" w:hAnsi="游ゴシック" w:eastAsia="游ゴシック"/>
+                <w:b w:val="0"/>
+                <w:sz w:val="16"/>
+              </w:rPr>
+              <w:t>12件</w:t>
+            </w:r>
+          </w:p>
+        </w:tc>
+      </w:tr>
+      <w:tr>
+        <w:trPr>
+          <w:cantSplit/>
+        </w:trPr>
+        <w:tc>
+          <w:tcPr>
+            <w:tcW w:type="dxa" w:w="3572"/>
+            <w:vAlign w:val="center"/>
+          </w:tcPr>
+          <w:p>
+            <w:pPr>
+              <w:spacing w:after="0"/>
+            </w:pPr>
+            <w:r>
+              <w:rPr>
+                <w:rFonts w:ascii="游ゴシック" w:hAnsi="游ゴシック" w:eastAsia="游ゴシック"/>
+                <w:b w:val="0"/>
+                <w:sz w:val="16"/>
+              </w:rPr>
+              <w:t>build_mieru_mikomi_input.py</w:t>
+            </w:r>
+          </w:p>
+        </w:tc>
+        <w:tc>
+          <w:tcPr>
+            <w:tcW w:type="dxa" w:w="907"/>
+            <w:vAlign w:val="center"/>
+          </w:tcPr>
+          <w:p>
+            <w:pPr>
+              <w:spacing w:after="0"/>
+              <w:jc w:val="center"/>
+            </w:pPr>
+            <w:r>
+              <w:rPr>
+                <w:rFonts w:ascii="游ゴシック" w:hAnsi="游ゴシック" w:eastAsia="游ゴシック"/>
+                <w:b w:val="0"/>
+                <w:sz w:val="16"/>
+              </w:rPr>
+              <w:t>22件</w:t>
+            </w:r>
+          </w:p>
+        </w:tc>
+        <w:tc>
+          <w:tcPr>
+            <w:tcW w:type="dxa" w:w="3572"/>
+            <w:vAlign w:val="center"/>
+          </w:tcPr>
+          <w:p>
+            <w:pPr>
+              <w:spacing w:after="0"/>
+            </w:pPr>
+            <w:r>
+              <w:rPr>
+                <w:rFonts w:ascii="游ゴシック" w:hAnsi="游ゴシック" w:eastAsia="游ゴシック"/>
+                <w:b w:val="0"/>
+                <w:sz w:val="16"/>
+              </w:rPr>
+              <w:t>build_kisetsu_hosei.py</w:t>
             </w:r>
           </w:p>
         </w:tc>
@@ -1302,7 +1472,7 @@
                 <w:b w:val="0"/>
                 <w:sz w:val="16"/>
               </w:rPr>
-              <w:t>build_kisetsu_hosei.py</w:t>
+              <w:t>build_shotoku_dankai.py</w:t>
             </w:r>
           </w:p>
         </w:tc>
@@ -1347,7 +1517,7 @@
                 <w:b w:val="0"/>
                 <w:sz w:val="16"/>
               </w:rPr>
-              <w:t>build_receipt_mieru_suikei.py</w:t>
+              <w:t>build_mieru_input_all.py</w:t>
             </w:r>
           </w:p>
         </w:tc>
@@ -1367,7 +1537,7 @@
                 <w:b w:val="0"/>
                 <w:sz w:val="16"/>
               </w:rPr>
-              <w:t>20件</w:t>
+              <w:t>21件</w:t>
             </w:r>
           </w:p>
         </w:tc>
@@ -1386,7 +1556,7 @@
                 <w:b w:val="0"/>
                 <w:sz w:val="16"/>
               </w:rPr>
-              <w:t>build_shotoku_dankai.py</w:t>
+              <w:t>build_survey_check.py</w:t>
             </w:r>
           </w:p>
         </w:tc>
@@ -1431,7 +1601,7 @@
                 <w:b w:val="0"/>
                 <w:sz w:val="16"/>
               </w:rPr>
-              <w:t>build_plan_public.py</w:t>
+              <w:t>build_receipt_mieru_suikei.py</w:t>
             </w:r>
           </w:p>
         </w:tc>
@@ -1452,7 +1622,7 @@
                 <w:b w:val="0"/>
                 <w:sz w:val="16"/>
               </w:rPr>
-              <w:t>19件</w:t>
+              <w:t>20件</w:t>
             </w:r>
           </w:p>
         </w:tc>
@@ -1472,7 +1642,7 @@
                 <w:b w:val="0"/>
                 <w:sz w:val="16"/>
               </w:rPr>
-              <w:t>build_survey_check.py</w:t>
+              <w:t>build_survey_report.py</w:t>
             </w:r>
           </w:p>
         </w:tc>
@@ -1517,7 +1687,7 @@
                 <w:b w:val="0"/>
                 <w:sz w:val="16"/>
               </w:rPr>
-              <w:t>build_chiiki_kadai_10.py</w:t>
+              <w:t>build_plan_public.py</w:t>
             </w:r>
           </w:p>
         </w:tc>
@@ -1537,7 +1707,7 @@
                 <w:b w:val="0"/>
                 <w:sz w:val="16"/>
               </w:rPr>
-              <w:t>18件</w:t>
+              <w:t>19件</w:t>
             </w:r>
           </w:p>
         </w:tc>
@@ -1556,7 +1726,7 @@
                 <w:b w:val="0"/>
                 <w:sz w:val="16"/>
               </w:rPr>
-              <w:t>build_survey_report.py</w:t>
+              <w:t>build_app_review.py</w:t>
             </w:r>
           </w:p>
         </w:tc>
@@ -1576,7 +1746,7 @@
                 <w:b w:val="0"/>
                 <w:sz w:val="16"/>
               </w:rPr>
-              <w:t>12件</w:t>
+              <w:t>11件</w:t>
             </w:r>
           </w:p>
         </w:tc>
@@ -1601,7 +1771,7 @@
                 <w:b w:val="0"/>
                 <w:sz w:val="16"/>
               </w:rPr>
-              <w:t>build_mieru_mikomi_input.py</w:t>
+              <w:t>build_chiiki_kadai_10.py</w:t>
             </w:r>
           </w:p>
         </w:tc>
@@ -1622,7 +1792,7 @@
                 <w:b w:val="0"/>
                 <w:sz w:val="16"/>
               </w:rPr>
-              <w:t>17件</w:t>
+              <w:t>18件</w:t>
             </w:r>
           </w:p>
         </w:tc>
@@ -1642,7 +1812,7 @@
                 <w:b w:val="0"/>
                 <w:sz w:val="16"/>
               </w:rPr>
-              <w:t>build_app_review.py</w:t>
+              <w:t>build_kagai_youin.py</w:t>
             </w:r>
           </w:p>
         </w:tc>
@@ -1726,7 +1896,7 @@
                 <w:b w:val="0"/>
                 <w:sz w:val="16"/>
               </w:rPr>
-              <w:t>build_kagai_youin.py</w:t>
+              <w:t>build_mikomiryo.py</w:t>
             </w:r>
           </w:p>
         </w:tc>
@@ -1812,7 +1982,7 @@
                 <w:b w:val="0"/>
                 <w:sz w:val="16"/>
               </w:rPr>
-              <w:t>build_mikomiryo.py</w:t>
+              <w:t>build_survey_jisseki_cross.py</w:t>
             </w:r>
           </w:p>
         </w:tc>
@@ -1857,7 +2027,7 @@
                 <w:b w:val="0"/>
                 <w:sz w:val="16"/>
               </w:rPr>
-              <w:t>build_kofukin_shihyo.py</w:t>
+              <w:t>build_chiiki_bunseki_comment.py</w:t>
             </w:r>
           </w:p>
         </w:tc>
@@ -1896,7 +2066,7 @@
                 <w:b w:val="0"/>
                 <w:sz w:val="16"/>
               </w:rPr>
-              <w:t>build_survey_jisseki_cross.py</w:t>
+              <w:t>build_survey_report_doc.py</w:t>
             </w:r>
           </w:p>
         </w:tc>
@@ -1916,7 +2086,7 @@
                 <w:b w:val="0"/>
                 <w:sz w:val="16"/>
               </w:rPr>
-              <w:t>11件</w:t>
+              <w:t>10件</w:t>
             </w:r>
           </w:p>
         </w:tc>
@@ -1941,7 +2111,7 @@
                 <w:b w:val="0"/>
                 <w:sz w:val="16"/>
               </w:rPr>
-              <w:t>build_mieru_manual_review.py</w:t>
+              <w:t>build_kofukin_shihyo.py</w:t>
             </w:r>
           </w:p>
         </w:tc>
@@ -1982,7 +2152,7 @@
                 <w:b w:val="0"/>
                 <w:sz w:val="16"/>
               </w:rPr>
-              <w:t>build_survey_report_doc.py</w:t>
+              <w:t>build_taikeikakuhi.py</w:t>
             </w:r>
           </w:p>
         </w:tc>
@@ -2027,7 +2197,7 @@
                 <w:b w:val="0"/>
                 <w:sz w:val="16"/>
               </w:rPr>
-              <w:t>build_zuhyo_daicho.py</w:t>
+              <w:t>build_mieru_manual_review.py</w:t>
             </w:r>
           </w:p>
         </w:tc>
@@ -2066,92 +2236,6 @@
                 <w:b w:val="0"/>
                 <w:sz w:val="16"/>
               </w:rPr>
-              <w:t>build_taikeikakuhi.py</w:t>
-            </w:r>
-          </w:p>
-        </w:tc>
-        <w:tc>
-          <w:tcPr>
-            <w:tcW w:type="dxa" w:w="907"/>
-            <w:vAlign w:val="center"/>
-          </w:tcPr>
-          <w:p>
-            <w:pPr>
-              <w:spacing w:after="0"/>
-              <w:jc w:val="center"/>
-            </w:pPr>
-            <w:r>
-              <w:rPr>
-                <w:rFonts w:ascii="游ゴシック" w:hAnsi="游ゴシック" w:eastAsia="游ゴシック"/>
-                <w:b w:val="0"/>
-                <w:sz w:val="16"/>
-              </w:rPr>
-              <w:t>10件</w:t>
-            </w:r>
-          </w:p>
-        </w:tc>
-      </w:tr>
-      <w:tr>
-        <w:trPr>
-          <w:cantSplit/>
-        </w:trPr>
-        <w:tc>
-          <w:tcPr>
-            <w:tcW w:type="dxa" w:w="3572"/>
-            <w:shd w:val="clear" w:color="auto" w:fill="F2F5FA"/>
-            <w:vAlign w:val="center"/>
-          </w:tcPr>
-          <w:p>
-            <w:pPr>
-              <w:spacing w:after="0"/>
-            </w:pPr>
-            <w:r>
-              <w:rPr>
-                <w:rFonts w:ascii="游ゴシック" w:hAnsi="游ゴシック" w:eastAsia="游ゴシック"/>
-                <w:b w:val="0"/>
-                <w:sz w:val="16"/>
-              </w:rPr>
-              <w:t>build_mieru_r8_input.py</w:t>
-            </w:r>
-          </w:p>
-        </w:tc>
-        <w:tc>
-          <w:tcPr>
-            <w:tcW w:type="dxa" w:w="907"/>
-            <w:shd w:val="clear" w:color="auto" w:fill="F2F5FA"/>
-            <w:vAlign w:val="center"/>
-          </w:tcPr>
-          <w:p>
-            <w:pPr>
-              <w:spacing w:after="0"/>
-              <w:jc w:val="center"/>
-            </w:pPr>
-            <w:r>
-              <w:rPr>
-                <w:rFonts w:ascii="游ゴシック" w:hAnsi="游ゴシック" w:eastAsia="游ゴシック"/>
-                <w:b w:val="0"/>
-                <w:sz w:val="16"/>
-              </w:rPr>
-              <w:t>15件</w:t>
-            </w:r>
-          </w:p>
-        </w:tc>
-        <w:tc>
-          <w:tcPr>
-            <w:tcW w:type="dxa" w:w="3572"/>
-            <w:shd w:val="clear" w:color="auto" w:fill="F2F5FA"/>
-            <w:vAlign w:val="center"/>
-          </w:tcPr>
-          <w:p>
-            <w:pPr>
-              <w:spacing w:after="0"/>
-            </w:pPr>
-            <w:r>
-              <w:rPr>
-                <w:rFonts w:ascii="游ゴシック" w:hAnsi="游ゴシック" w:eastAsia="游ゴシック"/>
-                <w:b w:val="0"/>
-                <w:sz w:val="16"/>
-              </w:rPr>
               <w:t>build_check_irai.py</w:t>
             </w:r>
           </w:p>
@@ -2159,7 +2243,6 @@
         <w:tc>
           <w:tcPr>
             <w:tcW w:type="dxa" w:w="907"/>
-            <w:shd w:val="clear" w:color="auto" w:fill="F2F5FA"/>
             <w:vAlign w:val="center"/>
           </w:tcPr>
           <w:p>
@@ -2185,6 +2268,7 @@
         <w:tc>
           <w:tcPr>
             <w:tcW w:type="dxa" w:w="3572"/>
+            <w:shd w:val="clear" w:color="auto" w:fill="F2F5FA"/>
             <w:vAlign w:val="center"/>
           </w:tcPr>
           <w:p>
@@ -2197,13 +2281,14 @@
                 <w:b w:val="0"/>
                 <w:sz w:val="16"/>
               </w:rPr>
-              <w:t>build_member_work_review.py</w:t>
+              <w:t>build_zuhyo_daicho.py</w:t>
             </w:r>
           </w:p>
         </w:tc>
         <w:tc>
           <w:tcPr>
             <w:tcW w:type="dxa" w:w="907"/>
+            <w:shd w:val="clear" w:color="auto" w:fill="F2F5FA"/>
             <w:vAlign w:val="center"/>
           </w:tcPr>
           <w:p>
@@ -2217,13 +2302,14 @@
                 <w:b w:val="0"/>
                 <w:sz w:val="16"/>
               </w:rPr>
-              <w:t>14件</w:t>
+              <w:t>16件</w:t>
             </w:r>
           </w:p>
         </w:tc>
         <w:tc>
           <w:tcPr>
             <w:tcW w:type="dxa" w:w="3572"/>
+            <w:shd w:val="clear" w:color="auto" w:fill="F2F5FA"/>
             <w:vAlign w:val="center"/>
           </w:tcPr>
           <w:p>
@@ -2243,6 +2329,7 @@
         <w:tc>
           <w:tcPr>
             <w:tcW w:type="dxa" w:w="907"/>
+            <w:shd w:val="clear" w:color="auto" w:fill="F2F5FA"/>
             <w:vAlign w:val="center"/>
           </w:tcPr>
           <w:p>
@@ -2268,6 +2355,89 @@
         <w:tc>
           <w:tcPr>
             <w:tcW w:type="dxa" w:w="3572"/>
+            <w:vAlign w:val="center"/>
+          </w:tcPr>
+          <w:p>
+            <w:pPr>
+              <w:spacing w:after="0"/>
+            </w:pPr>
+            <w:r>
+              <w:rPr>
+                <w:rFonts w:ascii="游ゴシック" w:hAnsi="游ゴシック" w:eastAsia="游ゴシック"/>
+                <w:b w:val="0"/>
+                <w:sz w:val="16"/>
+              </w:rPr>
+              <w:t>build_mieru_r8_input.py</w:t>
+            </w:r>
+          </w:p>
+        </w:tc>
+        <w:tc>
+          <w:tcPr>
+            <w:tcW w:type="dxa" w:w="907"/>
+            <w:vAlign w:val="center"/>
+          </w:tcPr>
+          <w:p>
+            <w:pPr>
+              <w:spacing w:after="0"/>
+              <w:jc w:val="center"/>
+            </w:pPr>
+            <w:r>
+              <w:rPr>
+                <w:rFonts w:ascii="游ゴシック" w:hAnsi="游ゴシック" w:eastAsia="游ゴシック"/>
+                <w:b w:val="0"/>
+                <w:sz w:val="16"/>
+              </w:rPr>
+              <w:t>15件</w:t>
+            </w:r>
+          </w:p>
+        </w:tc>
+        <w:tc>
+          <w:tcPr>
+            <w:tcW w:type="dxa" w:w="3572"/>
+            <w:vAlign w:val="center"/>
+          </w:tcPr>
+          <w:p>
+            <w:pPr>
+              <w:spacing w:after="0"/>
+            </w:pPr>
+            <w:r>
+              <w:rPr>
+                <w:rFonts w:ascii="游ゴシック" w:hAnsi="游ゴシック" w:eastAsia="游ゴシック"/>
+                <w:b w:val="0"/>
+                <w:sz w:val="16"/>
+              </w:rPr>
+              <w:t>build_mikomi_juryo_nashi.py</w:t>
+            </w:r>
+          </w:p>
+        </w:tc>
+        <w:tc>
+          <w:tcPr>
+            <w:tcW w:type="dxa" w:w="907"/>
+            <w:vAlign w:val="center"/>
+          </w:tcPr>
+          <w:p>
+            <w:pPr>
+              <w:spacing w:after="0"/>
+              <w:jc w:val="center"/>
+            </w:pPr>
+            <w:r>
+              <w:rPr>
+                <w:rFonts w:ascii="游ゴシック" w:hAnsi="游ゴシック" w:eastAsia="游ゴシック"/>
+                <w:b w:val="0"/>
+                <w:sz w:val="16"/>
+              </w:rPr>
+              <w:t>7件</w:t>
+            </w:r>
+          </w:p>
+        </w:tc>
+      </w:tr>
+      <w:tr>
+        <w:trPr>
+          <w:cantSplit/>
+        </w:trPr>
+        <w:tc>
+          <w:tcPr>
+            <w:tcW w:type="dxa" w:w="3572"/>
             <w:shd w:val="clear" w:color="auto" w:fill="F2F5FA"/>
             <w:vAlign w:val="center"/>
           </w:tcPr>
@@ -2281,7 +2451,7 @@
                 <w:b w:val="0"/>
                 <w:sz w:val="16"/>
               </w:rPr>
-              <w:t>build_chiiki_care_kaigi.py</w:t>
+              <w:t>build_member_work_review.py</w:t>
             </w:r>
           </w:p>
         </w:tc>
@@ -2302,7 +2472,7 @@
                 <w:b w:val="0"/>
                 <w:sz w:val="16"/>
               </w:rPr>
-              <w:t>13件</w:t>
+              <w:t>14件</w:t>
             </w:r>
           </w:p>
         </w:tc>
@@ -2322,7 +2492,7 @@
                 <w:b w:val="0"/>
                 <w:sz w:val="16"/>
               </w:rPr>
-              <w:t>build_mikomi_juryo_nashi.py</w:t>
+              <w:t>build_soan_kaki_review.py</w:t>
             </w:r>
           </w:p>
         </w:tc>
@@ -2367,7 +2537,7 @@
                 <w:b w:val="0"/>
                 <w:sz w:val="16"/>
               </w:rPr>
-              <w:t>build_mikomiryo_togo.py</w:t>
+              <w:t>build_chiiki_care_kaigi.py</w:t>
             </w:r>
           </w:p>
         </w:tc>
@@ -2403,10 +2573,8 @@
             <w:r>
               <w:rPr>
                 <w:rFonts w:ascii="游ゴシック" w:hAnsi="游ゴシック" w:eastAsia="游ゴシック"/>
-                <w:b w:val="0"/>
                 <w:sz w:val="16"/>
               </w:rPr>
-              <w:t>build_soan_kaki_review.py</w:t>
             </w:r>
           </w:p>
         </w:tc>
@@ -2423,10 +2591,8 @@
             <w:r>
               <w:rPr>
                 <w:rFonts w:ascii="游ゴシック" w:hAnsi="游ゴシック" w:eastAsia="游ゴシック"/>
-                <w:b w:val="0"/>
                 <w:sz w:val="16"/>
               </w:rPr>
-              <w:t>7件</w:t>
             </w:r>
           </w:p>
         </w:tc>
@@ -5433,7 +5599,7 @@
           <w:b w:val="0"/>
           <w:sz w:val="21"/>
         </w:rPr>
-        <w:t>自己点検を備えた34本を順に実行し、終了コードが0であることを確かめます。1件でも合わなければ終了コード1で終わり、不適合の内容が表示されます。</w:t>
+        <w:t>自己点検を備えた37本を順に実行し、終了コードが0であることを確かめます。1件でも合わなければ終了コード1で終わり、不適合の内容が表示されます。</w:t>
       </w:r>
     </w:p>
     <w:p>
@@ -5497,7 +5663,7 @@
           <w:rFonts w:ascii="游ゴシック" w:hAnsi="游ゴシック" w:eastAsia="游ゴシック"/>
           <w:sz w:val="18"/>
         </w:rPr>
-        <w:t>※ 再実行できない3本（第2節3）は除いています。自己点検を持たないスクリプトも実行されますが、書き出しに失敗すればやはり0以外で終わります。自己点検を備えた34本は第3節1の表のとおりです。</w:t>
+        <w:t>※ 再実行できない3本（第2節3）は除いています。自己点検を持たないスクリプトも実行されますが、書き出しに失敗すればやはり0以外で終わります。自己点検を備えた37本は第3節1の表のとおりです。</w:t>
       </w:r>
     </w:p>
     <w:p>

--- a/output/第10期計画_チェック依頼_確認箇所と手順.docx
+++ b/output/第10期計画_チェック依頼_確認箇所と手順.docx
@@ -79,7 +79,7 @@
           <w:b w:val="0"/>
           <w:sz w:val="21"/>
         </w:rPr>
-        <w:t>点検の対象は成果品128件（条件付き56件・送付43件・内部保管24件・対象外5件）と計画素案（928段落143表36図）です。ビルドスクリプトは126本あり、うち37本が自らの計算を検算する自己点検を備えています（計600件）。</w:t>
+        <w:t>点検の対象は成果品128件（条件付き56件・送付43件・内部保管24件・対象外5件）と計画素案（928段落143表36図）です。ビルドスクリプトは126本あり、うち37本が自らの計算を検算する自己点検を備えています（計602件）。</w:t>
       </w:r>
     </w:p>
     <w:p>
@@ -872,7 +872,7 @@
           <w:b/>
           <w:sz w:val="20"/>
         </w:rPr>
-        <w:t>表2　自己点検を備えたスクリプト（37本・計600件）</w:t>
+        <w:t>表2　自己点検を備えたスクリプト（37本・計602件）</w:t>
       </w:r>
     </w:p>
     <w:tbl>
@@ -1347,7 +1347,7 @@
                 <w:b w:val="0"/>
                 <w:sz w:val="16"/>
               </w:rPr>
-              <w:t>build_mieru_mikomi_input.py</w:t>
+              <w:t>build_mieru_input_all.py</w:t>
             </w:r>
           </w:p>
         </w:tc>
@@ -1367,7 +1367,7 @@
                 <w:b w:val="0"/>
                 <w:sz w:val="16"/>
               </w:rPr>
-              <w:t>22件</w:t>
+              <w:t>23件</w:t>
             </w:r>
           </w:p>
         </w:tc>
@@ -1431,7 +1431,7 @@
                 <w:b w:val="0"/>
                 <w:sz w:val="16"/>
               </w:rPr>
-              <w:t>build_mikomiryo_santei.py</w:t>
+              <w:t>build_mieru_mikomi_input.py</w:t>
             </w:r>
           </w:p>
         </w:tc>
@@ -1517,7 +1517,7 @@
                 <w:b w:val="0"/>
                 <w:sz w:val="16"/>
               </w:rPr>
-              <w:t>build_mieru_input_all.py</w:t>
+              <w:t>build_mikomiryo_santei.py</w:t>
             </w:r>
           </w:p>
         </w:tc>
@@ -1537,7 +1537,7 @@
                 <w:b w:val="0"/>
                 <w:sz w:val="16"/>
               </w:rPr>
-              <w:t>21件</w:t>
+              <w:t>22件</w:t>
             </w:r>
           </w:p>
         </w:tc>

--- a/output/第10期計画_チェック依頼_確認箇所と手順.docx
+++ b/output/第10期計画_チェック依頼_確認箇所と手順.docx
@@ -79,7 +79,7 @@
           <w:b w:val="0"/>
           <w:sz w:val="21"/>
         </w:rPr>
-        <w:t>点検の対象は成果品128件（条件付き56件・送付43件・内部保管24件・対象外5件）と計画素案（928段落143表36図）です。ビルドスクリプトは126本あり、うち37本が自らの計算を検算する自己点検を備えています（計602件）。</w:t>
+        <w:t>点検の対象は成果品129件（条件付き56件・送付43件・内部保管25件・対象外5件）と計画素案（928段落143表36図）です。ビルドスクリプトは127本あり、うち38本が自らの計算を検算する自己点検を備えています（計622件）。</w:t>
       </w:r>
     </w:p>
     <w:p>
@@ -872,7 +872,7 @@
           <w:b/>
           <w:sz w:val="20"/>
         </w:rPr>
-        <w:t>表2　自己点検を備えたスクリプト（37本・計602件）</w:t>
+        <w:t>表2　自己点検を備えたスクリプト（38本・計622件）</w:t>
       </w:r>
     </w:p>
     <w:tbl>
@@ -1046,7 +1046,7 @@
                 <w:b w:val="0"/>
                 <w:sz w:val="16"/>
               </w:rPr>
-              <w:t>build_mikomiryo_togo.py</w:t>
+              <w:t>build_chiiki_care_kaigi.py</w:t>
             </w:r>
           </w:p>
         </w:tc>
@@ -1132,7 +1132,7 @@
                 <w:b w:val="0"/>
                 <w:sz w:val="16"/>
               </w:rPr>
-              <w:t>build_ninchisho_ronten.py</w:t>
+              <w:t>build_mikomiryo_togo.py</w:t>
             </w:r>
           </w:p>
         </w:tc>
@@ -1216,7 +1216,7 @@
                 <w:b w:val="0"/>
                 <w:sz w:val="16"/>
               </w:rPr>
-              <w:t>build_soan_kadai.py</w:t>
+              <w:t>build_ninchisho_ronten.py</w:t>
             </w:r>
           </w:p>
         </w:tc>
@@ -1302,7 +1302,7 @@
                 <w:b w:val="0"/>
                 <w:sz w:val="16"/>
               </w:rPr>
-              <w:t>build_kanri_tanaoroshi.py</w:t>
+              <w:t>build_soan_kadai.py</w:t>
             </w:r>
           </w:p>
         </w:tc>
@@ -1323,7 +1323,7 @@
                 <w:b w:val="0"/>
                 <w:sz w:val="16"/>
               </w:rPr>
-              <w:t>12件</w:t>
+              <w:t>13件</w:t>
             </w:r>
           </w:p>
         </w:tc>
@@ -1367,7 +1367,7 @@
                 <w:b w:val="0"/>
                 <w:sz w:val="16"/>
               </w:rPr>
-              <w:t>23件</w:t>
+              <w:t>26件</w:t>
             </w:r>
           </w:p>
         </w:tc>
@@ -1386,7 +1386,7 @@
                 <w:b w:val="0"/>
                 <w:sz w:val="16"/>
               </w:rPr>
-              <w:t>build_kisetsu_hosei.py</w:t>
+              <w:t>build_kanri_tanaoroshi.py</w:t>
             </w:r>
           </w:p>
         </w:tc>
@@ -1452,7 +1452,7 @@
                 <w:b w:val="0"/>
                 <w:sz w:val="16"/>
               </w:rPr>
-              <w:t>22件</w:t>
+              <w:t>25件</w:t>
             </w:r>
           </w:p>
         </w:tc>
@@ -1472,7 +1472,7 @@
                 <w:b w:val="0"/>
                 <w:sz w:val="16"/>
               </w:rPr>
-              <w:t>build_shotoku_dankai.py</w:t>
+              <w:t>build_kisetsu_hosei.py</w:t>
             </w:r>
           </w:p>
         </w:tc>
@@ -1556,7 +1556,7 @@
                 <w:b w:val="0"/>
                 <w:sz w:val="16"/>
               </w:rPr>
-              <w:t>build_survey_check.py</w:t>
+              <w:t>build_shotoku_dankai.py</w:t>
             </w:r>
           </w:p>
         </w:tc>
@@ -1642,7 +1642,7 @@
                 <w:b w:val="0"/>
                 <w:sz w:val="16"/>
               </w:rPr>
-              <w:t>build_survey_report.py</w:t>
+              <w:t>build_survey_check.py</w:t>
             </w:r>
           </w:p>
         </w:tc>
@@ -1726,7 +1726,7 @@
                 <w:b w:val="0"/>
                 <w:sz w:val="16"/>
               </w:rPr>
-              <w:t>build_app_review.py</w:t>
+              <w:t>build_survey_report.py</w:t>
             </w:r>
           </w:p>
         </w:tc>
@@ -1746,7 +1746,7 @@
                 <w:b w:val="0"/>
                 <w:sz w:val="16"/>
               </w:rPr>
-              <w:t>11件</w:t>
+              <w:t>12件</w:t>
             </w:r>
           </w:p>
         </w:tc>
@@ -1812,7 +1812,7 @@
                 <w:b w:val="0"/>
                 <w:sz w:val="16"/>
               </w:rPr>
-              <w:t>build_kagai_youin.py</w:t>
+              <w:t>build_app_review.py</w:t>
             </w:r>
           </w:p>
         </w:tc>
@@ -1896,7 +1896,7 @@
                 <w:b w:val="0"/>
                 <w:sz w:val="16"/>
               </w:rPr>
-              <w:t>build_mikomiryo.py</w:t>
+              <w:t>build_kagai_youin.py</w:t>
             </w:r>
           </w:p>
         </w:tc>
@@ -1982,7 +1982,7 @@
                 <w:b w:val="0"/>
                 <w:sz w:val="16"/>
               </w:rPr>
-              <w:t>build_survey_jisseki_cross.py</w:t>
+              <w:t>build_mikomiryo.py</w:t>
             </w:r>
           </w:p>
         </w:tc>
@@ -2066,7 +2066,7 @@
                 <w:b w:val="0"/>
                 <w:sz w:val="16"/>
               </w:rPr>
-              <w:t>build_survey_report_doc.py</w:t>
+              <w:t>build_survey_jisseki_cross.py</w:t>
             </w:r>
           </w:p>
         </w:tc>
@@ -2086,7 +2086,7 @@
                 <w:b w:val="0"/>
                 <w:sz w:val="16"/>
               </w:rPr>
-              <w:t>10件</w:t>
+              <w:t>11件</w:t>
             </w:r>
           </w:p>
         </w:tc>
@@ -2152,7 +2152,7 @@
                 <w:b w:val="0"/>
                 <w:sz w:val="16"/>
               </w:rPr>
-              <w:t>build_taikeikakuhi.py</w:t>
+              <w:t>build_survey_report_doc.py</w:t>
             </w:r>
           </w:p>
         </w:tc>
@@ -2236,7 +2236,7 @@
                 <w:b w:val="0"/>
                 <w:sz w:val="16"/>
               </w:rPr>
-              <w:t>build_check_irai.py</w:t>
+              <w:t>build_taikeikakuhi.py</w:t>
             </w:r>
           </w:p>
         </w:tc>
@@ -2256,7 +2256,7 @@
                 <w:b w:val="0"/>
                 <w:sz w:val="16"/>
               </w:rPr>
-              <w:t>9件</w:t>
+              <w:t>10件</w:t>
             </w:r>
           </w:p>
         </w:tc>
@@ -2322,7 +2322,7 @@
                 <w:b w:val="0"/>
                 <w:sz w:val="16"/>
               </w:rPr>
-              <w:t>build_shiryo_denwa.py</w:t>
+              <w:t>build_check_irai.py</w:t>
             </w:r>
           </w:p>
         </w:tc>
@@ -2343,7 +2343,7 @@
                 <w:b w:val="0"/>
                 <w:sz w:val="16"/>
               </w:rPr>
-              <w:t>8件</w:t>
+              <w:t>9件</w:t>
             </w:r>
           </w:p>
         </w:tc>
@@ -2406,7 +2406,7 @@
                 <w:b w:val="0"/>
                 <w:sz w:val="16"/>
               </w:rPr>
-              <w:t>build_mikomi_juryo_nashi.py</w:t>
+              <w:t>build_shiryo_denwa.py</w:t>
             </w:r>
           </w:p>
         </w:tc>
@@ -2426,7 +2426,7 @@
                 <w:b w:val="0"/>
                 <w:sz w:val="16"/>
               </w:rPr>
-              <w:t>7件</w:t>
+              <w:t>8件</w:t>
             </w:r>
           </w:p>
         </w:tc>
@@ -2492,7 +2492,7 @@
                 <w:b w:val="0"/>
                 <w:sz w:val="16"/>
               </w:rPr>
-              <w:t>build_soan_kaki_review.py</w:t>
+              <w:t>build_mikomi_juryo_nashi.py</w:t>
             </w:r>
           </w:p>
         </w:tc>
@@ -2537,7 +2537,7 @@
                 <w:b w:val="0"/>
                 <w:sz w:val="16"/>
               </w:rPr>
-              <w:t>build_chiiki_care_kaigi.py</w:t>
+              <w:t>build_nikkan.py</w:t>
             </w:r>
           </w:p>
         </w:tc>
@@ -2557,7 +2557,7 @@
                 <w:b w:val="0"/>
                 <w:sz w:val="16"/>
               </w:rPr>
-              <w:t>13件</w:t>
+              <w:t>14件</w:t>
             </w:r>
           </w:p>
         </w:tc>
@@ -2573,8 +2573,10 @@
             <w:r>
               <w:rPr>
                 <w:rFonts w:ascii="游ゴシック" w:hAnsi="游ゴシック" w:eastAsia="游ゴシック"/>
+                <w:b w:val="0"/>
                 <w:sz w:val="16"/>
               </w:rPr>
+              <w:t>build_soan_kaki_review.py</w:t>
             </w:r>
           </w:p>
         </w:tc>
@@ -2591,8 +2593,10 @@
             <w:r>
               <w:rPr>
                 <w:rFonts w:ascii="游ゴシック" w:hAnsi="游ゴシック" w:eastAsia="游ゴシック"/>
+                <w:b w:val="0"/>
                 <w:sz w:val="16"/>
               </w:rPr>
+              <w:t>7件</w:t>
             </w:r>
           </w:p>
         </w:tc>
@@ -5599,7 +5603,7 @@
           <w:b w:val="0"/>
           <w:sz w:val="21"/>
         </w:rPr>
-        <w:t>自己点検を備えた37本を順に実行し、終了コードが0であることを確かめます。1件でも合わなければ終了コード1で終わり、不適合の内容が表示されます。</w:t>
+        <w:t>自己点検を備えた38本を順に実行し、終了コードが0であることを確かめます。1件でも合わなければ終了コード1で終わり、不適合の内容が表示されます。</w:t>
       </w:r>
     </w:p>
     <w:p>
@@ -5663,7 +5667,7 @@
           <w:rFonts w:ascii="游ゴシック" w:hAnsi="游ゴシック" w:eastAsia="游ゴシック"/>
           <w:sz w:val="18"/>
         </w:rPr>
-        <w:t>※ 再実行できない3本（第2節3）は除いています。自己点検を持たないスクリプトも実行されますが、書き出しに失敗すればやはり0以外で終わります。自己点検を備えた37本は第3節1の表のとおりです。</w:t>
+        <w:t>※ 再実行できない3本（第2節3）は除いています。自己点検を持たないスクリプトも実行されますが、書き出しに失敗すればやはり0以外で終わります。自己点検を備えた38本は第3節1の表のとおりです。</w:t>
       </w:r>
     </w:p>
     <w:p>

--- a/output/第10期計画_チェック依頼_確認箇所と手順.docx
+++ b/output/第10期計画_チェック依頼_確認箇所と手順.docx
@@ -79,7 +79,7 @@
           <w:b w:val="0"/>
           <w:sz w:val="21"/>
         </w:rPr>
-        <w:t>点検の対象は成果品129件（条件付き56件・送付43件・内部保管25件・対象外5件）と計画素案（928段落143表36図）です。ビルドスクリプトは127本あり、うち38本が自らの計算を検算する自己点検を備えています（計622件）。</w:t>
+        <w:t>点検の対象は成果品129件（条件付き56件・送付43件・内部保管25件・対象外5件）と計画素案（928段落143表36図）です。ビルドスクリプトは127本あり、うち38本が自らの計算を検算する自己点検を備えています（計623件）。</w:t>
       </w:r>
     </w:p>
     <w:p>
@@ -872,7 +872,7 @@
           <w:b/>
           <w:sz w:val="20"/>
         </w:rPr>
-        <w:t>表2　自己点検を備えたスクリプト（38本・計622件）</w:t>
+        <w:t>表2　自己点検を備えたスクリプト（38本・計623件）</w:t>
       </w:r>
     </w:p>
     <w:tbl>
@@ -2451,7 +2451,7 @@
                 <w:b w:val="0"/>
                 <w:sz w:val="16"/>
               </w:rPr>
-              <w:t>build_member_work_review.py</w:t>
+              <w:t>build_nikkan.py</w:t>
             </w:r>
           </w:p>
         </w:tc>
@@ -2472,7 +2472,7 @@
                 <w:b w:val="0"/>
                 <w:sz w:val="16"/>
               </w:rPr>
-              <w:t>14件</w:t>
+              <w:t>15件</w:t>
             </w:r>
           </w:p>
         </w:tc>
@@ -2537,7 +2537,7 @@
                 <w:b w:val="0"/>
                 <w:sz w:val="16"/>
               </w:rPr>
-              <w:t>build_nikkan.py</w:t>
+              <w:t>build_member_work_review.py</w:t>
             </w:r>
           </w:p>
         </w:tc>
@@ -2842,7 +2842,7 @@
                 <w:b w:val="0"/>
                 <w:sz w:val="18"/>
               </w:rPr>
-              <w:t>保険料の基礎になる。算定上の月額6,436円・保険料基準額6,400円はここから出ている</w:t>
+              <w:t>保険料の基礎になる。算定上の月額6,438円・保険料基準額6,400円はここから出ている</w:t>
             </w:r>
           </w:p>
         </w:tc>
@@ -3122,7 +3122,7 @@
           <w:rFonts w:ascii="Consolas" w:hAnsi="Consolas" w:eastAsia="Consolas"/>
           <w:sz w:val="19"/>
         </w:rPr>
-        <w:t>grep -n '6,436\|6436\|9,031,900,444' build_*.py</w:t>
+        <w:t>grep -n '6,438\|6438\|9,035,114,142' build_*.py</w:t>
       </w:r>
     </w:p>
     <w:p>

--- a/output/第10期計画_チェック依頼_確認箇所と手順.docx
+++ b/output/第10期計画_チェック依頼_確認箇所と手順.docx
@@ -79,7 +79,7 @@
           <w:b w:val="0"/>
           <w:sz w:val="21"/>
         </w:rPr>
-        <w:t>点検の対象は成果品129件（条件付き56件・送付43件・内部保管25件・対象外5件）と計画素案（928段落143表36図）です。ビルドスクリプトは127本あり、うち38本が自らの計算を検算する自己点検を備えています（計623件）。</w:t>
+        <w:t>点検の対象は成果品130件（条件付き56件・送付44件・内部保管25件・対象外5件）と計画素案（942段落145表36図）です。ビルドスクリプトは128本あり、うち39本が自らの計算を検算する自己点検を備えています（計650件）。</w:t>
       </w:r>
     </w:p>
     <w:p>
@@ -872,7 +872,7 @@
           <w:b/>
           <w:sz w:val="20"/>
         </w:rPr>
-        <w:t>表2　自己点検を備えたスクリプト（38本・計623件）</w:t>
+        <w:t>表2　自己点検を備えたスクリプト（39本・計650件）</w:t>
       </w:r>
     </w:p>
     <w:tbl>
@@ -1347,7 +1347,7 @@
                 <w:b w:val="0"/>
                 <w:sz w:val="16"/>
               </w:rPr>
-              <w:t>build_mieru_input_all.py</w:t>
+              <w:t>build_ikenkokankai.py</w:t>
             </w:r>
           </w:p>
         </w:tc>
@@ -1431,7 +1431,7 @@
                 <w:b w:val="0"/>
                 <w:sz w:val="16"/>
               </w:rPr>
-              <w:t>build_mieru_mikomi_input.py</w:t>
+              <w:t>build_mieru_input_all.py</w:t>
             </w:r>
           </w:p>
         </w:tc>
@@ -1452,7 +1452,7 @@
                 <w:b w:val="0"/>
                 <w:sz w:val="16"/>
               </w:rPr>
-              <w:t>25件</w:t>
+              <w:t>26件</w:t>
             </w:r>
           </w:p>
         </w:tc>
@@ -1517,7 +1517,7 @@
                 <w:b w:val="0"/>
                 <w:sz w:val="16"/>
               </w:rPr>
-              <w:t>build_mikomiryo_santei.py</w:t>
+              <w:t>build_mieru_mikomi_input.py</w:t>
             </w:r>
           </w:p>
         </w:tc>
@@ -1537,7 +1537,7 @@
                 <w:b w:val="0"/>
                 <w:sz w:val="16"/>
               </w:rPr>
-              <w:t>22件</w:t>
+              <w:t>25件</w:t>
             </w:r>
           </w:p>
         </w:tc>
@@ -1601,7 +1601,7 @@
                 <w:b w:val="0"/>
                 <w:sz w:val="16"/>
               </w:rPr>
-              <w:t>build_receipt_mieru_suikei.py</w:t>
+              <w:t>build_mikomiryo_santei.py</w:t>
             </w:r>
           </w:p>
         </w:tc>
@@ -1622,7 +1622,7 @@
                 <w:b w:val="0"/>
                 <w:sz w:val="16"/>
               </w:rPr>
-              <w:t>20件</w:t>
+              <w:t>22件</w:t>
             </w:r>
           </w:p>
         </w:tc>
@@ -1687,7 +1687,7 @@
                 <w:b w:val="0"/>
                 <w:sz w:val="16"/>
               </w:rPr>
-              <w:t>build_plan_public.py</w:t>
+              <w:t>build_receipt_mieru_suikei.py</w:t>
             </w:r>
           </w:p>
         </w:tc>
@@ -1707,7 +1707,7 @@
                 <w:b w:val="0"/>
                 <w:sz w:val="16"/>
               </w:rPr>
-              <w:t>19件</w:t>
+              <w:t>20件</w:t>
             </w:r>
           </w:p>
         </w:tc>
@@ -1771,7 +1771,7 @@
                 <w:b w:val="0"/>
                 <w:sz w:val="16"/>
               </w:rPr>
-              <w:t>build_chiiki_kadai_10.py</w:t>
+              <w:t>build_plan_public.py</w:t>
             </w:r>
           </w:p>
         </w:tc>
@@ -1792,7 +1792,7 @@
                 <w:b w:val="0"/>
                 <w:sz w:val="16"/>
               </w:rPr>
-              <w:t>18件</w:t>
+              <w:t>19件</w:t>
             </w:r>
           </w:p>
         </w:tc>
@@ -1857,7 +1857,7 @@
                 <w:b w:val="0"/>
                 <w:sz w:val="16"/>
               </w:rPr>
-              <w:t>build_receipt_kyufu_sogo.py</w:t>
+              <w:t>build_chiiki_kadai_10.py</w:t>
             </w:r>
           </w:p>
         </w:tc>
@@ -1877,7 +1877,7 @@
                 <w:b w:val="0"/>
                 <w:sz w:val="16"/>
               </w:rPr>
-              <w:t>17件</w:t>
+              <w:t>18件</w:t>
             </w:r>
           </w:p>
         </w:tc>
@@ -1941,7 +1941,7 @@
                 <w:b w:val="0"/>
                 <w:sz w:val="16"/>
               </w:rPr>
-              <w:t>build_receipt_riyojokyo.py</w:t>
+              <w:t>build_receipt_kyufu_sogo.py</w:t>
             </w:r>
           </w:p>
         </w:tc>
@@ -2027,7 +2027,7 @@
                 <w:b w:val="0"/>
                 <w:sz w:val="16"/>
               </w:rPr>
-              <w:t>build_chiiki_bunseki_comment.py</w:t>
+              <w:t>build_receipt_riyojokyo.py</w:t>
             </w:r>
           </w:p>
         </w:tc>
@@ -2047,7 +2047,7 @@
                 <w:b w:val="0"/>
                 <w:sz w:val="16"/>
               </w:rPr>
-              <w:t>16件</w:t>
+              <w:t>17件</w:t>
             </w:r>
           </w:p>
         </w:tc>
@@ -2111,7 +2111,7 @@
                 <w:b w:val="0"/>
                 <w:sz w:val="16"/>
               </w:rPr>
-              <w:t>build_kofukin_shihyo.py</w:t>
+              <w:t>build_chiiki_bunseki_comment.py</w:t>
             </w:r>
           </w:p>
         </w:tc>
@@ -2197,7 +2197,7 @@
                 <w:b w:val="0"/>
                 <w:sz w:val="16"/>
               </w:rPr>
-              <w:t>build_mieru_manual_review.py</w:t>
+              <w:t>build_kofukin_shihyo.py</w:t>
             </w:r>
           </w:p>
         </w:tc>
@@ -2281,7 +2281,7 @@
                 <w:b w:val="0"/>
                 <w:sz w:val="16"/>
               </w:rPr>
-              <w:t>build_zuhyo_daicho.py</w:t>
+              <w:t>build_mieru_manual_review.py</w:t>
             </w:r>
           </w:p>
         </w:tc>
@@ -2367,7 +2367,7 @@
                 <w:b w:val="0"/>
                 <w:sz w:val="16"/>
               </w:rPr>
-              <w:t>build_mieru_r8_input.py</w:t>
+              <w:t>build_zuhyo_daicho.py</w:t>
             </w:r>
           </w:p>
         </w:tc>
@@ -2387,7 +2387,7 @@
                 <w:b w:val="0"/>
                 <w:sz w:val="16"/>
               </w:rPr>
-              <w:t>15件</w:t>
+              <w:t>16件</w:t>
             </w:r>
           </w:p>
         </w:tc>
@@ -2406,7 +2406,7 @@
                 <w:b w:val="0"/>
                 <w:sz w:val="16"/>
               </w:rPr>
-              <w:t>build_shiryo_denwa.py</w:t>
+              <w:t>build_mikomi_juryo_nashi.py</w:t>
             </w:r>
           </w:p>
         </w:tc>
@@ -2451,7 +2451,7 @@
                 <w:b w:val="0"/>
                 <w:sz w:val="16"/>
               </w:rPr>
-              <w:t>build_nikkan.py</w:t>
+              <w:t>build_mieru_r8_input.py</w:t>
             </w:r>
           </w:p>
         </w:tc>
@@ -2492,7 +2492,7 @@
                 <w:b w:val="0"/>
                 <w:sz w:val="16"/>
               </w:rPr>
-              <w:t>build_mikomi_juryo_nashi.py</w:t>
+              <w:t>build_shiryo_denwa.py</w:t>
             </w:r>
           </w:p>
         </w:tc>
@@ -2513,7 +2513,7 @@
                 <w:b w:val="0"/>
                 <w:sz w:val="16"/>
               </w:rPr>
-              <w:t>7件</w:t>
+              <w:t>8件</w:t>
             </w:r>
           </w:p>
         </w:tc>
@@ -2537,7 +2537,7 @@
                 <w:b w:val="0"/>
                 <w:sz w:val="16"/>
               </w:rPr>
-              <w:t>build_member_work_review.py</w:t>
+              <w:t>build_nikkan.py</w:t>
             </w:r>
           </w:p>
         </w:tc>
@@ -2557,7 +2557,7 @@
                 <w:b w:val="0"/>
                 <w:sz w:val="16"/>
               </w:rPr>
-              <w:t>14件</w:t>
+              <w:t>15件</w:t>
             </w:r>
           </w:p>
         </w:tc>
@@ -2597,6 +2597,89 @@
                 <w:sz w:val="16"/>
               </w:rPr>
               <w:t>7件</w:t>
+            </w:r>
+          </w:p>
+        </w:tc>
+      </w:tr>
+      <w:tr>
+        <w:trPr>
+          <w:cantSplit/>
+        </w:trPr>
+        <w:tc>
+          <w:tcPr>
+            <w:tcW w:type="dxa" w:w="3572"/>
+            <w:shd w:val="clear" w:color="auto" w:fill="F2F5FA"/>
+            <w:vAlign w:val="center"/>
+          </w:tcPr>
+          <w:p>
+            <w:pPr>
+              <w:spacing w:after="0"/>
+            </w:pPr>
+            <w:r>
+              <w:rPr>
+                <w:rFonts w:ascii="游ゴシック" w:hAnsi="游ゴシック" w:eastAsia="游ゴシック"/>
+                <w:b w:val="0"/>
+                <w:sz w:val="16"/>
+              </w:rPr>
+              <w:t>build_member_work_review.py</w:t>
+            </w:r>
+          </w:p>
+        </w:tc>
+        <w:tc>
+          <w:tcPr>
+            <w:tcW w:type="dxa" w:w="907"/>
+            <w:shd w:val="clear" w:color="auto" w:fill="F2F5FA"/>
+            <w:vAlign w:val="center"/>
+          </w:tcPr>
+          <w:p>
+            <w:pPr>
+              <w:spacing w:after="0"/>
+              <w:jc w:val="center"/>
+            </w:pPr>
+            <w:r>
+              <w:rPr>
+                <w:rFonts w:ascii="游ゴシック" w:hAnsi="游ゴシック" w:eastAsia="游ゴシック"/>
+                <w:b w:val="0"/>
+                <w:sz w:val="16"/>
+              </w:rPr>
+              <w:t>14件</w:t>
+            </w:r>
+          </w:p>
+        </w:tc>
+        <w:tc>
+          <w:tcPr>
+            <w:tcW w:type="dxa" w:w="3572"/>
+            <w:shd w:val="clear" w:color="auto" w:fill="F2F5FA"/>
+            <w:vAlign w:val="center"/>
+          </w:tcPr>
+          <w:p>
+            <w:pPr>
+              <w:spacing w:after="0"/>
+            </w:pPr>
+            <w:r>
+              <w:rPr>
+                <w:rFonts w:ascii="游ゴシック" w:hAnsi="游ゴシック" w:eastAsia="游ゴシック"/>
+                <w:sz w:val="16"/>
+              </w:rPr>
+            </w:r>
+          </w:p>
+        </w:tc>
+        <w:tc>
+          <w:tcPr>
+            <w:tcW w:type="dxa" w:w="907"/>
+            <w:shd w:val="clear" w:color="auto" w:fill="F2F5FA"/>
+            <w:vAlign w:val="center"/>
+          </w:tcPr>
+          <w:p>
+            <w:pPr>
+              <w:spacing w:after="0"/>
+              <w:jc w:val="center"/>
+            </w:pPr>
+            <w:r>
+              <w:rPr>
+                <w:rFonts w:ascii="游ゴシック" w:hAnsi="游ゴシック" w:eastAsia="游ゴシック"/>
+                <w:sz w:val="16"/>
+              </w:rPr>
             </w:r>
           </w:p>
         </w:tc>
@@ -2758,7 +2841,7 @@
                 <w:b w:val="0"/>
                 <w:sz w:val="18"/>
               </w:rPr>
-              <w:t>928段落143表36図</w:t>
+              <w:t>942段落145表36図</w:t>
             </w:r>
           </w:p>
         </w:tc>
@@ -2777,7 +2860,7 @@
                 <w:b w:val="0"/>
                 <w:sz w:val="18"/>
               </w:rPr>
-              <w:t>発注者・委員会・住民の目に触れるもの。未確定箇所が149箇所（要協議114・要確認34・要内訳1）残っている</w:t>
+              <w:t>発注者・委員会・住民の目に触れるもの。未確定箇所が151箇所（要協議115・要確認35・要内訳1）残っている</w:t>
             </w:r>
           </w:p>
         </w:tc>
@@ -5017,7 +5100,7 @@
           <w:b w:val="0"/>
           <w:sz w:val="21"/>
         </w:rPr>
-        <w:t>現在149箇所（要協議114・要確認34・要内訳1）です。うち第6章第4節（施設の見込み）に58箇所（43％）が集中しており、日常生活圏域と必要利用定員総数（確認事項No.88）が決まれば解消します。</w:t>
+        <w:t>現在151箇所（要協議115・要確認35・要内訳1）です。うち第6章第4節（施設の見込み）に58箇所（43％）が集中しており、日常生活圏域と必要利用定員総数（確認事項No.88）が決まれば解消します。</w:t>
       </w:r>
       <w:r>
         <w:rPr>
@@ -5603,7 +5686,7 @@
           <w:b w:val="0"/>
           <w:sz w:val="21"/>
         </w:rPr>
-        <w:t>自己点検を備えた38本を順に実行し、終了コードが0であることを確かめます。1件でも合わなければ終了コード1で終わり、不適合の内容が表示されます。</w:t>
+        <w:t>自己点検を備えた39本を順に実行し、終了コードが0であることを確かめます。1件でも合わなければ終了コード1で終わり、不適合の内容が表示されます。</w:t>
       </w:r>
     </w:p>
     <w:p>
@@ -5667,7 +5750,7 @@
           <w:rFonts w:ascii="游ゴシック" w:hAnsi="游ゴシック" w:eastAsia="游ゴシック"/>
           <w:sz w:val="18"/>
         </w:rPr>
-        <w:t>※ 再実行できない3本（第2節3）は除いています。自己点検を持たないスクリプトも実行されますが、書き出しに失敗すればやはり0以外で終わります。自己点検を備えた38本は第3節1の表のとおりです。</w:t>
+        <w:t>※ 再実行できない3本（第2節3）は除いています。自己点検を持たないスクリプトも実行されますが、書き出しに失敗すればやはり0以外で終わります。自己点検を備えた39本は第3節1の表のとおりです。</w:t>
       </w:r>
     </w:p>
     <w:p>

--- a/output/第10期計画_チェック依頼_確認箇所と手順.docx
+++ b/output/第10期計画_チェック依頼_確認箇所と手順.docx
@@ -79,7 +79,7 @@
           <w:b w:val="0"/>
           <w:sz w:val="21"/>
         </w:rPr>
-        <w:t>点検の対象は成果品130件（条件付き56件・送付44件・内部保管25件・対象外5件）と計画素案（942段落145表36図）です。ビルドスクリプトは128本あり、うち39本が自らの計算を検算する自己点検を備えています（計650件）。</w:t>
+        <w:t>点検の対象は成果品130件（条件付き56件・送付44件・内部保管25件・対象外5件）と計画素案（949段落146表36図）です。ビルドスクリプトは128本あり、うち39本が自らの計算を検算する自己点検を備えています（計655件）。</w:t>
       </w:r>
     </w:p>
     <w:p>
@@ -872,7 +872,7 @@
           <w:b/>
           <w:sz w:val="20"/>
         </w:rPr>
-        <w:t>表2　自己点検を備えたスクリプト（39本・計650件）</w:t>
+        <w:t>表2　自己点検を備えたスクリプト（39本・計655件）</w:t>
       </w:r>
     </w:p>
     <w:tbl>
@@ -1367,7 +1367,7 @@
                 <w:b w:val="0"/>
                 <w:sz w:val="16"/>
               </w:rPr>
-              <w:t>26件</w:t>
+              <w:t>30件</w:t>
             </w:r>
           </w:p>
         </w:tc>
@@ -2367,7 +2367,7 @@
                 <w:b w:val="0"/>
                 <w:sz w:val="16"/>
               </w:rPr>
-              <w:t>build_zuhyo_daicho.py</w:t>
+              <w:t>build_nikkan.py</w:t>
             </w:r>
           </w:p>
         </w:tc>
@@ -2451,7 +2451,7 @@
                 <w:b w:val="0"/>
                 <w:sz w:val="16"/>
               </w:rPr>
-              <w:t>build_mieru_r8_input.py</w:t>
+              <w:t>build_zuhyo_daicho.py</w:t>
             </w:r>
           </w:p>
         </w:tc>
@@ -2472,7 +2472,7 @@
                 <w:b w:val="0"/>
                 <w:sz w:val="16"/>
               </w:rPr>
-              <w:t>15件</w:t>
+              <w:t>16件</w:t>
             </w:r>
           </w:p>
         </w:tc>
@@ -2537,7 +2537,7 @@
                 <w:b w:val="0"/>
                 <w:sz w:val="16"/>
               </w:rPr>
-              <w:t>build_nikkan.py</w:t>
+              <w:t>build_mieru_r8_input.py</w:t>
             </w:r>
           </w:p>
         </w:tc>
@@ -2841,7 +2841,7 @@
                 <w:b w:val="0"/>
                 <w:sz w:val="18"/>
               </w:rPr>
-              <w:t>942段落145表36図</w:t>
+              <w:t>949段落146表36図</w:t>
             </w:r>
           </w:p>
         </w:tc>
@@ -2860,7 +2860,7 @@
                 <w:b w:val="0"/>
                 <w:sz w:val="18"/>
               </w:rPr>
-              <w:t>発注者・委員会・住民の目に触れるもの。未確定箇所が151箇所（要協議115・要確認35・要内訳1）残っている</w:t>
+              <w:t>発注者・委員会・住民の目に触れるもの。未確定箇所が153箇所（要協議117・要確認35・要内訳1）残っている</w:t>
             </w:r>
           </w:p>
         </w:tc>
@@ -5100,7 +5100,7 @@
           <w:b w:val="0"/>
           <w:sz w:val="21"/>
         </w:rPr>
-        <w:t>現在151箇所（要協議115・要確認35・要内訳1）です。うち第6章第4節（施設の見込み）に58箇所（43％）が集中しており、日常生活圏域と必要利用定員総数（確認事項No.88）が決まれば解消します。</w:t>
+        <w:t>現在153箇所（要協議117・要確認35・要内訳1）です。うち第6章第4節（施設の見込み）に58箇所（43％）が集中しており、日常生活圏域と必要利用定員総数（確認事項No.88）が決まれば解消します。</w:t>
       </w:r>
       <w:r>
         <w:rPr>

--- a/output/第10期計画_チェック依頼_確認箇所と手順.docx
+++ b/output/第10期計画_チェック依頼_確認箇所と手順.docx
@@ -79,7 +79,7 @@
           <w:b w:val="0"/>
           <w:sz w:val="21"/>
         </w:rPr>
-        <w:t>点検の対象は成果品130件（条件付き56件・送付44件・内部保管25件・対象外5件）と計画素案（949段落146表36図）です。ビルドスクリプトは128本あり、うち39本が自らの計算を検算する自己点検を備えています（計655件）。</w:t>
+        <w:t>点検の対象は成果品130件（条件付き56件・送付44件・内部保管25件・対象外5件）と計画素案（951段落146表36図）です。ビルドスクリプトは128本あり、うち39本が自らの計算を検算する自己点検を備えています（計663件）。</w:t>
       </w:r>
     </w:p>
     <w:p>
@@ -872,7 +872,7 @@
           <w:b/>
           <w:sz w:val="20"/>
         </w:rPr>
-        <w:t>表2　自己点検を備えたスクリプト（39本・計655件）</w:t>
+        <w:t>表2　自己点検を備えたスクリプト（39本・計663件）</w:t>
       </w:r>
     </w:p>
     <w:tbl>
@@ -1091,7 +1091,7 @@
                 <w:b w:val="0"/>
                 <w:sz w:val="16"/>
               </w:rPr>
-              <w:t>build_receipt_mieru_kekka.py</w:t>
+              <w:t>build_ikenkokankai.py</w:t>
             </w:r>
           </w:p>
         </w:tc>
@@ -1112,7 +1112,7 @@
                 <w:b w:val="0"/>
                 <w:sz w:val="16"/>
               </w:rPr>
-              <w:t>37件</w:t>
+              <w:t>38件</w:t>
             </w:r>
           </w:p>
         </w:tc>
@@ -1177,7 +1177,7 @@
                 <w:b w:val="0"/>
                 <w:sz w:val="16"/>
               </w:rPr>
-              <w:t>build_kofukin_torimatome.py</w:t>
+              <w:t>build_receipt_mieru_kekka.py</w:t>
             </w:r>
           </w:p>
         </w:tc>
@@ -1197,7 +1197,7 @@
                 <w:b w:val="0"/>
                 <w:sz w:val="16"/>
               </w:rPr>
-              <w:t>34件</w:t>
+              <w:t>37件</w:t>
             </w:r>
           </w:p>
         </w:tc>
@@ -1261,7 +1261,7 @@
                 <w:b w:val="0"/>
                 <w:sz w:val="16"/>
               </w:rPr>
-              <w:t>build_soan_kisai_taihi.py</w:t>
+              <w:t>build_kofukin_torimatome.py</w:t>
             </w:r>
           </w:p>
         </w:tc>
@@ -1282,7 +1282,7 @@
                 <w:b w:val="0"/>
                 <w:sz w:val="16"/>
               </w:rPr>
-              <w:t>33件</w:t>
+              <w:t>34件</w:t>
             </w:r>
           </w:p>
         </w:tc>
@@ -1347,7 +1347,7 @@
                 <w:b w:val="0"/>
                 <w:sz w:val="16"/>
               </w:rPr>
-              <w:t>build_ikenkokankai.py</w:t>
+              <w:t>build_soan_kisai_taihi.py</w:t>
             </w:r>
           </w:p>
         </w:tc>
@@ -1367,7 +1367,7 @@
                 <w:b w:val="0"/>
                 <w:sz w:val="16"/>
               </w:rPr>
-              <w:t>30件</w:t>
+              <w:t>33件</w:t>
             </w:r>
           </w:p>
         </w:tc>
@@ -2841,7 +2841,7 @@
                 <w:b w:val="0"/>
                 <w:sz w:val="18"/>
               </w:rPr>
-              <w:t>949段落146表36図</w:t>
+              <w:t>951段落146表36図</w:t>
             </w:r>
           </w:p>
         </w:tc>
@@ -2860,7 +2860,7 @@
                 <w:b w:val="0"/>
                 <w:sz w:val="18"/>
               </w:rPr>
-              <w:t>発注者・委員会・住民の目に触れるもの。未確定箇所が153箇所（要協議117・要確認35・要内訳1）残っている</w:t>
+              <w:t>発注者・委員会・住民の目に触れるもの。未確定箇所が158箇所（要協議118・要確認39・要内訳1）残っている</w:t>
             </w:r>
           </w:p>
         </w:tc>
@@ -5100,7 +5100,7 @@
           <w:b w:val="0"/>
           <w:sz w:val="21"/>
         </w:rPr>
-        <w:t>現在153箇所（要協議117・要確認35・要内訳1）です。うち第6章第4節（施設の見込み）に58箇所（43％）が集中しており、日常生活圏域と必要利用定員総数（確認事項No.88）が決まれば解消します。</w:t>
+        <w:t>現在158箇所（要協議118・要確認39・要内訳1）です。うち第6章第4節（施設の見込み）に58箇所（43％）が集中しており、日常生活圏域と必要利用定員総数（確認事項No.88）が決まれば解消します。</w:t>
       </w:r>
       <w:r>
         <w:rPr>

--- a/output/第10期計画_チェック依頼_確認箇所と手順.docx
+++ b/output/第10期計画_チェック依頼_確認箇所と手順.docx
@@ -79,7 +79,7 @@
           <w:b w:val="0"/>
           <w:sz w:val="21"/>
         </w:rPr>
-        <w:t>点検の対象は成果品130件（条件付き56件・送付44件・内部保管25件・対象外5件）と計画素案（951段落146表36図）です。ビルドスクリプトは128本あり、うち39本が自らの計算を検算する自己点検を備えています（計663件）。</w:t>
+        <w:t>点検の対象は成果品132件（条件付き58件・送付44件・内部保管25件・対象外5件）と計画素案（951段落146表36図）です。ビルドスクリプトは129本あり、うち40本が自らの計算を検算する自己点検を備えています（計686件）。</w:t>
       </w:r>
     </w:p>
     <w:p>
@@ -872,7 +872,7 @@
           <w:b/>
           <w:sz w:val="20"/>
         </w:rPr>
-        <w:t>表2　自己点検を備えたスクリプト（39本・計663件）</w:t>
+        <w:t>表2　自己点検を備えたスクリプト（40本・計686件）</w:t>
       </w:r>
     </w:p>
     <w:tbl>
@@ -1046,7 +1046,7 @@
                 <w:b w:val="0"/>
                 <w:sz w:val="16"/>
               </w:rPr>
-              <w:t>build_chiiki_care_kaigi.py</w:t>
+              <w:t>build_member_work_review.py</w:t>
             </w:r>
           </w:p>
         </w:tc>
@@ -1066,7 +1066,7 @@
                 <w:b w:val="0"/>
                 <w:sz w:val="16"/>
               </w:rPr>
-              <w:t>13件</w:t>
+              <w:t>14件</w:t>
             </w:r>
           </w:p>
         </w:tc>
@@ -1132,7 +1132,7 @@
                 <w:b w:val="0"/>
                 <w:sz w:val="16"/>
               </w:rPr>
-              <w:t>build_mikomiryo_togo.py</w:t>
+              <w:t>build_chiiki_care_kaigi.py</w:t>
             </w:r>
           </w:p>
         </w:tc>
@@ -1216,7 +1216,7 @@
                 <w:b w:val="0"/>
                 <w:sz w:val="16"/>
               </w:rPr>
-              <w:t>build_ninchisho_ronten.py</w:t>
+              <w:t>build_mikomiryo_togo.py</w:t>
             </w:r>
           </w:p>
         </w:tc>
@@ -1302,7 +1302,7 @@
                 <w:b w:val="0"/>
                 <w:sz w:val="16"/>
               </w:rPr>
-              <w:t>build_soan_kadai.py</w:t>
+              <w:t>build_ninchisho_ronten.py</w:t>
             </w:r>
           </w:p>
         </w:tc>
@@ -1386,7 +1386,7 @@
                 <w:b w:val="0"/>
                 <w:sz w:val="16"/>
               </w:rPr>
-              <w:t>build_kanri_tanaoroshi.py</w:t>
+              <w:t>build_soan_kadai.py</w:t>
             </w:r>
           </w:p>
         </w:tc>
@@ -1406,7 +1406,7 @@
                 <w:b w:val="0"/>
                 <w:sz w:val="16"/>
               </w:rPr>
-              <w:t>12件</w:t>
+              <w:t>13件</w:t>
             </w:r>
           </w:p>
         </w:tc>
@@ -1472,7 +1472,7 @@
                 <w:b w:val="0"/>
                 <w:sz w:val="16"/>
               </w:rPr>
-              <w:t>build_kisetsu_hosei.py</w:t>
+              <w:t>build_kanri_tanaoroshi.py</w:t>
             </w:r>
           </w:p>
         </w:tc>
@@ -1556,7 +1556,7 @@
                 <w:b w:val="0"/>
                 <w:sz w:val="16"/>
               </w:rPr>
-              <w:t>build_shotoku_dankai.py</w:t>
+              <w:t>build_kisetsu_hosei.py</w:t>
             </w:r>
           </w:p>
         </w:tc>
@@ -1601,7 +1601,7 @@
                 <w:b w:val="0"/>
                 <w:sz w:val="16"/>
               </w:rPr>
-              <w:t>build_mikomiryo_santei.py</w:t>
+              <w:t>build_gaisan2.py</w:t>
             </w:r>
           </w:p>
         </w:tc>
@@ -1622,7 +1622,7 @@
                 <w:b w:val="0"/>
                 <w:sz w:val="16"/>
               </w:rPr>
-              <w:t>22件</w:t>
+              <w:t>23件</w:t>
             </w:r>
           </w:p>
         </w:tc>
@@ -1642,7 +1642,7 @@
                 <w:b w:val="0"/>
                 <w:sz w:val="16"/>
               </w:rPr>
-              <w:t>build_survey_check.py</w:t>
+              <w:t>build_shotoku_dankai.py</w:t>
             </w:r>
           </w:p>
         </w:tc>
@@ -1687,7 +1687,7 @@
                 <w:b w:val="0"/>
                 <w:sz w:val="16"/>
               </w:rPr>
-              <w:t>build_receipt_mieru_suikei.py</w:t>
+              <w:t>build_mikomiryo_santei.py</w:t>
             </w:r>
           </w:p>
         </w:tc>
@@ -1707,7 +1707,7 @@
                 <w:b w:val="0"/>
                 <w:sz w:val="16"/>
               </w:rPr>
-              <w:t>20件</w:t>
+              <w:t>22件</w:t>
             </w:r>
           </w:p>
         </w:tc>
@@ -1726,7 +1726,7 @@
                 <w:b w:val="0"/>
                 <w:sz w:val="16"/>
               </w:rPr>
-              <w:t>build_survey_report.py</w:t>
+              <w:t>build_survey_check.py</w:t>
             </w:r>
           </w:p>
         </w:tc>
@@ -1771,7 +1771,7 @@
                 <w:b w:val="0"/>
                 <w:sz w:val="16"/>
               </w:rPr>
-              <w:t>build_plan_public.py</w:t>
+              <w:t>build_receipt_mieru_suikei.py</w:t>
             </w:r>
           </w:p>
         </w:tc>
@@ -1792,7 +1792,7 @@
                 <w:b w:val="0"/>
                 <w:sz w:val="16"/>
               </w:rPr>
-              <w:t>19件</w:t>
+              <w:t>20件</w:t>
             </w:r>
           </w:p>
         </w:tc>
@@ -1812,7 +1812,177 @@
                 <w:b w:val="0"/>
                 <w:sz w:val="16"/>
               </w:rPr>
+              <w:t>build_survey_report.py</w:t>
+            </w:r>
+          </w:p>
+        </w:tc>
+        <w:tc>
+          <w:tcPr>
+            <w:tcW w:type="dxa" w:w="907"/>
+            <w:shd w:val="clear" w:color="auto" w:fill="F2F5FA"/>
+            <w:vAlign w:val="center"/>
+          </w:tcPr>
+          <w:p>
+            <w:pPr>
+              <w:spacing w:after="0"/>
+              <w:jc w:val="center"/>
+            </w:pPr>
+            <w:r>
+              <w:rPr>
+                <w:rFonts w:ascii="游ゴシック" w:hAnsi="游ゴシック" w:eastAsia="游ゴシック"/>
+                <w:b w:val="0"/>
+                <w:sz w:val="16"/>
+              </w:rPr>
+              <w:t>12件</w:t>
+            </w:r>
+          </w:p>
+        </w:tc>
+      </w:tr>
+      <w:tr>
+        <w:trPr>
+          <w:cantSplit/>
+        </w:trPr>
+        <w:tc>
+          <w:tcPr>
+            <w:tcW w:type="dxa" w:w="3572"/>
+            <w:vAlign w:val="center"/>
+          </w:tcPr>
+          <w:p>
+            <w:pPr>
+              <w:spacing w:after="0"/>
+            </w:pPr>
+            <w:r>
+              <w:rPr>
+                <w:rFonts w:ascii="游ゴシック" w:hAnsi="游ゴシック" w:eastAsia="游ゴシック"/>
+                <w:b w:val="0"/>
+                <w:sz w:val="16"/>
+              </w:rPr>
+              <w:t>build_plan_public.py</w:t>
+            </w:r>
+          </w:p>
+        </w:tc>
+        <w:tc>
+          <w:tcPr>
+            <w:tcW w:type="dxa" w:w="907"/>
+            <w:vAlign w:val="center"/>
+          </w:tcPr>
+          <w:p>
+            <w:pPr>
+              <w:spacing w:after="0"/>
+              <w:jc w:val="center"/>
+            </w:pPr>
+            <w:r>
+              <w:rPr>
+                <w:rFonts w:ascii="游ゴシック" w:hAnsi="游ゴシック" w:eastAsia="游ゴシック"/>
+                <w:b w:val="0"/>
+                <w:sz w:val="16"/>
+              </w:rPr>
+              <w:t>19件</w:t>
+            </w:r>
+          </w:p>
+        </w:tc>
+        <w:tc>
+          <w:tcPr>
+            <w:tcW w:type="dxa" w:w="3572"/>
+            <w:vAlign w:val="center"/>
+          </w:tcPr>
+          <w:p>
+            <w:pPr>
+              <w:spacing w:after="0"/>
+            </w:pPr>
+            <w:r>
+              <w:rPr>
+                <w:rFonts w:ascii="游ゴシック" w:hAnsi="游ゴシック" w:eastAsia="游ゴシック"/>
+                <w:b w:val="0"/>
+                <w:sz w:val="16"/>
+              </w:rPr>
               <w:t>build_app_review.py</w:t>
+            </w:r>
+          </w:p>
+        </w:tc>
+        <w:tc>
+          <w:tcPr>
+            <w:tcW w:type="dxa" w:w="907"/>
+            <w:vAlign w:val="center"/>
+          </w:tcPr>
+          <w:p>
+            <w:pPr>
+              <w:spacing w:after="0"/>
+              <w:jc w:val="center"/>
+            </w:pPr>
+            <w:r>
+              <w:rPr>
+                <w:rFonts w:ascii="游ゴシック" w:hAnsi="游ゴシック" w:eastAsia="游ゴシック"/>
+                <w:b w:val="0"/>
+                <w:sz w:val="16"/>
+              </w:rPr>
+              <w:t>11件</w:t>
+            </w:r>
+          </w:p>
+        </w:tc>
+      </w:tr>
+      <w:tr>
+        <w:trPr>
+          <w:cantSplit/>
+        </w:trPr>
+        <w:tc>
+          <w:tcPr>
+            <w:tcW w:type="dxa" w:w="3572"/>
+            <w:shd w:val="clear" w:color="auto" w:fill="F2F5FA"/>
+            <w:vAlign w:val="center"/>
+          </w:tcPr>
+          <w:p>
+            <w:pPr>
+              <w:spacing w:after="0"/>
+            </w:pPr>
+            <w:r>
+              <w:rPr>
+                <w:rFonts w:ascii="游ゴシック" w:hAnsi="游ゴシック" w:eastAsia="游ゴシック"/>
+                <w:b w:val="0"/>
+                <w:sz w:val="16"/>
+              </w:rPr>
+              <w:t>build_chiiki_kadai_10.py</w:t>
+            </w:r>
+          </w:p>
+        </w:tc>
+        <w:tc>
+          <w:tcPr>
+            <w:tcW w:type="dxa" w:w="907"/>
+            <w:shd w:val="clear" w:color="auto" w:fill="F2F5FA"/>
+            <w:vAlign w:val="center"/>
+          </w:tcPr>
+          <w:p>
+            <w:pPr>
+              <w:spacing w:after="0"/>
+              <w:jc w:val="center"/>
+            </w:pPr>
+            <w:r>
+              <w:rPr>
+                <w:rFonts w:ascii="游ゴシック" w:hAnsi="游ゴシック" w:eastAsia="游ゴシック"/>
+                <w:b w:val="0"/>
+                <w:sz w:val="16"/>
+              </w:rPr>
+              <w:t>18件</w:t>
+            </w:r>
+          </w:p>
+        </w:tc>
+        <w:tc>
+          <w:tcPr>
+            <w:tcW w:type="dxa" w:w="3572"/>
+            <w:shd w:val="clear" w:color="auto" w:fill="F2F5FA"/>
+            <w:vAlign w:val="center"/>
+          </w:tcPr>
+          <w:p>
+            <w:pPr>
+              <w:spacing w:after="0"/>
+            </w:pPr>
+            <w:r>
+              <w:rPr>
+                <w:rFonts w:ascii="游ゴシック" w:hAnsi="游ゴシック" w:eastAsia="游ゴシック"/>
+                <w:b w:val="0"/>
+                <w:sz w:val="16"/>
+              </w:rPr>
+              <w:t>build_kagai_youin.py</w:t>
             </w:r>
           </w:p>
         </w:tc>
@@ -1857,7 +2027,7 @@
                 <w:b w:val="0"/>
                 <w:sz w:val="16"/>
               </w:rPr>
-              <w:t>build_chiiki_kadai_10.py</w:t>
+              <w:t>build_receipt_kyufu_sogo.py</w:t>
             </w:r>
           </w:p>
         </w:tc>
@@ -1877,7 +2047,7 @@
                 <w:b w:val="0"/>
                 <w:sz w:val="16"/>
               </w:rPr>
-              <w:t>18件</w:t>
+              <w:t>17件</w:t>
             </w:r>
           </w:p>
         </w:tc>
@@ -1896,7 +2066,7 @@
                 <w:b w:val="0"/>
                 <w:sz w:val="16"/>
               </w:rPr>
-              <w:t>build_kagai_youin.py</w:t>
+              <w:t>build_mikomiryo.py</w:t>
             </w:r>
           </w:p>
         </w:tc>
@@ -1941,7 +2111,7 @@
                 <w:b w:val="0"/>
                 <w:sz w:val="16"/>
               </w:rPr>
-              <w:t>build_receipt_kyufu_sogo.py</w:t>
+              <w:t>build_receipt_riyojokyo.py</w:t>
             </w:r>
           </w:p>
         </w:tc>
@@ -1982,7 +2152,7 @@
                 <w:b w:val="0"/>
                 <w:sz w:val="16"/>
               </w:rPr>
-              <w:t>build_mikomiryo.py</w:t>
+              <w:t>build_survey_jisseki_cross.py</w:t>
             </w:r>
           </w:p>
         </w:tc>
@@ -2027,7 +2197,7 @@
                 <w:b w:val="0"/>
                 <w:sz w:val="16"/>
               </w:rPr>
-              <w:t>build_receipt_riyojokyo.py</w:t>
+              <w:t>build_chiiki_bunseki_comment.py</w:t>
             </w:r>
           </w:p>
         </w:tc>
@@ -2047,7 +2217,7 @@
                 <w:b w:val="0"/>
                 <w:sz w:val="16"/>
               </w:rPr>
-              <w:t>17件</w:t>
+              <w:t>16件</w:t>
             </w:r>
           </w:p>
         </w:tc>
@@ -2066,7 +2236,7 @@
                 <w:b w:val="0"/>
                 <w:sz w:val="16"/>
               </w:rPr>
-              <w:t>build_survey_jisseki_cross.py</w:t>
+              <w:t>build_survey_report_doc.py</w:t>
             </w:r>
           </w:p>
         </w:tc>
@@ -2086,7 +2256,7 @@
                 <w:b w:val="0"/>
                 <w:sz w:val="16"/>
               </w:rPr>
-              <w:t>11件</w:t>
+              <w:t>10件</w:t>
             </w:r>
           </w:p>
         </w:tc>
@@ -2111,7 +2281,7 @@
                 <w:b w:val="0"/>
                 <w:sz w:val="16"/>
               </w:rPr>
-              <w:t>build_chiiki_bunseki_comment.py</w:t>
+              <w:t>build_kofukin_shihyo.py</w:t>
             </w:r>
           </w:p>
         </w:tc>
@@ -2152,7 +2322,7 @@
                 <w:b w:val="0"/>
                 <w:sz w:val="16"/>
               </w:rPr>
-              <w:t>build_survey_report_doc.py</w:t>
+              <w:t>build_taikeikakuhi.py</w:t>
             </w:r>
           </w:p>
         </w:tc>
@@ -2197,7 +2367,7 @@
                 <w:b w:val="0"/>
                 <w:sz w:val="16"/>
               </w:rPr>
-              <w:t>build_kofukin_shihyo.py</w:t>
+              <w:t>build_mieru_manual_review.py</w:t>
             </w:r>
           </w:p>
         </w:tc>
@@ -2236,7 +2406,7 @@
                 <w:b w:val="0"/>
                 <w:sz w:val="16"/>
               </w:rPr>
-              <w:t>build_taikeikakuhi.py</w:t>
+              <w:t>build_check_irai.py</w:t>
             </w:r>
           </w:p>
         </w:tc>
@@ -2256,7 +2426,7 @@
                 <w:b w:val="0"/>
                 <w:sz w:val="16"/>
               </w:rPr>
-              <w:t>10件</w:t>
+              <w:t>9件</w:t>
             </w:r>
           </w:p>
         </w:tc>
@@ -2281,7 +2451,7 @@
                 <w:b w:val="0"/>
                 <w:sz w:val="16"/>
               </w:rPr>
-              <w:t>build_mieru_manual_review.py</w:t>
+              <w:t>build_nikkan.py</w:t>
             </w:r>
           </w:p>
         </w:tc>
@@ -2322,7 +2492,7 @@
                 <w:b w:val="0"/>
                 <w:sz w:val="16"/>
               </w:rPr>
-              <w:t>build_check_irai.py</w:t>
+              <w:t>build_mikomi_juryo_nashi.py</w:t>
             </w:r>
           </w:p>
         </w:tc>
@@ -2343,7 +2513,7 @@
                 <w:b w:val="0"/>
                 <w:sz w:val="16"/>
               </w:rPr>
-              <w:t>9件</w:t>
+              <w:t>8件</w:t>
             </w:r>
           </w:p>
         </w:tc>
@@ -2367,7 +2537,7 @@
                 <w:b w:val="0"/>
                 <w:sz w:val="16"/>
               </w:rPr>
-              <w:t>build_nikkan.py</w:t>
+              <w:t>build_zuhyo_daicho.py</w:t>
             </w:r>
           </w:p>
         </w:tc>
@@ -2406,7 +2576,7 @@
                 <w:b w:val="0"/>
                 <w:sz w:val="16"/>
               </w:rPr>
-              <w:t>build_mikomi_juryo_nashi.py</w:t>
+              <w:t>build_shiryo_denwa.py</w:t>
             </w:r>
           </w:p>
         </w:tc>
@@ -2451,7 +2621,7 @@
                 <w:b w:val="0"/>
                 <w:sz w:val="16"/>
               </w:rPr>
-              <w:t>build_zuhyo_daicho.py</w:t>
+              <w:t>build_mieru_r8_input.py</w:t>
             </w:r>
           </w:p>
         </w:tc>
@@ -2472,7 +2642,7 @@
                 <w:b w:val="0"/>
                 <w:sz w:val="16"/>
               </w:rPr>
-              <w:t>16件</w:t>
+              <w:t>15件</w:t>
             </w:r>
           </w:p>
         </w:tc>
@@ -2492,7 +2662,7 @@
                 <w:b w:val="0"/>
                 <w:sz w:val="16"/>
               </w:rPr>
-              <w:t>build_shiryo_denwa.py</w:t>
+              <w:t>build_soan_kaki_review.py</w:t>
             </w:r>
           </w:p>
         </w:tc>
@@ -2513,173 +2683,7 @@
                 <w:b w:val="0"/>
                 <w:sz w:val="16"/>
               </w:rPr>
-              <w:t>8件</w:t>
-            </w:r>
-          </w:p>
-        </w:tc>
-      </w:tr>
-      <w:tr>
-        <w:trPr>
-          <w:cantSplit/>
-        </w:trPr>
-        <w:tc>
-          <w:tcPr>
-            <w:tcW w:type="dxa" w:w="3572"/>
-            <w:vAlign w:val="center"/>
-          </w:tcPr>
-          <w:p>
-            <w:pPr>
-              <w:spacing w:after="0"/>
-            </w:pPr>
-            <w:r>
-              <w:rPr>
-                <w:rFonts w:ascii="游ゴシック" w:hAnsi="游ゴシック" w:eastAsia="游ゴシック"/>
-                <w:b w:val="0"/>
-                <w:sz w:val="16"/>
-              </w:rPr>
-              <w:t>build_mieru_r8_input.py</w:t>
-            </w:r>
-          </w:p>
-        </w:tc>
-        <w:tc>
-          <w:tcPr>
-            <w:tcW w:type="dxa" w:w="907"/>
-            <w:vAlign w:val="center"/>
-          </w:tcPr>
-          <w:p>
-            <w:pPr>
-              <w:spacing w:after="0"/>
-              <w:jc w:val="center"/>
-            </w:pPr>
-            <w:r>
-              <w:rPr>
-                <w:rFonts w:ascii="游ゴシック" w:hAnsi="游ゴシック" w:eastAsia="游ゴシック"/>
-                <w:b w:val="0"/>
-                <w:sz w:val="16"/>
-              </w:rPr>
-              <w:t>15件</w:t>
-            </w:r>
-          </w:p>
-        </w:tc>
-        <w:tc>
-          <w:tcPr>
-            <w:tcW w:type="dxa" w:w="3572"/>
-            <w:vAlign w:val="center"/>
-          </w:tcPr>
-          <w:p>
-            <w:pPr>
-              <w:spacing w:after="0"/>
-            </w:pPr>
-            <w:r>
-              <w:rPr>
-                <w:rFonts w:ascii="游ゴシック" w:hAnsi="游ゴシック" w:eastAsia="游ゴシック"/>
-                <w:b w:val="0"/>
-                <w:sz w:val="16"/>
-              </w:rPr>
-              <w:t>build_soan_kaki_review.py</w:t>
-            </w:r>
-          </w:p>
-        </w:tc>
-        <w:tc>
-          <w:tcPr>
-            <w:tcW w:type="dxa" w:w="907"/>
-            <w:vAlign w:val="center"/>
-          </w:tcPr>
-          <w:p>
-            <w:pPr>
-              <w:spacing w:after="0"/>
-              <w:jc w:val="center"/>
-            </w:pPr>
-            <w:r>
-              <w:rPr>
-                <w:rFonts w:ascii="游ゴシック" w:hAnsi="游ゴシック" w:eastAsia="游ゴシック"/>
-                <w:b w:val="0"/>
-                <w:sz w:val="16"/>
-              </w:rPr>
               <w:t>7件</w:t>
-            </w:r>
-          </w:p>
-        </w:tc>
-      </w:tr>
-      <w:tr>
-        <w:trPr>
-          <w:cantSplit/>
-        </w:trPr>
-        <w:tc>
-          <w:tcPr>
-            <w:tcW w:type="dxa" w:w="3572"/>
-            <w:shd w:val="clear" w:color="auto" w:fill="F2F5FA"/>
-            <w:vAlign w:val="center"/>
-          </w:tcPr>
-          <w:p>
-            <w:pPr>
-              <w:spacing w:after="0"/>
-            </w:pPr>
-            <w:r>
-              <w:rPr>
-                <w:rFonts w:ascii="游ゴシック" w:hAnsi="游ゴシック" w:eastAsia="游ゴシック"/>
-                <w:b w:val="0"/>
-                <w:sz w:val="16"/>
-              </w:rPr>
-              <w:t>build_member_work_review.py</w:t>
-            </w:r>
-          </w:p>
-        </w:tc>
-        <w:tc>
-          <w:tcPr>
-            <w:tcW w:type="dxa" w:w="907"/>
-            <w:shd w:val="clear" w:color="auto" w:fill="F2F5FA"/>
-            <w:vAlign w:val="center"/>
-          </w:tcPr>
-          <w:p>
-            <w:pPr>
-              <w:spacing w:after="0"/>
-              <w:jc w:val="center"/>
-            </w:pPr>
-            <w:r>
-              <w:rPr>
-                <w:rFonts w:ascii="游ゴシック" w:hAnsi="游ゴシック" w:eastAsia="游ゴシック"/>
-                <w:b w:val="0"/>
-                <w:sz w:val="16"/>
-              </w:rPr>
-              <w:t>14件</w:t>
-            </w:r>
-          </w:p>
-        </w:tc>
-        <w:tc>
-          <w:tcPr>
-            <w:tcW w:type="dxa" w:w="3572"/>
-            <w:shd w:val="clear" w:color="auto" w:fill="F2F5FA"/>
-            <w:vAlign w:val="center"/>
-          </w:tcPr>
-          <w:p>
-            <w:pPr>
-              <w:spacing w:after="0"/>
-            </w:pPr>
-            <w:r>
-              <w:rPr>
-                <w:rFonts w:ascii="游ゴシック" w:hAnsi="游ゴシック" w:eastAsia="游ゴシック"/>
-                <w:sz w:val="16"/>
-              </w:rPr>
-            </w:r>
-          </w:p>
-        </w:tc>
-        <w:tc>
-          <w:tcPr>
-            <w:tcW w:type="dxa" w:w="907"/>
-            <w:shd w:val="clear" w:color="auto" w:fill="F2F5FA"/>
-            <w:vAlign w:val="center"/>
-          </w:tcPr>
-          <w:p>
-            <w:pPr>
-              <w:spacing w:after="0"/>
-              <w:jc w:val="center"/>
-            </w:pPr>
-            <w:r>
-              <w:rPr>
-                <w:rFonts w:ascii="游ゴシック" w:hAnsi="游ゴシック" w:eastAsia="游ゴシック"/>
-                <w:sz w:val="16"/>
-              </w:rPr>
             </w:r>
           </w:p>
         </w:tc>
@@ -5686,7 +5690,7 @@
           <w:b w:val="0"/>
           <w:sz w:val="21"/>
         </w:rPr>
-        <w:t>自己点検を備えた39本を順に実行し、終了コードが0であることを確かめます。1件でも合わなければ終了コード1で終わり、不適合の内容が表示されます。</w:t>
+        <w:t>自己点検を備えた40本を順に実行し、終了コードが0であることを確かめます。1件でも合わなければ終了コード1で終わり、不適合の内容が表示されます。</w:t>
       </w:r>
     </w:p>
     <w:p>
@@ -5750,7 +5754,7 @@
           <w:rFonts w:ascii="游ゴシック" w:hAnsi="游ゴシック" w:eastAsia="游ゴシック"/>
           <w:sz w:val="18"/>
         </w:rPr>
-        <w:t>※ 再実行できない3本（第2節3）は除いています。自己点検を持たないスクリプトも実行されますが、書き出しに失敗すればやはり0以外で終わります。自己点検を備えた39本は第3節1の表のとおりです。</w:t>
+        <w:t>※ 再実行できない3本（第2節3）は除いています。自己点検を持たないスクリプトも実行されますが、書き出しに失敗すればやはり0以外で終わります。自己点検を備えた40本は第3節1の表のとおりです。</w:t>
       </w:r>
     </w:p>
     <w:p>

--- a/output/第10期計画_チェック依頼_確認箇所と手順.docx
+++ b/output/第10期計画_チェック依頼_確認箇所と手順.docx
@@ -79,7 +79,7 @@
           <w:b w:val="0"/>
           <w:sz w:val="21"/>
         </w:rPr>
-        <w:t>点検の対象は成果品132件（条件付き58件・送付44件・内部保管25件・対象外5件）と計画素案（951段落146表36図）です。ビルドスクリプトは129本あり、うち40本が自らの計算を検算する自己点検を備えています（計686件）。</w:t>
+        <w:t>点検の対象は成果品133件（条件付き58件・送付45件・内部保管25件・対象外5件）と計画素案（951段落146表36図）です。ビルドスクリプトは130本あり、うち41本が自らの計算を検算する自己点検を備えています（計711件）。</w:t>
       </w:r>
     </w:p>
     <w:p>
@@ -872,7 +872,7 @@
           <w:b/>
           <w:sz w:val="20"/>
         </w:rPr>
-        <w:t>表2　自己点検を備えたスクリプト（40本・計686件）</w:t>
+        <w:t>表2　自己点検を備えたスクリプト（41本・計711件）</w:t>
       </w:r>
     </w:p>
     <w:tbl>
@@ -1601,7 +1601,7 @@
                 <w:b w:val="0"/>
                 <w:sz w:val="16"/>
               </w:rPr>
-              <w:t>build_gaisan2.py</w:t>
+              <w:t>build_shokai_kaito.py</w:t>
             </w:r>
           </w:p>
         </w:tc>
@@ -1622,7 +1622,7 @@
                 <w:b w:val="0"/>
                 <w:sz w:val="16"/>
               </w:rPr>
-              <w:t>23件</w:t>
+              <w:t>25件</w:t>
             </w:r>
           </w:p>
         </w:tc>
@@ -1687,7 +1687,7 @@
                 <w:b w:val="0"/>
                 <w:sz w:val="16"/>
               </w:rPr>
-              <w:t>build_mikomiryo_santei.py</w:t>
+              <w:t>build_gaisan2.py</w:t>
             </w:r>
           </w:p>
         </w:tc>
@@ -1707,7 +1707,7 @@
                 <w:b w:val="0"/>
                 <w:sz w:val="16"/>
               </w:rPr>
-              <w:t>22件</w:t>
+              <w:t>23件</w:t>
             </w:r>
           </w:p>
         </w:tc>
@@ -1771,7 +1771,7 @@
                 <w:b w:val="0"/>
                 <w:sz w:val="16"/>
               </w:rPr>
-              <w:t>build_receipt_mieru_suikei.py</w:t>
+              <w:t>build_mikomiryo_santei.py</w:t>
             </w:r>
           </w:p>
         </w:tc>
@@ -1792,7 +1792,7 @@
                 <w:b w:val="0"/>
                 <w:sz w:val="16"/>
               </w:rPr>
-              <w:t>20件</w:t>
+              <w:t>22件</w:t>
             </w:r>
           </w:p>
         </w:tc>
@@ -1857,7 +1857,7 @@
                 <w:b w:val="0"/>
                 <w:sz w:val="16"/>
               </w:rPr>
-              <w:t>build_plan_public.py</w:t>
+              <w:t>build_receipt_mieru_suikei.py</w:t>
             </w:r>
           </w:p>
         </w:tc>
@@ -1877,7 +1877,7 @@
                 <w:b w:val="0"/>
                 <w:sz w:val="16"/>
               </w:rPr>
-              <w:t>19件</w:t>
+              <w:t>20件</w:t>
             </w:r>
           </w:p>
         </w:tc>
@@ -1941,7 +1941,7 @@
                 <w:b w:val="0"/>
                 <w:sz w:val="16"/>
               </w:rPr>
-              <w:t>build_chiiki_kadai_10.py</w:t>
+              <w:t>build_plan_public.py</w:t>
             </w:r>
           </w:p>
         </w:tc>
@@ -1962,7 +1962,7 @@
                 <w:b w:val="0"/>
                 <w:sz w:val="16"/>
               </w:rPr>
-              <w:t>18件</w:t>
+              <w:t>19件</w:t>
             </w:r>
           </w:p>
         </w:tc>
@@ -2027,7 +2027,7 @@
                 <w:b w:val="0"/>
                 <w:sz w:val="16"/>
               </w:rPr>
-              <w:t>build_receipt_kyufu_sogo.py</w:t>
+              <w:t>build_chiiki_kadai_10.py</w:t>
             </w:r>
           </w:p>
         </w:tc>
@@ -2047,7 +2047,7 @@
                 <w:b w:val="0"/>
                 <w:sz w:val="16"/>
               </w:rPr>
-              <w:t>17件</w:t>
+              <w:t>18件</w:t>
             </w:r>
           </w:p>
         </w:tc>
@@ -2111,7 +2111,7 @@
                 <w:b w:val="0"/>
                 <w:sz w:val="16"/>
               </w:rPr>
-              <w:t>build_receipt_riyojokyo.py</w:t>
+              <w:t>build_receipt_kyufu_sogo.py</w:t>
             </w:r>
           </w:p>
         </w:tc>
@@ -2197,7 +2197,7 @@
                 <w:b w:val="0"/>
                 <w:sz w:val="16"/>
               </w:rPr>
-              <w:t>build_chiiki_bunseki_comment.py</w:t>
+              <w:t>build_receipt_riyojokyo.py</w:t>
             </w:r>
           </w:p>
         </w:tc>
@@ -2217,7 +2217,7 @@
                 <w:b w:val="0"/>
                 <w:sz w:val="16"/>
               </w:rPr>
-              <w:t>16件</w:t>
+              <w:t>17件</w:t>
             </w:r>
           </w:p>
         </w:tc>
@@ -2281,7 +2281,7 @@
                 <w:b w:val="0"/>
                 <w:sz w:val="16"/>
               </w:rPr>
-              <w:t>build_kofukin_shihyo.py</w:t>
+              <w:t>build_chiiki_bunseki_comment.py</w:t>
             </w:r>
           </w:p>
         </w:tc>
@@ -2367,7 +2367,7 @@
                 <w:b w:val="0"/>
                 <w:sz w:val="16"/>
               </w:rPr>
-              <w:t>build_mieru_manual_review.py</w:t>
+              <w:t>build_kofukin_shihyo.py</w:t>
             </w:r>
           </w:p>
         </w:tc>
@@ -2451,7 +2451,7 @@
                 <w:b w:val="0"/>
                 <w:sz w:val="16"/>
               </w:rPr>
-              <w:t>build_nikkan.py</w:t>
+              <w:t>build_mieru_manual_review.py</w:t>
             </w:r>
           </w:p>
         </w:tc>
@@ -2537,7 +2537,7 @@
                 <w:b w:val="0"/>
                 <w:sz w:val="16"/>
               </w:rPr>
-              <w:t>build_zuhyo_daicho.py</w:t>
+              <w:t>build_nikkan.py</w:t>
             </w:r>
           </w:p>
         </w:tc>
@@ -2621,7 +2621,7 @@
                 <w:b w:val="0"/>
                 <w:sz w:val="16"/>
               </w:rPr>
-              <w:t>build_mieru_r8_input.py</w:t>
+              <w:t>build_zuhyo_daicho.py</w:t>
             </w:r>
           </w:p>
         </w:tc>
@@ -2642,7 +2642,7 @@
                 <w:b w:val="0"/>
                 <w:sz w:val="16"/>
               </w:rPr>
-              <w:t>15件</w:t>
+              <w:t>16件</w:t>
             </w:r>
           </w:p>
         </w:tc>
@@ -2684,6 +2684,85 @@
                 <w:sz w:val="16"/>
               </w:rPr>
               <w:t>7件</w:t>
+            </w:r>
+          </w:p>
+        </w:tc>
+      </w:tr>
+      <w:tr>
+        <w:trPr>
+          <w:cantSplit/>
+        </w:trPr>
+        <w:tc>
+          <w:tcPr>
+            <w:tcW w:type="dxa" w:w="3572"/>
+            <w:vAlign w:val="center"/>
+          </w:tcPr>
+          <w:p>
+            <w:pPr>
+              <w:spacing w:after="0"/>
+            </w:pPr>
+            <w:r>
+              <w:rPr>
+                <w:rFonts w:ascii="游ゴシック" w:hAnsi="游ゴシック" w:eastAsia="游ゴシック"/>
+                <w:b w:val="0"/>
+                <w:sz w:val="16"/>
+              </w:rPr>
+              <w:t>build_mieru_r8_input.py</w:t>
+            </w:r>
+          </w:p>
+        </w:tc>
+        <w:tc>
+          <w:tcPr>
+            <w:tcW w:type="dxa" w:w="907"/>
+            <w:vAlign w:val="center"/>
+          </w:tcPr>
+          <w:p>
+            <w:pPr>
+              <w:spacing w:after="0"/>
+              <w:jc w:val="center"/>
+            </w:pPr>
+            <w:r>
+              <w:rPr>
+                <w:rFonts w:ascii="游ゴシック" w:hAnsi="游ゴシック" w:eastAsia="游ゴシック"/>
+                <w:b w:val="0"/>
+                <w:sz w:val="16"/>
+              </w:rPr>
+              <w:t>15件</w:t>
+            </w:r>
+          </w:p>
+        </w:tc>
+        <w:tc>
+          <w:tcPr>
+            <w:tcW w:type="dxa" w:w="3572"/>
+            <w:vAlign w:val="center"/>
+          </w:tcPr>
+          <w:p>
+            <w:pPr>
+              <w:spacing w:after="0"/>
+            </w:pPr>
+            <w:r>
+              <w:rPr>
+                <w:rFonts w:ascii="游ゴシック" w:hAnsi="游ゴシック" w:eastAsia="游ゴシック"/>
+                <w:sz w:val="16"/>
+              </w:rPr>
+            </w:r>
+          </w:p>
+        </w:tc>
+        <w:tc>
+          <w:tcPr>
+            <w:tcW w:type="dxa" w:w="907"/>
+            <w:vAlign w:val="center"/>
+          </w:tcPr>
+          <w:p>
+            <w:pPr>
+              <w:spacing w:after="0"/>
+              <w:jc w:val="center"/>
+            </w:pPr>
+            <w:r>
+              <w:rPr>
+                <w:rFonts w:ascii="游ゴシック" w:hAnsi="游ゴシック" w:eastAsia="游ゴシック"/>
+                <w:sz w:val="16"/>
+              </w:rPr>
             </w:r>
           </w:p>
         </w:tc>
@@ -5690,7 +5769,7 @@
           <w:b w:val="0"/>
           <w:sz w:val="21"/>
         </w:rPr>
-        <w:t>自己点検を備えた40本を順に実行し、終了コードが0であることを確かめます。1件でも合わなければ終了コード1で終わり、不適合の内容が表示されます。</w:t>
+        <w:t>自己点検を備えた41本を順に実行し、終了コードが0であることを確かめます。1件でも合わなければ終了コード1で終わり、不適合の内容が表示されます。</w:t>
       </w:r>
     </w:p>
     <w:p>
@@ -5754,7 +5833,7 @@
           <w:rFonts w:ascii="游ゴシック" w:hAnsi="游ゴシック" w:eastAsia="游ゴシック"/>
           <w:sz w:val="18"/>
         </w:rPr>
-        <w:t>※ 再実行できない3本（第2節3）は除いています。自己点検を持たないスクリプトも実行されますが、書き出しに失敗すればやはり0以外で終わります。自己点検を備えた40本は第3節1の表のとおりです。</w:t>
+        <w:t>※ 再実行できない3本（第2節3）は除いています。自己点検を持たないスクリプトも実行されますが、書き出しに失敗すればやはり0以外で終わります。自己点検を備えた41本は第3節1の表のとおりです。</w:t>
       </w:r>
     </w:p>
     <w:p>

--- a/output/第10期計画_チェック依頼_確認箇所と手順.docx
+++ b/output/第10期計画_チェック依頼_確認箇所と手順.docx
@@ -79,7 +79,7 @@
           <w:b w:val="0"/>
           <w:sz w:val="21"/>
         </w:rPr>
-        <w:t>点検の対象は成果品133件（条件付き58件・送付45件・内部保管25件・対象外5件）と計画素案（951段落146表36図）です。ビルドスクリプトは130本あり、うち41本が自らの計算を検算する自己点検を備えています（計711件）。</w:t>
+        <w:t>点検の対象は成果品133件（条件付き58件・送付45件・内部保管25件・対象外5件）と計画素案（951段落146表36図）です。ビルドスクリプトは130本あり、うち41本が自らの計算を検算する自己点検を備えています（計712件）。</w:t>
       </w:r>
     </w:p>
     <w:p>
@@ -872,7 +872,7 @@
           <w:b/>
           <w:sz w:val="20"/>
         </w:rPr>
-        <w:t>表2　自己点検を備えたスクリプト（41本・計711件）</w:t>
+        <w:t>表2　自己点検を備えたスクリプト（41本・計712件）</w:t>
       </w:r>
     </w:p>
     <w:tbl>
@@ -1517,7 +1517,7 @@
                 <w:b w:val="0"/>
                 <w:sz w:val="16"/>
               </w:rPr>
-              <w:t>build_mieru_mikomi_input.py</w:t>
+              <w:t>build_shokai_kaito.py</w:t>
             </w:r>
           </w:p>
         </w:tc>
@@ -1537,7 +1537,7 @@
                 <w:b w:val="0"/>
                 <w:sz w:val="16"/>
               </w:rPr>
-              <w:t>25件</w:t>
+              <w:t>26件</w:t>
             </w:r>
           </w:p>
         </w:tc>
@@ -1601,7 +1601,7 @@
                 <w:b w:val="0"/>
                 <w:sz w:val="16"/>
               </w:rPr>
-              <w:t>build_shokai_kaito.py</w:t>
+              <w:t>build_mieru_mikomi_input.py</w:t>
             </w:r>
           </w:p>
         </w:tc>

--- a/output/第10期計画_チェック依頼_確認箇所と手順.docx
+++ b/output/第10期計画_チェック依頼_確認箇所と手順.docx
@@ -79,7 +79,7 @@
           <w:b w:val="0"/>
           <w:sz w:val="21"/>
         </w:rPr>
-        <w:t>点検の対象は成果品133件（条件付き58件・送付45件・内部保管25件・対象外5件）と計画素案（951段落146表36図）です。ビルドスクリプトは130本あり、うち41本が自らの計算を検算する自己点検を備えています（計712件）。</w:t>
+        <w:t>点検の対象は成果品133件（条件付き58件・送付45件・内部保管25件・対象外5件）と計画素案（973段落148表36図）です。ビルドスクリプトは130本あり、うち41本が自らの計算を検算する自己点検を備えています（計712件）。</w:t>
       </w:r>
     </w:p>
     <w:p>
@@ -2924,7 +2924,7 @@
                 <w:b w:val="0"/>
                 <w:sz w:val="18"/>
               </w:rPr>
-              <w:t>951段落146表36図</w:t>
+              <w:t>973段落148表36図</w:t>
             </w:r>
           </w:p>
         </w:tc>
@@ -2943,7 +2943,7 @@
                 <w:b w:val="0"/>
                 <w:sz w:val="18"/>
               </w:rPr>
-              <w:t>発注者・委員会・住民の目に触れるもの。未確定箇所が158箇所（要協議118・要確認39・要内訳1）残っている</w:t>
+              <w:t>発注者・委員会・住民の目に触れるもの。未確定箇所が163箇所（要協議119・要確認43・要内訳1）残っている</w:t>
             </w:r>
           </w:p>
         </w:tc>
@@ -5183,7 +5183,7 @@
           <w:b w:val="0"/>
           <w:sz w:val="21"/>
         </w:rPr>
-        <w:t>現在158箇所（要協議118・要確認39・要内訳1）です。うち第6章第4節（施設の見込み）に58箇所（43％）が集中しており、日常生活圏域と必要利用定員総数（確認事項No.88）が決まれば解消します。</w:t>
+        <w:t>現在163箇所（要協議119・要確認43・要内訳1）です。うち第6章第4節（施設の見込み）に58箇所（43％）が集中しており、日常生活圏域と必要利用定員総数（確認事項No.88）が決まれば解消します。</w:t>
       </w:r>
       <w:r>
         <w:rPr>

--- a/output/第10期計画_チェック依頼_確認箇所と手順.docx
+++ b/output/第10期計画_チェック依頼_確認箇所と手順.docx
@@ -79,7 +79,7 @@
           <w:b w:val="0"/>
           <w:sz w:val="21"/>
         </w:rPr>
-        <w:t>点検の対象は成果品133件（条件付き58件・送付45件・内部保管25件・対象外5件）と計画素案（973段落148表36図）です。ビルドスクリプトは130本あり、うち41本が自らの計算を検算する自己点検を備えています（計712件）。</w:t>
+        <w:t>点検の対象は成果品134件（条件付き58件・送付45件・内部保管26件・対象外5件）と計画素案（973段落148表36図）です。ビルドスクリプトは131本あり、うち42本が自らの計算を検算する自己点検を備えています（計730件）。</w:t>
       </w:r>
     </w:p>
     <w:p>
@@ -872,7 +872,7 @@
           <w:b/>
           <w:sz w:val="20"/>
         </w:rPr>
-        <w:t>表2　自己点検を備えたスクリプト（41本・計712件）</w:t>
+        <w:t>表2　自己点検を備えたスクリプト（42本・計730件）</w:t>
       </w:r>
     </w:p>
     <w:tbl>
@@ -1046,7 +1046,7 @@
                 <w:b w:val="0"/>
                 <w:sz w:val="16"/>
               </w:rPr>
-              <w:t>build_member_work_review.py</w:t>
+              <w:t>build_mieru_r8_input.py</w:t>
             </w:r>
           </w:p>
         </w:tc>
@@ -1066,7 +1066,7 @@
                 <w:b w:val="0"/>
                 <w:sz w:val="16"/>
               </w:rPr>
-              <w:t>14件</w:t>
+              <w:t>15件</w:t>
             </w:r>
           </w:p>
         </w:tc>
@@ -1132,7 +1132,7 @@
                 <w:b w:val="0"/>
                 <w:sz w:val="16"/>
               </w:rPr>
-              <w:t>build_chiiki_care_kaigi.py</w:t>
+              <w:t>build_member_work_review.py</w:t>
             </w:r>
           </w:p>
         </w:tc>
@@ -1153,7 +1153,7 @@
                 <w:b w:val="0"/>
                 <w:sz w:val="16"/>
               </w:rPr>
-              <w:t>13件</w:t>
+              <w:t>14件</w:t>
             </w:r>
           </w:p>
         </w:tc>
@@ -1216,7 +1216,7 @@
                 <w:b w:val="0"/>
                 <w:sz w:val="16"/>
               </w:rPr>
-              <w:t>build_mikomiryo_togo.py</w:t>
+              <w:t>build_chiiki_care_kaigi.py</w:t>
             </w:r>
           </w:p>
         </w:tc>
@@ -1302,7 +1302,7 @@
                 <w:b w:val="0"/>
                 <w:sz w:val="16"/>
               </w:rPr>
-              <w:t>build_ninchisho_ronten.py</w:t>
+              <w:t>build_mikomiryo_togo.py</w:t>
             </w:r>
           </w:p>
         </w:tc>
@@ -1386,7 +1386,7 @@
                 <w:b w:val="0"/>
                 <w:sz w:val="16"/>
               </w:rPr>
-              <w:t>build_soan_kadai.py</w:t>
+              <w:t>build_ninchisho_ronten.py</w:t>
             </w:r>
           </w:p>
         </w:tc>
@@ -1472,7 +1472,7 @@
                 <w:b w:val="0"/>
                 <w:sz w:val="16"/>
               </w:rPr>
-              <w:t>build_kanri_tanaoroshi.py</w:t>
+              <w:t>build_soan_kadai.py</w:t>
             </w:r>
           </w:p>
         </w:tc>
@@ -1493,7 +1493,7 @@
                 <w:b w:val="0"/>
                 <w:sz w:val="16"/>
               </w:rPr>
-              <w:t>12件</w:t>
+              <w:t>13件</w:t>
             </w:r>
           </w:p>
         </w:tc>
@@ -1556,7 +1556,7 @@
                 <w:b w:val="0"/>
                 <w:sz w:val="16"/>
               </w:rPr>
-              <w:t>build_kisetsu_hosei.py</w:t>
+              <w:t>build_kanri_tanaoroshi.py</w:t>
             </w:r>
           </w:p>
         </w:tc>
@@ -1642,7 +1642,7 @@
                 <w:b w:val="0"/>
                 <w:sz w:val="16"/>
               </w:rPr>
-              <w:t>build_shotoku_dankai.py</w:t>
+              <w:t>build_kisetsu_hosei.py</w:t>
             </w:r>
           </w:p>
         </w:tc>
@@ -1726,7 +1726,7 @@
                 <w:b w:val="0"/>
                 <w:sz w:val="16"/>
               </w:rPr>
-              <w:t>build_survey_check.py</w:t>
+              <w:t>build_shotoku_dankai.py</w:t>
             </w:r>
           </w:p>
         </w:tc>
@@ -1812,7 +1812,7 @@
                 <w:b w:val="0"/>
                 <w:sz w:val="16"/>
               </w:rPr>
-              <w:t>build_survey_report.py</w:t>
+              <w:t>build_survey_check.py</w:t>
             </w:r>
           </w:p>
         </w:tc>
@@ -1896,7 +1896,7 @@
                 <w:b w:val="0"/>
                 <w:sz w:val="16"/>
               </w:rPr>
-              <w:t>build_app_review.py</w:t>
+              <w:t>build_survey_report.py</w:t>
             </w:r>
           </w:p>
         </w:tc>
@@ -1916,7 +1916,7 @@
                 <w:b w:val="0"/>
                 <w:sz w:val="16"/>
               </w:rPr>
-              <w:t>11件</w:t>
+              <w:t>12件</w:t>
             </w:r>
           </w:p>
         </w:tc>
@@ -1982,7 +1982,7 @@
                 <w:b w:val="0"/>
                 <w:sz w:val="16"/>
               </w:rPr>
-              <w:t>build_kagai_youin.py</w:t>
+              <w:t>build_app_review.py</w:t>
             </w:r>
           </w:p>
         </w:tc>
@@ -2066,7 +2066,7 @@
                 <w:b w:val="0"/>
                 <w:sz w:val="16"/>
               </w:rPr>
-              <w:t>build_mikomiryo.py</w:t>
+              <w:t>build_kagai_youin.py</w:t>
             </w:r>
           </w:p>
         </w:tc>
@@ -2111,7 +2111,7 @@
                 <w:b w:val="0"/>
                 <w:sz w:val="16"/>
               </w:rPr>
-              <w:t>build_receipt_kyufu_sogo.py</w:t>
+              <w:t>build_cohort_review.py</w:t>
             </w:r>
           </w:p>
         </w:tc>
@@ -2132,7 +2132,7 @@
                 <w:b w:val="0"/>
                 <w:sz w:val="16"/>
               </w:rPr>
-              <w:t>17件</w:t>
+              <w:t>18件</w:t>
             </w:r>
           </w:p>
         </w:tc>
@@ -2152,7 +2152,7 @@
                 <w:b w:val="0"/>
                 <w:sz w:val="16"/>
               </w:rPr>
-              <w:t>build_survey_jisseki_cross.py</w:t>
+              <w:t>build_mikomiryo.py</w:t>
             </w:r>
           </w:p>
         </w:tc>
@@ -2197,7 +2197,7 @@
                 <w:b w:val="0"/>
                 <w:sz w:val="16"/>
               </w:rPr>
-              <w:t>build_receipt_riyojokyo.py</w:t>
+              <w:t>build_receipt_kyufu_sogo.py</w:t>
             </w:r>
           </w:p>
         </w:tc>
@@ -2236,7 +2236,177 @@
                 <w:b w:val="0"/>
                 <w:sz w:val="16"/>
               </w:rPr>
+              <w:t>build_survey_jisseki_cross.py</w:t>
+            </w:r>
+          </w:p>
+        </w:tc>
+        <w:tc>
+          <w:tcPr>
+            <w:tcW w:type="dxa" w:w="907"/>
+            <w:vAlign w:val="center"/>
+          </w:tcPr>
+          <w:p>
+            <w:pPr>
+              <w:spacing w:after="0"/>
+              <w:jc w:val="center"/>
+            </w:pPr>
+            <w:r>
+              <w:rPr>
+                <w:rFonts w:ascii="游ゴシック" w:hAnsi="游ゴシック" w:eastAsia="游ゴシック"/>
+                <w:b w:val="0"/>
+                <w:sz w:val="16"/>
+              </w:rPr>
+              <w:t>11件</w:t>
+            </w:r>
+          </w:p>
+        </w:tc>
+      </w:tr>
+      <w:tr>
+        <w:trPr>
+          <w:cantSplit/>
+        </w:trPr>
+        <w:tc>
+          <w:tcPr>
+            <w:tcW w:type="dxa" w:w="3572"/>
+            <w:shd w:val="clear" w:color="auto" w:fill="F2F5FA"/>
+            <w:vAlign w:val="center"/>
+          </w:tcPr>
+          <w:p>
+            <w:pPr>
+              <w:spacing w:after="0"/>
+            </w:pPr>
+            <w:r>
+              <w:rPr>
+                <w:rFonts w:ascii="游ゴシック" w:hAnsi="游ゴシック" w:eastAsia="游ゴシック"/>
+                <w:b w:val="0"/>
+                <w:sz w:val="16"/>
+              </w:rPr>
+              <w:t>build_receipt_riyojokyo.py</w:t>
+            </w:r>
+          </w:p>
+        </w:tc>
+        <w:tc>
+          <w:tcPr>
+            <w:tcW w:type="dxa" w:w="907"/>
+            <w:shd w:val="clear" w:color="auto" w:fill="F2F5FA"/>
+            <w:vAlign w:val="center"/>
+          </w:tcPr>
+          <w:p>
+            <w:pPr>
+              <w:spacing w:after="0"/>
+              <w:jc w:val="center"/>
+            </w:pPr>
+            <w:r>
+              <w:rPr>
+                <w:rFonts w:ascii="游ゴシック" w:hAnsi="游ゴシック" w:eastAsia="游ゴシック"/>
+                <w:b w:val="0"/>
+                <w:sz w:val="16"/>
+              </w:rPr>
+              <w:t>17件</w:t>
+            </w:r>
+          </w:p>
+        </w:tc>
+        <w:tc>
+          <w:tcPr>
+            <w:tcW w:type="dxa" w:w="3572"/>
+            <w:shd w:val="clear" w:color="auto" w:fill="F2F5FA"/>
+            <w:vAlign w:val="center"/>
+          </w:tcPr>
+          <w:p>
+            <w:pPr>
+              <w:spacing w:after="0"/>
+            </w:pPr>
+            <w:r>
+              <w:rPr>
+                <w:rFonts w:ascii="游ゴシック" w:hAnsi="游ゴシック" w:eastAsia="游ゴシック"/>
+                <w:b w:val="0"/>
+                <w:sz w:val="16"/>
+              </w:rPr>
               <w:t>build_survey_report_doc.py</w:t>
+            </w:r>
+          </w:p>
+        </w:tc>
+        <w:tc>
+          <w:tcPr>
+            <w:tcW w:type="dxa" w:w="907"/>
+            <w:shd w:val="clear" w:color="auto" w:fill="F2F5FA"/>
+            <w:vAlign w:val="center"/>
+          </w:tcPr>
+          <w:p>
+            <w:pPr>
+              <w:spacing w:after="0"/>
+              <w:jc w:val="center"/>
+            </w:pPr>
+            <w:r>
+              <w:rPr>
+                <w:rFonts w:ascii="游ゴシック" w:hAnsi="游ゴシック" w:eastAsia="游ゴシック"/>
+                <w:b w:val="0"/>
+                <w:sz w:val="16"/>
+              </w:rPr>
+              <w:t>10件</w:t>
+            </w:r>
+          </w:p>
+        </w:tc>
+      </w:tr>
+      <w:tr>
+        <w:trPr>
+          <w:cantSplit/>
+        </w:trPr>
+        <w:tc>
+          <w:tcPr>
+            <w:tcW w:type="dxa" w:w="3572"/>
+            <w:vAlign w:val="center"/>
+          </w:tcPr>
+          <w:p>
+            <w:pPr>
+              <w:spacing w:after="0"/>
+            </w:pPr>
+            <w:r>
+              <w:rPr>
+                <w:rFonts w:ascii="游ゴシック" w:hAnsi="游ゴシック" w:eastAsia="游ゴシック"/>
+                <w:b w:val="0"/>
+                <w:sz w:val="16"/>
+              </w:rPr>
+              <w:t>build_chiiki_bunseki_comment.py</w:t>
+            </w:r>
+          </w:p>
+        </w:tc>
+        <w:tc>
+          <w:tcPr>
+            <w:tcW w:type="dxa" w:w="907"/>
+            <w:vAlign w:val="center"/>
+          </w:tcPr>
+          <w:p>
+            <w:pPr>
+              <w:spacing w:after="0"/>
+              <w:jc w:val="center"/>
+            </w:pPr>
+            <w:r>
+              <w:rPr>
+                <w:rFonts w:ascii="游ゴシック" w:hAnsi="游ゴシック" w:eastAsia="游ゴシック"/>
+                <w:b w:val="0"/>
+                <w:sz w:val="16"/>
+              </w:rPr>
+              <w:t>16件</w:t>
+            </w:r>
+          </w:p>
+        </w:tc>
+        <w:tc>
+          <w:tcPr>
+            <w:tcW w:type="dxa" w:w="3572"/>
+            <w:vAlign w:val="center"/>
+          </w:tcPr>
+          <w:p>
+            <w:pPr>
+              <w:spacing w:after="0"/>
+            </w:pPr>
+            <w:r>
+              <w:rPr>
+                <w:rFonts w:ascii="游ゴシック" w:hAnsi="游ゴシック" w:eastAsia="游ゴシック"/>
+                <w:b w:val="0"/>
+                <w:sz w:val="16"/>
+              </w:rPr>
+              <w:t>build_taikeikakuhi.py</w:t>
             </w:r>
           </w:p>
         </w:tc>
@@ -2281,7 +2451,7 @@
                 <w:b w:val="0"/>
                 <w:sz w:val="16"/>
               </w:rPr>
-              <w:t>build_chiiki_bunseki_comment.py</w:t>
+              <w:t>build_kofukin_shihyo.py</w:t>
             </w:r>
           </w:p>
         </w:tc>
@@ -2322,7 +2492,7 @@
                 <w:b w:val="0"/>
                 <w:sz w:val="16"/>
               </w:rPr>
-              <w:t>build_taikeikakuhi.py</w:t>
+              <w:t>build_check_irai.py</w:t>
             </w:r>
           </w:p>
         </w:tc>
@@ -2343,7 +2513,7 @@
                 <w:b w:val="0"/>
                 <w:sz w:val="16"/>
               </w:rPr>
-              <w:t>10件</w:t>
+              <w:t>9件</w:t>
             </w:r>
           </w:p>
         </w:tc>
@@ -2367,7 +2537,7 @@
                 <w:b w:val="0"/>
                 <w:sz w:val="16"/>
               </w:rPr>
-              <w:t>build_kofukin_shihyo.py</w:t>
+              <w:t>build_mieru_manual_review.py</w:t>
             </w:r>
           </w:p>
         </w:tc>
@@ -2406,7 +2576,7 @@
                 <w:b w:val="0"/>
                 <w:sz w:val="16"/>
               </w:rPr>
-              <w:t>build_check_irai.py</w:t>
+              <w:t>build_mikomi_juryo_nashi.py</w:t>
             </w:r>
           </w:p>
         </w:tc>
@@ -2426,7 +2596,7 @@
                 <w:b w:val="0"/>
                 <w:sz w:val="16"/>
               </w:rPr>
-              <w:t>9件</w:t>
+              <w:t>8件</w:t>
             </w:r>
           </w:p>
         </w:tc>
@@ -2451,7 +2621,7 @@
                 <w:b w:val="0"/>
                 <w:sz w:val="16"/>
               </w:rPr>
-              <w:t>build_mieru_manual_review.py</w:t>
+              <w:t>build_nikkan.py</w:t>
             </w:r>
           </w:p>
         </w:tc>
@@ -2492,7 +2662,7 @@
                 <w:b w:val="0"/>
                 <w:sz w:val="16"/>
               </w:rPr>
-              <w:t>build_mikomi_juryo_nashi.py</w:t>
+              <w:t>build_shiryo_denwa.py</w:t>
             </w:r>
           </w:p>
         </w:tc>
@@ -2537,7 +2707,7 @@
                 <w:b w:val="0"/>
                 <w:sz w:val="16"/>
               </w:rPr>
-              <w:t>build_nikkan.py</w:t>
+              <w:t>build_zuhyo_daicho.py</w:t>
             </w:r>
           </w:p>
         </w:tc>
@@ -2576,7 +2746,7 @@
                 <w:b w:val="0"/>
                 <w:sz w:val="16"/>
               </w:rPr>
-              <w:t>build_shiryo_denwa.py</w:t>
+              <w:t>build_soan_kaki_review.py</w:t>
             </w:r>
           </w:p>
         </w:tc>
@@ -2596,173 +2766,7 @@
                 <w:b w:val="0"/>
                 <w:sz w:val="16"/>
               </w:rPr>
-              <w:t>8件</w:t>
-            </w:r>
-          </w:p>
-        </w:tc>
-      </w:tr>
-      <w:tr>
-        <w:trPr>
-          <w:cantSplit/>
-        </w:trPr>
-        <w:tc>
-          <w:tcPr>
-            <w:tcW w:type="dxa" w:w="3572"/>
-            <w:shd w:val="clear" w:color="auto" w:fill="F2F5FA"/>
-            <w:vAlign w:val="center"/>
-          </w:tcPr>
-          <w:p>
-            <w:pPr>
-              <w:spacing w:after="0"/>
-            </w:pPr>
-            <w:r>
-              <w:rPr>
-                <w:rFonts w:ascii="游ゴシック" w:hAnsi="游ゴシック" w:eastAsia="游ゴシック"/>
-                <w:b w:val="0"/>
-                <w:sz w:val="16"/>
-              </w:rPr>
-              <w:t>build_zuhyo_daicho.py</w:t>
-            </w:r>
-          </w:p>
-        </w:tc>
-        <w:tc>
-          <w:tcPr>
-            <w:tcW w:type="dxa" w:w="907"/>
-            <w:shd w:val="clear" w:color="auto" w:fill="F2F5FA"/>
-            <w:vAlign w:val="center"/>
-          </w:tcPr>
-          <w:p>
-            <w:pPr>
-              <w:spacing w:after="0"/>
-              <w:jc w:val="center"/>
-            </w:pPr>
-            <w:r>
-              <w:rPr>
-                <w:rFonts w:ascii="游ゴシック" w:hAnsi="游ゴシック" w:eastAsia="游ゴシック"/>
-                <w:b w:val="0"/>
-                <w:sz w:val="16"/>
-              </w:rPr>
-              <w:t>16件</w:t>
-            </w:r>
-          </w:p>
-        </w:tc>
-        <w:tc>
-          <w:tcPr>
-            <w:tcW w:type="dxa" w:w="3572"/>
-            <w:shd w:val="clear" w:color="auto" w:fill="F2F5FA"/>
-            <w:vAlign w:val="center"/>
-          </w:tcPr>
-          <w:p>
-            <w:pPr>
-              <w:spacing w:after="0"/>
-            </w:pPr>
-            <w:r>
-              <w:rPr>
-                <w:rFonts w:ascii="游ゴシック" w:hAnsi="游ゴシック" w:eastAsia="游ゴシック"/>
-                <w:b w:val="0"/>
-                <w:sz w:val="16"/>
-              </w:rPr>
-              <w:t>build_soan_kaki_review.py</w:t>
-            </w:r>
-          </w:p>
-        </w:tc>
-        <w:tc>
-          <w:tcPr>
-            <w:tcW w:type="dxa" w:w="907"/>
-            <w:shd w:val="clear" w:color="auto" w:fill="F2F5FA"/>
-            <w:vAlign w:val="center"/>
-          </w:tcPr>
-          <w:p>
-            <w:pPr>
-              <w:spacing w:after="0"/>
-              <w:jc w:val="center"/>
-            </w:pPr>
-            <w:r>
-              <w:rPr>
-                <w:rFonts w:ascii="游ゴシック" w:hAnsi="游ゴシック" w:eastAsia="游ゴシック"/>
-                <w:b w:val="0"/>
-                <w:sz w:val="16"/>
-              </w:rPr>
               <w:t>7件</w:t>
-            </w:r>
-          </w:p>
-        </w:tc>
-      </w:tr>
-      <w:tr>
-        <w:trPr>
-          <w:cantSplit/>
-        </w:trPr>
-        <w:tc>
-          <w:tcPr>
-            <w:tcW w:type="dxa" w:w="3572"/>
-            <w:vAlign w:val="center"/>
-          </w:tcPr>
-          <w:p>
-            <w:pPr>
-              <w:spacing w:after="0"/>
-            </w:pPr>
-            <w:r>
-              <w:rPr>
-                <w:rFonts w:ascii="游ゴシック" w:hAnsi="游ゴシック" w:eastAsia="游ゴシック"/>
-                <w:b w:val="0"/>
-                <w:sz w:val="16"/>
-              </w:rPr>
-              <w:t>build_mieru_r8_input.py</w:t>
-            </w:r>
-          </w:p>
-        </w:tc>
-        <w:tc>
-          <w:tcPr>
-            <w:tcW w:type="dxa" w:w="907"/>
-            <w:vAlign w:val="center"/>
-          </w:tcPr>
-          <w:p>
-            <w:pPr>
-              <w:spacing w:after="0"/>
-              <w:jc w:val="center"/>
-            </w:pPr>
-            <w:r>
-              <w:rPr>
-                <w:rFonts w:ascii="游ゴシック" w:hAnsi="游ゴシック" w:eastAsia="游ゴシック"/>
-                <w:b w:val="0"/>
-                <w:sz w:val="16"/>
-              </w:rPr>
-              <w:t>15件</w:t>
-            </w:r>
-          </w:p>
-        </w:tc>
-        <w:tc>
-          <w:tcPr>
-            <w:tcW w:type="dxa" w:w="3572"/>
-            <w:vAlign w:val="center"/>
-          </w:tcPr>
-          <w:p>
-            <w:pPr>
-              <w:spacing w:after="0"/>
-            </w:pPr>
-            <w:r>
-              <w:rPr>
-                <w:rFonts w:ascii="游ゴシック" w:hAnsi="游ゴシック" w:eastAsia="游ゴシック"/>
-                <w:sz w:val="16"/>
-              </w:rPr>
-            </w:r>
-          </w:p>
-        </w:tc>
-        <w:tc>
-          <w:tcPr>
-            <w:tcW w:type="dxa" w:w="907"/>
-            <w:vAlign w:val="center"/>
-          </w:tcPr>
-          <w:p>
-            <w:pPr>
-              <w:spacing w:after="0"/>
-              <w:jc w:val="center"/>
-            </w:pPr>
-            <w:r>
-              <w:rPr>
-                <w:rFonts w:ascii="游ゴシック" w:hAnsi="游ゴシック" w:eastAsia="游ゴシック"/>
-                <w:sz w:val="16"/>
-              </w:rPr>
             </w:r>
           </w:p>
         </w:tc>
@@ -5769,7 +5773,7 @@
           <w:b w:val="0"/>
           <w:sz w:val="21"/>
         </w:rPr>
-        <w:t>自己点検を備えた41本を順に実行し、終了コードが0であることを確かめます。1件でも合わなければ終了コード1で終わり、不適合の内容が表示されます。</w:t>
+        <w:t>自己点検を備えた42本を順に実行し、終了コードが0であることを確かめます。1件でも合わなければ終了コード1で終わり、不適合の内容が表示されます。</w:t>
       </w:r>
     </w:p>
     <w:p>
@@ -5833,7 +5837,7 @@
           <w:rFonts w:ascii="游ゴシック" w:hAnsi="游ゴシック" w:eastAsia="游ゴシック"/>
           <w:sz w:val="18"/>
         </w:rPr>
-        <w:t>※ 再実行できない3本（第2節3）は除いています。自己点検を持たないスクリプトも実行されますが、書き出しに失敗すればやはり0以外で終わります。自己点検を備えた41本は第3節1の表のとおりです。</w:t>
+        <w:t>※ 再実行できない3本（第2節3）は除いています。自己点検を持たないスクリプトも実行されますが、書き出しに失敗すればやはり0以外で終わります。自己点検を備えた42本は第3節1の表のとおりです。</w:t>
       </w:r>
     </w:p>
     <w:p>

--- a/output/第10期計画_チェック依頼_確認箇所と手順.docx
+++ b/output/第10期計画_チェック依頼_確認箇所と手順.docx
@@ -79,7 +79,7 @@
           <w:b w:val="0"/>
           <w:sz w:val="21"/>
         </w:rPr>
-        <w:t>点検の対象は成果品134件（条件付き58件・送付45件・内部保管26件・対象外5件）と計画素案（973段落148表36図）です。ビルドスクリプトは131本あり、うち42本が自らの計算を検算する自己点検を備えています（計730件）。</w:t>
+        <w:t>点検の対象は成果品134件（条件付き58件・送付45件・内部保管26件・対象外5件）と計画素案（973段落148表36図）です。ビルドスクリプトは131本あり、うち42本が自らの計算を検算する自己点検を備えています（計733件）。</w:t>
       </w:r>
     </w:p>
     <w:p>
@@ -872,7 +872,7 @@
           <w:b/>
           <w:sz w:val="20"/>
         </w:rPr>
-        <w:t>表2　自己点検を備えたスクリプト（42本・計730件）</w:t>
+        <w:t>表2　自己点検を備えたスクリプト（42本・計733件）</w:t>
       </w:r>
     </w:p>
     <w:tbl>
@@ -1857,7 +1857,7 @@
                 <w:b w:val="0"/>
                 <w:sz w:val="16"/>
               </w:rPr>
-              <w:t>build_receipt_mieru_suikei.py</w:t>
+              <w:t>build_cohort_review.py</w:t>
             </w:r>
           </w:p>
         </w:tc>
@@ -1877,7 +1877,7 @@
                 <w:b w:val="0"/>
                 <w:sz w:val="16"/>
               </w:rPr>
-              <w:t>20件</w:t>
+              <w:t>21件</w:t>
             </w:r>
           </w:p>
         </w:tc>
@@ -1941,7 +1941,7 @@
                 <w:b w:val="0"/>
                 <w:sz w:val="16"/>
               </w:rPr>
-              <w:t>build_plan_public.py</w:t>
+              <w:t>build_receipt_mieru_suikei.py</w:t>
             </w:r>
           </w:p>
         </w:tc>
@@ -1962,7 +1962,7 @@
                 <w:b w:val="0"/>
                 <w:sz w:val="16"/>
               </w:rPr>
-              <w:t>19件</w:t>
+              <w:t>20件</w:t>
             </w:r>
           </w:p>
         </w:tc>
@@ -2027,7 +2027,7 @@
                 <w:b w:val="0"/>
                 <w:sz w:val="16"/>
               </w:rPr>
-              <w:t>build_chiiki_kadai_10.py</w:t>
+              <w:t>build_plan_public.py</w:t>
             </w:r>
           </w:p>
         </w:tc>
@@ -2047,7 +2047,7 @@
                 <w:b w:val="0"/>
                 <w:sz w:val="16"/>
               </w:rPr>
-              <w:t>18件</w:t>
+              <w:t>19件</w:t>
             </w:r>
           </w:p>
         </w:tc>
@@ -2111,7 +2111,7 @@
                 <w:b w:val="0"/>
                 <w:sz w:val="16"/>
               </w:rPr>
-              <w:t>build_cohort_review.py</w:t>
+              <w:t>build_chiiki_kadai_10.py</w:t>
             </w:r>
           </w:p>
         </w:tc>
@@ -3182,7 +3182,7 @@
                 <w:b w:val="0"/>
                 <w:sz w:val="18"/>
               </w:rPr>
-              <w:t>確認事項173件</w:t>
+              <w:t>確認事項174件</w:t>
             </w:r>
           </w:p>
         </w:tc>

--- a/output/第10期計画_チェック依頼_確認箇所と手順.docx
+++ b/output/第10期計画_チェック依頼_確認箇所と手順.docx
@@ -79,7 +79,7 @@
           <w:b w:val="0"/>
           <w:sz w:val="21"/>
         </w:rPr>
-        <w:t>点検の対象は成果品134件（条件付き58件・送付45件・内部保管26件・対象外5件）と計画素案（973段落148表36図）です。ビルドスクリプトは131本あり、うち42本が自らの計算を検算する自己点検を備えています（計733件）。</w:t>
+        <w:t>点検の対象は成果品135件（条件付き58件・送付46件・内部保管26件・対象外5件）と計画素案（973段落148表36図）です。ビルドスクリプトは132本あり、うち43本が自らの計算を検算する自己点検を備えています（計751件）。</w:t>
       </w:r>
     </w:p>
     <w:p>
@@ -872,7 +872,7 @@
           <w:b/>
           <w:sz w:val="20"/>
         </w:rPr>
-        <w:t>表2　自己点検を備えたスクリプト（42本・計733件）</w:t>
+        <w:t>表2　自己点検を備えたスクリプト（43本・計751件）</w:t>
       </w:r>
     </w:p>
     <w:tbl>
@@ -2197,7 +2197,7 @@
                 <w:b w:val="0"/>
                 <w:sz w:val="16"/>
               </w:rPr>
-              <w:t>build_receipt_kyufu_sogo.py</w:t>
+              <w:t>build_jizen_uchiawase.py</w:t>
             </w:r>
           </w:p>
         </w:tc>
@@ -2217,7 +2217,7 @@
                 <w:b w:val="0"/>
                 <w:sz w:val="16"/>
               </w:rPr>
-              <w:t>17件</w:t>
+              <w:t>18件</w:t>
             </w:r>
           </w:p>
         </w:tc>
@@ -2281,7 +2281,7 @@
                 <w:b w:val="0"/>
                 <w:sz w:val="16"/>
               </w:rPr>
-              <w:t>build_receipt_riyojokyo.py</w:t>
+              <w:t>build_receipt_kyufu_sogo.py</w:t>
             </w:r>
           </w:p>
         </w:tc>
@@ -2367,7 +2367,7 @@
                 <w:b w:val="0"/>
                 <w:sz w:val="16"/>
               </w:rPr>
-              <w:t>build_chiiki_bunseki_comment.py</w:t>
+              <w:t>build_receipt_riyojokyo.py</w:t>
             </w:r>
           </w:p>
         </w:tc>
@@ -2387,7 +2387,7 @@
                 <w:b w:val="0"/>
                 <w:sz w:val="16"/>
               </w:rPr>
-              <w:t>16件</w:t>
+              <w:t>17件</w:t>
             </w:r>
           </w:p>
         </w:tc>
@@ -2451,7 +2451,7 @@
                 <w:b w:val="0"/>
                 <w:sz w:val="16"/>
               </w:rPr>
-              <w:t>build_kofukin_shihyo.py</w:t>
+              <w:t>build_chiiki_bunseki_comment.py</w:t>
             </w:r>
           </w:p>
         </w:tc>
@@ -2537,7 +2537,7 @@
                 <w:b w:val="0"/>
                 <w:sz w:val="16"/>
               </w:rPr>
-              <w:t>build_mieru_manual_review.py</w:t>
+              <w:t>build_kofukin_shihyo.py</w:t>
             </w:r>
           </w:p>
         </w:tc>
@@ -2621,7 +2621,7 @@
                 <w:b w:val="0"/>
                 <w:sz w:val="16"/>
               </w:rPr>
-              <w:t>build_nikkan.py</w:t>
+              <w:t>build_mieru_manual_review.py</w:t>
             </w:r>
           </w:p>
         </w:tc>
@@ -2707,7 +2707,7 @@
                 <w:b w:val="0"/>
                 <w:sz w:val="16"/>
               </w:rPr>
-              <w:t>build_zuhyo_daicho.py</w:t>
+              <w:t>build_nikkan.py</w:t>
             </w:r>
           </w:p>
         </w:tc>
@@ -2767,6 +2767,89 @@
                 <w:sz w:val="16"/>
               </w:rPr>
               <w:t>7件</w:t>
+            </w:r>
+          </w:p>
+        </w:tc>
+      </w:tr>
+      <w:tr>
+        <w:trPr>
+          <w:cantSplit/>
+        </w:trPr>
+        <w:tc>
+          <w:tcPr>
+            <w:tcW w:type="dxa" w:w="3572"/>
+            <w:shd w:val="clear" w:color="auto" w:fill="F2F5FA"/>
+            <w:vAlign w:val="center"/>
+          </w:tcPr>
+          <w:p>
+            <w:pPr>
+              <w:spacing w:after="0"/>
+            </w:pPr>
+            <w:r>
+              <w:rPr>
+                <w:rFonts w:ascii="游ゴシック" w:hAnsi="游ゴシック" w:eastAsia="游ゴシック"/>
+                <w:b w:val="0"/>
+                <w:sz w:val="16"/>
+              </w:rPr>
+              <w:t>build_zuhyo_daicho.py</w:t>
+            </w:r>
+          </w:p>
+        </w:tc>
+        <w:tc>
+          <w:tcPr>
+            <w:tcW w:type="dxa" w:w="907"/>
+            <w:shd w:val="clear" w:color="auto" w:fill="F2F5FA"/>
+            <w:vAlign w:val="center"/>
+          </w:tcPr>
+          <w:p>
+            <w:pPr>
+              <w:spacing w:after="0"/>
+              <w:jc w:val="center"/>
+            </w:pPr>
+            <w:r>
+              <w:rPr>
+                <w:rFonts w:ascii="游ゴシック" w:hAnsi="游ゴシック" w:eastAsia="游ゴシック"/>
+                <w:b w:val="0"/>
+                <w:sz w:val="16"/>
+              </w:rPr>
+              <w:t>16件</w:t>
+            </w:r>
+          </w:p>
+        </w:tc>
+        <w:tc>
+          <w:tcPr>
+            <w:tcW w:type="dxa" w:w="3572"/>
+            <w:shd w:val="clear" w:color="auto" w:fill="F2F5FA"/>
+            <w:vAlign w:val="center"/>
+          </w:tcPr>
+          <w:p>
+            <w:pPr>
+              <w:spacing w:after="0"/>
+            </w:pPr>
+            <w:r>
+              <w:rPr>
+                <w:rFonts w:ascii="游ゴシック" w:hAnsi="游ゴシック" w:eastAsia="游ゴシック"/>
+                <w:sz w:val="16"/>
+              </w:rPr>
+            </w:r>
+          </w:p>
+        </w:tc>
+        <w:tc>
+          <w:tcPr>
+            <w:tcW w:type="dxa" w:w="907"/>
+            <w:shd w:val="clear" w:color="auto" w:fill="F2F5FA"/>
+            <w:vAlign w:val="center"/>
+          </w:tcPr>
+          <w:p>
+            <w:pPr>
+              <w:spacing w:after="0"/>
+              <w:jc w:val="center"/>
+            </w:pPr>
+            <w:r>
+              <w:rPr>
+                <w:rFonts w:ascii="游ゴシック" w:hAnsi="游ゴシック" w:eastAsia="游ゴシック"/>
+                <w:sz w:val="16"/>
+              </w:rPr>
             </w:r>
           </w:p>
         </w:tc>
@@ -5773,7 +5856,7 @@
           <w:b w:val="0"/>
           <w:sz w:val="21"/>
         </w:rPr>
-        <w:t>自己点検を備えた42本を順に実行し、終了コードが0であることを確かめます。1件でも合わなければ終了コード1で終わり、不適合の内容が表示されます。</w:t>
+        <w:t>自己点検を備えた43本を順に実行し、終了コードが0であることを確かめます。1件でも合わなければ終了コード1で終わり、不適合の内容が表示されます。</w:t>
       </w:r>
     </w:p>
     <w:p>
@@ -5837,7 +5920,7 @@
           <w:rFonts w:ascii="游ゴシック" w:hAnsi="游ゴシック" w:eastAsia="游ゴシック"/>
           <w:sz w:val="18"/>
         </w:rPr>
-        <w:t>※ 再実行できない3本（第2節3）は除いています。自己点検を持たないスクリプトも実行されますが、書き出しに失敗すればやはり0以外で終わります。自己点検を備えた42本は第3節1の表のとおりです。</w:t>
+        <w:t>※ 再実行できない3本（第2節3）は除いています。自己点検を持たないスクリプトも実行されますが、書き出しに失敗すればやはり0以外で終わります。自己点検を備えた43本は第3節1の表のとおりです。</w:t>
       </w:r>
     </w:p>
     <w:p>

--- a/output/第10期計画_チェック依頼_確認箇所と手順.docx
+++ b/output/第10期計画_チェック依頼_確認箇所と手順.docx
@@ -79,7 +79,7 @@
           <w:b w:val="0"/>
           <w:sz w:val="21"/>
         </w:rPr>
-        <w:t>点検の対象は成果品135件（条件付き58件・送付46件・内部保管26件・対象外5件）と計画素案（973段落148表36図）です。ビルドスクリプトは132本あり、うち43本が自らの計算を検算する自己点検を備えています（計751件）。</w:t>
+        <w:t>点検の対象は成果品135件（条件付き58件・送付46件・内部保管26件・対象外5件）と計画素案（1000段落151表36図）です。ビルドスクリプトは132本あり、うち43本が自らの計算を検算する自己点検を備えています（計751件）。</w:t>
       </w:r>
     </w:p>
     <w:p>
@@ -3011,7 +3011,7 @@
                 <w:b w:val="0"/>
                 <w:sz w:val="18"/>
               </w:rPr>
-              <w:t>973段落148表36図</w:t>
+              <w:t>1000段落151表36図</w:t>
             </w:r>
           </w:p>
         </w:tc>
@@ -3030,7 +3030,7 @@
                 <w:b w:val="0"/>
                 <w:sz w:val="18"/>
               </w:rPr>
-              <w:t>発注者・委員会・住民の目に触れるもの。未確定箇所が163箇所（要協議119・要確認43・要内訳1）残っている</w:t>
+              <w:t>発注者・委員会・住民の目に触れるもの。未確定箇所が179箇所（要協議121・要確認57・要内訳1）残っている</w:t>
             </w:r>
           </w:p>
         </w:tc>
@@ -3265,7 +3265,7 @@
                 <w:b w:val="0"/>
                 <w:sz w:val="18"/>
               </w:rPr>
-              <w:t>確認事項174件</w:t>
+              <w:t>確認事項177件</w:t>
             </w:r>
           </w:p>
         </w:tc>
@@ -5270,7 +5270,7 @@
           <w:b w:val="0"/>
           <w:sz w:val="21"/>
         </w:rPr>
-        <w:t>現在163箇所（要協議119・要確認43・要内訳1）です。うち第6章第4節（施設の見込み）に58箇所（43％）が集中しており、日常生活圏域と必要利用定員総数（確認事項No.88）が決まれば解消します。</w:t>
+        <w:t>現在179箇所（要協議121・要確認57・要内訳1）です。うち第6章第4節（施設の見込み）に58箇所（43％）が集中しており、日常生活圏域と必要利用定員総数（確認事項No.88）が決まれば解消します。</w:t>
       </w:r>
       <w:r>
         <w:rPr>

--- a/output/第10期計画_チェック依頼_確認箇所と手順.docx
+++ b/output/第10期計画_チェック依頼_確認箇所と手順.docx
@@ -79,7 +79,7 @@
           <w:b w:val="0"/>
           <w:sz w:val="21"/>
         </w:rPr>
-        <w:t>点検の対象は成果品135件（条件付き58件・送付46件・内部保管26件・対象外5件）と計画素案（1000段落151表36図）です。ビルドスクリプトは132本あり、うち43本が自らの計算を検算する自己点検を備えています（計751件）。</w:t>
+        <w:t>点検の対象は成果品135件（条件付き58件・送付46件・内部保管26件・対象外5件）と計画素案（1000段落151表36図）です。ビルドスクリプトは132本あり、うち43本が自らの計算を検算する自己点検を備えています（計758件）。</w:t>
       </w:r>
     </w:p>
     <w:p>
@@ -872,7 +872,7 @@
           <w:b/>
           <w:sz w:val="20"/>
         </w:rPr>
-        <w:t>表2　自己点検を備えたスクリプト（43本・計751件）</w:t>
+        <w:t>表2　自己点検を備えたスクリプト（43本・計758件）</w:t>
       </w:r>
     </w:p>
     <w:tbl>
@@ -1601,7 +1601,7 @@
                 <w:b w:val="0"/>
                 <w:sz w:val="16"/>
               </w:rPr>
-              <w:t>build_mieru_mikomi_input.py</w:t>
+              <w:t>build_jizen_uchiawase.py</w:t>
             </w:r>
           </w:p>
         </w:tc>
@@ -1687,7 +1687,7 @@
                 <w:b w:val="0"/>
                 <w:sz w:val="16"/>
               </w:rPr>
-              <w:t>build_gaisan2.py</w:t>
+              <w:t>build_mieru_mikomi_input.py</w:t>
             </w:r>
           </w:p>
         </w:tc>
@@ -1707,7 +1707,7 @@
                 <w:b w:val="0"/>
                 <w:sz w:val="16"/>
               </w:rPr>
-              <w:t>23件</w:t>
+              <w:t>25件</w:t>
             </w:r>
           </w:p>
         </w:tc>
@@ -1771,7 +1771,7 @@
                 <w:b w:val="0"/>
                 <w:sz w:val="16"/>
               </w:rPr>
-              <w:t>build_mikomiryo_santei.py</w:t>
+              <w:t>build_gaisan2.py</w:t>
             </w:r>
           </w:p>
         </w:tc>
@@ -1792,7 +1792,7 @@
                 <w:b w:val="0"/>
                 <w:sz w:val="16"/>
               </w:rPr>
-              <w:t>22件</w:t>
+              <w:t>23件</w:t>
             </w:r>
           </w:p>
         </w:tc>
@@ -1857,7 +1857,7 @@
                 <w:b w:val="0"/>
                 <w:sz w:val="16"/>
               </w:rPr>
-              <w:t>build_cohort_review.py</w:t>
+              <w:t>build_mikomiryo_santei.py</w:t>
             </w:r>
           </w:p>
         </w:tc>
@@ -1877,7 +1877,7 @@
                 <w:b w:val="0"/>
                 <w:sz w:val="16"/>
               </w:rPr>
-              <w:t>21件</w:t>
+              <w:t>22件</w:t>
             </w:r>
           </w:p>
         </w:tc>
@@ -1941,7 +1941,7 @@
                 <w:b w:val="0"/>
                 <w:sz w:val="16"/>
               </w:rPr>
-              <w:t>build_receipt_mieru_suikei.py</w:t>
+              <w:t>build_cohort_review.py</w:t>
             </w:r>
           </w:p>
         </w:tc>
@@ -1962,7 +1962,7 @@
                 <w:b w:val="0"/>
                 <w:sz w:val="16"/>
               </w:rPr>
-              <w:t>20件</w:t>
+              <w:t>21件</w:t>
             </w:r>
           </w:p>
         </w:tc>
@@ -2027,7 +2027,7 @@
                 <w:b w:val="0"/>
                 <w:sz w:val="16"/>
               </w:rPr>
-              <w:t>build_plan_public.py</w:t>
+              <w:t>build_receipt_mieru_suikei.py</w:t>
             </w:r>
           </w:p>
         </w:tc>
@@ -2047,7 +2047,7 @@
                 <w:b w:val="0"/>
                 <w:sz w:val="16"/>
               </w:rPr>
-              <w:t>19件</w:t>
+              <w:t>20件</w:t>
             </w:r>
           </w:p>
         </w:tc>
@@ -2111,7 +2111,7 @@
                 <w:b w:val="0"/>
                 <w:sz w:val="16"/>
               </w:rPr>
-              <w:t>build_chiiki_kadai_10.py</w:t>
+              <w:t>build_plan_public.py</w:t>
             </w:r>
           </w:p>
         </w:tc>
@@ -2132,7 +2132,7 @@
                 <w:b w:val="0"/>
                 <w:sz w:val="16"/>
               </w:rPr>
-              <w:t>18件</w:t>
+              <w:t>19件</w:t>
             </w:r>
           </w:p>
         </w:tc>
@@ -2197,7 +2197,7 @@
                 <w:b w:val="0"/>
                 <w:sz w:val="16"/>
               </w:rPr>
-              <w:t>build_jizen_uchiawase.py</w:t>
+              <w:t>build_chiiki_kadai_10.py</w:t>
             </w:r>
           </w:p>
         </w:tc>

--- a/output/第10期計画_チェック依頼_確認箇所と手順.docx
+++ b/output/第10期計画_チェック依頼_確認箇所と手順.docx
@@ -79,7 +79,7 @@
           <w:b w:val="0"/>
           <w:sz w:val="21"/>
         </w:rPr>
-        <w:t>点検の対象は成果品135件（条件付き58件・送付46件・内部保管26件・対象外5件）と計画素案（1000段落151表36図）です。ビルドスクリプトは132本あり、うち43本が自らの計算を検算する自己点検を備えています（計758件）。</w:t>
+        <w:t>点検の対象は成果品135件（条件付き58件・送付46件・内部保管26件・対象外5件）と計画素案（1001段落151表36図）です。ビルドスクリプトは132本あり、うち43本が自らの計算を検算する自己点検を備えています（計771件）。</w:t>
       </w:r>
     </w:p>
     <w:p>
@@ -872,7 +872,7 @@
           <w:b/>
           <w:sz w:val="20"/>
         </w:rPr>
-        <w:t>表2　自己点検を備えたスクリプト（43本・計758件）</w:t>
+        <w:t>表2　自己点検を備えたスクリプト（43本・計771件）</w:t>
       </w:r>
     </w:p>
     <w:tbl>
@@ -1007,7 +1007,7 @@
                 <w:b w:val="0"/>
                 <w:sz w:val="16"/>
               </w:rPr>
-              <w:t>build_survey_monthly_r8_09.py</w:t>
+              <w:t>build_ikenkokankai.py</w:t>
             </w:r>
           </w:p>
         </w:tc>
@@ -1027,7 +1027,7 @@
                 <w:b w:val="0"/>
                 <w:sz w:val="16"/>
               </w:rPr>
-              <w:t>40件</w:t>
+              <w:t>51件</w:t>
             </w:r>
           </w:p>
         </w:tc>
@@ -1091,7 +1091,7 @@
                 <w:b w:val="0"/>
                 <w:sz w:val="16"/>
               </w:rPr>
-              <w:t>build_ikenkokankai.py</w:t>
+              <w:t>build_survey_monthly_r8_09.py</w:t>
             </w:r>
           </w:p>
         </w:tc>
@@ -1112,7 +1112,7 @@
                 <w:b w:val="0"/>
                 <w:sz w:val="16"/>
               </w:rPr>
-              <w:t>38件</w:t>
+              <w:t>40件</w:t>
             </w:r>
           </w:p>
         </w:tc>
@@ -3011,7 +3011,7 @@
                 <w:b w:val="0"/>
                 <w:sz w:val="18"/>
               </w:rPr>
-              <w:t>1000段落151表36図</w:t>
+              <w:t>1001段落151表36図</w:t>
             </w:r>
           </w:p>
         </w:tc>
@@ -3030,7 +3030,7 @@
                 <w:b w:val="0"/>
                 <w:sz w:val="18"/>
               </w:rPr>
-              <w:t>発注者・委員会・住民の目に触れるもの。未確定箇所が179箇所（要協議121・要確認57・要内訳1）残っている</w:t>
+              <w:t>発注者・委員会・住民の目に触れるもの。未確定箇所が182箇所（要協議121・要確認60・要内訳1）残っている</w:t>
             </w:r>
           </w:p>
         </w:tc>
@@ -5270,7 +5270,7 @@
           <w:b w:val="0"/>
           <w:sz w:val="21"/>
         </w:rPr>
-        <w:t>現在179箇所（要協議121・要確認57・要内訳1）です。うち第6章第4節（施設の見込み）に58箇所（43％）が集中しており、日常生活圏域と必要利用定員総数（確認事項No.88）が決まれば解消します。</w:t>
+        <w:t>現在182箇所（要協議121・要確認60・要内訳1）です。うち第6章第4節（施設の見込み）に58箇所（43％）が集中しており、日常生活圏域と必要利用定員総数（確認事項No.88）が決まれば解消します。</w:t>
       </w:r>
       <w:r>
         <w:rPr>

--- a/output/第10期計画_チェック依頼_確認箇所と手順.docx
+++ b/output/第10期計画_チェック依頼_確認箇所と手順.docx
@@ -79,7 +79,7 @@
           <w:b w:val="0"/>
           <w:sz w:val="21"/>
         </w:rPr>
-        <w:t>点検の対象は成果品135件（条件付き58件・送付46件・内部保管26件・対象外5件）と計画素案（1001段落151表36図）です。ビルドスクリプトは132本あり、うち43本が自らの計算を検算する自己点検を備えています（計771件）。</w:t>
+        <w:t>点検の対象は成果品135件（条件付き58件・送付46件・内部保管26件・対象外5件）と計画素案（1024段落152表36図）です。ビルドスクリプトは132本あり、うち43本が自らの計算を検算する自己点検を備えています（計822件）。</w:t>
       </w:r>
     </w:p>
     <w:p>
@@ -872,7 +872,7 @@
           <w:b/>
           <w:sz w:val="20"/>
         </w:rPr>
-        <w:t>表2　自己点検を備えたスクリプト（43本・計771件）</w:t>
+        <w:t>表2　自己点検を備えたスクリプト（43本・計822件）</w:t>
       </w:r>
     </w:p>
     <w:tbl>
@@ -1027,7 +1027,7 @@
                 <w:b w:val="0"/>
                 <w:sz w:val="16"/>
               </w:rPr>
-              <w:t>51件</w:t>
+              <w:t>96件</w:t>
             </w:r>
           </w:p>
         </w:tc>
@@ -1177,7 +1177,7 @@
                 <w:b w:val="0"/>
                 <w:sz w:val="16"/>
               </w:rPr>
-              <w:t>build_receipt_mieru_kekka.py</w:t>
+              <w:t>build_soan_kisai_taihi.py</w:t>
             </w:r>
           </w:p>
         </w:tc>
@@ -1197,7 +1197,7 @@
                 <w:b w:val="0"/>
                 <w:sz w:val="16"/>
               </w:rPr>
-              <w:t>37件</w:t>
+              <w:t>39件</w:t>
             </w:r>
           </w:p>
         </w:tc>
@@ -1261,7 +1261,7 @@
                 <w:b w:val="0"/>
                 <w:sz w:val="16"/>
               </w:rPr>
-              <w:t>build_kofukin_torimatome.py</w:t>
+              <w:t>build_receipt_mieru_kekka.py</w:t>
             </w:r>
           </w:p>
         </w:tc>
@@ -1282,7 +1282,7 @@
                 <w:b w:val="0"/>
                 <w:sz w:val="16"/>
               </w:rPr>
-              <w:t>34件</w:t>
+              <w:t>37件</w:t>
             </w:r>
           </w:p>
         </w:tc>
@@ -1347,7 +1347,7 @@
                 <w:b w:val="0"/>
                 <w:sz w:val="16"/>
               </w:rPr>
-              <w:t>build_soan_kisai_taihi.py</w:t>
+              <w:t>build_kofukin_torimatome.py</w:t>
             </w:r>
           </w:p>
         </w:tc>
@@ -1367,7 +1367,7 @@
                 <w:b w:val="0"/>
                 <w:sz w:val="16"/>
               </w:rPr>
-              <w:t>33件</w:t>
+              <w:t>34件</w:t>
             </w:r>
           </w:p>
         </w:tc>
@@ -3011,7 +3011,7 @@
                 <w:b w:val="0"/>
                 <w:sz w:val="18"/>
               </w:rPr>
-              <w:t>1001段落151表36図</w:t>
+              <w:t>1024段落152表36図</w:t>
             </w:r>
           </w:p>
         </w:tc>
@@ -3030,7 +3030,7 @@
                 <w:b w:val="0"/>
                 <w:sz w:val="18"/>
               </w:rPr>
-              <w:t>発注者・委員会・住民の目に触れるもの。未確定箇所が182箇所（要協議121・要確認60・要内訳1）残っている</w:t>
+              <w:t>発注者・委員会・住民の目に触れるもの。未確定箇所が228箇所（要協議136・要確認90・要内訳2）残っている</w:t>
             </w:r>
           </w:p>
         </w:tc>
@@ -3265,7 +3265,7 @@
                 <w:b w:val="0"/>
                 <w:sz w:val="18"/>
               </w:rPr>
-              <w:t>確認事項177件</w:t>
+              <w:t>確認事項181件</w:t>
             </w:r>
           </w:p>
         </w:tc>
@@ -5270,7 +5270,7 @@
           <w:b w:val="0"/>
           <w:sz w:val="21"/>
         </w:rPr>
-        <w:t>現在182箇所（要協議121・要確認60・要内訳1）です。うち第6章第4節（施設の見込み）に58箇所（43％）が集中しており、日常生活圏域と必要利用定員総数（確認事項No.88）が決まれば解消します。</w:t>
+        <w:t>現在228箇所（要協議136・要確認90・要内訳2）です。うち第6章第4節（施設の見込み）に58箇所（43％）が集中しており、日常生活圏域と必要利用定員総数（確認事項No.88）が決まれば解消します。</w:t>
       </w:r>
       <w:r>
         <w:rPr>

--- a/output/第10期計画_チェック依頼_確認箇所と手順.docx
+++ b/output/第10期計画_チェック依頼_確認箇所と手順.docx
@@ -79,7 +79,7 @@
           <w:b w:val="0"/>
           <w:sz w:val="21"/>
         </w:rPr>
-        <w:t>点検の対象は成果品135件（条件付き58件・送付46件・内部保管26件・対象外5件）と計画素案（1024段落152表36図）です。ビルドスクリプトは132本あり、うち43本が自らの計算を検算する自己点検を備えています（計822件）。</w:t>
+        <w:t>点検の対象は成果品136件（条件付き58件・送付47件・内部保管26件・対象外5件）と計画素案（1027段落153表36図）です。ビルドスクリプトは133本あり、うち44本が自らの計算を検算する自己点検を備えています（計843件）。</w:t>
       </w:r>
     </w:p>
     <w:p>
@@ -872,7 +872,7 @@
           <w:b/>
           <w:sz w:val="20"/>
         </w:rPr>
-        <w:t>表2　自己点検を備えたスクリプト（43本・計822件）</w:t>
+        <w:t>表2　自己点検を備えたスクリプト（44本・計843件）</w:t>
       </w:r>
     </w:p>
     <w:tbl>
@@ -1046,6 +1046,92 @@
                 <w:b w:val="0"/>
                 <w:sz w:val="16"/>
               </w:rPr>
+              <w:t>build_zuhyo_daicho.py</w:t>
+            </w:r>
+          </w:p>
+        </w:tc>
+        <w:tc>
+          <w:tcPr>
+            <w:tcW w:type="dxa" w:w="907"/>
+            <w:vAlign w:val="center"/>
+          </w:tcPr>
+          <w:p>
+            <w:pPr>
+              <w:spacing w:after="0"/>
+              <w:jc w:val="center"/>
+            </w:pPr>
+            <w:r>
+              <w:rPr>
+                <w:rFonts w:ascii="游ゴシック" w:hAnsi="游ゴシック" w:eastAsia="游ゴシック"/>
+                <w:b w:val="0"/>
+                <w:sz w:val="16"/>
+              </w:rPr>
+              <w:t>16件</w:t>
+            </w:r>
+          </w:p>
+        </w:tc>
+      </w:tr>
+      <w:tr>
+        <w:trPr>
+          <w:cantSplit/>
+        </w:trPr>
+        <w:tc>
+          <w:tcPr>
+            <w:tcW w:type="dxa" w:w="3572"/>
+            <w:shd w:val="clear" w:color="auto" w:fill="F2F5FA"/>
+            <w:vAlign w:val="center"/>
+          </w:tcPr>
+          <w:p>
+            <w:pPr>
+              <w:spacing w:after="0"/>
+            </w:pPr>
+            <w:r>
+              <w:rPr>
+                <w:rFonts w:ascii="游ゴシック" w:hAnsi="游ゴシック" w:eastAsia="游ゴシック"/>
+                <w:b w:val="0"/>
+                <w:sz w:val="16"/>
+              </w:rPr>
+              <w:t>build_soan_kisai_taihi.py</w:t>
+            </w:r>
+          </w:p>
+        </w:tc>
+        <w:tc>
+          <w:tcPr>
+            <w:tcW w:type="dxa" w:w="907"/>
+            <w:shd w:val="clear" w:color="auto" w:fill="F2F5FA"/>
+            <w:vAlign w:val="center"/>
+          </w:tcPr>
+          <w:p>
+            <w:pPr>
+              <w:spacing w:after="0"/>
+              <w:jc w:val="center"/>
+            </w:pPr>
+            <w:r>
+              <w:rPr>
+                <w:rFonts w:ascii="游ゴシック" w:hAnsi="游ゴシック" w:eastAsia="游ゴシック"/>
+                <w:b w:val="0"/>
+                <w:sz w:val="16"/>
+              </w:rPr>
+              <w:t>44件</w:t>
+            </w:r>
+          </w:p>
+        </w:tc>
+        <w:tc>
+          <w:tcPr>
+            <w:tcW w:type="dxa" w:w="3572"/>
+            <w:shd w:val="clear" w:color="auto" w:fill="F2F5FA"/>
+            <w:vAlign w:val="center"/>
+          </w:tcPr>
+          <w:p>
+            <w:pPr>
+              <w:spacing w:after="0"/>
+            </w:pPr>
+            <w:r>
+              <w:rPr>
+                <w:rFonts w:ascii="游ゴシック" w:hAnsi="游ゴシック" w:eastAsia="游ゴシック"/>
+                <w:b w:val="0"/>
+                <w:sz w:val="16"/>
+              </w:rPr>
               <w:t>build_mieru_r8_input.py</w:t>
             </w:r>
           </w:p>
@@ -1053,6 +1139,7 @@
         <w:tc>
           <w:tcPr>
             <w:tcW w:type="dxa" w:w="907"/>
+            <w:shd w:val="clear" w:color="auto" w:fill="F2F5FA"/>
             <w:vAlign w:val="center"/>
           </w:tcPr>
           <w:p>
@@ -1078,7 +1165,6 @@
         <w:tc>
           <w:tcPr>
             <w:tcW w:type="dxa" w:w="3572"/>
-            <w:shd w:val="clear" w:color="auto" w:fill="F2F5FA"/>
             <w:vAlign w:val="center"/>
           </w:tcPr>
           <w:p>
@@ -1098,7 +1184,6 @@
         <w:tc>
           <w:tcPr>
             <w:tcW w:type="dxa" w:w="907"/>
-            <w:shd w:val="clear" w:color="auto" w:fill="F2F5FA"/>
             <w:vAlign w:val="center"/>
           </w:tcPr>
           <w:p>
@@ -1119,7 +1204,6 @@
         <w:tc>
           <w:tcPr>
             <w:tcW w:type="dxa" w:w="3572"/>
-            <w:shd w:val="clear" w:color="auto" w:fill="F2F5FA"/>
             <w:vAlign w:val="center"/>
           </w:tcPr>
           <w:p>
@@ -1139,7 +1223,6 @@
         <w:tc>
           <w:tcPr>
             <w:tcW w:type="dxa" w:w="907"/>
-            <w:shd w:val="clear" w:color="auto" w:fill="F2F5FA"/>
             <w:vAlign w:val="center"/>
           </w:tcPr>
           <w:p>
@@ -1154,89 +1237,6 @@
                 <w:sz w:val="16"/>
               </w:rPr>
               <w:t>14件</w:t>
-            </w:r>
-          </w:p>
-        </w:tc>
-      </w:tr>
-      <w:tr>
-        <w:trPr>
-          <w:cantSplit/>
-        </w:trPr>
-        <w:tc>
-          <w:tcPr>
-            <w:tcW w:type="dxa" w:w="3572"/>
-            <w:vAlign w:val="center"/>
-          </w:tcPr>
-          <w:p>
-            <w:pPr>
-              <w:spacing w:after="0"/>
-            </w:pPr>
-            <w:r>
-              <w:rPr>
-                <w:rFonts w:ascii="游ゴシック" w:hAnsi="游ゴシック" w:eastAsia="游ゴシック"/>
-                <w:b w:val="0"/>
-                <w:sz w:val="16"/>
-              </w:rPr>
-              <w:t>build_soan_kisai_taihi.py</w:t>
-            </w:r>
-          </w:p>
-        </w:tc>
-        <w:tc>
-          <w:tcPr>
-            <w:tcW w:type="dxa" w:w="907"/>
-            <w:vAlign w:val="center"/>
-          </w:tcPr>
-          <w:p>
-            <w:pPr>
-              <w:spacing w:after="0"/>
-              <w:jc w:val="center"/>
-            </w:pPr>
-            <w:r>
-              <w:rPr>
-                <w:rFonts w:ascii="游ゴシック" w:hAnsi="游ゴシック" w:eastAsia="游ゴシック"/>
-                <w:b w:val="0"/>
-                <w:sz w:val="16"/>
-              </w:rPr>
-              <w:t>39件</w:t>
-            </w:r>
-          </w:p>
-        </w:tc>
-        <w:tc>
-          <w:tcPr>
-            <w:tcW w:type="dxa" w:w="3572"/>
-            <w:vAlign w:val="center"/>
-          </w:tcPr>
-          <w:p>
-            <w:pPr>
-              <w:spacing w:after="0"/>
-            </w:pPr>
-            <w:r>
-              <w:rPr>
-                <w:rFonts w:ascii="游ゴシック" w:hAnsi="游ゴシック" w:eastAsia="游ゴシック"/>
-                <w:b w:val="0"/>
-                <w:sz w:val="16"/>
-              </w:rPr>
-              <w:t>build_chiiki_care_kaigi.py</w:t>
-            </w:r>
-          </w:p>
-        </w:tc>
-        <w:tc>
-          <w:tcPr>
-            <w:tcW w:type="dxa" w:w="907"/>
-            <w:vAlign w:val="center"/>
-          </w:tcPr>
-          <w:p>
-            <w:pPr>
-              <w:spacing w:after="0"/>
-              <w:jc w:val="center"/>
-            </w:pPr>
-            <w:r>
-              <w:rPr>
-                <w:rFonts w:ascii="游ゴシック" w:hAnsi="游ゴシック" w:eastAsia="游ゴシック"/>
-                <w:b w:val="0"/>
-                <w:sz w:val="16"/>
-              </w:rPr>
-              <w:t>13件</w:t>
             </w:r>
           </w:p>
         </w:tc>
@@ -1302,7 +1302,7 @@
                 <w:b w:val="0"/>
                 <w:sz w:val="16"/>
               </w:rPr>
-              <w:t>build_mikomiryo_togo.py</w:t>
+              <w:t>build_chiiki_care_kaigi.py</w:t>
             </w:r>
           </w:p>
         </w:tc>
@@ -1386,7 +1386,7 @@
                 <w:b w:val="0"/>
                 <w:sz w:val="16"/>
               </w:rPr>
-              <w:t>build_ninchisho_ronten.py</w:t>
+              <w:t>build_mikomiryo_togo.py</w:t>
             </w:r>
           </w:p>
         </w:tc>
@@ -1472,7 +1472,7 @@
                 <w:b w:val="0"/>
                 <w:sz w:val="16"/>
               </w:rPr>
-              <w:t>build_soan_kadai.py</w:t>
+              <w:t>build_ninchisho_ronten.py</w:t>
             </w:r>
           </w:p>
         </w:tc>
@@ -1556,7 +1556,7 @@
                 <w:b w:val="0"/>
                 <w:sz w:val="16"/>
               </w:rPr>
-              <w:t>build_kanri_tanaoroshi.py</w:t>
+              <w:t>build_soan_kadai.py</w:t>
             </w:r>
           </w:p>
         </w:tc>
@@ -1576,7 +1576,7 @@
                 <w:b w:val="0"/>
                 <w:sz w:val="16"/>
               </w:rPr>
-              <w:t>12件</w:t>
+              <w:t>13件</w:t>
             </w:r>
           </w:p>
         </w:tc>
@@ -1642,7 +1642,7 @@
                 <w:b w:val="0"/>
                 <w:sz w:val="16"/>
               </w:rPr>
-              <w:t>build_kisetsu_hosei.py</w:t>
+              <w:t>build_kanri_tanaoroshi.py</w:t>
             </w:r>
           </w:p>
         </w:tc>
@@ -1726,7 +1726,7 @@
                 <w:b w:val="0"/>
                 <w:sz w:val="16"/>
               </w:rPr>
-              <w:t>build_shotoku_dankai.py</w:t>
+              <w:t>build_kisetsu_hosei.py</w:t>
             </w:r>
           </w:p>
         </w:tc>
@@ -1812,7 +1812,7 @@
                 <w:b w:val="0"/>
                 <w:sz w:val="16"/>
               </w:rPr>
-              <w:t>build_survey_check.py</w:t>
+              <w:t>build_shotoku_dankai.py</w:t>
             </w:r>
           </w:p>
         </w:tc>
@@ -1896,7 +1896,7 @@
                 <w:b w:val="0"/>
                 <w:sz w:val="16"/>
               </w:rPr>
-              <w:t>build_survey_report.py</w:t>
+              <w:t>build_survey_check.py</w:t>
             </w:r>
           </w:p>
         </w:tc>
@@ -1982,7 +1982,7 @@
                 <w:b w:val="0"/>
                 <w:sz w:val="16"/>
               </w:rPr>
-              <w:t>build_app_review.py</w:t>
+              <w:t>build_survey_report.py</w:t>
             </w:r>
           </w:p>
         </w:tc>
@@ -2003,7 +2003,7 @@
                 <w:b w:val="0"/>
                 <w:sz w:val="16"/>
               </w:rPr>
-              <w:t>11件</w:t>
+              <w:t>12件</w:t>
             </w:r>
           </w:p>
         </w:tc>
@@ -2066,7 +2066,7 @@
                 <w:b w:val="0"/>
                 <w:sz w:val="16"/>
               </w:rPr>
-              <w:t>build_kagai_youin.py</w:t>
+              <w:t>build_app_review.py</w:t>
             </w:r>
           </w:p>
         </w:tc>
@@ -2152,7 +2152,7 @@
                 <w:b w:val="0"/>
                 <w:sz w:val="16"/>
               </w:rPr>
-              <w:t>build_mikomiryo.py</w:t>
+              <w:t>build_kagai_youin.py</w:t>
             </w:r>
           </w:p>
         </w:tc>
@@ -2236,7 +2236,7 @@
                 <w:b w:val="0"/>
                 <w:sz w:val="16"/>
               </w:rPr>
-              <w:t>build_survey_jisseki_cross.py</w:t>
+              <w:t>build_mikomiryo.py</w:t>
             </w:r>
           </w:p>
         </w:tc>
@@ -2322,7 +2322,7 @@
                 <w:b w:val="0"/>
                 <w:sz w:val="16"/>
               </w:rPr>
-              <w:t>build_survey_report_doc.py</w:t>
+              <w:t>build_survey_jisseki_cross.py</w:t>
             </w:r>
           </w:p>
         </w:tc>
@@ -2343,7 +2343,7 @@
                 <w:b w:val="0"/>
                 <w:sz w:val="16"/>
               </w:rPr>
-              <w:t>10件</w:t>
+              <w:t>11件</w:t>
             </w:r>
           </w:p>
         </w:tc>
@@ -2406,7 +2406,7 @@
                 <w:b w:val="0"/>
                 <w:sz w:val="16"/>
               </w:rPr>
-              <w:t>build_taikeikakuhi.py</w:t>
+              <w:t>build_survey_report_doc.py</w:t>
             </w:r>
           </w:p>
         </w:tc>
@@ -2492,7 +2492,7 @@
                 <w:b w:val="0"/>
                 <w:sz w:val="16"/>
               </w:rPr>
-              <w:t>build_check_irai.py</w:t>
+              <w:t>build_taikeikakuhi.py</w:t>
             </w:r>
           </w:p>
         </w:tc>
@@ -2513,7 +2513,7 @@
                 <w:b w:val="0"/>
                 <w:sz w:val="16"/>
               </w:rPr>
-              <w:t>9件</w:t>
+              <w:t>10件</w:t>
             </w:r>
           </w:p>
         </w:tc>
@@ -2576,7 +2576,7 @@
                 <w:b w:val="0"/>
                 <w:sz w:val="16"/>
               </w:rPr>
-              <w:t>build_mikomi_juryo_nashi.py</w:t>
+              <w:t>build_check_irai.py</w:t>
             </w:r>
           </w:p>
         </w:tc>
@@ -2596,7 +2596,7 @@
                 <w:b w:val="0"/>
                 <w:sz w:val="16"/>
               </w:rPr>
-              <w:t>8件</w:t>
+              <w:t>9件</w:t>
             </w:r>
           </w:p>
         </w:tc>
@@ -2662,7 +2662,7 @@
                 <w:b w:val="0"/>
                 <w:sz w:val="16"/>
               </w:rPr>
-              <w:t>build_shiryo_denwa.py</w:t>
+              <w:t>build_mikomi_juryo_nashi.py</w:t>
             </w:r>
           </w:p>
         </w:tc>
@@ -2746,7 +2746,7 @@
                 <w:b w:val="0"/>
                 <w:sz w:val="16"/>
               </w:rPr>
-              <w:t>build_soan_kaki_review.py</w:t>
+              <w:t>build_shiryo_denwa.py</w:t>
             </w:r>
           </w:p>
         </w:tc>
@@ -2766,7 +2766,7 @@
                 <w:b w:val="0"/>
                 <w:sz w:val="16"/>
               </w:rPr>
-              <w:t>7件</w:t>
+              <w:t>8件</w:t>
             </w:r>
           </w:p>
         </w:tc>
@@ -2791,7 +2791,7 @@
                 <w:b w:val="0"/>
                 <w:sz w:val="16"/>
               </w:rPr>
-              <w:t>build_zuhyo_daicho.py</w:t>
+              <w:t>build_receipt_kyufuhi_bunkakai.py</w:t>
             </w:r>
           </w:p>
         </w:tc>
@@ -2829,8 +2829,10 @@
             <w:r>
               <w:rPr>
                 <w:rFonts w:ascii="游ゴシック" w:hAnsi="游ゴシック" w:eastAsia="游ゴシック"/>
+                <w:b w:val="0"/>
                 <w:sz w:val="16"/>
               </w:rPr>
+              <w:t>build_soan_kaki_review.py</w:t>
             </w:r>
           </w:p>
         </w:tc>
@@ -2848,8 +2850,10 @@
             <w:r>
               <w:rPr>
                 <w:rFonts w:ascii="游ゴシック" w:hAnsi="游ゴシック" w:eastAsia="游ゴシック"/>
+                <w:b w:val="0"/>
                 <w:sz w:val="16"/>
               </w:rPr>
+              <w:t>7件</w:t>
             </w:r>
           </w:p>
         </w:tc>
@@ -3011,7 +3015,7 @@
                 <w:b w:val="0"/>
                 <w:sz w:val="18"/>
               </w:rPr>
-              <w:t>1024段落152表36図</w:t>
+              <w:t>1027段落153表36図</w:t>
             </w:r>
           </w:p>
         </w:tc>
@@ -3030,7 +3034,7 @@
                 <w:b w:val="0"/>
                 <w:sz w:val="18"/>
               </w:rPr>
-              <w:t>発注者・委員会・住民の目に触れるもの。未確定箇所が228箇所（要協議136・要確認90・要内訳2）残っている</w:t>
+              <w:t>発注者・委員会・住民の目に触れるもの。未確定箇所が233箇所（要協議136・要確認95・要内訳2）残っている</w:t>
             </w:r>
           </w:p>
         </w:tc>
@@ -3265,7 +3269,7 @@
                 <w:b w:val="0"/>
                 <w:sz w:val="18"/>
               </w:rPr>
-              <w:t>確認事項181件</w:t>
+              <w:t>確認事項184件</w:t>
             </w:r>
           </w:p>
         </w:tc>
@@ -5270,7 +5274,7 @@
           <w:b w:val="0"/>
           <w:sz w:val="21"/>
         </w:rPr>
-        <w:t>現在228箇所（要協議136・要確認90・要内訳2）です。うち第6章第4節（施設の見込み）に58箇所（43％）が集中しており、日常生活圏域と必要利用定員総数（確認事項No.88）が決まれば解消します。</w:t>
+        <w:t>現在233箇所（要協議136・要確認95・要内訳2）です。うち第6章第4節（施設の見込み）に58箇所（43％）が集中しており、日常生活圏域と必要利用定員総数（確認事項No.88）が決まれば解消します。</w:t>
       </w:r>
       <w:r>
         <w:rPr>
@@ -5856,7 +5860,7 @@
           <w:b w:val="0"/>
           <w:sz w:val="21"/>
         </w:rPr>
-        <w:t>自己点検を備えた43本を順に実行し、終了コードが0であることを確かめます。1件でも合わなければ終了コード1で終わり、不適合の内容が表示されます。</w:t>
+        <w:t>自己点検を備えた44本を順に実行し、終了コードが0であることを確かめます。1件でも合わなければ終了コード1で終わり、不適合の内容が表示されます。</w:t>
       </w:r>
     </w:p>
     <w:p>
@@ -5920,7 +5924,7 @@
           <w:rFonts w:ascii="游ゴシック" w:hAnsi="游ゴシック" w:eastAsia="游ゴシック"/>
           <w:sz w:val="18"/>
         </w:rPr>
-        <w:t>※ 再実行できない3本（第2節3）は除いています。自己点検を持たないスクリプトも実行されますが、書き出しに失敗すればやはり0以外で終わります。自己点検を備えた43本は第3節1の表のとおりです。</w:t>
+        <w:t>※ 再実行できない3本（第2節3）は除いています。自己点検を持たないスクリプトも実行されますが、書き出しに失敗すればやはり0以外で終わります。自己点検を備えた44本は第3節1の表のとおりです。</w:t>
       </w:r>
     </w:p>
     <w:p>

--- a/output/第10期計画_チェック依頼_確認箇所と手順.docx
+++ b/output/第10期計画_チェック依頼_確認箇所と手順.docx
@@ -79,7 +79,7 @@
           <w:b w:val="0"/>
           <w:sz w:val="21"/>
         </w:rPr>
-        <w:t>点検の対象は成果品136件（条件付き58件・送付47件・内部保管26件・対象外5件）と計画素案（1027段落153表36図）です。ビルドスクリプトは133本あり、うち44本が自らの計算を検算する自己点検を備えています（計843件）。</w:t>
+        <w:t>点検の対象は成果品137件（条件付き58件・送付48件・内部保管26件・対象外5件）と計画素案（1030段落153表36図）です。ビルドスクリプトは134本あり、うち45本が自らの計算を検算する自己点検を備えています（計868件）。</w:t>
       </w:r>
     </w:p>
     <w:p>
@@ -872,7 +872,7 @@
           <w:b/>
           <w:sz w:val="20"/>
         </w:rPr>
-        <w:t>表2　自己点検を備えたスクリプト（44本・計843件）</w:t>
+        <w:t>表2　自己点検を備えたスクリプト（45本・計868件）</w:t>
       </w:r>
     </w:p>
     <w:tbl>
@@ -1112,7 +1112,7 @@
                 <w:b w:val="0"/>
                 <w:sz w:val="16"/>
               </w:rPr>
-              <w:t>44件</w:t>
+              <w:t>48件</w:t>
             </w:r>
           </w:p>
         </w:tc>
@@ -2027,7 +2027,7 @@
                 <w:b w:val="0"/>
                 <w:sz w:val="16"/>
               </w:rPr>
-              <w:t>build_receipt_mieru_suikei.py</w:t>
+              <w:t>build_receipt_bunkakai_gentyo.py</w:t>
             </w:r>
           </w:p>
         </w:tc>
@@ -2047,7 +2047,7 @@
                 <w:b w:val="0"/>
                 <w:sz w:val="16"/>
               </w:rPr>
-              <w:t>20件</w:t>
+              <w:t>21件</w:t>
             </w:r>
           </w:p>
         </w:tc>
@@ -2111,7 +2111,7 @@
                 <w:b w:val="0"/>
                 <w:sz w:val="16"/>
               </w:rPr>
-              <w:t>build_plan_public.py</w:t>
+              <w:t>build_receipt_mieru_suikei.py</w:t>
             </w:r>
           </w:p>
         </w:tc>
@@ -2132,7 +2132,7 @@
                 <w:b w:val="0"/>
                 <w:sz w:val="16"/>
               </w:rPr>
-              <w:t>19件</w:t>
+              <w:t>20件</w:t>
             </w:r>
           </w:p>
         </w:tc>
@@ -2197,7 +2197,7 @@
                 <w:b w:val="0"/>
                 <w:sz w:val="16"/>
               </w:rPr>
-              <w:t>build_chiiki_kadai_10.py</w:t>
+              <w:t>build_plan_public.py</w:t>
             </w:r>
           </w:p>
         </w:tc>
@@ -2217,7 +2217,7 @@
                 <w:b w:val="0"/>
                 <w:sz w:val="16"/>
               </w:rPr>
-              <w:t>18件</w:t>
+              <w:t>19件</w:t>
             </w:r>
           </w:p>
         </w:tc>
@@ -2281,7 +2281,7 @@
                 <w:b w:val="0"/>
                 <w:sz w:val="16"/>
               </w:rPr>
-              <w:t>build_receipt_kyufu_sogo.py</w:t>
+              <w:t>build_chiiki_kadai_10.py</w:t>
             </w:r>
           </w:p>
         </w:tc>
@@ -2302,7 +2302,7 @@
                 <w:b w:val="0"/>
                 <w:sz w:val="16"/>
               </w:rPr>
-              <w:t>17件</w:t>
+              <w:t>18件</w:t>
             </w:r>
           </w:p>
         </w:tc>
@@ -2367,7 +2367,7 @@
                 <w:b w:val="0"/>
                 <w:sz w:val="16"/>
               </w:rPr>
-              <w:t>build_receipt_riyojokyo.py</w:t>
+              <w:t>build_receipt_kyufu_sogo.py</w:t>
             </w:r>
           </w:p>
         </w:tc>
@@ -2451,7 +2451,7 @@
                 <w:b w:val="0"/>
                 <w:sz w:val="16"/>
               </w:rPr>
-              <w:t>build_chiiki_bunseki_comment.py</w:t>
+              <w:t>build_receipt_riyojokyo.py</w:t>
             </w:r>
           </w:p>
         </w:tc>
@@ -2472,7 +2472,7 @@
                 <w:b w:val="0"/>
                 <w:sz w:val="16"/>
               </w:rPr>
-              <w:t>16件</w:t>
+              <w:t>17件</w:t>
             </w:r>
           </w:p>
         </w:tc>
@@ -2537,7 +2537,7 @@
                 <w:b w:val="0"/>
                 <w:sz w:val="16"/>
               </w:rPr>
-              <w:t>build_kofukin_shihyo.py</w:t>
+              <w:t>build_chiiki_bunseki_comment.py</w:t>
             </w:r>
           </w:p>
         </w:tc>
@@ -2621,7 +2621,7 @@
                 <w:b w:val="0"/>
                 <w:sz w:val="16"/>
               </w:rPr>
-              <w:t>build_mieru_manual_review.py</w:t>
+              <w:t>build_kofukin_shihyo.py</w:t>
             </w:r>
           </w:p>
         </w:tc>
@@ -2707,7 +2707,7 @@
                 <w:b w:val="0"/>
                 <w:sz w:val="16"/>
               </w:rPr>
-              <w:t>build_nikkan.py</w:t>
+              <w:t>build_mieru_manual_review.py</w:t>
             </w:r>
           </w:p>
         </w:tc>
@@ -2791,7 +2791,7 @@
                 <w:b w:val="0"/>
                 <w:sz w:val="16"/>
               </w:rPr>
-              <w:t>build_receipt_kyufuhi_bunkakai.py</w:t>
+              <w:t>build_nikkan.py</w:t>
             </w:r>
           </w:p>
         </w:tc>
@@ -2854,6 +2854,85 @@
                 <w:sz w:val="16"/>
               </w:rPr>
               <w:t>7件</w:t>
+            </w:r>
+          </w:p>
+        </w:tc>
+      </w:tr>
+      <w:tr>
+        <w:trPr>
+          <w:cantSplit/>
+        </w:trPr>
+        <w:tc>
+          <w:tcPr>
+            <w:tcW w:type="dxa" w:w="3572"/>
+            <w:vAlign w:val="center"/>
+          </w:tcPr>
+          <w:p>
+            <w:pPr>
+              <w:spacing w:after="0"/>
+            </w:pPr>
+            <w:r>
+              <w:rPr>
+                <w:rFonts w:ascii="游ゴシック" w:hAnsi="游ゴシック" w:eastAsia="游ゴシック"/>
+                <w:b w:val="0"/>
+                <w:sz w:val="16"/>
+              </w:rPr>
+              <w:t>build_receipt_kyufuhi_bunkakai.py</w:t>
+            </w:r>
+          </w:p>
+        </w:tc>
+        <w:tc>
+          <w:tcPr>
+            <w:tcW w:type="dxa" w:w="907"/>
+            <w:vAlign w:val="center"/>
+          </w:tcPr>
+          <w:p>
+            <w:pPr>
+              <w:spacing w:after="0"/>
+              <w:jc w:val="center"/>
+            </w:pPr>
+            <w:r>
+              <w:rPr>
+                <w:rFonts w:ascii="游ゴシック" w:hAnsi="游ゴシック" w:eastAsia="游ゴシック"/>
+                <w:b w:val="0"/>
+                <w:sz w:val="16"/>
+              </w:rPr>
+              <w:t>16件</w:t>
+            </w:r>
+          </w:p>
+        </w:tc>
+        <w:tc>
+          <w:tcPr>
+            <w:tcW w:type="dxa" w:w="3572"/>
+            <w:vAlign w:val="center"/>
+          </w:tcPr>
+          <w:p>
+            <w:pPr>
+              <w:spacing w:after="0"/>
+            </w:pPr>
+            <w:r>
+              <w:rPr>
+                <w:rFonts w:ascii="游ゴシック" w:hAnsi="游ゴシック" w:eastAsia="游ゴシック"/>
+                <w:sz w:val="16"/>
+              </w:rPr>
+            </w:r>
+          </w:p>
+        </w:tc>
+        <w:tc>
+          <w:tcPr>
+            <w:tcW w:type="dxa" w:w="907"/>
+            <w:vAlign w:val="center"/>
+          </w:tcPr>
+          <w:p>
+            <w:pPr>
+              <w:spacing w:after="0"/>
+              <w:jc w:val="center"/>
+            </w:pPr>
+            <w:r>
+              <w:rPr>
+                <w:rFonts w:ascii="游ゴシック" w:hAnsi="游ゴシック" w:eastAsia="游ゴシック"/>
+                <w:sz w:val="16"/>
+              </w:rPr>
             </w:r>
           </w:p>
         </w:tc>
@@ -3015,7 +3094,7 @@
                 <w:b w:val="0"/>
                 <w:sz w:val="18"/>
               </w:rPr>
-              <w:t>1027段落153表36図</w:t>
+              <w:t>1030段落153表36図</w:t>
             </w:r>
           </w:p>
         </w:tc>
@@ -3034,7 +3113,7 @@
                 <w:b w:val="0"/>
                 <w:sz w:val="18"/>
               </w:rPr>
-              <w:t>発注者・委員会・住民の目に触れるもの。未確定箇所が233箇所（要協議136・要確認95・要内訳2）残っている</w:t>
+              <w:t>発注者・委員会・住民の目に触れるもの。未確定箇所が242箇所（要協議138・要確認102・要内訳2）残っている</w:t>
             </w:r>
           </w:p>
         </w:tc>
@@ -5274,7 +5353,7 @@
           <w:b w:val="0"/>
           <w:sz w:val="21"/>
         </w:rPr>
-        <w:t>現在233箇所（要協議136・要確認95・要内訳2）です。うち第6章第4節（施設の見込み）に58箇所（43％）が集中しており、日常生活圏域と必要利用定員総数（確認事項No.88）が決まれば解消します。</w:t>
+        <w:t>現在242箇所（要協議138・要確認102・要内訳2）です。うち第6章第4節（施設の見込み）に58箇所（43％）が集中しており、日常生活圏域と必要利用定員総数（確認事項No.88）が決まれば解消します。</w:t>
       </w:r>
       <w:r>
         <w:rPr>
@@ -5860,7 +5939,7 @@
           <w:b w:val="0"/>
           <w:sz w:val="21"/>
         </w:rPr>
-        <w:t>自己点検を備えた44本を順に実行し、終了コードが0であることを確かめます。1件でも合わなければ終了コード1で終わり、不適合の内容が表示されます。</w:t>
+        <w:t>自己点検を備えた45本を順に実行し、終了コードが0であることを確かめます。1件でも合わなければ終了コード1で終わり、不適合の内容が表示されます。</w:t>
       </w:r>
     </w:p>
     <w:p>
@@ -5924,7 +6003,7 @@
           <w:rFonts w:ascii="游ゴシック" w:hAnsi="游ゴシック" w:eastAsia="游ゴシック"/>
           <w:sz w:val="18"/>
         </w:rPr>
-        <w:t>※ 再実行できない3本（第2節3）は除いています。自己点検を持たないスクリプトも実行されますが、書き出しに失敗すればやはり0以外で終わります。自己点検を備えた44本は第3節1の表のとおりです。</w:t>
+        <w:t>※ 再実行できない3本（第2節3）は除いています。自己点検を持たないスクリプトも実行されますが、書き出しに失敗すればやはり0以外で終わります。自己点検を備えた45本は第3節1の表のとおりです。</w:t>
       </w:r>
     </w:p>
     <w:p>

--- a/output/第10期計画_チェック依頼_確認箇所と手順.docx
+++ b/output/第10期計画_チェック依頼_確認箇所と手順.docx
@@ -79,7 +79,7 @@
           <w:b w:val="0"/>
           <w:sz w:val="21"/>
         </w:rPr>
-        <w:t>点検の対象は成果品137件（条件付き58件・送付48件・内部保管26件・対象外5件）と計画素案（1030段落153表36図）です。ビルドスクリプトは134本あり、うち45本が自らの計算を検算する自己点検を備えています（計868件）。</w:t>
+        <w:t>点検の対象は成果品137件（条件付き58件・送付48件・内部保管26件・対象外5件）と計画素案（1038段落153表36図）です。ビルドスクリプトは134本あり、うち45本が自らの計算を検算する自己点検を備えています（計879件）。</w:t>
       </w:r>
     </w:p>
     <w:p>
@@ -872,7 +872,7 @@
           <w:b/>
           <w:sz w:val="20"/>
         </w:rPr>
-        <w:t>表2　自己点検を備えたスクリプト（45本・計868件）</w:t>
+        <w:t>表2　自己点検を備えたスクリプト（45本・計879件）</w:t>
       </w:r>
     </w:p>
     <w:tbl>
@@ -1431,7 +1431,7 @@
                 <w:b w:val="0"/>
                 <w:sz w:val="16"/>
               </w:rPr>
-              <w:t>build_mieru_input_all.py</w:t>
+              <w:t>build_receipt_bunkakai_gentyo.py</w:t>
             </w:r>
           </w:p>
         </w:tc>
@@ -1452,7 +1452,7 @@
                 <w:b w:val="0"/>
                 <w:sz w:val="16"/>
               </w:rPr>
-              <w:t>26件</w:t>
+              <w:t>32件</w:t>
             </w:r>
           </w:p>
         </w:tc>
@@ -1517,7 +1517,7 @@
                 <w:b w:val="0"/>
                 <w:sz w:val="16"/>
               </w:rPr>
-              <w:t>build_shokai_kaito.py</w:t>
+              <w:t>build_mieru_input_all.py</w:t>
             </w:r>
           </w:p>
         </w:tc>
@@ -1601,7 +1601,7 @@
                 <w:b w:val="0"/>
                 <w:sz w:val="16"/>
               </w:rPr>
-              <w:t>build_jizen_uchiawase.py</w:t>
+              <w:t>build_shokai_kaito.py</w:t>
             </w:r>
           </w:p>
         </w:tc>
@@ -1622,7 +1622,7 @@
                 <w:b w:val="0"/>
                 <w:sz w:val="16"/>
               </w:rPr>
-              <w:t>25件</w:t>
+              <w:t>26件</w:t>
             </w:r>
           </w:p>
         </w:tc>
@@ -1687,7 +1687,7 @@
                 <w:b w:val="0"/>
                 <w:sz w:val="16"/>
               </w:rPr>
-              <w:t>build_mieru_mikomi_input.py</w:t>
+              <w:t>build_jizen_uchiawase.py</w:t>
             </w:r>
           </w:p>
         </w:tc>
@@ -1771,7 +1771,7 @@
                 <w:b w:val="0"/>
                 <w:sz w:val="16"/>
               </w:rPr>
-              <w:t>build_gaisan2.py</w:t>
+              <w:t>build_mieru_mikomi_input.py</w:t>
             </w:r>
           </w:p>
         </w:tc>
@@ -1792,7 +1792,7 @@
                 <w:b w:val="0"/>
                 <w:sz w:val="16"/>
               </w:rPr>
-              <w:t>23件</w:t>
+              <w:t>25件</w:t>
             </w:r>
           </w:p>
         </w:tc>
@@ -1857,7 +1857,7 @@
                 <w:b w:val="0"/>
                 <w:sz w:val="16"/>
               </w:rPr>
-              <w:t>build_mikomiryo_santei.py</w:t>
+              <w:t>build_gaisan2.py</w:t>
             </w:r>
           </w:p>
         </w:tc>
@@ -1877,7 +1877,7 @@
                 <w:b w:val="0"/>
                 <w:sz w:val="16"/>
               </w:rPr>
-              <w:t>22件</w:t>
+              <w:t>23件</w:t>
             </w:r>
           </w:p>
         </w:tc>
@@ -1941,7 +1941,7 @@
                 <w:b w:val="0"/>
                 <w:sz w:val="16"/>
               </w:rPr>
-              <w:t>build_cohort_review.py</w:t>
+              <w:t>build_mikomiryo_santei.py</w:t>
             </w:r>
           </w:p>
         </w:tc>
@@ -1962,7 +1962,7 @@
                 <w:b w:val="0"/>
                 <w:sz w:val="16"/>
               </w:rPr>
-              <w:t>21件</w:t>
+              <w:t>22件</w:t>
             </w:r>
           </w:p>
         </w:tc>
@@ -2027,7 +2027,7 @@
                 <w:b w:val="0"/>
                 <w:sz w:val="16"/>
               </w:rPr>
-              <w:t>build_receipt_bunkakai_gentyo.py</w:t>
+              <w:t>build_cohort_review.py</w:t>
             </w:r>
           </w:p>
         </w:tc>
@@ -3094,7 +3094,7 @@
                 <w:b w:val="0"/>
                 <w:sz w:val="18"/>
               </w:rPr>
-              <w:t>1030段落153表36図</w:t>
+              <w:t>1038段落153表36図</w:t>
             </w:r>
           </w:p>
         </w:tc>
@@ -3113,7 +3113,7 @@
                 <w:b w:val="0"/>
                 <w:sz w:val="18"/>
               </w:rPr>
-              <w:t>発注者・委員会・住民の目に触れるもの。未確定箇所が242箇所（要協議138・要確認102・要内訳2）残っている</w:t>
+              <w:t>発注者・委員会・住民の目に触れるもの。未確定箇所が253箇所（要協議142・要確認109・要内訳2）残っている</w:t>
             </w:r>
           </w:p>
         </w:tc>
@@ -5353,7 +5353,7 @@
           <w:b w:val="0"/>
           <w:sz w:val="21"/>
         </w:rPr>
-        <w:t>現在242箇所（要協議138・要確認102・要内訳2）です。うち第6章第4節（施設の見込み）に58箇所（43％）が集中しており、日常生活圏域と必要利用定員総数（確認事項No.88）が決まれば解消します。</w:t>
+        <w:t>現在253箇所（要協議142・要確認109・要内訳2）です。うち第6章第4節（施設の見込み）に58箇所（43％）が集中しており、日常生活圏域と必要利用定員総数（確認事項No.88）が決まれば解消します。</w:t>
       </w:r>
       <w:r>
         <w:rPr>

--- a/output/第10期計画_チェック依頼_確認箇所と手順.docx
+++ b/output/第10期計画_チェック依頼_確認箇所と手順.docx
@@ -79,7 +79,7 @@
           <w:b w:val="0"/>
           <w:sz w:val="21"/>
         </w:rPr>
-        <w:t>点検の対象は成果品137件（条件付き58件・送付48件・内部保管26件・対象外5件）と計画素案（1038段落153表36図）です。ビルドスクリプトは134本あり、うち45本が自らの計算を検算する自己点検を備えています（計879件）。</w:t>
+        <w:t>点検の対象は成果品138件（条件付き58件・送付49件・内部保管26件・対象外5件）と計画素案（1060段落156表36図）です。ビルドスクリプトは135本あり、うち46本が自らの計算を検算する自己点検を備えています（計909件）。</w:t>
       </w:r>
     </w:p>
     <w:p>
@@ -872,7 +872,7 @@
           <w:b/>
           <w:sz w:val="20"/>
         </w:rPr>
-        <w:t>表2　自己点検を備えたスクリプト（45本・計879件）</w:t>
+        <w:t>表2　自己点検を備えたスクリプト（46本・計909件）</w:t>
       </w:r>
     </w:p>
     <w:tbl>
@@ -1046,7 +1046,7 @@
                 <w:b w:val="0"/>
                 <w:sz w:val="16"/>
               </w:rPr>
-              <w:t>build_zuhyo_daicho.py</w:t>
+              <w:t>build_receipt_kyufuhi_bunkakai.py</w:t>
             </w:r>
           </w:p>
         </w:tc>
@@ -1132,7 +1132,7 @@
                 <w:b w:val="0"/>
                 <w:sz w:val="16"/>
               </w:rPr>
-              <w:t>build_mieru_r8_input.py</w:t>
+              <w:t>build_zuhyo_daicho.py</w:t>
             </w:r>
           </w:p>
         </w:tc>
@@ -1153,7 +1153,7 @@
                 <w:b w:val="0"/>
                 <w:sz w:val="16"/>
               </w:rPr>
-              <w:t>15件</w:t>
+              <w:t>16件</w:t>
             </w:r>
           </w:p>
         </w:tc>
@@ -1216,7 +1216,7 @@
                 <w:b w:val="0"/>
                 <w:sz w:val="16"/>
               </w:rPr>
-              <w:t>build_member_work_review.py</w:t>
+              <w:t>build_mieru_r8_input.py</w:t>
             </w:r>
           </w:p>
         </w:tc>
@@ -1236,7 +1236,7 @@
                 <w:b w:val="0"/>
                 <w:sz w:val="16"/>
               </w:rPr>
-              <w:t>14件</w:t>
+              <w:t>15件</w:t>
             </w:r>
           </w:p>
         </w:tc>
@@ -1302,7 +1302,7 @@
                 <w:b w:val="0"/>
                 <w:sz w:val="16"/>
               </w:rPr>
-              <w:t>build_chiiki_care_kaigi.py</w:t>
+              <w:t>build_member_work_review.py</w:t>
             </w:r>
           </w:p>
         </w:tc>
@@ -1323,7 +1323,7 @@
                 <w:b w:val="0"/>
                 <w:sz w:val="16"/>
               </w:rPr>
-              <w:t>13件</w:t>
+              <w:t>14件</w:t>
             </w:r>
           </w:p>
         </w:tc>
@@ -1386,7 +1386,7 @@
                 <w:b w:val="0"/>
                 <w:sz w:val="16"/>
               </w:rPr>
-              <w:t>build_mikomiryo_togo.py</w:t>
+              <w:t>build_chiiki_care_kaigi.py</w:t>
             </w:r>
           </w:p>
         </w:tc>
@@ -1472,7 +1472,7 @@
                 <w:b w:val="0"/>
                 <w:sz w:val="16"/>
               </w:rPr>
-              <w:t>build_ninchisho_ronten.py</w:t>
+              <w:t>build_mikomiryo_togo.py</w:t>
             </w:r>
           </w:p>
         </w:tc>
@@ -1517,7 +1517,7 @@
                 <w:b w:val="0"/>
                 <w:sz w:val="16"/>
               </w:rPr>
-              <w:t>build_mieru_input_all.py</w:t>
+              <w:t>build_receipt_yoko.py</w:t>
             </w:r>
           </w:p>
         </w:tc>
@@ -1537,7 +1537,7 @@
                 <w:b w:val="0"/>
                 <w:sz w:val="16"/>
               </w:rPr>
-              <w:t>26件</w:t>
+              <w:t>30件</w:t>
             </w:r>
           </w:p>
         </w:tc>
@@ -1556,7 +1556,7 @@
                 <w:b w:val="0"/>
                 <w:sz w:val="16"/>
               </w:rPr>
-              <w:t>build_soan_kadai.py</w:t>
+              <w:t>build_ninchisho_ronten.py</w:t>
             </w:r>
           </w:p>
         </w:tc>
@@ -1601,7 +1601,7 @@
                 <w:b w:val="0"/>
                 <w:sz w:val="16"/>
               </w:rPr>
-              <w:t>build_shokai_kaito.py</w:t>
+              <w:t>build_mieru_input_all.py</w:t>
             </w:r>
           </w:p>
         </w:tc>
@@ -1642,7 +1642,177 @@
                 <w:b w:val="0"/>
                 <w:sz w:val="16"/>
               </w:rPr>
+              <w:t>build_soan_kadai.py</w:t>
+            </w:r>
+          </w:p>
+        </w:tc>
+        <w:tc>
+          <w:tcPr>
+            <w:tcW w:type="dxa" w:w="907"/>
+            <w:shd w:val="clear" w:color="auto" w:fill="F2F5FA"/>
+            <w:vAlign w:val="center"/>
+          </w:tcPr>
+          <w:p>
+            <w:pPr>
+              <w:spacing w:after="0"/>
+              <w:jc w:val="center"/>
+            </w:pPr>
+            <w:r>
+              <w:rPr>
+                <w:rFonts w:ascii="游ゴシック" w:hAnsi="游ゴシック" w:eastAsia="游ゴシック"/>
+                <w:b w:val="0"/>
+                <w:sz w:val="16"/>
+              </w:rPr>
+              <w:t>13件</w:t>
+            </w:r>
+          </w:p>
+        </w:tc>
+      </w:tr>
+      <w:tr>
+        <w:trPr>
+          <w:cantSplit/>
+        </w:trPr>
+        <w:tc>
+          <w:tcPr>
+            <w:tcW w:type="dxa" w:w="3572"/>
+            <w:vAlign w:val="center"/>
+          </w:tcPr>
+          <w:p>
+            <w:pPr>
+              <w:spacing w:after="0"/>
+            </w:pPr>
+            <w:r>
+              <w:rPr>
+                <w:rFonts w:ascii="游ゴシック" w:hAnsi="游ゴシック" w:eastAsia="游ゴシック"/>
+                <w:b w:val="0"/>
+                <w:sz w:val="16"/>
+              </w:rPr>
+              <w:t>build_shokai_kaito.py</w:t>
+            </w:r>
+          </w:p>
+        </w:tc>
+        <w:tc>
+          <w:tcPr>
+            <w:tcW w:type="dxa" w:w="907"/>
+            <w:vAlign w:val="center"/>
+          </w:tcPr>
+          <w:p>
+            <w:pPr>
+              <w:spacing w:after="0"/>
+              <w:jc w:val="center"/>
+            </w:pPr>
+            <w:r>
+              <w:rPr>
+                <w:rFonts w:ascii="游ゴシック" w:hAnsi="游ゴシック" w:eastAsia="游ゴシック"/>
+                <w:b w:val="0"/>
+                <w:sz w:val="16"/>
+              </w:rPr>
+              <w:t>26件</w:t>
+            </w:r>
+          </w:p>
+        </w:tc>
+        <w:tc>
+          <w:tcPr>
+            <w:tcW w:type="dxa" w:w="3572"/>
+            <w:vAlign w:val="center"/>
+          </w:tcPr>
+          <w:p>
+            <w:pPr>
+              <w:spacing w:after="0"/>
+            </w:pPr>
+            <w:r>
+              <w:rPr>
+                <w:rFonts w:ascii="游ゴシック" w:hAnsi="游ゴシック" w:eastAsia="游ゴシック"/>
+                <w:b w:val="0"/>
+                <w:sz w:val="16"/>
+              </w:rPr>
               <w:t>build_kanri_tanaoroshi.py</w:t>
+            </w:r>
+          </w:p>
+        </w:tc>
+        <w:tc>
+          <w:tcPr>
+            <w:tcW w:type="dxa" w:w="907"/>
+            <w:vAlign w:val="center"/>
+          </w:tcPr>
+          <w:p>
+            <w:pPr>
+              <w:spacing w:after="0"/>
+              <w:jc w:val="center"/>
+            </w:pPr>
+            <w:r>
+              <w:rPr>
+                <w:rFonts w:ascii="游ゴシック" w:hAnsi="游ゴシック" w:eastAsia="游ゴシック"/>
+                <w:b w:val="0"/>
+                <w:sz w:val="16"/>
+              </w:rPr>
+              <w:t>12件</w:t>
+            </w:r>
+          </w:p>
+        </w:tc>
+      </w:tr>
+      <w:tr>
+        <w:trPr>
+          <w:cantSplit/>
+        </w:trPr>
+        <w:tc>
+          <w:tcPr>
+            <w:tcW w:type="dxa" w:w="3572"/>
+            <w:shd w:val="clear" w:color="auto" w:fill="F2F5FA"/>
+            <w:vAlign w:val="center"/>
+          </w:tcPr>
+          <w:p>
+            <w:pPr>
+              <w:spacing w:after="0"/>
+            </w:pPr>
+            <w:r>
+              <w:rPr>
+                <w:rFonts w:ascii="游ゴシック" w:hAnsi="游ゴシック" w:eastAsia="游ゴシック"/>
+                <w:b w:val="0"/>
+                <w:sz w:val="16"/>
+              </w:rPr>
+              <w:t>build_jizen_uchiawase.py</w:t>
+            </w:r>
+          </w:p>
+        </w:tc>
+        <w:tc>
+          <w:tcPr>
+            <w:tcW w:type="dxa" w:w="907"/>
+            <w:shd w:val="clear" w:color="auto" w:fill="F2F5FA"/>
+            <w:vAlign w:val="center"/>
+          </w:tcPr>
+          <w:p>
+            <w:pPr>
+              <w:spacing w:after="0"/>
+              <w:jc w:val="center"/>
+            </w:pPr>
+            <w:r>
+              <w:rPr>
+                <w:rFonts w:ascii="游ゴシック" w:hAnsi="游ゴシック" w:eastAsia="游ゴシック"/>
+                <w:b w:val="0"/>
+                <w:sz w:val="16"/>
+              </w:rPr>
+              <w:t>25件</w:t>
+            </w:r>
+          </w:p>
+        </w:tc>
+        <w:tc>
+          <w:tcPr>
+            <w:tcW w:type="dxa" w:w="3572"/>
+            <w:shd w:val="clear" w:color="auto" w:fill="F2F5FA"/>
+            <w:vAlign w:val="center"/>
+          </w:tcPr>
+          <w:p>
+            <w:pPr>
+              <w:spacing w:after="0"/>
+            </w:pPr>
+            <w:r>
+              <w:rPr>
+                <w:rFonts w:ascii="游ゴシック" w:hAnsi="游ゴシック" w:eastAsia="游ゴシック"/>
+                <w:b w:val="0"/>
+                <w:sz w:val="16"/>
+              </w:rPr>
+              <w:t>build_kisetsu_hosei.py</w:t>
             </w:r>
           </w:p>
         </w:tc>
@@ -1687,7 +1857,7 @@
                 <w:b w:val="0"/>
                 <w:sz w:val="16"/>
               </w:rPr>
-              <w:t>build_jizen_uchiawase.py</w:t>
+              <w:t>build_mieru_mikomi_input.py</w:t>
             </w:r>
           </w:p>
         </w:tc>
@@ -1726,7 +1896,7 @@
                 <w:b w:val="0"/>
                 <w:sz w:val="16"/>
               </w:rPr>
-              <w:t>build_kisetsu_hosei.py</w:t>
+              <w:t>build_shotoku_dankai.py</w:t>
             </w:r>
           </w:p>
         </w:tc>
@@ -1771,7 +1941,7 @@
                 <w:b w:val="0"/>
                 <w:sz w:val="16"/>
               </w:rPr>
-              <w:t>build_mieru_mikomi_input.py</w:t>
+              <w:t>build_gaisan2.py</w:t>
             </w:r>
           </w:p>
         </w:tc>
@@ -1792,7 +1962,7 @@
                 <w:b w:val="0"/>
                 <w:sz w:val="16"/>
               </w:rPr>
-              <w:t>25件</w:t>
+              <w:t>23件</w:t>
             </w:r>
           </w:p>
         </w:tc>
@@ -1812,7 +1982,7 @@
                 <w:b w:val="0"/>
                 <w:sz w:val="16"/>
               </w:rPr>
-              <w:t>build_shotoku_dankai.py</w:t>
+              <w:t>build_survey_check.py</w:t>
             </w:r>
           </w:p>
         </w:tc>
@@ -1857,7 +2027,7 @@
                 <w:b w:val="0"/>
                 <w:sz w:val="16"/>
               </w:rPr>
-              <w:t>build_gaisan2.py</w:t>
+              <w:t>build_mikomiryo_santei.py</w:t>
             </w:r>
           </w:p>
         </w:tc>
@@ -1877,7 +2047,7 @@
                 <w:b w:val="0"/>
                 <w:sz w:val="16"/>
               </w:rPr>
-              <w:t>23件</w:t>
+              <w:t>22件</w:t>
             </w:r>
           </w:p>
         </w:tc>
@@ -1896,7 +2066,7 @@
                 <w:b w:val="0"/>
                 <w:sz w:val="16"/>
               </w:rPr>
-              <w:t>build_survey_check.py</w:t>
+              <w:t>build_survey_report.py</w:t>
             </w:r>
           </w:p>
         </w:tc>
@@ -1941,7 +2111,7 @@
                 <w:b w:val="0"/>
                 <w:sz w:val="16"/>
               </w:rPr>
-              <w:t>build_mikomiryo_santei.py</w:t>
+              <w:t>build_cohort_review.py</w:t>
             </w:r>
           </w:p>
         </w:tc>
@@ -1962,7 +2132,7 @@
                 <w:b w:val="0"/>
                 <w:sz w:val="16"/>
               </w:rPr>
-              <w:t>22件</w:t>
+              <w:t>21件</w:t>
             </w:r>
           </w:p>
         </w:tc>
@@ -1982,7 +2152,7 @@
                 <w:b w:val="0"/>
                 <w:sz w:val="16"/>
               </w:rPr>
-              <w:t>build_survey_report.py</w:t>
+              <w:t>build_app_review.py</w:t>
             </w:r>
           </w:p>
         </w:tc>
@@ -2003,7 +2173,7 @@
                 <w:b w:val="0"/>
                 <w:sz w:val="16"/>
               </w:rPr>
-              <w:t>12件</w:t>
+              <w:t>11件</w:t>
             </w:r>
           </w:p>
         </w:tc>
@@ -2027,7 +2197,7 @@
                 <w:b w:val="0"/>
                 <w:sz w:val="16"/>
               </w:rPr>
-              <w:t>build_cohort_review.py</w:t>
+              <w:t>build_receipt_mieru_suikei.py</w:t>
             </w:r>
           </w:p>
         </w:tc>
@@ -2047,7 +2217,7 @@
                 <w:b w:val="0"/>
                 <w:sz w:val="16"/>
               </w:rPr>
-              <w:t>21件</w:t>
+              <w:t>20件</w:t>
             </w:r>
           </w:p>
         </w:tc>
@@ -2066,7 +2236,7 @@
                 <w:b w:val="0"/>
                 <w:sz w:val="16"/>
               </w:rPr>
-              <w:t>build_app_review.py</w:t>
+              <w:t>build_kagai_youin.py</w:t>
             </w:r>
           </w:p>
         </w:tc>
@@ -2111,7 +2281,7 @@
                 <w:b w:val="0"/>
                 <w:sz w:val="16"/>
               </w:rPr>
-              <w:t>build_receipt_mieru_suikei.py</w:t>
+              <w:t>build_plan_public.py</w:t>
             </w:r>
           </w:p>
         </w:tc>
@@ -2132,7 +2302,7 @@
                 <w:b w:val="0"/>
                 <w:sz w:val="16"/>
               </w:rPr>
-              <w:t>20件</w:t>
+              <w:t>19件</w:t>
             </w:r>
           </w:p>
         </w:tc>
@@ -2152,7 +2322,7 @@
                 <w:b w:val="0"/>
                 <w:sz w:val="16"/>
               </w:rPr>
-              <w:t>build_kagai_youin.py</w:t>
+              <w:t>build_mikomiryo.py</w:t>
             </w:r>
           </w:p>
         </w:tc>
@@ -2197,7 +2367,7 @@
                 <w:b w:val="0"/>
                 <w:sz w:val="16"/>
               </w:rPr>
-              <w:t>build_plan_public.py</w:t>
+              <w:t>build_chiiki_kadai_10.py</w:t>
             </w:r>
           </w:p>
         </w:tc>
@@ -2217,7 +2387,7 @@
                 <w:b w:val="0"/>
                 <w:sz w:val="16"/>
               </w:rPr>
-              <w:t>19件</w:t>
+              <w:t>18件</w:t>
             </w:r>
           </w:p>
         </w:tc>
@@ -2236,7 +2406,7 @@
                 <w:b w:val="0"/>
                 <w:sz w:val="16"/>
               </w:rPr>
-              <w:t>build_mikomiryo.py</w:t>
+              <w:t>build_survey_jisseki_cross.py</w:t>
             </w:r>
           </w:p>
         </w:tc>
@@ -2281,7 +2451,7 @@
                 <w:b w:val="0"/>
                 <w:sz w:val="16"/>
               </w:rPr>
-              <w:t>build_chiiki_kadai_10.py</w:t>
+              <w:t>build_receipt_kyufu_sogo.py</w:t>
             </w:r>
           </w:p>
         </w:tc>
@@ -2302,7 +2472,7 @@
                 <w:b w:val="0"/>
                 <w:sz w:val="16"/>
               </w:rPr>
-              <w:t>18件</w:t>
+              <w:t>17件</w:t>
             </w:r>
           </w:p>
         </w:tc>
@@ -2322,7 +2492,7 @@
                 <w:b w:val="0"/>
                 <w:sz w:val="16"/>
               </w:rPr>
-              <w:t>build_survey_jisseki_cross.py</w:t>
+              <w:t>build_survey_report_doc.py</w:t>
             </w:r>
           </w:p>
         </w:tc>
@@ -2343,7 +2513,7 @@
                 <w:b w:val="0"/>
                 <w:sz w:val="16"/>
               </w:rPr>
-              <w:t>11件</w:t>
+              <w:t>10件</w:t>
             </w:r>
           </w:p>
         </w:tc>
@@ -2367,7 +2537,7 @@
                 <w:b w:val="0"/>
                 <w:sz w:val="16"/>
               </w:rPr>
-              <w:t>build_receipt_kyufu_sogo.py</w:t>
+              <w:t>build_receipt_riyojokyo.py</w:t>
             </w:r>
           </w:p>
         </w:tc>
@@ -2406,7 +2576,7 @@
                 <w:b w:val="0"/>
                 <w:sz w:val="16"/>
               </w:rPr>
-              <w:t>build_survey_report_doc.py</w:t>
+              <w:t>build_taikeikakuhi.py</w:t>
             </w:r>
           </w:p>
         </w:tc>
@@ -2451,177 +2621,7 @@
                 <w:b w:val="0"/>
                 <w:sz w:val="16"/>
               </w:rPr>
-              <w:t>build_receipt_riyojokyo.py</w:t>
-            </w:r>
-          </w:p>
-        </w:tc>
-        <w:tc>
-          <w:tcPr>
-            <w:tcW w:type="dxa" w:w="907"/>
-            <w:shd w:val="clear" w:color="auto" w:fill="F2F5FA"/>
-            <w:vAlign w:val="center"/>
-          </w:tcPr>
-          <w:p>
-            <w:pPr>
-              <w:spacing w:after="0"/>
-              <w:jc w:val="center"/>
-            </w:pPr>
-            <w:r>
-              <w:rPr>
-                <w:rFonts w:ascii="游ゴシック" w:hAnsi="游ゴシック" w:eastAsia="游ゴシック"/>
-                <w:b w:val="0"/>
-                <w:sz w:val="16"/>
-              </w:rPr>
-              <w:t>17件</w:t>
-            </w:r>
-          </w:p>
-        </w:tc>
-        <w:tc>
-          <w:tcPr>
-            <w:tcW w:type="dxa" w:w="3572"/>
-            <w:shd w:val="clear" w:color="auto" w:fill="F2F5FA"/>
-            <w:vAlign w:val="center"/>
-          </w:tcPr>
-          <w:p>
-            <w:pPr>
-              <w:spacing w:after="0"/>
-            </w:pPr>
-            <w:r>
-              <w:rPr>
-                <w:rFonts w:ascii="游ゴシック" w:hAnsi="游ゴシック" w:eastAsia="游ゴシック"/>
-                <w:b w:val="0"/>
-                <w:sz w:val="16"/>
-              </w:rPr>
-              <w:t>build_taikeikakuhi.py</w:t>
-            </w:r>
-          </w:p>
-        </w:tc>
-        <w:tc>
-          <w:tcPr>
-            <w:tcW w:type="dxa" w:w="907"/>
-            <w:shd w:val="clear" w:color="auto" w:fill="F2F5FA"/>
-            <w:vAlign w:val="center"/>
-          </w:tcPr>
-          <w:p>
-            <w:pPr>
-              <w:spacing w:after="0"/>
-              <w:jc w:val="center"/>
-            </w:pPr>
-            <w:r>
-              <w:rPr>
-                <w:rFonts w:ascii="游ゴシック" w:hAnsi="游ゴシック" w:eastAsia="游ゴシック"/>
-                <w:b w:val="0"/>
-                <w:sz w:val="16"/>
-              </w:rPr>
-              <w:t>10件</w:t>
-            </w:r>
-          </w:p>
-        </w:tc>
-      </w:tr>
-      <w:tr>
-        <w:trPr>
-          <w:cantSplit/>
-        </w:trPr>
-        <w:tc>
-          <w:tcPr>
-            <w:tcW w:type="dxa" w:w="3572"/>
-            <w:vAlign w:val="center"/>
-          </w:tcPr>
-          <w:p>
-            <w:pPr>
-              <w:spacing w:after="0"/>
-            </w:pPr>
-            <w:r>
-              <w:rPr>
-                <w:rFonts w:ascii="游ゴシック" w:hAnsi="游ゴシック" w:eastAsia="游ゴシック"/>
-                <w:b w:val="0"/>
-                <w:sz w:val="16"/>
-              </w:rPr>
               <w:t>build_chiiki_bunseki_comment.py</w:t>
-            </w:r>
-          </w:p>
-        </w:tc>
-        <w:tc>
-          <w:tcPr>
-            <w:tcW w:type="dxa" w:w="907"/>
-            <w:vAlign w:val="center"/>
-          </w:tcPr>
-          <w:p>
-            <w:pPr>
-              <w:spacing w:after="0"/>
-              <w:jc w:val="center"/>
-            </w:pPr>
-            <w:r>
-              <w:rPr>
-                <w:rFonts w:ascii="游ゴシック" w:hAnsi="游ゴシック" w:eastAsia="游ゴシック"/>
-                <w:b w:val="0"/>
-                <w:sz w:val="16"/>
-              </w:rPr>
-              <w:t>16件</w:t>
-            </w:r>
-          </w:p>
-        </w:tc>
-        <w:tc>
-          <w:tcPr>
-            <w:tcW w:type="dxa" w:w="3572"/>
-            <w:vAlign w:val="center"/>
-          </w:tcPr>
-          <w:p>
-            <w:pPr>
-              <w:spacing w:after="0"/>
-            </w:pPr>
-            <w:r>
-              <w:rPr>
-                <w:rFonts w:ascii="游ゴシック" w:hAnsi="游ゴシック" w:eastAsia="游ゴシック"/>
-                <w:b w:val="0"/>
-                <w:sz w:val="16"/>
-              </w:rPr>
-              <w:t>build_check_irai.py</w:t>
-            </w:r>
-          </w:p>
-        </w:tc>
-        <w:tc>
-          <w:tcPr>
-            <w:tcW w:type="dxa" w:w="907"/>
-            <w:vAlign w:val="center"/>
-          </w:tcPr>
-          <w:p>
-            <w:pPr>
-              <w:spacing w:after="0"/>
-              <w:jc w:val="center"/>
-            </w:pPr>
-            <w:r>
-              <w:rPr>
-                <w:rFonts w:ascii="游ゴシック" w:hAnsi="游ゴシック" w:eastAsia="游ゴシック"/>
-                <w:b w:val="0"/>
-                <w:sz w:val="16"/>
-              </w:rPr>
-              <w:t>9件</w:t>
-            </w:r>
-          </w:p>
-        </w:tc>
-      </w:tr>
-      <w:tr>
-        <w:trPr>
-          <w:cantSplit/>
-        </w:trPr>
-        <w:tc>
-          <w:tcPr>
-            <w:tcW w:type="dxa" w:w="3572"/>
-            <w:shd w:val="clear" w:color="auto" w:fill="F2F5FA"/>
-            <w:vAlign w:val="center"/>
-          </w:tcPr>
-          <w:p>
-            <w:pPr>
-              <w:spacing w:after="0"/>
-            </w:pPr>
-            <w:r>
-              <w:rPr>
-                <w:rFonts w:ascii="游ゴシック" w:hAnsi="游ゴシック" w:eastAsia="游ゴシック"/>
-                <w:b w:val="0"/>
-                <w:sz w:val="16"/>
-              </w:rPr>
-              <w:t>build_kofukin_shihyo.py</w:t>
             </w:r>
           </w:p>
         </w:tc>
@@ -2662,7 +2662,177 @@
                 <w:b w:val="0"/>
                 <w:sz w:val="16"/>
               </w:rPr>
+              <w:t>build_check_irai.py</w:t>
+            </w:r>
+          </w:p>
+        </w:tc>
+        <w:tc>
+          <w:tcPr>
+            <w:tcW w:type="dxa" w:w="907"/>
+            <w:shd w:val="clear" w:color="auto" w:fill="F2F5FA"/>
+            <w:vAlign w:val="center"/>
+          </w:tcPr>
+          <w:p>
+            <w:pPr>
+              <w:spacing w:after="0"/>
+              <w:jc w:val="center"/>
+            </w:pPr>
+            <w:r>
+              <w:rPr>
+                <w:rFonts w:ascii="游ゴシック" w:hAnsi="游ゴシック" w:eastAsia="游ゴシック"/>
+                <w:b w:val="0"/>
+                <w:sz w:val="16"/>
+              </w:rPr>
+              <w:t>9件</w:t>
+            </w:r>
+          </w:p>
+        </w:tc>
+      </w:tr>
+      <w:tr>
+        <w:trPr>
+          <w:cantSplit/>
+        </w:trPr>
+        <w:tc>
+          <w:tcPr>
+            <w:tcW w:type="dxa" w:w="3572"/>
+            <w:vAlign w:val="center"/>
+          </w:tcPr>
+          <w:p>
+            <w:pPr>
+              <w:spacing w:after="0"/>
+            </w:pPr>
+            <w:r>
+              <w:rPr>
+                <w:rFonts w:ascii="游ゴシック" w:hAnsi="游ゴシック" w:eastAsia="游ゴシック"/>
+                <w:b w:val="0"/>
+                <w:sz w:val="16"/>
+              </w:rPr>
+              <w:t>build_kofukin_shihyo.py</w:t>
+            </w:r>
+          </w:p>
+        </w:tc>
+        <w:tc>
+          <w:tcPr>
+            <w:tcW w:type="dxa" w:w="907"/>
+            <w:vAlign w:val="center"/>
+          </w:tcPr>
+          <w:p>
+            <w:pPr>
+              <w:spacing w:after="0"/>
+              <w:jc w:val="center"/>
+            </w:pPr>
+            <w:r>
+              <w:rPr>
+                <w:rFonts w:ascii="游ゴシック" w:hAnsi="游ゴシック" w:eastAsia="游ゴシック"/>
+                <w:b w:val="0"/>
+                <w:sz w:val="16"/>
+              </w:rPr>
+              <w:t>16件</w:t>
+            </w:r>
+          </w:p>
+        </w:tc>
+        <w:tc>
+          <w:tcPr>
+            <w:tcW w:type="dxa" w:w="3572"/>
+            <w:vAlign w:val="center"/>
+          </w:tcPr>
+          <w:p>
+            <w:pPr>
+              <w:spacing w:after="0"/>
+            </w:pPr>
+            <w:r>
+              <w:rPr>
+                <w:rFonts w:ascii="游ゴシック" w:hAnsi="游ゴシック" w:eastAsia="游ゴシック"/>
+                <w:b w:val="0"/>
+                <w:sz w:val="16"/>
+              </w:rPr>
               <w:t>build_mikomi_juryo_nashi.py</w:t>
+            </w:r>
+          </w:p>
+        </w:tc>
+        <w:tc>
+          <w:tcPr>
+            <w:tcW w:type="dxa" w:w="907"/>
+            <w:vAlign w:val="center"/>
+          </w:tcPr>
+          <w:p>
+            <w:pPr>
+              <w:spacing w:after="0"/>
+              <w:jc w:val="center"/>
+            </w:pPr>
+            <w:r>
+              <w:rPr>
+                <w:rFonts w:ascii="游ゴシック" w:hAnsi="游ゴシック" w:eastAsia="游ゴシック"/>
+                <w:b w:val="0"/>
+                <w:sz w:val="16"/>
+              </w:rPr>
+              <w:t>8件</w:t>
+            </w:r>
+          </w:p>
+        </w:tc>
+      </w:tr>
+      <w:tr>
+        <w:trPr>
+          <w:cantSplit/>
+        </w:trPr>
+        <w:tc>
+          <w:tcPr>
+            <w:tcW w:type="dxa" w:w="3572"/>
+            <w:shd w:val="clear" w:color="auto" w:fill="F2F5FA"/>
+            <w:vAlign w:val="center"/>
+          </w:tcPr>
+          <w:p>
+            <w:pPr>
+              <w:spacing w:after="0"/>
+            </w:pPr>
+            <w:r>
+              <w:rPr>
+                <w:rFonts w:ascii="游ゴシック" w:hAnsi="游ゴシック" w:eastAsia="游ゴシック"/>
+                <w:b w:val="0"/>
+                <w:sz w:val="16"/>
+              </w:rPr>
+              <w:t>build_mieru_manual_review.py</w:t>
+            </w:r>
+          </w:p>
+        </w:tc>
+        <w:tc>
+          <w:tcPr>
+            <w:tcW w:type="dxa" w:w="907"/>
+            <w:shd w:val="clear" w:color="auto" w:fill="F2F5FA"/>
+            <w:vAlign w:val="center"/>
+          </w:tcPr>
+          <w:p>
+            <w:pPr>
+              <w:spacing w:after="0"/>
+              <w:jc w:val="center"/>
+            </w:pPr>
+            <w:r>
+              <w:rPr>
+                <w:rFonts w:ascii="游ゴシック" w:hAnsi="游ゴシック" w:eastAsia="游ゴシック"/>
+                <w:b w:val="0"/>
+                <w:sz w:val="16"/>
+              </w:rPr>
+              <w:t>16件</w:t>
+            </w:r>
+          </w:p>
+        </w:tc>
+        <w:tc>
+          <w:tcPr>
+            <w:tcW w:type="dxa" w:w="3572"/>
+            <w:shd w:val="clear" w:color="auto" w:fill="F2F5FA"/>
+            <w:vAlign w:val="center"/>
+          </w:tcPr>
+          <w:p>
+            <w:pPr>
+              <w:spacing w:after="0"/>
+            </w:pPr>
+            <w:r>
+              <w:rPr>
+                <w:rFonts w:ascii="游ゴシック" w:hAnsi="游ゴシック" w:eastAsia="游ゴシック"/>
+                <w:b w:val="0"/>
+                <w:sz w:val="16"/>
+              </w:rPr>
+              <w:t>build_shiryo_denwa.py</w:t>
             </w:r>
           </w:p>
         </w:tc>
@@ -2707,7 +2877,7 @@
                 <w:b w:val="0"/>
                 <w:sz w:val="16"/>
               </w:rPr>
-              <w:t>build_mieru_manual_review.py</w:t>
+              <w:t>build_nikkan.py</w:t>
             </w:r>
           </w:p>
         </w:tc>
@@ -2746,7 +2916,7 @@
                 <w:b w:val="0"/>
                 <w:sz w:val="16"/>
               </w:rPr>
-              <w:t>build_shiryo_denwa.py</w:t>
+              <w:t>build_soan_kaki_review.py</w:t>
             </w:r>
           </w:p>
         </w:tc>
@@ -2766,173 +2936,7 @@
                 <w:b w:val="0"/>
                 <w:sz w:val="16"/>
               </w:rPr>
-              <w:t>8件</w:t>
-            </w:r>
-          </w:p>
-        </w:tc>
-      </w:tr>
-      <w:tr>
-        <w:trPr>
-          <w:cantSplit/>
-        </w:trPr>
-        <w:tc>
-          <w:tcPr>
-            <w:tcW w:type="dxa" w:w="3572"/>
-            <w:shd w:val="clear" w:color="auto" w:fill="F2F5FA"/>
-            <w:vAlign w:val="center"/>
-          </w:tcPr>
-          <w:p>
-            <w:pPr>
-              <w:spacing w:after="0"/>
-            </w:pPr>
-            <w:r>
-              <w:rPr>
-                <w:rFonts w:ascii="游ゴシック" w:hAnsi="游ゴシック" w:eastAsia="游ゴシック"/>
-                <w:b w:val="0"/>
-                <w:sz w:val="16"/>
-              </w:rPr>
-              <w:t>build_nikkan.py</w:t>
-            </w:r>
-          </w:p>
-        </w:tc>
-        <w:tc>
-          <w:tcPr>
-            <w:tcW w:type="dxa" w:w="907"/>
-            <w:shd w:val="clear" w:color="auto" w:fill="F2F5FA"/>
-            <w:vAlign w:val="center"/>
-          </w:tcPr>
-          <w:p>
-            <w:pPr>
-              <w:spacing w:after="0"/>
-              <w:jc w:val="center"/>
-            </w:pPr>
-            <w:r>
-              <w:rPr>
-                <w:rFonts w:ascii="游ゴシック" w:hAnsi="游ゴシック" w:eastAsia="游ゴシック"/>
-                <w:b w:val="0"/>
-                <w:sz w:val="16"/>
-              </w:rPr>
-              <w:t>16件</w:t>
-            </w:r>
-          </w:p>
-        </w:tc>
-        <w:tc>
-          <w:tcPr>
-            <w:tcW w:type="dxa" w:w="3572"/>
-            <w:shd w:val="clear" w:color="auto" w:fill="F2F5FA"/>
-            <w:vAlign w:val="center"/>
-          </w:tcPr>
-          <w:p>
-            <w:pPr>
-              <w:spacing w:after="0"/>
-            </w:pPr>
-            <w:r>
-              <w:rPr>
-                <w:rFonts w:ascii="游ゴシック" w:hAnsi="游ゴシック" w:eastAsia="游ゴシック"/>
-                <w:b w:val="0"/>
-                <w:sz w:val="16"/>
-              </w:rPr>
-              <w:t>build_soan_kaki_review.py</w:t>
-            </w:r>
-          </w:p>
-        </w:tc>
-        <w:tc>
-          <w:tcPr>
-            <w:tcW w:type="dxa" w:w="907"/>
-            <w:shd w:val="clear" w:color="auto" w:fill="F2F5FA"/>
-            <w:vAlign w:val="center"/>
-          </w:tcPr>
-          <w:p>
-            <w:pPr>
-              <w:spacing w:after="0"/>
-              <w:jc w:val="center"/>
-            </w:pPr>
-            <w:r>
-              <w:rPr>
-                <w:rFonts w:ascii="游ゴシック" w:hAnsi="游ゴシック" w:eastAsia="游ゴシック"/>
-                <w:b w:val="0"/>
-                <w:sz w:val="16"/>
-              </w:rPr>
               <w:t>7件</w:t>
-            </w:r>
-          </w:p>
-        </w:tc>
-      </w:tr>
-      <w:tr>
-        <w:trPr>
-          <w:cantSplit/>
-        </w:trPr>
-        <w:tc>
-          <w:tcPr>
-            <w:tcW w:type="dxa" w:w="3572"/>
-            <w:vAlign w:val="center"/>
-          </w:tcPr>
-          <w:p>
-            <w:pPr>
-              <w:spacing w:after="0"/>
-            </w:pPr>
-            <w:r>
-              <w:rPr>
-                <w:rFonts w:ascii="游ゴシック" w:hAnsi="游ゴシック" w:eastAsia="游ゴシック"/>
-                <w:b w:val="0"/>
-                <w:sz w:val="16"/>
-              </w:rPr>
-              <w:t>build_receipt_kyufuhi_bunkakai.py</w:t>
-            </w:r>
-          </w:p>
-        </w:tc>
-        <w:tc>
-          <w:tcPr>
-            <w:tcW w:type="dxa" w:w="907"/>
-            <w:vAlign w:val="center"/>
-          </w:tcPr>
-          <w:p>
-            <w:pPr>
-              <w:spacing w:after="0"/>
-              <w:jc w:val="center"/>
-            </w:pPr>
-            <w:r>
-              <w:rPr>
-                <w:rFonts w:ascii="游ゴシック" w:hAnsi="游ゴシック" w:eastAsia="游ゴシック"/>
-                <w:b w:val="0"/>
-                <w:sz w:val="16"/>
-              </w:rPr>
-              <w:t>16件</w:t>
-            </w:r>
-          </w:p>
-        </w:tc>
-        <w:tc>
-          <w:tcPr>
-            <w:tcW w:type="dxa" w:w="3572"/>
-            <w:vAlign w:val="center"/>
-          </w:tcPr>
-          <w:p>
-            <w:pPr>
-              <w:spacing w:after="0"/>
-            </w:pPr>
-            <w:r>
-              <w:rPr>
-                <w:rFonts w:ascii="游ゴシック" w:hAnsi="游ゴシック" w:eastAsia="游ゴシック"/>
-                <w:sz w:val="16"/>
-              </w:rPr>
-            </w:r>
-          </w:p>
-        </w:tc>
-        <w:tc>
-          <w:tcPr>
-            <w:tcW w:type="dxa" w:w="907"/>
-            <w:vAlign w:val="center"/>
-          </w:tcPr>
-          <w:p>
-            <w:pPr>
-              <w:spacing w:after="0"/>
-              <w:jc w:val="center"/>
-            </w:pPr>
-            <w:r>
-              <w:rPr>
-                <w:rFonts w:ascii="游ゴシック" w:hAnsi="游ゴシック" w:eastAsia="游ゴシック"/>
-                <w:sz w:val="16"/>
-              </w:rPr>
             </w:r>
           </w:p>
         </w:tc>
@@ -3094,7 +3098,7 @@
                 <w:b w:val="0"/>
                 <w:sz w:val="18"/>
               </w:rPr>
-              <w:t>1038段落153表36図</w:t>
+              <w:t>1060段落156表36図</w:t>
             </w:r>
           </w:p>
         </w:tc>
@@ -3113,7 +3117,7 @@
                 <w:b w:val="0"/>
                 <w:sz w:val="18"/>
               </w:rPr>
-              <w:t>発注者・委員会・住民の目に触れるもの。未確定箇所が253箇所（要協議142・要確認109・要内訳2）残っている</w:t>
+              <w:t>発注者・委員会・住民の目に触れるもの。未確定箇所が273箇所（要協議158・要確認113・要内訳2）残っている</w:t>
             </w:r>
           </w:p>
         </w:tc>
@@ -3348,7 +3352,7 @@
                 <w:b w:val="0"/>
                 <w:sz w:val="18"/>
               </w:rPr>
-              <w:t>確認事項184件</w:t>
+              <w:t>確認事項186件</w:t>
             </w:r>
           </w:p>
         </w:tc>
@@ -5353,7 +5357,7 @@
           <w:b w:val="0"/>
           <w:sz w:val="21"/>
         </w:rPr>
-        <w:t>現在253箇所（要協議142・要確認109・要内訳2）です。うち第6章第4節（施設の見込み）に58箇所（43％）が集中しており、日常生活圏域と必要利用定員総数（確認事項No.88）が決まれば解消します。</w:t>
+        <w:t>現在273箇所（要協議158・要確認113・要内訳2）です。うち第6章第4節（施設の見込み）に58箇所（43％）が集中しており、日常生活圏域と必要利用定員総数（確認事項No.88）が決まれば解消します。</w:t>
       </w:r>
       <w:r>
         <w:rPr>
@@ -5939,7 +5943,7 @@
           <w:b w:val="0"/>
           <w:sz w:val="21"/>
         </w:rPr>
-        <w:t>自己点検を備えた45本を順に実行し、終了コードが0であることを確かめます。1件でも合わなければ終了コード1で終わり、不適合の内容が表示されます。</w:t>
+        <w:t>自己点検を備えた46本を順に実行し、終了コードが0であることを確かめます。1件でも合わなければ終了コード1で終わり、不適合の内容が表示されます。</w:t>
       </w:r>
     </w:p>
     <w:p>
@@ -6003,7 +6007,7 @@
           <w:rFonts w:ascii="游ゴシック" w:hAnsi="游ゴシック" w:eastAsia="游ゴシック"/>
           <w:sz w:val="18"/>
         </w:rPr>
-        <w:t>※ 再実行できない3本（第2節3）は除いています。自己点検を持たないスクリプトも実行されますが、書き出しに失敗すればやはり0以外で終わります。自己点検を備えた45本は第3節1の表のとおりです。</w:t>
+        <w:t>※ 再実行できない3本（第2節3）は除いています。自己点検を持たないスクリプトも実行されますが、書き出しに失敗すればやはり0以外で終わります。自己点検を備えた46本は第3節1の表のとおりです。</w:t>
       </w:r>
     </w:p>
     <w:p>

--- a/output/第10期計画_チェック依頼_確認箇所と手順.docx
+++ b/output/第10期計画_チェック依頼_確認箇所と手順.docx
@@ -79,7 +79,7 @@
           <w:b w:val="0"/>
           <w:sz w:val="21"/>
         </w:rPr>
-        <w:t>点検の対象は成果品138件（条件付き58件・送付49件・内部保管26件・対象外5件）と計画素案（1060段落156表36図）です。ビルドスクリプトは135本あり、うち46本が自らの計算を検算する自己点検を備えています（計909件）。</w:t>
+        <w:t>点検の対象は成果品139件（条件付き58件・送付50件・内部保管26件・対象外5件）と計画素案（1059段落156表36図）です。ビルドスクリプトは136本あり、うち47本が自らの計算を検算する自己点検を備えています（計942件）。</w:t>
       </w:r>
     </w:p>
     <w:p>
@@ -872,7 +872,7 @@
           <w:b/>
           <w:sz w:val="20"/>
         </w:rPr>
-        <w:t>表2　自己点検を備えたスクリプト（46本・計909件）</w:t>
+        <w:t>表2　自己点検を備えたスクリプト（47本・計942件）</w:t>
       </w:r>
     </w:p>
     <w:tbl>
@@ -1431,7 +1431,7 @@
                 <w:b w:val="0"/>
                 <w:sz w:val="16"/>
               </w:rPr>
-              <w:t>build_receipt_bunkakai_gentyo.py</w:t>
+              <w:t>build_receipt_jorei.py</w:t>
             </w:r>
           </w:p>
         </w:tc>
@@ -1452,7 +1452,7 @@
                 <w:b w:val="0"/>
                 <w:sz w:val="16"/>
               </w:rPr>
-              <w:t>32件</w:t>
+              <w:t>33件</w:t>
             </w:r>
           </w:p>
         </w:tc>
@@ -1517,7 +1517,7 @@
                 <w:b w:val="0"/>
                 <w:sz w:val="16"/>
               </w:rPr>
-              <w:t>build_receipt_yoko.py</w:t>
+              <w:t>build_receipt_bunkakai_gentyo.py</w:t>
             </w:r>
           </w:p>
         </w:tc>
@@ -1537,7 +1537,7 @@
                 <w:b w:val="0"/>
                 <w:sz w:val="16"/>
               </w:rPr>
-              <w:t>30件</w:t>
+              <w:t>32件</w:t>
             </w:r>
           </w:p>
         </w:tc>
@@ -1601,7 +1601,7 @@
                 <w:b w:val="0"/>
                 <w:sz w:val="16"/>
               </w:rPr>
-              <w:t>build_mieru_input_all.py</w:t>
+              <w:t>build_receipt_yoko.py</w:t>
             </w:r>
           </w:p>
         </w:tc>
@@ -1622,7 +1622,7 @@
                 <w:b w:val="0"/>
                 <w:sz w:val="16"/>
               </w:rPr>
-              <w:t>26件</w:t>
+              <w:t>30件</w:t>
             </w:r>
           </w:p>
         </w:tc>
@@ -1687,7 +1687,7 @@
                 <w:b w:val="0"/>
                 <w:sz w:val="16"/>
               </w:rPr>
-              <w:t>build_shokai_kaito.py</w:t>
+              <w:t>build_mieru_input_all.py</w:t>
             </w:r>
           </w:p>
         </w:tc>
@@ -1771,7 +1771,7 @@
                 <w:b w:val="0"/>
                 <w:sz w:val="16"/>
               </w:rPr>
-              <w:t>build_jizen_uchiawase.py</w:t>
+              <w:t>build_shokai_kaito.py</w:t>
             </w:r>
           </w:p>
         </w:tc>
@@ -1792,7 +1792,7 @@
                 <w:b w:val="0"/>
                 <w:sz w:val="16"/>
               </w:rPr>
-              <w:t>25件</w:t>
+              <w:t>26件</w:t>
             </w:r>
           </w:p>
         </w:tc>
@@ -1857,7 +1857,7 @@
                 <w:b w:val="0"/>
                 <w:sz w:val="16"/>
               </w:rPr>
-              <w:t>build_mieru_mikomi_input.py</w:t>
+              <w:t>build_jizen_uchiawase.py</w:t>
             </w:r>
           </w:p>
         </w:tc>
@@ -1941,7 +1941,7 @@
                 <w:b w:val="0"/>
                 <w:sz w:val="16"/>
               </w:rPr>
-              <w:t>build_gaisan2.py</w:t>
+              <w:t>build_mieru_mikomi_input.py</w:t>
             </w:r>
           </w:p>
         </w:tc>
@@ -1962,7 +1962,7 @@
                 <w:b w:val="0"/>
                 <w:sz w:val="16"/>
               </w:rPr>
-              <w:t>23件</w:t>
+              <w:t>25件</w:t>
             </w:r>
           </w:p>
         </w:tc>
@@ -2027,7 +2027,7 @@
                 <w:b w:val="0"/>
                 <w:sz w:val="16"/>
               </w:rPr>
-              <w:t>build_mikomiryo_santei.py</w:t>
+              <w:t>build_gaisan2.py</w:t>
             </w:r>
           </w:p>
         </w:tc>
@@ -2047,7 +2047,7 @@
                 <w:b w:val="0"/>
                 <w:sz w:val="16"/>
               </w:rPr>
-              <w:t>22件</w:t>
+              <w:t>23件</w:t>
             </w:r>
           </w:p>
         </w:tc>
@@ -2111,7 +2111,7 @@
                 <w:b w:val="0"/>
                 <w:sz w:val="16"/>
               </w:rPr>
-              <w:t>build_cohort_review.py</w:t>
+              <w:t>build_mikomiryo_santei.py</w:t>
             </w:r>
           </w:p>
         </w:tc>
@@ -2132,7 +2132,7 @@
                 <w:b w:val="0"/>
                 <w:sz w:val="16"/>
               </w:rPr>
-              <w:t>21件</w:t>
+              <w:t>22件</w:t>
             </w:r>
           </w:p>
         </w:tc>
@@ -2197,7 +2197,7 @@
                 <w:b w:val="0"/>
                 <w:sz w:val="16"/>
               </w:rPr>
-              <w:t>build_receipt_mieru_suikei.py</w:t>
+              <w:t>build_cohort_review.py</w:t>
             </w:r>
           </w:p>
         </w:tc>
@@ -2217,7 +2217,7 @@
                 <w:b w:val="0"/>
                 <w:sz w:val="16"/>
               </w:rPr>
-              <w:t>20件</w:t>
+              <w:t>21件</w:t>
             </w:r>
           </w:p>
         </w:tc>
@@ -2281,7 +2281,7 @@
                 <w:b w:val="0"/>
                 <w:sz w:val="16"/>
               </w:rPr>
-              <w:t>build_plan_public.py</w:t>
+              <w:t>build_receipt_mieru_suikei.py</w:t>
             </w:r>
           </w:p>
         </w:tc>
@@ -2302,7 +2302,7 @@
                 <w:b w:val="0"/>
                 <w:sz w:val="16"/>
               </w:rPr>
-              <w:t>19件</w:t>
+              <w:t>20件</w:t>
             </w:r>
           </w:p>
         </w:tc>
@@ -2367,7 +2367,7 @@
                 <w:b w:val="0"/>
                 <w:sz w:val="16"/>
               </w:rPr>
-              <w:t>build_chiiki_kadai_10.py</w:t>
+              <w:t>build_plan_public.py</w:t>
             </w:r>
           </w:p>
         </w:tc>
@@ -2387,7 +2387,7 @@
                 <w:b w:val="0"/>
                 <w:sz w:val="16"/>
               </w:rPr>
-              <w:t>18件</w:t>
+              <w:t>19件</w:t>
             </w:r>
           </w:p>
         </w:tc>
@@ -2451,7 +2451,7 @@
                 <w:b w:val="0"/>
                 <w:sz w:val="16"/>
               </w:rPr>
-              <w:t>build_receipt_kyufu_sogo.py</w:t>
+              <w:t>build_chiiki_kadai_10.py</w:t>
             </w:r>
           </w:p>
         </w:tc>
@@ -2472,7 +2472,7 @@
                 <w:b w:val="0"/>
                 <w:sz w:val="16"/>
               </w:rPr>
-              <w:t>17件</w:t>
+              <w:t>18件</w:t>
             </w:r>
           </w:p>
         </w:tc>
@@ -2537,7 +2537,7 @@
                 <w:b w:val="0"/>
                 <w:sz w:val="16"/>
               </w:rPr>
-              <w:t>build_receipt_riyojokyo.py</w:t>
+              <w:t>build_receipt_kyufu_sogo.py</w:t>
             </w:r>
           </w:p>
         </w:tc>
@@ -2621,7 +2621,7 @@
                 <w:b w:val="0"/>
                 <w:sz w:val="16"/>
               </w:rPr>
-              <w:t>build_chiiki_bunseki_comment.py</w:t>
+              <w:t>build_receipt_riyojokyo.py</w:t>
             </w:r>
           </w:p>
         </w:tc>
@@ -2642,7 +2642,7 @@
                 <w:b w:val="0"/>
                 <w:sz w:val="16"/>
               </w:rPr>
-              <w:t>16件</w:t>
+              <w:t>17件</w:t>
             </w:r>
           </w:p>
         </w:tc>
@@ -2707,7 +2707,7 @@
                 <w:b w:val="0"/>
                 <w:sz w:val="16"/>
               </w:rPr>
-              <w:t>build_kofukin_shihyo.py</w:t>
+              <w:t>build_chiiki_bunseki_comment.py</w:t>
             </w:r>
           </w:p>
         </w:tc>
@@ -2791,7 +2791,7 @@
                 <w:b w:val="0"/>
                 <w:sz w:val="16"/>
               </w:rPr>
-              <w:t>build_mieru_manual_review.py</w:t>
+              <w:t>build_kofukin_shihyo.py</w:t>
             </w:r>
           </w:p>
         </w:tc>
@@ -2877,7 +2877,7 @@
                 <w:b w:val="0"/>
                 <w:sz w:val="16"/>
               </w:rPr>
-              <w:t>build_nikkan.py</w:t>
+              <w:t>build_mieru_manual_review.py</w:t>
             </w:r>
           </w:p>
         </w:tc>
@@ -2937,6 +2937,89 @@
                 <w:sz w:val="16"/>
               </w:rPr>
               <w:t>7件</w:t>
+            </w:r>
+          </w:p>
+        </w:tc>
+      </w:tr>
+      <w:tr>
+        <w:trPr>
+          <w:cantSplit/>
+        </w:trPr>
+        <w:tc>
+          <w:tcPr>
+            <w:tcW w:type="dxa" w:w="3572"/>
+            <w:shd w:val="clear" w:color="auto" w:fill="F2F5FA"/>
+            <w:vAlign w:val="center"/>
+          </w:tcPr>
+          <w:p>
+            <w:pPr>
+              <w:spacing w:after="0"/>
+            </w:pPr>
+            <w:r>
+              <w:rPr>
+                <w:rFonts w:ascii="游ゴシック" w:hAnsi="游ゴシック" w:eastAsia="游ゴシック"/>
+                <w:b w:val="0"/>
+                <w:sz w:val="16"/>
+              </w:rPr>
+              <w:t>build_nikkan.py</w:t>
+            </w:r>
+          </w:p>
+        </w:tc>
+        <w:tc>
+          <w:tcPr>
+            <w:tcW w:type="dxa" w:w="907"/>
+            <w:shd w:val="clear" w:color="auto" w:fill="F2F5FA"/>
+            <w:vAlign w:val="center"/>
+          </w:tcPr>
+          <w:p>
+            <w:pPr>
+              <w:spacing w:after="0"/>
+              <w:jc w:val="center"/>
+            </w:pPr>
+            <w:r>
+              <w:rPr>
+                <w:rFonts w:ascii="游ゴシック" w:hAnsi="游ゴシック" w:eastAsia="游ゴシック"/>
+                <w:b w:val="0"/>
+                <w:sz w:val="16"/>
+              </w:rPr>
+              <w:t>16件</w:t>
+            </w:r>
+          </w:p>
+        </w:tc>
+        <w:tc>
+          <w:tcPr>
+            <w:tcW w:type="dxa" w:w="3572"/>
+            <w:shd w:val="clear" w:color="auto" w:fill="F2F5FA"/>
+            <w:vAlign w:val="center"/>
+          </w:tcPr>
+          <w:p>
+            <w:pPr>
+              <w:spacing w:after="0"/>
+            </w:pPr>
+            <w:r>
+              <w:rPr>
+                <w:rFonts w:ascii="游ゴシック" w:hAnsi="游ゴシック" w:eastAsia="游ゴシック"/>
+                <w:sz w:val="16"/>
+              </w:rPr>
+            </w:r>
+          </w:p>
+        </w:tc>
+        <w:tc>
+          <w:tcPr>
+            <w:tcW w:type="dxa" w:w="907"/>
+            <w:shd w:val="clear" w:color="auto" w:fill="F2F5FA"/>
+            <w:vAlign w:val="center"/>
+          </w:tcPr>
+          <w:p>
+            <w:pPr>
+              <w:spacing w:after="0"/>
+              <w:jc w:val="center"/>
+            </w:pPr>
+            <w:r>
+              <w:rPr>
+                <w:rFonts w:ascii="游ゴシック" w:hAnsi="游ゴシック" w:eastAsia="游ゴシック"/>
+                <w:sz w:val="16"/>
+              </w:rPr>
             </w:r>
           </w:p>
         </w:tc>
@@ -3098,7 +3181,7 @@
                 <w:b w:val="0"/>
                 <w:sz w:val="18"/>
               </w:rPr>
-              <w:t>1060段落156表36図</w:t>
+              <w:t>1059段落156表36図</w:t>
             </w:r>
           </w:p>
         </w:tc>
@@ -5943,7 +6026,7 @@
           <w:b w:val="0"/>
           <w:sz w:val="21"/>
         </w:rPr>
-        <w:t>自己点検を備えた46本を順に実行し、終了コードが0であることを確かめます。1件でも合わなければ終了コード1で終わり、不適合の内容が表示されます。</w:t>
+        <w:t>自己点検を備えた47本を順に実行し、終了コードが0であることを確かめます。1件でも合わなければ終了コード1で終わり、不適合の内容が表示されます。</w:t>
       </w:r>
     </w:p>
     <w:p>
@@ -6007,7 +6090,7 @@
           <w:rFonts w:ascii="游ゴシック" w:hAnsi="游ゴシック" w:eastAsia="游ゴシック"/>
           <w:sz w:val="18"/>
         </w:rPr>
-        <w:t>※ 再実行できない3本（第2節3）は除いています。自己点検を持たないスクリプトも実行されますが、書き出しに失敗すればやはり0以外で終わります。自己点検を備えた46本は第3節1の表のとおりです。</w:t>
+        <w:t>※ 再実行できない3本（第2節3）は除いています。自己点検を持たないスクリプトも実行されますが、書き出しに失敗すればやはり0以外で終わります。自己点検を備えた47本は第3節1の表のとおりです。</w:t>
       </w:r>
     </w:p>
     <w:p>

--- a/output/第10期計画_チェック依頼_確認箇所と手順.docx
+++ b/output/第10期計画_チェック依頼_確認箇所と手順.docx
@@ -79,7 +79,7 @@
           <w:b w:val="0"/>
           <w:sz w:val="21"/>
         </w:rPr>
-        <w:t>点検の対象は成果品139件（条件付き58件・送付50件・内部保管26件・対象外5件）と計画素案（1059段落156表36図）です。ビルドスクリプトは136本あり、うち47本が自らの計算を検算する自己点検を備えています（計942件）。</w:t>
+        <w:t>点検の対象は成果品141件（条件付き58件・送付52件・内部保管26件・対象外5件）と計画素案（1062段落156表36図）です。ビルドスクリプトは138本あり、うち49本が自らの計算を検算する自己点検を備えています（計989件）。</w:t>
       </w:r>
     </w:p>
     <w:p>
@@ -872,7 +872,7 @@
           <w:b/>
           <w:sz w:val="20"/>
         </w:rPr>
-        <w:t>表2　自己点検を備えたスクリプト（47本・計942件）</w:t>
+        <w:t>表2　自己点検を備えたスクリプト（49本・計989件）</w:t>
       </w:r>
     </w:p>
     <w:tbl>
@@ -1046,7 +1046,7 @@
                 <w:b w:val="0"/>
                 <w:sz w:val="16"/>
               </w:rPr>
-              <w:t>build_receipt_kyufuhi_bunkakai.py</w:t>
+              <w:t>build_nikkan.py</w:t>
             </w:r>
           </w:p>
         </w:tc>
@@ -1132,7 +1132,7 @@
                 <w:b w:val="0"/>
                 <w:sz w:val="16"/>
               </w:rPr>
-              <w:t>build_zuhyo_daicho.py</w:t>
+              <w:t>build_receipt_kyufuhi_bunkakai.py</w:t>
             </w:r>
           </w:p>
         </w:tc>
@@ -1216,7 +1216,7 @@
                 <w:b w:val="0"/>
                 <w:sz w:val="16"/>
               </w:rPr>
-              <w:t>build_mieru_r8_input.py</w:t>
+              <w:t>build_zuhyo_daicho.py</w:t>
             </w:r>
           </w:p>
         </w:tc>
@@ -1236,7 +1236,7 @@
                 <w:b w:val="0"/>
                 <w:sz w:val="16"/>
               </w:rPr>
-              <w:t>15件</w:t>
+              <w:t>16件</w:t>
             </w:r>
           </w:p>
         </w:tc>
@@ -1302,7 +1302,7 @@
                 <w:b w:val="0"/>
                 <w:sz w:val="16"/>
               </w:rPr>
-              <w:t>build_member_work_review.py</w:t>
+              <w:t>build_mieru_r8_input.py</w:t>
             </w:r>
           </w:p>
         </w:tc>
@@ -1323,7 +1323,7 @@
                 <w:b w:val="0"/>
                 <w:sz w:val="16"/>
               </w:rPr>
-              <w:t>14件</w:t>
+              <w:t>15件</w:t>
             </w:r>
           </w:p>
         </w:tc>
@@ -1386,7 +1386,7 @@
                 <w:b w:val="0"/>
                 <w:sz w:val="16"/>
               </w:rPr>
-              <w:t>build_chiiki_care_kaigi.py</w:t>
+              <w:t>build_member_work_review.py</w:t>
             </w:r>
           </w:p>
         </w:tc>
@@ -1406,7 +1406,7 @@
                 <w:b w:val="0"/>
                 <w:sz w:val="16"/>
               </w:rPr>
-              <w:t>13件</w:t>
+              <w:t>14件</w:t>
             </w:r>
           </w:p>
         </w:tc>
@@ -1452,7 +1452,7 @@
                 <w:b w:val="0"/>
                 <w:sz w:val="16"/>
               </w:rPr>
-              <w:t>33件</w:t>
+              <w:t>34件</w:t>
             </w:r>
           </w:p>
         </w:tc>
@@ -1472,7 +1472,7 @@
                 <w:b w:val="0"/>
                 <w:sz w:val="16"/>
               </w:rPr>
-              <w:t>build_mikomiryo_togo.py</w:t>
+              <w:t>build_chiiki_care_kaigi.py</w:t>
             </w:r>
           </w:p>
         </w:tc>
@@ -1556,7 +1556,7 @@
                 <w:b w:val="0"/>
                 <w:sz w:val="16"/>
               </w:rPr>
-              <w:t>build_ninchisho_ronten.py</w:t>
+              <w:t>build_mikomiryo_togo.py</w:t>
             </w:r>
           </w:p>
         </w:tc>
@@ -1642,7 +1642,7 @@
                 <w:b w:val="0"/>
                 <w:sz w:val="16"/>
               </w:rPr>
-              <w:t>build_soan_kadai.py</w:t>
+              <w:t>build_ninchisho_ronten.py</w:t>
             </w:r>
           </w:p>
         </w:tc>
@@ -1726,7 +1726,7 @@
                 <w:b w:val="0"/>
                 <w:sz w:val="16"/>
               </w:rPr>
-              <w:t>build_kanri_tanaoroshi.py</w:t>
+              <w:t>build_soan_kadai.py</w:t>
             </w:r>
           </w:p>
         </w:tc>
@@ -1746,7 +1746,7 @@
                 <w:b w:val="0"/>
                 <w:sz w:val="16"/>
               </w:rPr>
-              <w:t>12件</w:t>
+              <w:t>13件</w:t>
             </w:r>
           </w:p>
         </w:tc>
@@ -1812,7 +1812,7 @@
                 <w:b w:val="0"/>
                 <w:sz w:val="16"/>
               </w:rPr>
-              <w:t>build_kisetsu_hosei.py</w:t>
+              <w:t>build_kanri_tanaoroshi.py</w:t>
             </w:r>
           </w:p>
         </w:tc>
@@ -1896,7 +1896,7 @@
                 <w:b w:val="0"/>
                 <w:sz w:val="16"/>
               </w:rPr>
-              <w:t>build_shotoku_dankai.py</w:t>
+              <w:t>build_kisetsu_hosei.py</w:t>
             </w:r>
           </w:p>
         </w:tc>
@@ -1982,7 +1982,7 @@
                 <w:b w:val="0"/>
                 <w:sz w:val="16"/>
               </w:rPr>
-              <w:t>build_survey_check.py</w:t>
+              <w:t>build_shotoku_dankai.py</w:t>
             </w:r>
           </w:p>
         </w:tc>
@@ -2027,7 +2027,7 @@
                 <w:b w:val="0"/>
                 <w:sz w:val="16"/>
               </w:rPr>
-              <w:t>build_gaisan2.py</w:t>
+              <w:t>build_receipt_sansho.py</w:t>
             </w:r>
           </w:p>
         </w:tc>
@@ -2047,7 +2047,7 @@
                 <w:b w:val="0"/>
                 <w:sz w:val="16"/>
               </w:rPr>
-              <w:t>23件</w:t>
+              <w:t>24件</w:t>
             </w:r>
           </w:p>
         </w:tc>
@@ -2066,7 +2066,7 @@
                 <w:b w:val="0"/>
                 <w:sz w:val="16"/>
               </w:rPr>
-              <w:t>build_survey_report.py</w:t>
+              <w:t>build_survey_check.py</w:t>
             </w:r>
           </w:p>
         </w:tc>
@@ -2111,7 +2111,177 @@
                 <w:b w:val="0"/>
                 <w:sz w:val="16"/>
               </w:rPr>
+              <w:t>build_gaisan2.py</w:t>
+            </w:r>
+          </w:p>
+        </w:tc>
+        <w:tc>
+          <w:tcPr>
+            <w:tcW w:type="dxa" w:w="907"/>
+            <w:shd w:val="clear" w:color="auto" w:fill="F2F5FA"/>
+            <w:vAlign w:val="center"/>
+          </w:tcPr>
+          <w:p>
+            <w:pPr>
+              <w:spacing w:after="0"/>
+              <w:jc w:val="center"/>
+            </w:pPr>
+            <w:r>
+              <w:rPr>
+                <w:rFonts w:ascii="游ゴシック" w:hAnsi="游ゴシック" w:eastAsia="游ゴシック"/>
+                <w:b w:val="0"/>
+                <w:sz w:val="16"/>
+              </w:rPr>
+              <w:t>23件</w:t>
+            </w:r>
+          </w:p>
+        </w:tc>
+        <w:tc>
+          <w:tcPr>
+            <w:tcW w:type="dxa" w:w="3572"/>
+            <w:shd w:val="clear" w:color="auto" w:fill="F2F5FA"/>
+            <w:vAlign w:val="center"/>
+          </w:tcPr>
+          <w:p>
+            <w:pPr>
+              <w:spacing w:after="0"/>
+            </w:pPr>
+            <w:r>
+              <w:rPr>
+                <w:rFonts w:ascii="游ゴシック" w:hAnsi="游ゴシック" w:eastAsia="游ゴシック"/>
+                <w:b w:val="0"/>
+                <w:sz w:val="16"/>
+              </w:rPr>
+              <w:t>build_survey_report.py</w:t>
+            </w:r>
+          </w:p>
+        </w:tc>
+        <w:tc>
+          <w:tcPr>
+            <w:tcW w:type="dxa" w:w="907"/>
+            <w:shd w:val="clear" w:color="auto" w:fill="F2F5FA"/>
+            <w:vAlign w:val="center"/>
+          </w:tcPr>
+          <w:p>
+            <w:pPr>
+              <w:spacing w:after="0"/>
+              <w:jc w:val="center"/>
+            </w:pPr>
+            <w:r>
+              <w:rPr>
+                <w:rFonts w:ascii="游ゴシック" w:hAnsi="游ゴシック" w:eastAsia="游ゴシック"/>
+                <w:b w:val="0"/>
+                <w:sz w:val="16"/>
+              </w:rPr>
+              <w:t>12件</w:t>
+            </w:r>
+          </w:p>
+        </w:tc>
+      </w:tr>
+      <w:tr>
+        <w:trPr>
+          <w:cantSplit/>
+        </w:trPr>
+        <w:tc>
+          <w:tcPr>
+            <w:tcW w:type="dxa" w:w="3572"/>
+            <w:vAlign w:val="center"/>
+          </w:tcPr>
+          <w:p>
+            <w:pPr>
+              <w:spacing w:after="0"/>
+            </w:pPr>
+            <w:r>
+              <w:rPr>
+                <w:rFonts w:ascii="游ゴシック" w:hAnsi="游ゴシック" w:eastAsia="游ゴシック"/>
+                <w:b w:val="0"/>
+                <w:sz w:val="16"/>
+              </w:rPr>
               <w:t>build_mikomiryo_santei.py</w:t>
+            </w:r>
+          </w:p>
+        </w:tc>
+        <w:tc>
+          <w:tcPr>
+            <w:tcW w:type="dxa" w:w="907"/>
+            <w:vAlign w:val="center"/>
+          </w:tcPr>
+          <w:p>
+            <w:pPr>
+              <w:spacing w:after="0"/>
+              <w:jc w:val="center"/>
+            </w:pPr>
+            <w:r>
+              <w:rPr>
+                <w:rFonts w:ascii="游ゴシック" w:hAnsi="游ゴシック" w:eastAsia="游ゴシック"/>
+                <w:b w:val="0"/>
+                <w:sz w:val="16"/>
+              </w:rPr>
+              <w:t>22件</w:t>
+            </w:r>
+          </w:p>
+        </w:tc>
+        <w:tc>
+          <w:tcPr>
+            <w:tcW w:type="dxa" w:w="3572"/>
+            <w:vAlign w:val="center"/>
+          </w:tcPr>
+          <w:p>
+            <w:pPr>
+              <w:spacing w:after="0"/>
+            </w:pPr>
+            <w:r>
+              <w:rPr>
+                <w:rFonts w:ascii="游ゴシック" w:hAnsi="游ゴシック" w:eastAsia="游ゴシック"/>
+                <w:b w:val="0"/>
+                <w:sz w:val="16"/>
+              </w:rPr>
+              <w:t>build_app_review.py</w:t>
+            </w:r>
+          </w:p>
+        </w:tc>
+        <w:tc>
+          <w:tcPr>
+            <w:tcW w:type="dxa" w:w="907"/>
+            <w:vAlign w:val="center"/>
+          </w:tcPr>
+          <w:p>
+            <w:pPr>
+              <w:spacing w:after="0"/>
+              <w:jc w:val="center"/>
+            </w:pPr>
+            <w:r>
+              <w:rPr>
+                <w:rFonts w:ascii="游ゴシック" w:hAnsi="游ゴシック" w:eastAsia="游ゴシック"/>
+                <w:b w:val="0"/>
+                <w:sz w:val="16"/>
+              </w:rPr>
+              <w:t>11件</w:t>
+            </w:r>
+          </w:p>
+        </w:tc>
+      </w:tr>
+      <w:tr>
+        <w:trPr>
+          <w:cantSplit/>
+        </w:trPr>
+        <w:tc>
+          <w:tcPr>
+            <w:tcW w:type="dxa" w:w="3572"/>
+            <w:shd w:val="clear" w:color="auto" w:fill="F2F5FA"/>
+            <w:vAlign w:val="center"/>
+          </w:tcPr>
+          <w:p>
+            <w:pPr>
+              <w:spacing w:after="0"/>
+            </w:pPr>
+            <w:r>
+              <w:rPr>
+                <w:rFonts w:ascii="游ゴシック" w:hAnsi="游ゴシック" w:eastAsia="游ゴシック"/>
+                <w:b w:val="0"/>
+                <w:sz w:val="16"/>
+              </w:rPr>
+              <w:t>build_shiryo_chokyu.py</w:t>
             </w:r>
           </w:p>
         </w:tc>
@@ -2152,7 +2322,7 @@
                 <w:b w:val="0"/>
                 <w:sz w:val="16"/>
               </w:rPr>
-              <w:t>build_app_review.py</w:t>
+              <w:t>build_kagai_youin.py</w:t>
             </w:r>
           </w:p>
         </w:tc>
@@ -2236,7 +2406,7 @@
                 <w:b w:val="0"/>
                 <w:sz w:val="16"/>
               </w:rPr>
-              <w:t>build_kagai_youin.py</w:t>
+              <w:t>build_mikomiryo.py</w:t>
             </w:r>
           </w:p>
         </w:tc>
@@ -2322,7 +2492,7 @@
                 <w:b w:val="0"/>
                 <w:sz w:val="16"/>
               </w:rPr>
-              <w:t>build_mikomiryo.py</w:t>
+              <w:t>build_survey_jisseki_cross.py</w:t>
             </w:r>
           </w:p>
         </w:tc>
@@ -2406,7 +2576,7 @@
                 <w:b w:val="0"/>
                 <w:sz w:val="16"/>
               </w:rPr>
-              <w:t>build_survey_jisseki_cross.py</w:t>
+              <w:t>build_survey_report_doc.py</w:t>
             </w:r>
           </w:p>
         </w:tc>
@@ -2426,7 +2596,7 @@
                 <w:b w:val="0"/>
                 <w:sz w:val="16"/>
               </w:rPr>
-              <w:t>11件</w:t>
+              <w:t>10件</w:t>
             </w:r>
           </w:p>
         </w:tc>
@@ -2492,7 +2662,7 @@
                 <w:b w:val="0"/>
                 <w:sz w:val="16"/>
               </w:rPr>
-              <w:t>build_survey_report_doc.py</w:t>
+              <w:t>build_taikeikakuhi.py</w:t>
             </w:r>
           </w:p>
         </w:tc>
@@ -2576,7 +2746,7 @@
                 <w:b w:val="0"/>
                 <w:sz w:val="16"/>
               </w:rPr>
-              <w:t>build_taikeikakuhi.py</w:t>
+              <w:t>build_check_irai.py</w:t>
             </w:r>
           </w:p>
         </w:tc>
@@ -2596,7 +2766,7 @@
                 <w:b w:val="0"/>
                 <w:sz w:val="16"/>
               </w:rPr>
-              <w:t>10件</w:t>
+              <w:t>9件</w:t>
             </w:r>
           </w:p>
         </w:tc>
@@ -2662,7 +2832,7 @@
                 <w:b w:val="0"/>
                 <w:sz w:val="16"/>
               </w:rPr>
-              <w:t>build_check_irai.py</w:t>
+              <w:t>build_mikomi_juryo_nashi.py</w:t>
             </w:r>
           </w:p>
         </w:tc>
@@ -2683,7 +2853,7 @@
                 <w:b w:val="0"/>
                 <w:sz w:val="16"/>
               </w:rPr>
-              <w:t>9件</w:t>
+              <w:t>8件</w:t>
             </w:r>
           </w:p>
         </w:tc>
@@ -2746,7 +2916,7 @@
                 <w:b w:val="0"/>
                 <w:sz w:val="16"/>
               </w:rPr>
-              <w:t>build_mikomi_juryo_nashi.py</w:t>
+              <w:t>build_shiryo_denwa.py</w:t>
             </w:r>
           </w:p>
         </w:tc>
@@ -2832,7 +3002,7 @@
                 <w:b w:val="0"/>
                 <w:sz w:val="16"/>
               </w:rPr>
-              <w:t>build_shiryo_denwa.py</w:t>
+              <w:t>build_soan_kaki_review.py</w:t>
             </w:r>
           </w:p>
         </w:tc>
@@ -2853,7 +3023,7 @@
                 <w:b w:val="0"/>
                 <w:sz w:val="16"/>
               </w:rPr>
-              <w:t>8件</w:t>
+              <w:t>7件</w:t>
             </w:r>
           </w:p>
         </w:tc>
@@ -2913,92 +3083,6 @@
             <w:r>
               <w:rPr>
                 <w:rFonts w:ascii="游ゴシック" w:hAnsi="游ゴシック" w:eastAsia="游ゴシック"/>
-                <w:b w:val="0"/>
-                <w:sz w:val="16"/>
-              </w:rPr>
-              <w:t>build_soan_kaki_review.py</w:t>
-            </w:r>
-          </w:p>
-        </w:tc>
-        <w:tc>
-          <w:tcPr>
-            <w:tcW w:type="dxa" w:w="907"/>
-            <w:vAlign w:val="center"/>
-          </w:tcPr>
-          <w:p>
-            <w:pPr>
-              <w:spacing w:after="0"/>
-              <w:jc w:val="center"/>
-            </w:pPr>
-            <w:r>
-              <w:rPr>
-                <w:rFonts w:ascii="游ゴシック" w:hAnsi="游ゴシック" w:eastAsia="游ゴシック"/>
-                <w:b w:val="0"/>
-                <w:sz w:val="16"/>
-              </w:rPr>
-              <w:t>7件</w:t>
-            </w:r>
-          </w:p>
-        </w:tc>
-      </w:tr>
-      <w:tr>
-        <w:trPr>
-          <w:cantSplit/>
-        </w:trPr>
-        <w:tc>
-          <w:tcPr>
-            <w:tcW w:type="dxa" w:w="3572"/>
-            <w:shd w:val="clear" w:color="auto" w:fill="F2F5FA"/>
-            <w:vAlign w:val="center"/>
-          </w:tcPr>
-          <w:p>
-            <w:pPr>
-              <w:spacing w:after="0"/>
-            </w:pPr>
-            <w:r>
-              <w:rPr>
-                <w:rFonts w:ascii="游ゴシック" w:hAnsi="游ゴシック" w:eastAsia="游ゴシック"/>
-                <w:b w:val="0"/>
-                <w:sz w:val="16"/>
-              </w:rPr>
-              <w:t>build_nikkan.py</w:t>
-            </w:r>
-          </w:p>
-        </w:tc>
-        <w:tc>
-          <w:tcPr>
-            <w:tcW w:type="dxa" w:w="907"/>
-            <w:shd w:val="clear" w:color="auto" w:fill="F2F5FA"/>
-            <w:vAlign w:val="center"/>
-          </w:tcPr>
-          <w:p>
-            <w:pPr>
-              <w:spacing w:after="0"/>
-              <w:jc w:val="center"/>
-            </w:pPr>
-            <w:r>
-              <w:rPr>
-                <w:rFonts w:ascii="游ゴシック" w:hAnsi="游ゴシック" w:eastAsia="游ゴシック"/>
-                <w:b w:val="0"/>
-                <w:sz w:val="16"/>
-              </w:rPr>
-              <w:t>16件</w:t>
-            </w:r>
-          </w:p>
-        </w:tc>
-        <w:tc>
-          <w:tcPr>
-            <w:tcW w:type="dxa" w:w="3572"/>
-            <w:shd w:val="clear" w:color="auto" w:fill="F2F5FA"/>
-            <w:vAlign w:val="center"/>
-          </w:tcPr>
-          <w:p>
-            <w:pPr>
-              <w:spacing w:after="0"/>
-            </w:pPr>
-            <w:r>
-              <w:rPr>
-                <w:rFonts w:ascii="游ゴシック" w:hAnsi="游ゴシック" w:eastAsia="游ゴシック"/>
                 <w:sz w:val="16"/>
               </w:rPr>
             </w:r>
@@ -3007,7 +3091,6 @@
         <w:tc>
           <w:tcPr>
             <w:tcW w:type="dxa" w:w="907"/>
-            <w:shd w:val="clear" w:color="auto" w:fill="F2F5FA"/>
             <w:vAlign w:val="center"/>
           </w:tcPr>
           <w:p>
@@ -3181,7 +3264,7 @@
                 <w:b w:val="0"/>
                 <w:sz w:val="18"/>
               </w:rPr>
-              <w:t>1059段落156表36図</w:t>
+              <w:t>1062段落156表36図</w:t>
             </w:r>
           </w:p>
         </w:tc>
@@ -3200,7 +3283,7 @@
                 <w:b w:val="0"/>
                 <w:sz w:val="18"/>
               </w:rPr>
-              <w:t>発注者・委員会・住民の目に触れるもの。未確定箇所が273箇所（要協議158・要確認113・要内訳2）残っている</w:t>
+              <w:t>発注者・委員会・住民の目に触れるもの。未確定箇所が275箇所（要協議158・要確認115・要内訳2）残っている</w:t>
             </w:r>
           </w:p>
         </w:tc>
@@ -3435,7 +3518,7 @@
                 <w:b w:val="0"/>
                 <w:sz w:val="18"/>
               </w:rPr>
-              <w:t>確認事項186件</w:t>
+              <w:t>確認事項189件</w:t>
             </w:r>
           </w:p>
         </w:tc>
@@ -5440,7 +5523,7 @@
           <w:b w:val="0"/>
           <w:sz w:val="21"/>
         </w:rPr>
-        <w:t>現在273箇所（要協議158・要確認113・要内訳2）です。うち第6章第4節（施設の見込み）に58箇所（43％）が集中しており、日常生活圏域と必要利用定員総数（確認事項No.88）が決まれば解消します。</w:t>
+        <w:t>現在275箇所（要協議158・要確認115・要内訳2）です。うち第6章第4節（施設の見込み）に58箇所（43％）が集中しており、日常生活圏域と必要利用定員総数（確認事項No.88）が決まれば解消します。</w:t>
       </w:r>
       <w:r>
         <w:rPr>
@@ -6026,7 +6109,7 @@
           <w:b w:val="0"/>
           <w:sz w:val="21"/>
         </w:rPr>
-        <w:t>自己点検を備えた47本を順に実行し、終了コードが0であることを確かめます。1件でも合わなければ終了コード1で終わり、不適合の内容が表示されます。</w:t>
+        <w:t>自己点検を備えた49本を順に実行し、終了コードが0であることを確かめます。1件でも合わなければ終了コード1で終わり、不適合の内容が表示されます。</w:t>
       </w:r>
     </w:p>
     <w:p>
@@ -6090,7 +6173,7 @@
           <w:rFonts w:ascii="游ゴシック" w:hAnsi="游ゴシック" w:eastAsia="游ゴシック"/>
           <w:sz w:val="18"/>
         </w:rPr>
-        <w:t>※ 再実行できない3本（第2節3）は除いています。自己点検を持たないスクリプトも実行されますが、書き出しに失敗すればやはり0以外で終わります。自己点検を備えた47本は第3節1の表のとおりです。</w:t>
+        <w:t>※ 再実行できない3本（第2節3）は除いています。自己点検を持たないスクリプトも実行されますが、書き出しに失敗すればやはり0以外で終わります。自己点検を備えた49本は第3節1の表のとおりです。</w:t>
       </w:r>
     </w:p>
     <w:p>

--- a/output/第10期計画_チェック依頼_確認箇所と手順.docx
+++ b/output/第10期計画_チェック依頼_確認箇所と手順.docx
@@ -79,7 +79,7 @@
           <w:b w:val="0"/>
           <w:sz w:val="21"/>
         </w:rPr>
-        <w:t>点検の対象は成果品141件（条件付き58件・送付52件・内部保管26件・対象外5件）と計画素案（1062段落156表36図）です。ビルドスクリプトは138本あり、うち49本が自らの計算を検算する自己点検を備えています（計989件）。</w:t>
+        <w:t>点検の対象は成果品141件（条件付き58件・送付52件・内部保管26件・対象外5件）と計画素案（1062段落156表36図）です。ビルドスクリプトは138本あり、うち49本が自らの計算を検算する自己点検を備えています（計999件）。</w:t>
       </w:r>
     </w:p>
     <w:p>
@@ -872,7 +872,7 @@
           <w:b/>
           <w:sz w:val="20"/>
         </w:rPr>
-        <w:t>表2　自己点検を備えたスクリプト（49本・計989件）</w:t>
+        <w:t>表2　自己点検を備えたスクリプト（49本・計999件）</w:t>
       </w:r>
     </w:p>
     <w:tbl>
@@ -1601,7 +1601,7 @@
                 <w:b w:val="0"/>
                 <w:sz w:val="16"/>
               </w:rPr>
-              <w:t>build_receipt_yoko.py</w:t>
+              <w:t>build_shiryo_chokyu.py</w:t>
             </w:r>
           </w:p>
         </w:tc>
@@ -1622,7 +1622,7 @@
                 <w:b w:val="0"/>
                 <w:sz w:val="16"/>
               </w:rPr>
-              <w:t>30件</w:t>
+              <w:t>32件</w:t>
             </w:r>
           </w:p>
         </w:tc>
@@ -1687,7 +1687,7 @@
                 <w:b w:val="0"/>
                 <w:sz w:val="16"/>
               </w:rPr>
-              <w:t>build_mieru_input_all.py</w:t>
+              <w:t>build_receipt_yoko.py</w:t>
             </w:r>
           </w:p>
         </w:tc>
@@ -1707,7 +1707,7 @@
                 <w:b w:val="0"/>
                 <w:sz w:val="16"/>
               </w:rPr>
-              <w:t>26件</w:t>
+              <w:t>30件</w:t>
             </w:r>
           </w:p>
         </w:tc>
@@ -1771,7 +1771,7 @@
                 <w:b w:val="0"/>
                 <w:sz w:val="16"/>
               </w:rPr>
-              <w:t>build_shokai_kaito.py</w:t>
+              <w:t>build_mieru_input_all.py</w:t>
             </w:r>
           </w:p>
         </w:tc>
@@ -1857,7 +1857,7 @@
                 <w:b w:val="0"/>
                 <w:sz w:val="16"/>
               </w:rPr>
-              <w:t>build_jizen_uchiawase.py</w:t>
+              <w:t>build_shokai_kaito.py</w:t>
             </w:r>
           </w:p>
         </w:tc>
@@ -1877,7 +1877,7 @@
                 <w:b w:val="0"/>
                 <w:sz w:val="16"/>
               </w:rPr>
-              <w:t>25件</w:t>
+              <w:t>26件</w:t>
             </w:r>
           </w:p>
         </w:tc>
@@ -1941,7 +1941,7 @@
                 <w:b w:val="0"/>
                 <w:sz w:val="16"/>
               </w:rPr>
-              <w:t>build_mieru_mikomi_input.py</w:t>
+              <w:t>build_jizen_uchiawase.py</w:t>
             </w:r>
           </w:p>
         </w:tc>
@@ -2027,7 +2027,7 @@
                 <w:b w:val="0"/>
                 <w:sz w:val="16"/>
               </w:rPr>
-              <w:t>build_receipt_sansho.py</w:t>
+              <w:t>build_mieru_mikomi_input.py</w:t>
             </w:r>
           </w:p>
         </w:tc>
@@ -2047,7 +2047,7 @@
                 <w:b w:val="0"/>
                 <w:sz w:val="16"/>
               </w:rPr>
-              <w:t>24件</w:t>
+              <w:t>25件</w:t>
             </w:r>
           </w:p>
         </w:tc>
@@ -2111,7 +2111,7 @@
                 <w:b w:val="0"/>
                 <w:sz w:val="16"/>
               </w:rPr>
-              <w:t>build_gaisan2.py</w:t>
+              <w:t>build_receipt_sansho.py</w:t>
             </w:r>
           </w:p>
         </w:tc>
@@ -2132,7 +2132,7 @@
                 <w:b w:val="0"/>
                 <w:sz w:val="16"/>
               </w:rPr>
-              <w:t>23件</w:t>
+              <w:t>24件</w:t>
             </w:r>
           </w:p>
         </w:tc>
@@ -2197,7 +2197,7 @@
                 <w:b w:val="0"/>
                 <w:sz w:val="16"/>
               </w:rPr>
-              <w:t>build_mikomiryo_santei.py</w:t>
+              <w:t>build_gaisan2.py</w:t>
             </w:r>
           </w:p>
         </w:tc>
@@ -2217,7 +2217,7 @@
                 <w:b w:val="0"/>
                 <w:sz w:val="16"/>
               </w:rPr>
-              <w:t>22件</w:t>
+              <w:t>23件</w:t>
             </w:r>
           </w:p>
         </w:tc>
@@ -2281,7 +2281,7 @@
                 <w:b w:val="0"/>
                 <w:sz w:val="16"/>
               </w:rPr>
-              <w:t>build_shiryo_chokyu.py</w:t>
+              <w:t>build_mikomiryo_santei.py</w:t>
             </w:r>
           </w:p>
         </w:tc>

--- a/output/第10期計画_チェック依頼_確認箇所と手順.docx
+++ b/output/第10期計画_チェック依頼_確認箇所と手順.docx
@@ -79,7 +79,7 @@
           <w:b w:val="0"/>
           <w:sz w:val="21"/>
         </w:rPr>
-        <w:t>点検の対象は成果品141件（条件付き58件・送付52件・内部保管26件・対象外5件）と計画素案（1062段落156表36図）です。ビルドスクリプトは138本あり、うち49本が自らの計算を検算する自己点検を備えています（計999件）。</w:t>
+        <w:t>点検の対象は成果品142件（条件付き59件・送付52件・内部保管26件・対象外5件）と計画素案（1062段落156表36図）です。ビルドスクリプトは139本あり、うち50本が自らの計算を検算する自己点検を備えています（計1031件）。</w:t>
       </w:r>
     </w:p>
     <w:p>
@@ -872,7 +872,7 @@
           <w:b/>
           <w:sz w:val="20"/>
         </w:rPr>
-        <w:t>表2　自己点検を備えたスクリプト（49本・計999件）</w:t>
+        <w:t>表2　自己点検を備えたスクリプト（50本・計1031件）</w:t>
       </w:r>
     </w:p>
     <w:tbl>
@@ -1046,7 +1046,7 @@
                 <w:b w:val="0"/>
                 <w:sz w:val="16"/>
               </w:rPr>
-              <w:t>build_nikkan.py</w:t>
+              <w:t>build_mieru_manual_review.py</w:t>
             </w:r>
           </w:p>
         </w:tc>
@@ -1132,7 +1132,7 @@
                 <w:b w:val="0"/>
                 <w:sz w:val="16"/>
               </w:rPr>
-              <w:t>build_receipt_kyufuhi_bunkakai.py</w:t>
+              <w:t>build_nikkan.py</w:t>
             </w:r>
           </w:p>
         </w:tc>
@@ -1216,7 +1216,7 @@
                 <w:b w:val="0"/>
                 <w:sz w:val="16"/>
               </w:rPr>
-              <w:t>build_zuhyo_daicho.py</w:t>
+              <w:t>build_receipt_kyufuhi_bunkakai.py</w:t>
             </w:r>
           </w:p>
         </w:tc>
@@ -1302,7 +1302,7 @@
                 <w:b w:val="0"/>
                 <w:sz w:val="16"/>
               </w:rPr>
-              <w:t>build_mieru_r8_input.py</w:t>
+              <w:t>build_zuhyo_daicho.py</w:t>
             </w:r>
           </w:p>
         </w:tc>
@@ -1323,7 +1323,7 @@
                 <w:b w:val="0"/>
                 <w:sz w:val="16"/>
               </w:rPr>
-              <w:t>15件</w:t>
+              <w:t>16件</w:t>
             </w:r>
           </w:p>
         </w:tc>
@@ -1386,7 +1386,7 @@
                 <w:b w:val="0"/>
                 <w:sz w:val="16"/>
               </w:rPr>
-              <w:t>build_member_work_review.py</w:t>
+              <w:t>build_mieru_r8_input.py</w:t>
             </w:r>
           </w:p>
         </w:tc>
@@ -1406,7 +1406,7 @@
                 <w:b w:val="0"/>
                 <w:sz w:val="16"/>
               </w:rPr>
-              <w:t>14件</w:t>
+              <w:t>15件</w:t>
             </w:r>
           </w:p>
         </w:tc>
@@ -1472,7 +1472,177 @@
                 <w:b w:val="0"/>
                 <w:sz w:val="16"/>
               </w:rPr>
+              <w:t>build_member_work_review.py</w:t>
+            </w:r>
+          </w:p>
+        </w:tc>
+        <w:tc>
+          <w:tcPr>
+            <w:tcW w:type="dxa" w:w="907"/>
+            <w:shd w:val="clear" w:color="auto" w:fill="F2F5FA"/>
+            <w:vAlign w:val="center"/>
+          </w:tcPr>
+          <w:p>
+            <w:pPr>
+              <w:spacing w:after="0"/>
+              <w:jc w:val="center"/>
+            </w:pPr>
+            <w:r>
+              <w:rPr>
+                <w:rFonts w:ascii="游ゴシック" w:hAnsi="游ゴシック" w:eastAsia="游ゴシック"/>
+                <w:b w:val="0"/>
+                <w:sz w:val="16"/>
+              </w:rPr>
+              <w:t>14件</w:t>
+            </w:r>
+          </w:p>
+        </w:tc>
+      </w:tr>
+      <w:tr>
+        <w:trPr>
+          <w:cantSplit/>
+        </w:trPr>
+        <w:tc>
+          <w:tcPr>
+            <w:tcW w:type="dxa" w:w="3572"/>
+            <w:vAlign w:val="center"/>
+          </w:tcPr>
+          <w:p>
+            <w:pPr>
+              <w:spacing w:after="0"/>
+            </w:pPr>
+            <w:r>
+              <w:rPr>
+                <w:rFonts w:ascii="游ゴシック" w:hAnsi="游ゴシック" w:eastAsia="游ゴシック"/>
+                <w:b w:val="0"/>
+                <w:sz w:val="16"/>
+              </w:rPr>
+              <w:t>build_gaiyo_doc.py</w:t>
+            </w:r>
+          </w:p>
+        </w:tc>
+        <w:tc>
+          <w:tcPr>
+            <w:tcW w:type="dxa" w:w="907"/>
+            <w:vAlign w:val="center"/>
+          </w:tcPr>
+          <w:p>
+            <w:pPr>
+              <w:spacing w:after="0"/>
+              <w:jc w:val="center"/>
+            </w:pPr>
+            <w:r>
+              <w:rPr>
+                <w:rFonts w:ascii="游ゴシック" w:hAnsi="游ゴシック" w:eastAsia="游ゴシック"/>
+                <w:b w:val="0"/>
+                <w:sz w:val="16"/>
+              </w:rPr>
+              <w:t>32件</w:t>
+            </w:r>
+          </w:p>
+        </w:tc>
+        <w:tc>
+          <w:tcPr>
+            <w:tcW w:type="dxa" w:w="3572"/>
+            <w:vAlign w:val="center"/>
+          </w:tcPr>
+          <w:p>
+            <w:pPr>
+              <w:spacing w:after="0"/>
+            </w:pPr>
+            <w:r>
+              <w:rPr>
+                <w:rFonts w:ascii="游ゴシック" w:hAnsi="游ゴシック" w:eastAsia="游ゴシック"/>
+                <w:b w:val="0"/>
+                <w:sz w:val="16"/>
+              </w:rPr>
               <w:t>build_chiiki_care_kaigi.py</w:t>
+            </w:r>
+          </w:p>
+        </w:tc>
+        <w:tc>
+          <w:tcPr>
+            <w:tcW w:type="dxa" w:w="907"/>
+            <w:vAlign w:val="center"/>
+          </w:tcPr>
+          <w:p>
+            <w:pPr>
+              <w:spacing w:after="0"/>
+              <w:jc w:val="center"/>
+            </w:pPr>
+            <w:r>
+              <w:rPr>
+                <w:rFonts w:ascii="游ゴシック" w:hAnsi="游ゴシック" w:eastAsia="游ゴシック"/>
+                <w:b w:val="0"/>
+                <w:sz w:val="16"/>
+              </w:rPr>
+              <w:t>13件</w:t>
+            </w:r>
+          </w:p>
+        </w:tc>
+      </w:tr>
+      <w:tr>
+        <w:trPr>
+          <w:cantSplit/>
+        </w:trPr>
+        <w:tc>
+          <w:tcPr>
+            <w:tcW w:type="dxa" w:w="3572"/>
+            <w:shd w:val="clear" w:color="auto" w:fill="F2F5FA"/>
+            <w:vAlign w:val="center"/>
+          </w:tcPr>
+          <w:p>
+            <w:pPr>
+              <w:spacing w:after="0"/>
+            </w:pPr>
+            <w:r>
+              <w:rPr>
+                <w:rFonts w:ascii="游ゴシック" w:hAnsi="游ゴシック" w:eastAsia="游ゴシック"/>
+                <w:b w:val="0"/>
+                <w:sz w:val="16"/>
+              </w:rPr>
+              <w:t>build_receipt_bunkakai_gentyo.py</w:t>
+            </w:r>
+          </w:p>
+        </w:tc>
+        <w:tc>
+          <w:tcPr>
+            <w:tcW w:type="dxa" w:w="907"/>
+            <w:shd w:val="clear" w:color="auto" w:fill="F2F5FA"/>
+            <w:vAlign w:val="center"/>
+          </w:tcPr>
+          <w:p>
+            <w:pPr>
+              <w:spacing w:after="0"/>
+              <w:jc w:val="center"/>
+            </w:pPr>
+            <w:r>
+              <w:rPr>
+                <w:rFonts w:ascii="游ゴシック" w:hAnsi="游ゴシック" w:eastAsia="游ゴシック"/>
+                <w:b w:val="0"/>
+                <w:sz w:val="16"/>
+              </w:rPr>
+              <w:t>32件</w:t>
+            </w:r>
+          </w:p>
+        </w:tc>
+        <w:tc>
+          <w:tcPr>
+            <w:tcW w:type="dxa" w:w="3572"/>
+            <w:shd w:val="clear" w:color="auto" w:fill="F2F5FA"/>
+            <w:vAlign w:val="center"/>
+          </w:tcPr>
+          <w:p>
+            <w:pPr>
+              <w:spacing w:after="0"/>
+            </w:pPr>
+            <w:r>
+              <w:rPr>
+                <w:rFonts w:ascii="游ゴシック" w:hAnsi="游ゴシック" w:eastAsia="游ゴシック"/>
+                <w:b w:val="0"/>
+                <w:sz w:val="16"/>
+              </w:rPr>
+              <w:t>build_mikomiryo_togo.py</w:t>
             </w:r>
           </w:p>
         </w:tc>
@@ -1517,7 +1687,7 @@
                 <w:b w:val="0"/>
                 <w:sz w:val="16"/>
               </w:rPr>
-              <w:t>build_receipt_bunkakai_gentyo.py</w:t>
+              <w:t>build_shiryo_chokyu.py</w:t>
             </w:r>
           </w:p>
         </w:tc>
@@ -1556,7 +1726,7 @@
                 <w:b w:val="0"/>
                 <w:sz w:val="16"/>
               </w:rPr>
-              <w:t>build_mikomiryo_togo.py</w:t>
+              <w:t>build_ninchisho_ronten.py</w:t>
             </w:r>
           </w:p>
         </w:tc>
@@ -1601,7 +1771,7 @@
                 <w:b w:val="0"/>
                 <w:sz w:val="16"/>
               </w:rPr>
-              <w:t>build_shiryo_chokyu.py</w:t>
+              <w:t>build_receipt_yoko.py</w:t>
             </w:r>
           </w:p>
         </w:tc>
@@ -1622,7 +1792,7 @@
                 <w:b w:val="0"/>
                 <w:sz w:val="16"/>
               </w:rPr>
-              <w:t>32件</w:t>
+              <w:t>30件</w:t>
             </w:r>
           </w:p>
         </w:tc>
@@ -1642,7 +1812,7 @@
                 <w:b w:val="0"/>
                 <w:sz w:val="16"/>
               </w:rPr>
-              <w:t>build_ninchisho_ronten.py</w:t>
+              <w:t>build_soan_kadai.py</w:t>
             </w:r>
           </w:p>
         </w:tc>
@@ -1687,7 +1857,7 @@
                 <w:b w:val="0"/>
                 <w:sz w:val="16"/>
               </w:rPr>
-              <w:t>build_receipt_yoko.py</w:t>
+              <w:t>build_mieru_input_all.py</w:t>
             </w:r>
           </w:p>
         </w:tc>
@@ -1707,7 +1877,7 @@
                 <w:b w:val="0"/>
                 <w:sz w:val="16"/>
               </w:rPr>
-              <w:t>30件</w:t>
+              <w:t>26件</w:t>
             </w:r>
           </w:p>
         </w:tc>
@@ -1726,7 +1896,7 @@
                 <w:b w:val="0"/>
                 <w:sz w:val="16"/>
               </w:rPr>
-              <w:t>build_soan_kadai.py</w:t>
+              <w:t>build_kanri_tanaoroshi.py</w:t>
             </w:r>
           </w:p>
         </w:tc>
@@ -1746,7 +1916,7 @@
                 <w:b w:val="0"/>
                 <w:sz w:val="16"/>
               </w:rPr>
-              <w:t>13件</w:t>
+              <w:t>12件</w:t>
             </w:r>
           </w:p>
         </w:tc>
@@ -1771,7 +1941,7 @@
                 <w:b w:val="0"/>
                 <w:sz w:val="16"/>
               </w:rPr>
-              <w:t>build_mieru_input_all.py</w:t>
+              <w:t>build_shokai_kaito.py</w:t>
             </w:r>
           </w:p>
         </w:tc>
@@ -1812,7 +1982,7 @@
                 <w:b w:val="0"/>
                 <w:sz w:val="16"/>
               </w:rPr>
-              <w:t>build_kanri_tanaoroshi.py</w:t>
+              <w:t>build_kisetsu_hosei.py</w:t>
             </w:r>
           </w:p>
         </w:tc>
@@ -1857,7 +2027,7 @@
                 <w:b w:val="0"/>
                 <w:sz w:val="16"/>
               </w:rPr>
-              <w:t>build_shokai_kaito.py</w:t>
+              <w:t>build_jizen_uchiawase.py</w:t>
             </w:r>
           </w:p>
         </w:tc>
@@ -1877,7 +2047,7 @@
                 <w:b w:val="0"/>
                 <w:sz w:val="16"/>
               </w:rPr>
-              <w:t>26件</w:t>
+              <w:t>25件</w:t>
             </w:r>
           </w:p>
         </w:tc>
@@ -1896,7 +2066,7 @@
                 <w:b w:val="0"/>
                 <w:sz w:val="16"/>
               </w:rPr>
-              <w:t>build_kisetsu_hosei.py</w:t>
+              <w:t>build_shotoku_dankai.py</w:t>
             </w:r>
           </w:p>
         </w:tc>
@@ -1941,7 +2111,7 @@
                 <w:b w:val="0"/>
                 <w:sz w:val="16"/>
               </w:rPr>
-              <w:t>build_jizen_uchiawase.py</w:t>
+              <w:t>build_mieru_mikomi_input.py</w:t>
             </w:r>
           </w:p>
         </w:tc>
@@ -1982,7 +2152,7 @@
                 <w:b w:val="0"/>
                 <w:sz w:val="16"/>
               </w:rPr>
-              <w:t>build_shotoku_dankai.py</w:t>
+              <w:t>build_survey_check.py</w:t>
             </w:r>
           </w:p>
         </w:tc>
@@ -2027,7 +2197,7 @@
                 <w:b w:val="0"/>
                 <w:sz w:val="16"/>
               </w:rPr>
-              <w:t>build_mieru_mikomi_input.py</w:t>
+              <w:t>build_receipt_sansho.py</w:t>
             </w:r>
           </w:p>
         </w:tc>
@@ -2047,7 +2217,7 @@
                 <w:b w:val="0"/>
                 <w:sz w:val="16"/>
               </w:rPr>
-              <w:t>25件</w:t>
+              <w:t>24件</w:t>
             </w:r>
           </w:p>
         </w:tc>
@@ -2066,7 +2236,7 @@
                 <w:b w:val="0"/>
                 <w:sz w:val="16"/>
               </w:rPr>
-              <w:t>build_survey_check.py</w:t>
+              <w:t>build_survey_report.py</w:t>
             </w:r>
           </w:p>
         </w:tc>
@@ -2111,7 +2281,7 @@
                 <w:b w:val="0"/>
                 <w:sz w:val="16"/>
               </w:rPr>
-              <w:t>build_receipt_sansho.py</w:t>
+              <w:t>build_gaisan2.py</w:t>
             </w:r>
           </w:p>
         </w:tc>
@@ -2132,7 +2302,7 @@
                 <w:b w:val="0"/>
                 <w:sz w:val="16"/>
               </w:rPr>
-              <w:t>24件</w:t>
+              <w:t>23件</w:t>
             </w:r>
           </w:p>
         </w:tc>
@@ -2152,7 +2322,7 @@
                 <w:b w:val="0"/>
                 <w:sz w:val="16"/>
               </w:rPr>
-              <w:t>build_survey_report.py</w:t>
+              <w:t>build_app_review.py</w:t>
             </w:r>
           </w:p>
         </w:tc>
@@ -2173,7 +2343,7 @@
                 <w:b w:val="0"/>
                 <w:sz w:val="16"/>
               </w:rPr>
-              <w:t>12件</w:t>
+              <w:t>11件</w:t>
             </w:r>
           </w:p>
         </w:tc>
@@ -2197,7 +2367,7 @@
                 <w:b w:val="0"/>
                 <w:sz w:val="16"/>
               </w:rPr>
-              <w:t>build_gaisan2.py</w:t>
+              <w:t>build_mikomiryo_santei.py</w:t>
             </w:r>
           </w:p>
         </w:tc>
@@ -2217,7 +2387,7 @@
                 <w:b w:val="0"/>
                 <w:sz w:val="16"/>
               </w:rPr>
-              <w:t>23件</w:t>
+              <w:t>22件</w:t>
             </w:r>
           </w:p>
         </w:tc>
@@ -2236,7 +2406,7 @@
                 <w:b w:val="0"/>
                 <w:sz w:val="16"/>
               </w:rPr>
-              <w:t>build_app_review.py</w:t>
+              <w:t>build_kagai_youin.py</w:t>
             </w:r>
           </w:p>
         </w:tc>
@@ -2281,7 +2451,7 @@
                 <w:b w:val="0"/>
                 <w:sz w:val="16"/>
               </w:rPr>
-              <w:t>build_mikomiryo_santei.py</w:t>
+              <w:t>build_cohort_review.py</w:t>
             </w:r>
           </w:p>
         </w:tc>
@@ -2302,7 +2472,7 @@
                 <w:b w:val="0"/>
                 <w:sz w:val="16"/>
               </w:rPr>
-              <w:t>22件</w:t>
+              <w:t>21件</w:t>
             </w:r>
           </w:p>
         </w:tc>
@@ -2322,7 +2492,7 @@
                 <w:b w:val="0"/>
                 <w:sz w:val="16"/>
               </w:rPr>
-              <w:t>build_kagai_youin.py</w:t>
+              <w:t>build_mikomiryo.py</w:t>
             </w:r>
           </w:p>
         </w:tc>
@@ -2367,7 +2537,7 @@
                 <w:b w:val="0"/>
                 <w:sz w:val="16"/>
               </w:rPr>
-              <w:t>build_cohort_review.py</w:t>
+              <w:t>build_receipt_mieru_suikei.py</w:t>
             </w:r>
           </w:p>
         </w:tc>
@@ -2387,7 +2557,7 @@
                 <w:b w:val="0"/>
                 <w:sz w:val="16"/>
               </w:rPr>
-              <w:t>21件</w:t>
+              <w:t>20件</w:t>
             </w:r>
           </w:p>
         </w:tc>
@@ -2406,7 +2576,7 @@
                 <w:b w:val="0"/>
                 <w:sz w:val="16"/>
               </w:rPr>
-              <w:t>build_mikomiryo.py</w:t>
+              <w:t>build_survey_jisseki_cross.py</w:t>
             </w:r>
           </w:p>
         </w:tc>
@@ -2451,7 +2621,7 @@
                 <w:b w:val="0"/>
                 <w:sz w:val="16"/>
               </w:rPr>
-              <w:t>build_receipt_mieru_suikei.py</w:t>
+              <w:t>build_plan_public.py</w:t>
             </w:r>
           </w:p>
         </w:tc>
@@ -2472,7 +2642,7 @@
                 <w:b w:val="0"/>
                 <w:sz w:val="16"/>
               </w:rPr>
-              <w:t>20件</w:t>
+              <w:t>19件</w:t>
             </w:r>
           </w:p>
         </w:tc>
@@ -2492,7 +2662,7 @@
                 <w:b w:val="0"/>
                 <w:sz w:val="16"/>
               </w:rPr>
-              <w:t>build_survey_jisseki_cross.py</w:t>
+              <w:t>build_survey_report_doc.py</w:t>
             </w:r>
           </w:p>
         </w:tc>
@@ -2513,7 +2683,7 @@
                 <w:b w:val="0"/>
                 <w:sz w:val="16"/>
               </w:rPr>
-              <w:t>11件</w:t>
+              <w:t>10件</w:t>
             </w:r>
           </w:p>
         </w:tc>
@@ -2537,7 +2707,7 @@
                 <w:b w:val="0"/>
                 <w:sz w:val="16"/>
               </w:rPr>
-              <w:t>build_plan_public.py</w:t>
+              <w:t>build_chiiki_kadai_10.py</w:t>
             </w:r>
           </w:p>
         </w:tc>
@@ -2557,7 +2727,7 @@
                 <w:b w:val="0"/>
                 <w:sz w:val="16"/>
               </w:rPr>
-              <w:t>19件</w:t>
+              <w:t>18件</w:t>
             </w:r>
           </w:p>
         </w:tc>
@@ -2576,7 +2746,7 @@
                 <w:b w:val="0"/>
                 <w:sz w:val="16"/>
               </w:rPr>
-              <w:t>build_survey_report_doc.py</w:t>
+              <w:t>build_taikeikakuhi.py</w:t>
             </w:r>
           </w:p>
         </w:tc>
@@ -2621,177 +2791,7 @@
                 <w:b w:val="0"/>
                 <w:sz w:val="16"/>
               </w:rPr>
-              <w:t>build_chiiki_kadai_10.py</w:t>
-            </w:r>
-          </w:p>
-        </w:tc>
-        <w:tc>
-          <w:tcPr>
-            <w:tcW w:type="dxa" w:w="907"/>
-            <w:shd w:val="clear" w:color="auto" w:fill="F2F5FA"/>
-            <w:vAlign w:val="center"/>
-          </w:tcPr>
-          <w:p>
-            <w:pPr>
-              <w:spacing w:after="0"/>
-              <w:jc w:val="center"/>
-            </w:pPr>
-            <w:r>
-              <w:rPr>
-                <w:rFonts w:ascii="游ゴシック" w:hAnsi="游ゴシック" w:eastAsia="游ゴシック"/>
-                <w:b w:val="0"/>
-                <w:sz w:val="16"/>
-              </w:rPr>
-              <w:t>18件</w:t>
-            </w:r>
-          </w:p>
-        </w:tc>
-        <w:tc>
-          <w:tcPr>
-            <w:tcW w:type="dxa" w:w="3572"/>
-            <w:shd w:val="clear" w:color="auto" w:fill="F2F5FA"/>
-            <w:vAlign w:val="center"/>
-          </w:tcPr>
-          <w:p>
-            <w:pPr>
-              <w:spacing w:after="0"/>
-            </w:pPr>
-            <w:r>
-              <w:rPr>
-                <w:rFonts w:ascii="游ゴシック" w:hAnsi="游ゴシック" w:eastAsia="游ゴシック"/>
-                <w:b w:val="0"/>
-                <w:sz w:val="16"/>
-              </w:rPr>
-              <w:t>build_taikeikakuhi.py</w:t>
-            </w:r>
-          </w:p>
-        </w:tc>
-        <w:tc>
-          <w:tcPr>
-            <w:tcW w:type="dxa" w:w="907"/>
-            <w:shd w:val="clear" w:color="auto" w:fill="F2F5FA"/>
-            <w:vAlign w:val="center"/>
-          </w:tcPr>
-          <w:p>
-            <w:pPr>
-              <w:spacing w:after="0"/>
-              <w:jc w:val="center"/>
-            </w:pPr>
-            <w:r>
-              <w:rPr>
-                <w:rFonts w:ascii="游ゴシック" w:hAnsi="游ゴシック" w:eastAsia="游ゴシック"/>
-                <w:b w:val="0"/>
-                <w:sz w:val="16"/>
-              </w:rPr>
-              <w:t>10件</w:t>
-            </w:r>
-          </w:p>
-        </w:tc>
-      </w:tr>
-      <w:tr>
-        <w:trPr>
-          <w:cantSplit/>
-        </w:trPr>
-        <w:tc>
-          <w:tcPr>
-            <w:tcW w:type="dxa" w:w="3572"/>
-            <w:vAlign w:val="center"/>
-          </w:tcPr>
-          <w:p>
-            <w:pPr>
-              <w:spacing w:after="0"/>
-            </w:pPr>
-            <w:r>
-              <w:rPr>
-                <w:rFonts w:ascii="游ゴシック" w:hAnsi="游ゴシック" w:eastAsia="游ゴシック"/>
-                <w:b w:val="0"/>
-                <w:sz w:val="16"/>
-              </w:rPr>
               <w:t>build_receipt_kyufu_sogo.py</w:t>
-            </w:r>
-          </w:p>
-        </w:tc>
-        <w:tc>
-          <w:tcPr>
-            <w:tcW w:type="dxa" w:w="907"/>
-            <w:vAlign w:val="center"/>
-          </w:tcPr>
-          <w:p>
-            <w:pPr>
-              <w:spacing w:after="0"/>
-              <w:jc w:val="center"/>
-            </w:pPr>
-            <w:r>
-              <w:rPr>
-                <w:rFonts w:ascii="游ゴシック" w:hAnsi="游ゴシック" w:eastAsia="游ゴシック"/>
-                <w:b w:val="0"/>
-                <w:sz w:val="16"/>
-              </w:rPr>
-              <w:t>17件</w:t>
-            </w:r>
-          </w:p>
-        </w:tc>
-        <w:tc>
-          <w:tcPr>
-            <w:tcW w:type="dxa" w:w="3572"/>
-            <w:vAlign w:val="center"/>
-          </w:tcPr>
-          <w:p>
-            <w:pPr>
-              <w:spacing w:after="0"/>
-            </w:pPr>
-            <w:r>
-              <w:rPr>
-                <w:rFonts w:ascii="游ゴシック" w:hAnsi="游ゴシック" w:eastAsia="游ゴシック"/>
-                <w:b w:val="0"/>
-                <w:sz w:val="16"/>
-              </w:rPr>
-              <w:t>build_check_irai.py</w:t>
-            </w:r>
-          </w:p>
-        </w:tc>
-        <w:tc>
-          <w:tcPr>
-            <w:tcW w:type="dxa" w:w="907"/>
-            <w:vAlign w:val="center"/>
-          </w:tcPr>
-          <w:p>
-            <w:pPr>
-              <w:spacing w:after="0"/>
-              <w:jc w:val="center"/>
-            </w:pPr>
-            <w:r>
-              <w:rPr>
-                <w:rFonts w:ascii="游ゴシック" w:hAnsi="游ゴシック" w:eastAsia="游ゴシック"/>
-                <w:b w:val="0"/>
-                <w:sz w:val="16"/>
-              </w:rPr>
-              <w:t>9件</w:t>
-            </w:r>
-          </w:p>
-        </w:tc>
-      </w:tr>
-      <w:tr>
-        <w:trPr>
-          <w:cantSplit/>
-        </w:trPr>
-        <w:tc>
-          <w:tcPr>
-            <w:tcW w:type="dxa" w:w="3572"/>
-            <w:shd w:val="clear" w:color="auto" w:fill="F2F5FA"/>
-            <w:vAlign w:val="center"/>
-          </w:tcPr>
-          <w:p>
-            <w:pPr>
-              <w:spacing w:after="0"/>
-            </w:pPr>
-            <w:r>
-              <w:rPr>
-                <w:rFonts w:ascii="游ゴシック" w:hAnsi="游ゴシック" w:eastAsia="游ゴシック"/>
-                <w:b w:val="0"/>
-                <w:sz w:val="16"/>
-              </w:rPr>
-              <w:t>build_receipt_riyojokyo.py</w:t>
             </w:r>
           </w:p>
         </w:tc>
@@ -2832,7 +2832,177 @@
                 <w:b w:val="0"/>
                 <w:sz w:val="16"/>
               </w:rPr>
+              <w:t>build_check_irai.py</w:t>
+            </w:r>
+          </w:p>
+        </w:tc>
+        <w:tc>
+          <w:tcPr>
+            <w:tcW w:type="dxa" w:w="907"/>
+            <w:shd w:val="clear" w:color="auto" w:fill="F2F5FA"/>
+            <w:vAlign w:val="center"/>
+          </w:tcPr>
+          <w:p>
+            <w:pPr>
+              <w:spacing w:after="0"/>
+              <w:jc w:val="center"/>
+            </w:pPr>
+            <w:r>
+              <w:rPr>
+                <w:rFonts w:ascii="游ゴシック" w:hAnsi="游ゴシック" w:eastAsia="游ゴシック"/>
+                <w:b w:val="0"/>
+                <w:sz w:val="16"/>
+              </w:rPr>
+              <w:t>9件</w:t>
+            </w:r>
+          </w:p>
+        </w:tc>
+      </w:tr>
+      <w:tr>
+        <w:trPr>
+          <w:cantSplit/>
+        </w:trPr>
+        <w:tc>
+          <w:tcPr>
+            <w:tcW w:type="dxa" w:w="3572"/>
+            <w:vAlign w:val="center"/>
+          </w:tcPr>
+          <w:p>
+            <w:pPr>
+              <w:spacing w:after="0"/>
+            </w:pPr>
+            <w:r>
+              <w:rPr>
+                <w:rFonts w:ascii="游ゴシック" w:hAnsi="游ゴシック" w:eastAsia="游ゴシック"/>
+                <w:b w:val="0"/>
+                <w:sz w:val="16"/>
+              </w:rPr>
+              <w:t>build_receipt_riyojokyo.py</w:t>
+            </w:r>
+          </w:p>
+        </w:tc>
+        <w:tc>
+          <w:tcPr>
+            <w:tcW w:type="dxa" w:w="907"/>
+            <w:vAlign w:val="center"/>
+          </w:tcPr>
+          <w:p>
+            <w:pPr>
+              <w:spacing w:after="0"/>
+              <w:jc w:val="center"/>
+            </w:pPr>
+            <w:r>
+              <w:rPr>
+                <w:rFonts w:ascii="游ゴシック" w:hAnsi="游ゴシック" w:eastAsia="游ゴシック"/>
+                <w:b w:val="0"/>
+                <w:sz w:val="16"/>
+              </w:rPr>
+              <w:t>17件</w:t>
+            </w:r>
+          </w:p>
+        </w:tc>
+        <w:tc>
+          <w:tcPr>
+            <w:tcW w:type="dxa" w:w="3572"/>
+            <w:vAlign w:val="center"/>
+          </w:tcPr>
+          <w:p>
+            <w:pPr>
+              <w:spacing w:after="0"/>
+            </w:pPr>
+            <w:r>
+              <w:rPr>
+                <w:rFonts w:ascii="游ゴシック" w:hAnsi="游ゴシック" w:eastAsia="游ゴシック"/>
+                <w:b w:val="0"/>
+                <w:sz w:val="16"/>
+              </w:rPr>
               <w:t>build_mikomi_juryo_nashi.py</w:t>
+            </w:r>
+          </w:p>
+        </w:tc>
+        <w:tc>
+          <w:tcPr>
+            <w:tcW w:type="dxa" w:w="907"/>
+            <w:vAlign w:val="center"/>
+          </w:tcPr>
+          <w:p>
+            <w:pPr>
+              <w:spacing w:after="0"/>
+              <w:jc w:val="center"/>
+            </w:pPr>
+            <w:r>
+              <w:rPr>
+                <w:rFonts w:ascii="游ゴシック" w:hAnsi="游ゴシック" w:eastAsia="游ゴシック"/>
+                <w:b w:val="0"/>
+                <w:sz w:val="16"/>
+              </w:rPr>
+              <w:t>8件</w:t>
+            </w:r>
+          </w:p>
+        </w:tc>
+      </w:tr>
+      <w:tr>
+        <w:trPr>
+          <w:cantSplit/>
+        </w:trPr>
+        <w:tc>
+          <w:tcPr>
+            <w:tcW w:type="dxa" w:w="3572"/>
+            <w:shd w:val="clear" w:color="auto" w:fill="F2F5FA"/>
+            <w:vAlign w:val="center"/>
+          </w:tcPr>
+          <w:p>
+            <w:pPr>
+              <w:spacing w:after="0"/>
+            </w:pPr>
+            <w:r>
+              <w:rPr>
+                <w:rFonts w:ascii="游ゴシック" w:hAnsi="游ゴシック" w:eastAsia="游ゴシック"/>
+                <w:b w:val="0"/>
+                <w:sz w:val="16"/>
+              </w:rPr>
+              <w:t>build_chiiki_bunseki_comment.py</w:t>
+            </w:r>
+          </w:p>
+        </w:tc>
+        <w:tc>
+          <w:tcPr>
+            <w:tcW w:type="dxa" w:w="907"/>
+            <w:shd w:val="clear" w:color="auto" w:fill="F2F5FA"/>
+            <w:vAlign w:val="center"/>
+          </w:tcPr>
+          <w:p>
+            <w:pPr>
+              <w:spacing w:after="0"/>
+              <w:jc w:val="center"/>
+            </w:pPr>
+            <w:r>
+              <w:rPr>
+                <w:rFonts w:ascii="游ゴシック" w:hAnsi="游ゴシック" w:eastAsia="游ゴシック"/>
+                <w:b w:val="0"/>
+                <w:sz w:val="16"/>
+              </w:rPr>
+              <w:t>16件</w:t>
+            </w:r>
+          </w:p>
+        </w:tc>
+        <w:tc>
+          <w:tcPr>
+            <w:tcW w:type="dxa" w:w="3572"/>
+            <w:shd w:val="clear" w:color="auto" w:fill="F2F5FA"/>
+            <w:vAlign w:val="center"/>
+          </w:tcPr>
+          <w:p>
+            <w:pPr>
+              <w:spacing w:after="0"/>
+            </w:pPr>
+            <w:r>
+              <w:rPr>
+                <w:rFonts w:ascii="游ゴシック" w:hAnsi="游ゴシック" w:eastAsia="游ゴシック"/>
+                <w:b w:val="0"/>
+                <w:sz w:val="16"/>
+              </w:rPr>
+              <w:t>build_shiryo_denwa.py</w:t>
             </w:r>
           </w:p>
         </w:tc>
@@ -2877,7 +3047,7 @@
                 <w:b w:val="0"/>
                 <w:sz w:val="16"/>
               </w:rPr>
-              <w:t>build_chiiki_bunseki_comment.py</w:t>
+              <w:t>build_kofukin_shihyo.py</w:t>
             </w:r>
           </w:p>
         </w:tc>
@@ -2916,7 +3086,7 @@
                 <w:b w:val="0"/>
                 <w:sz w:val="16"/>
               </w:rPr>
-              <w:t>build_shiryo_denwa.py</w:t>
+              <w:t>build_soan_kaki_review.py</w:t>
             </w:r>
           </w:p>
         </w:tc>
@@ -2936,173 +3106,7 @@
                 <w:b w:val="0"/>
                 <w:sz w:val="16"/>
               </w:rPr>
-              <w:t>8件</w:t>
-            </w:r>
-          </w:p>
-        </w:tc>
-      </w:tr>
-      <w:tr>
-        <w:trPr>
-          <w:cantSplit/>
-        </w:trPr>
-        <w:tc>
-          <w:tcPr>
-            <w:tcW w:type="dxa" w:w="3572"/>
-            <w:shd w:val="clear" w:color="auto" w:fill="F2F5FA"/>
-            <w:vAlign w:val="center"/>
-          </w:tcPr>
-          <w:p>
-            <w:pPr>
-              <w:spacing w:after="0"/>
-            </w:pPr>
-            <w:r>
-              <w:rPr>
-                <w:rFonts w:ascii="游ゴシック" w:hAnsi="游ゴシック" w:eastAsia="游ゴシック"/>
-                <w:b w:val="0"/>
-                <w:sz w:val="16"/>
-              </w:rPr>
-              <w:t>build_kofukin_shihyo.py</w:t>
-            </w:r>
-          </w:p>
-        </w:tc>
-        <w:tc>
-          <w:tcPr>
-            <w:tcW w:type="dxa" w:w="907"/>
-            <w:shd w:val="clear" w:color="auto" w:fill="F2F5FA"/>
-            <w:vAlign w:val="center"/>
-          </w:tcPr>
-          <w:p>
-            <w:pPr>
-              <w:spacing w:after="0"/>
-              <w:jc w:val="center"/>
-            </w:pPr>
-            <w:r>
-              <w:rPr>
-                <w:rFonts w:ascii="游ゴシック" w:hAnsi="游ゴシック" w:eastAsia="游ゴシック"/>
-                <w:b w:val="0"/>
-                <w:sz w:val="16"/>
-              </w:rPr>
-              <w:t>16件</w:t>
-            </w:r>
-          </w:p>
-        </w:tc>
-        <w:tc>
-          <w:tcPr>
-            <w:tcW w:type="dxa" w:w="3572"/>
-            <w:shd w:val="clear" w:color="auto" w:fill="F2F5FA"/>
-            <w:vAlign w:val="center"/>
-          </w:tcPr>
-          <w:p>
-            <w:pPr>
-              <w:spacing w:after="0"/>
-            </w:pPr>
-            <w:r>
-              <w:rPr>
-                <w:rFonts w:ascii="游ゴシック" w:hAnsi="游ゴシック" w:eastAsia="游ゴシック"/>
-                <w:b w:val="0"/>
-                <w:sz w:val="16"/>
-              </w:rPr>
-              <w:t>build_soan_kaki_review.py</w:t>
-            </w:r>
-          </w:p>
-        </w:tc>
-        <w:tc>
-          <w:tcPr>
-            <w:tcW w:type="dxa" w:w="907"/>
-            <w:shd w:val="clear" w:color="auto" w:fill="F2F5FA"/>
-            <w:vAlign w:val="center"/>
-          </w:tcPr>
-          <w:p>
-            <w:pPr>
-              <w:spacing w:after="0"/>
-              <w:jc w:val="center"/>
-            </w:pPr>
-            <w:r>
-              <w:rPr>
-                <w:rFonts w:ascii="游ゴシック" w:hAnsi="游ゴシック" w:eastAsia="游ゴシック"/>
-                <w:b w:val="0"/>
-                <w:sz w:val="16"/>
-              </w:rPr>
               <w:t>7件</w:t>
-            </w:r>
-          </w:p>
-        </w:tc>
-      </w:tr>
-      <w:tr>
-        <w:trPr>
-          <w:cantSplit/>
-        </w:trPr>
-        <w:tc>
-          <w:tcPr>
-            <w:tcW w:type="dxa" w:w="3572"/>
-            <w:vAlign w:val="center"/>
-          </w:tcPr>
-          <w:p>
-            <w:pPr>
-              <w:spacing w:after="0"/>
-            </w:pPr>
-            <w:r>
-              <w:rPr>
-                <w:rFonts w:ascii="游ゴシック" w:hAnsi="游ゴシック" w:eastAsia="游ゴシック"/>
-                <w:b w:val="0"/>
-                <w:sz w:val="16"/>
-              </w:rPr>
-              <w:t>build_mieru_manual_review.py</w:t>
-            </w:r>
-          </w:p>
-        </w:tc>
-        <w:tc>
-          <w:tcPr>
-            <w:tcW w:type="dxa" w:w="907"/>
-            <w:vAlign w:val="center"/>
-          </w:tcPr>
-          <w:p>
-            <w:pPr>
-              <w:spacing w:after="0"/>
-              <w:jc w:val="center"/>
-            </w:pPr>
-            <w:r>
-              <w:rPr>
-                <w:rFonts w:ascii="游ゴシック" w:hAnsi="游ゴシック" w:eastAsia="游ゴシック"/>
-                <w:b w:val="0"/>
-                <w:sz w:val="16"/>
-              </w:rPr>
-              <w:t>16件</w:t>
-            </w:r>
-          </w:p>
-        </w:tc>
-        <w:tc>
-          <w:tcPr>
-            <w:tcW w:type="dxa" w:w="3572"/>
-            <w:vAlign w:val="center"/>
-          </w:tcPr>
-          <w:p>
-            <w:pPr>
-              <w:spacing w:after="0"/>
-            </w:pPr>
-            <w:r>
-              <w:rPr>
-                <w:rFonts w:ascii="游ゴシック" w:hAnsi="游ゴシック" w:eastAsia="游ゴシック"/>
-                <w:sz w:val="16"/>
-              </w:rPr>
-            </w:r>
-          </w:p>
-        </w:tc>
-        <w:tc>
-          <w:tcPr>
-            <w:tcW w:type="dxa" w:w="907"/>
-            <w:vAlign w:val="center"/>
-          </w:tcPr>
-          <w:p>
-            <w:pPr>
-              <w:spacing w:after="0"/>
-              <w:jc w:val="center"/>
-            </w:pPr>
-            <w:r>
-              <w:rPr>
-                <w:rFonts w:ascii="游ゴシック" w:hAnsi="游ゴシック" w:eastAsia="游ゴシック"/>
-                <w:sz w:val="16"/>
-              </w:rPr>
             </w:r>
           </w:p>
         </w:tc>
@@ -6109,7 +6113,7 @@
           <w:b w:val="0"/>
           <w:sz w:val="21"/>
         </w:rPr>
-        <w:t>自己点検を備えた49本を順に実行し、終了コードが0であることを確かめます。1件でも合わなければ終了コード1で終わり、不適合の内容が表示されます。</w:t>
+        <w:t>自己点検を備えた50本を順に実行し、終了コードが0であることを確かめます。1件でも合わなければ終了コード1で終わり、不適合の内容が表示されます。</w:t>
       </w:r>
     </w:p>
     <w:p>
@@ -6173,7 +6177,7 @@
           <w:rFonts w:ascii="游ゴシック" w:hAnsi="游ゴシック" w:eastAsia="游ゴシック"/>
           <w:sz w:val="18"/>
         </w:rPr>
-        <w:t>※ 再実行できない3本（第2節3）は除いています。自己点検を持たないスクリプトも実行されますが、書き出しに失敗すればやはり0以外で終わります。自己点検を備えた49本は第3節1の表のとおりです。</w:t>
+        <w:t>※ 再実行できない3本（第2節3）は除いています。自己点検を持たないスクリプトも実行されますが、書き出しに失敗すればやはり0以外で終わります。自己点検を備えた50本は第3節1の表のとおりです。</w:t>
       </w:r>
     </w:p>
     <w:p>

--- a/output/第10期計画_チェック依頼_確認箇所と手順.docx
+++ b/output/第10期計画_チェック依頼_確認箇所と手順.docx
@@ -79,7 +79,7 @@
           <w:b w:val="0"/>
           <w:sz w:val="21"/>
         </w:rPr>
-        <w:t>点検の対象は成果品142件（条件付き59件・送付52件・内部保管26件・対象外5件）と計画素案（1062段落156表36図）です。ビルドスクリプトは139本あり、うち50本が自らの計算を検算する自己点検を備えています（計1031件）。</w:t>
+        <w:t>点検の対象は成果品143件（条件付き59件・送付53件・内部保管26件・対象外5件）と計画素案（1063段落156表36図）です。ビルドスクリプトは140本あり、うち51本が自らの計算を検算する自己点検を備えています（計1052件）。</w:t>
       </w:r>
     </w:p>
     <w:p>
@@ -872,7 +872,7 @@
           <w:b/>
           <w:sz w:val="20"/>
         </w:rPr>
-        <w:t>表2　自己点検を備えたスクリプト（50本・計1031件）</w:t>
+        <w:t>表2　自己点検を備えたスクリプト（51本・計1052件）</w:t>
       </w:r>
     </w:p>
     <w:tbl>
@@ -2537,7 +2537,7 @@
                 <w:b w:val="0"/>
                 <w:sz w:val="16"/>
               </w:rPr>
-              <w:t>build_receipt_mieru_suikei.py</w:t>
+              <w:t>build_receipt_mieru_shihyo.py</w:t>
             </w:r>
           </w:p>
         </w:tc>
@@ -2557,7 +2557,7 @@
                 <w:b w:val="0"/>
                 <w:sz w:val="16"/>
               </w:rPr>
-              <w:t>20件</w:t>
+              <w:t>21件</w:t>
             </w:r>
           </w:p>
         </w:tc>
@@ -2621,7 +2621,7 @@
                 <w:b w:val="0"/>
                 <w:sz w:val="16"/>
               </w:rPr>
-              <w:t>build_plan_public.py</w:t>
+              <w:t>build_receipt_mieru_suikei.py</w:t>
             </w:r>
           </w:p>
         </w:tc>
@@ -2642,7 +2642,7 @@
                 <w:b w:val="0"/>
                 <w:sz w:val="16"/>
               </w:rPr>
-              <w:t>19件</w:t>
+              <w:t>20件</w:t>
             </w:r>
           </w:p>
         </w:tc>
@@ -2707,7 +2707,7 @@
                 <w:b w:val="0"/>
                 <w:sz w:val="16"/>
               </w:rPr>
-              <w:t>build_chiiki_kadai_10.py</w:t>
+              <w:t>build_plan_public.py</w:t>
             </w:r>
           </w:p>
         </w:tc>
@@ -2727,7 +2727,7 @@
                 <w:b w:val="0"/>
                 <w:sz w:val="16"/>
               </w:rPr>
-              <w:t>18件</w:t>
+              <w:t>19件</w:t>
             </w:r>
           </w:p>
         </w:tc>
@@ -2791,7 +2791,7 @@
                 <w:b w:val="0"/>
                 <w:sz w:val="16"/>
               </w:rPr>
-              <w:t>build_receipt_kyufu_sogo.py</w:t>
+              <w:t>build_chiiki_kadai_10.py</w:t>
             </w:r>
           </w:p>
         </w:tc>
@@ -2812,7 +2812,7 @@
                 <w:b w:val="0"/>
                 <w:sz w:val="16"/>
               </w:rPr>
-              <w:t>17件</w:t>
+              <w:t>18件</w:t>
             </w:r>
           </w:p>
         </w:tc>
@@ -2877,7 +2877,7 @@
                 <w:b w:val="0"/>
                 <w:sz w:val="16"/>
               </w:rPr>
-              <w:t>build_receipt_riyojokyo.py</w:t>
+              <w:t>build_receipt_kyufu_sogo.py</w:t>
             </w:r>
           </w:p>
         </w:tc>
@@ -2961,7 +2961,7 @@
                 <w:b w:val="0"/>
                 <w:sz w:val="16"/>
               </w:rPr>
-              <w:t>build_chiiki_bunseki_comment.py</w:t>
+              <w:t>build_receipt_riyojokyo.py</w:t>
             </w:r>
           </w:p>
         </w:tc>
@@ -2982,7 +2982,7 @@
                 <w:b w:val="0"/>
                 <w:sz w:val="16"/>
               </w:rPr>
-              <w:t>16件</w:t>
+              <w:t>17件</w:t>
             </w:r>
           </w:p>
         </w:tc>
@@ -3047,7 +3047,7 @@
                 <w:b w:val="0"/>
                 <w:sz w:val="16"/>
               </w:rPr>
-              <w:t>build_kofukin_shihyo.py</w:t>
+              <w:t>build_chiiki_bunseki_comment.py</w:t>
             </w:r>
           </w:p>
         </w:tc>
@@ -3107,6 +3107,89 @@
                 <w:sz w:val="16"/>
               </w:rPr>
               <w:t>7件</w:t>
+            </w:r>
+          </w:p>
+        </w:tc>
+      </w:tr>
+      <w:tr>
+        <w:trPr>
+          <w:cantSplit/>
+        </w:trPr>
+        <w:tc>
+          <w:tcPr>
+            <w:tcW w:type="dxa" w:w="3572"/>
+            <w:shd w:val="clear" w:color="auto" w:fill="F2F5FA"/>
+            <w:vAlign w:val="center"/>
+          </w:tcPr>
+          <w:p>
+            <w:pPr>
+              <w:spacing w:after="0"/>
+            </w:pPr>
+            <w:r>
+              <w:rPr>
+                <w:rFonts w:ascii="游ゴシック" w:hAnsi="游ゴシック" w:eastAsia="游ゴシック"/>
+                <w:b w:val="0"/>
+                <w:sz w:val="16"/>
+              </w:rPr>
+              <w:t>build_kofukin_shihyo.py</w:t>
+            </w:r>
+          </w:p>
+        </w:tc>
+        <w:tc>
+          <w:tcPr>
+            <w:tcW w:type="dxa" w:w="907"/>
+            <w:shd w:val="clear" w:color="auto" w:fill="F2F5FA"/>
+            <w:vAlign w:val="center"/>
+          </w:tcPr>
+          <w:p>
+            <w:pPr>
+              <w:spacing w:after="0"/>
+              <w:jc w:val="center"/>
+            </w:pPr>
+            <w:r>
+              <w:rPr>
+                <w:rFonts w:ascii="游ゴシック" w:hAnsi="游ゴシック" w:eastAsia="游ゴシック"/>
+                <w:b w:val="0"/>
+                <w:sz w:val="16"/>
+              </w:rPr>
+              <w:t>16件</w:t>
+            </w:r>
+          </w:p>
+        </w:tc>
+        <w:tc>
+          <w:tcPr>
+            <w:tcW w:type="dxa" w:w="3572"/>
+            <w:shd w:val="clear" w:color="auto" w:fill="F2F5FA"/>
+            <w:vAlign w:val="center"/>
+          </w:tcPr>
+          <w:p>
+            <w:pPr>
+              <w:spacing w:after="0"/>
+            </w:pPr>
+            <w:r>
+              <w:rPr>
+                <w:rFonts w:ascii="游ゴシック" w:hAnsi="游ゴシック" w:eastAsia="游ゴシック"/>
+                <w:sz w:val="16"/>
+              </w:rPr>
+            </w:r>
+          </w:p>
+        </w:tc>
+        <w:tc>
+          <w:tcPr>
+            <w:tcW w:type="dxa" w:w="907"/>
+            <w:shd w:val="clear" w:color="auto" w:fill="F2F5FA"/>
+            <w:vAlign w:val="center"/>
+          </w:tcPr>
+          <w:p>
+            <w:pPr>
+              <w:spacing w:after="0"/>
+              <w:jc w:val="center"/>
+            </w:pPr>
+            <w:r>
+              <w:rPr>
+                <w:rFonts w:ascii="游ゴシック" w:hAnsi="游ゴシック" w:eastAsia="游ゴシック"/>
+                <w:sz w:val="16"/>
+              </w:rPr>
             </w:r>
           </w:p>
         </w:tc>
@@ -3268,7 +3351,7 @@
                 <w:b w:val="0"/>
                 <w:sz w:val="18"/>
               </w:rPr>
-              <w:t>1062段落156表36図</w:t>
+              <w:t>1063段落156表36図</w:t>
             </w:r>
           </w:p>
         </w:tc>
@@ -3522,7 +3605,7 @@
                 <w:b w:val="0"/>
                 <w:sz w:val="18"/>
               </w:rPr>
-              <w:t>確認事項189件</w:t>
+              <w:t>確認事項190件</w:t>
             </w:r>
           </w:p>
         </w:tc>
@@ -6113,7 +6196,7 @@
           <w:b w:val="0"/>
           <w:sz w:val="21"/>
         </w:rPr>
-        <w:t>自己点検を備えた50本を順に実行し、終了コードが0であることを確かめます。1件でも合わなければ終了コード1で終わり、不適合の内容が表示されます。</w:t>
+        <w:t>自己点検を備えた51本を順に実行し、終了コードが0であることを確かめます。1件でも合わなければ終了コード1で終わり、不適合の内容が表示されます。</w:t>
       </w:r>
     </w:p>
     <w:p>
@@ -6177,7 +6260,7 @@
           <w:rFonts w:ascii="游ゴシック" w:hAnsi="游ゴシック" w:eastAsia="游ゴシック"/>
           <w:sz w:val="18"/>
         </w:rPr>
-        <w:t>※ 再実行できない3本（第2節3）は除いています。自己点検を持たないスクリプトも実行されますが、書き出しに失敗すればやはり0以外で終わります。自己点検を備えた50本は第3節1の表のとおりです。</w:t>
+        <w:t>※ 再実行できない3本（第2節3）は除いています。自己点検を持たないスクリプトも実行されますが、書き出しに失敗すればやはり0以外で終わります。自己点検を備えた51本は第3節1の表のとおりです。</w:t>
       </w:r>
     </w:p>
     <w:p>

--- a/output/第10期計画_チェック依頼_確認箇所と手順.docx
+++ b/output/第10期計画_チェック依頼_確認箇所と手順.docx
@@ -79,7 +79,7 @@
           <w:b w:val="0"/>
           <w:sz w:val="21"/>
         </w:rPr>
-        <w:t>点検の対象は成果品143件（条件付き59件・送付53件・内部保管26件・対象外5件）と計画素案（1063段落156表36図）です。ビルドスクリプトは140本あり、うち51本が自らの計算を検算する自己点検を備えています（計1052件）。</w:t>
+        <w:t>点検の対象は成果品143件（条件付き59件・送付53件・内部保管26件・対象外5件）と計画素案（1063段落156表36図）です。ビルドスクリプトは140本あり、うち51本が自らの計算を検算する自己点検を備えています（計1054件）。</w:t>
       </w:r>
     </w:p>
     <w:p>
@@ -872,7 +872,7 @@
           <w:b/>
           <w:sz w:val="20"/>
         </w:rPr>
-        <w:t>表2　自己点検を備えたスクリプト（51本・計1052件）</w:t>
+        <w:t>表2　自己点検を備えたスクリプト（51本・計1054件）</w:t>
       </w:r>
     </w:p>
     <w:tbl>
@@ -2367,7 +2367,7 @@
                 <w:b w:val="0"/>
                 <w:sz w:val="16"/>
               </w:rPr>
-              <w:t>build_mikomiryo_santei.py</w:t>
+              <w:t>build_receipt_mieru_shihyo.py</w:t>
             </w:r>
           </w:p>
         </w:tc>
@@ -2387,7 +2387,7 @@
                 <w:b w:val="0"/>
                 <w:sz w:val="16"/>
               </w:rPr>
-              <w:t>22件</w:t>
+              <w:t>23件</w:t>
             </w:r>
           </w:p>
         </w:tc>
@@ -2451,7 +2451,7 @@
                 <w:b w:val="0"/>
                 <w:sz w:val="16"/>
               </w:rPr>
-              <w:t>build_cohort_review.py</w:t>
+              <w:t>build_mikomiryo_santei.py</w:t>
             </w:r>
           </w:p>
         </w:tc>
@@ -2472,7 +2472,7 @@
                 <w:b w:val="0"/>
                 <w:sz w:val="16"/>
               </w:rPr>
-              <w:t>21件</w:t>
+              <w:t>22件</w:t>
             </w:r>
           </w:p>
         </w:tc>
@@ -2537,7 +2537,7 @@
                 <w:b w:val="0"/>
                 <w:sz w:val="16"/>
               </w:rPr>
-              <w:t>build_receipt_mieru_shihyo.py</w:t>
+              <w:t>build_cohort_review.py</w:t>
             </w:r>
           </w:p>
         </w:tc>

--- a/output/第10期計画_チェック依頼_確認箇所と手順.docx
+++ b/output/第10期計画_チェック依頼_確認箇所と手順.docx
@@ -79,7 +79,7 @@
           <w:b w:val="0"/>
           <w:sz w:val="21"/>
         </w:rPr>
-        <w:t>点検の対象は成果品143件（条件付き59件・送付53件・内部保管26件・対象外5件）と計画素案（1063段落156表36図）です。ビルドスクリプトは140本あり、うち51本が自らの計算を検算する自己点検を備えています（計1054件）。</w:t>
+        <w:t>点検の対象は成果品144件（条件付き59件・送付54件・内部保管26件・対象外5件）と計画素案（1074段落158表36図）です。ビルドスクリプトは141本あり、うち52本が自らの計算を検算する自己点検を備えています（計1079件）。</w:t>
       </w:r>
     </w:p>
     <w:p>
@@ -872,7 +872,7 @@
           <w:b/>
           <w:sz w:val="20"/>
         </w:rPr>
-        <w:t>表2　自己点検を備えたスクリプト（51本・計1054件）</w:t>
+        <w:t>表2　自己点検を備えたスクリプト（52本・計1079件）</w:t>
       </w:r>
     </w:p>
     <w:tbl>
@@ -1046,7 +1046,7 @@
                 <w:b w:val="0"/>
                 <w:sz w:val="16"/>
               </w:rPr>
-              <w:t>build_mieru_manual_review.py</w:t>
+              <w:t>build_kofukin_shihyo.py</w:t>
             </w:r>
           </w:p>
         </w:tc>
@@ -1132,7 +1132,7 @@
                 <w:b w:val="0"/>
                 <w:sz w:val="16"/>
               </w:rPr>
-              <w:t>build_nikkan.py</w:t>
+              <w:t>build_mieru_manual_review.py</w:t>
             </w:r>
           </w:p>
         </w:tc>
@@ -1216,7 +1216,7 @@
                 <w:b w:val="0"/>
                 <w:sz w:val="16"/>
               </w:rPr>
-              <w:t>build_receipt_kyufuhi_bunkakai.py</w:t>
+              <w:t>build_nikkan.py</w:t>
             </w:r>
           </w:p>
         </w:tc>
@@ -1302,7 +1302,7 @@
                 <w:b w:val="0"/>
                 <w:sz w:val="16"/>
               </w:rPr>
-              <w:t>build_zuhyo_daicho.py</w:t>
+              <w:t>build_receipt_kyufuhi_bunkakai.py</w:t>
             </w:r>
           </w:p>
         </w:tc>
@@ -1386,7 +1386,7 @@
                 <w:b w:val="0"/>
                 <w:sz w:val="16"/>
               </w:rPr>
-              <w:t>build_mieru_r8_input.py</w:t>
+              <w:t>build_zuhyo_daicho.py</w:t>
             </w:r>
           </w:p>
         </w:tc>
@@ -1406,7 +1406,7 @@
                 <w:b w:val="0"/>
                 <w:sz w:val="16"/>
               </w:rPr>
-              <w:t>15件</w:t>
+              <w:t>16件</w:t>
             </w:r>
           </w:p>
         </w:tc>
@@ -1472,7 +1472,7 @@
                 <w:b w:val="0"/>
                 <w:sz w:val="16"/>
               </w:rPr>
-              <w:t>build_member_work_review.py</w:t>
+              <w:t>build_mieru_r8_input.py</w:t>
             </w:r>
           </w:p>
         </w:tc>
@@ -1493,7 +1493,7 @@
                 <w:b w:val="0"/>
                 <w:sz w:val="16"/>
               </w:rPr>
-              <w:t>14件</w:t>
+              <w:t>15件</w:t>
             </w:r>
           </w:p>
         </w:tc>
@@ -1556,7 +1556,7 @@
                 <w:b w:val="0"/>
                 <w:sz w:val="16"/>
               </w:rPr>
-              <w:t>build_chiiki_care_kaigi.py</w:t>
+              <w:t>build_member_work_review.py</w:t>
             </w:r>
           </w:p>
         </w:tc>
@@ -1576,7 +1576,7 @@
                 <w:b w:val="0"/>
                 <w:sz w:val="16"/>
               </w:rPr>
-              <w:t>13件</w:t>
+              <w:t>14件</w:t>
             </w:r>
           </w:p>
         </w:tc>
@@ -1642,7 +1642,7 @@
                 <w:b w:val="0"/>
                 <w:sz w:val="16"/>
               </w:rPr>
-              <w:t>build_mikomiryo_togo.py</w:t>
+              <w:t>build_chiiki_care_kaigi.py</w:t>
             </w:r>
           </w:p>
         </w:tc>
@@ -1726,7 +1726,7 @@
                 <w:b w:val="0"/>
                 <w:sz w:val="16"/>
               </w:rPr>
-              <w:t>build_ninchisho_ronten.py</w:t>
+              <w:t>build_mikomiryo_togo.py</w:t>
             </w:r>
           </w:p>
         </w:tc>
@@ -1812,7 +1812,7 @@
                 <w:b w:val="0"/>
                 <w:sz w:val="16"/>
               </w:rPr>
-              <w:t>build_soan_kadai.py</w:t>
+              <w:t>build_ninchisho_ronten.py</w:t>
             </w:r>
           </w:p>
         </w:tc>
@@ -1896,7 +1896,7 @@
                 <w:b w:val="0"/>
                 <w:sz w:val="16"/>
               </w:rPr>
-              <w:t>build_kanri_tanaoroshi.py</w:t>
+              <w:t>build_soan_kadai.py</w:t>
             </w:r>
           </w:p>
         </w:tc>
@@ -1916,7 +1916,7 @@
                 <w:b w:val="0"/>
                 <w:sz w:val="16"/>
               </w:rPr>
-              <w:t>12件</w:t>
+              <w:t>13件</w:t>
             </w:r>
           </w:p>
         </w:tc>
@@ -1982,7 +1982,7 @@
                 <w:b w:val="0"/>
                 <w:sz w:val="16"/>
               </w:rPr>
-              <w:t>build_kisetsu_hosei.py</w:t>
+              <w:t>build_kanri_tanaoroshi.py</w:t>
             </w:r>
           </w:p>
         </w:tc>
@@ -2027,7 +2027,7 @@
                 <w:b w:val="0"/>
                 <w:sz w:val="16"/>
               </w:rPr>
-              <w:t>build_jizen_uchiawase.py</w:t>
+              <w:t>build_jigyosho_gaibu.py</w:t>
             </w:r>
           </w:p>
         </w:tc>
@@ -2066,7 +2066,7 @@
                 <w:b w:val="0"/>
                 <w:sz w:val="16"/>
               </w:rPr>
-              <w:t>build_shotoku_dankai.py</w:t>
+              <w:t>build_kisetsu_hosei.py</w:t>
             </w:r>
           </w:p>
         </w:tc>
@@ -2111,7 +2111,7 @@
                 <w:b w:val="0"/>
                 <w:sz w:val="16"/>
               </w:rPr>
-              <w:t>build_mieru_mikomi_input.py</w:t>
+              <w:t>build_jizen_uchiawase.py</w:t>
             </w:r>
           </w:p>
         </w:tc>
@@ -2152,7 +2152,7 @@
                 <w:b w:val="0"/>
                 <w:sz w:val="16"/>
               </w:rPr>
-              <w:t>build_survey_check.py</w:t>
+              <w:t>build_shotoku_dankai.py</w:t>
             </w:r>
           </w:p>
         </w:tc>
@@ -2197,7 +2197,7 @@
                 <w:b w:val="0"/>
                 <w:sz w:val="16"/>
               </w:rPr>
-              <w:t>build_receipt_sansho.py</w:t>
+              <w:t>build_mieru_mikomi_input.py</w:t>
             </w:r>
           </w:p>
         </w:tc>
@@ -2217,7 +2217,7 @@
                 <w:b w:val="0"/>
                 <w:sz w:val="16"/>
               </w:rPr>
-              <w:t>24件</w:t>
+              <w:t>25件</w:t>
             </w:r>
           </w:p>
         </w:tc>
@@ -2236,7 +2236,7 @@
                 <w:b w:val="0"/>
                 <w:sz w:val="16"/>
               </w:rPr>
-              <w:t>build_survey_report.py</w:t>
+              <w:t>build_survey_check.py</w:t>
             </w:r>
           </w:p>
         </w:tc>
@@ -2281,7 +2281,177 @@
                 <w:b w:val="0"/>
                 <w:sz w:val="16"/>
               </w:rPr>
+              <w:t>build_receipt_sansho.py</w:t>
+            </w:r>
+          </w:p>
+        </w:tc>
+        <w:tc>
+          <w:tcPr>
+            <w:tcW w:type="dxa" w:w="907"/>
+            <w:shd w:val="clear" w:color="auto" w:fill="F2F5FA"/>
+            <w:vAlign w:val="center"/>
+          </w:tcPr>
+          <w:p>
+            <w:pPr>
+              <w:spacing w:after="0"/>
+              <w:jc w:val="center"/>
+            </w:pPr>
+            <w:r>
+              <w:rPr>
+                <w:rFonts w:ascii="游ゴシック" w:hAnsi="游ゴシック" w:eastAsia="游ゴシック"/>
+                <w:b w:val="0"/>
+                <w:sz w:val="16"/>
+              </w:rPr>
+              <w:t>24件</w:t>
+            </w:r>
+          </w:p>
+        </w:tc>
+        <w:tc>
+          <w:tcPr>
+            <w:tcW w:type="dxa" w:w="3572"/>
+            <w:shd w:val="clear" w:color="auto" w:fill="F2F5FA"/>
+            <w:vAlign w:val="center"/>
+          </w:tcPr>
+          <w:p>
+            <w:pPr>
+              <w:spacing w:after="0"/>
+            </w:pPr>
+            <w:r>
+              <w:rPr>
+                <w:rFonts w:ascii="游ゴシック" w:hAnsi="游ゴシック" w:eastAsia="游ゴシック"/>
+                <w:b w:val="0"/>
+                <w:sz w:val="16"/>
+              </w:rPr>
+              <w:t>build_survey_report.py</w:t>
+            </w:r>
+          </w:p>
+        </w:tc>
+        <w:tc>
+          <w:tcPr>
+            <w:tcW w:type="dxa" w:w="907"/>
+            <w:shd w:val="clear" w:color="auto" w:fill="F2F5FA"/>
+            <w:vAlign w:val="center"/>
+          </w:tcPr>
+          <w:p>
+            <w:pPr>
+              <w:spacing w:after="0"/>
+              <w:jc w:val="center"/>
+            </w:pPr>
+            <w:r>
+              <w:rPr>
+                <w:rFonts w:ascii="游ゴシック" w:hAnsi="游ゴシック" w:eastAsia="游ゴシック"/>
+                <w:b w:val="0"/>
+                <w:sz w:val="16"/>
+              </w:rPr>
+              <w:t>12件</w:t>
+            </w:r>
+          </w:p>
+        </w:tc>
+      </w:tr>
+      <w:tr>
+        <w:trPr>
+          <w:cantSplit/>
+        </w:trPr>
+        <w:tc>
+          <w:tcPr>
+            <w:tcW w:type="dxa" w:w="3572"/>
+            <w:vAlign w:val="center"/>
+          </w:tcPr>
+          <w:p>
+            <w:pPr>
+              <w:spacing w:after="0"/>
+            </w:pPr>
+            <w:r>
+              <w:rPr>
+                <w:rFonts w:ascii="游ゴシック" w:hAnsi="游ゴシック" w:eastAsia="游ゴシック"/>
+                <w:b w:val="0"/>
+                <w:sz w:val="16"/>
+              </w:rPr>
               <w:t>build_gaisan2.py</w:t>
+            </w:r>
+          </w:p>
+        </w:tc>
+        <w:tc>
+          <w:tcPr>
+            <w:tcW w:type="dxa" w:w="907"/>
+            <w:vAlign w:val="center"/>
+          </w:tcPr>
+          <w:p>
+            <w:pPr>
+              <w:spacing w:after="0"/>
+              <w:jc w:val="center"/>
+            </w:pPr>
+            <w:r>
+              <w:rPr>
+                <w:rFonts w:ascii="游ゴシック" w:hAnsi="游ゴシック" w:eastAsia="游ゴシック"/>
+                <w:b w:val="0"/>
+                <w:sz w:val="16"/>
+              </w:rPr>
+              <w:t>23件</w:t>
+            </w:r>
+          </w:p>
+        </w:tc>
+        <w:tc>
+          <w:tcPr>
+            <w:tcW w:type="dxa" w:w="3572"/>
+            <w:vAlign w:val="center"/>
+          </w:tcPr>
+          <w:p>
+            <w:pPr>
+              <w:spacing w:after="0"/>
+            </w:pPr>
+            <w:r>
+              <w:rPr>
+                <w:rFonts w:ascii="游ゴシック" w:hAnsi="游ゴシック" w:eastAsia="游ゴシック"/>
+                <w:b w:val="0"/>
+                <w:sz w:val="16"/>
+              </w:rPr>
+              <w:t>build_app_review.py</w:t>
+            </w:r>
+          </w:p>
+        </w:tc>
+        <w:tc>
+          <w:tcPr>
+            <w:tcW w:type="dxa" w:w="907"/>
+            <w:vAlign w:val="center"/>
+          </w:tcPr>
+          <w:p>
+            <w:pPr>
+              <w:spacing w:after="0"/>
+              <w:jc w:val="center"/>
+            </w:pPr>
+            <w:r>
+              <w:rPr>
+                <w:rFonts w:ascii="游ゴシック" w:hAnsi="游ゴシック" w:eastAsia="游ゴシック"/>
+                <w:b w:val="0"/>
+                <w:sz w:val="16"/>
+              </w:rPr>
+              <w:t>11件</w:t>
+            </w:r>
+          </w:p>
+        </w:tc>
+      </w:tr>
+      <w:tr>
+        <w:trPr>
+          <w:cantSplit/>
+        </w:trPr>
+        <w:tc>
+          <w:tcPr>
+            <w:tcW w:type="dxa" w:w="3572"/>
+            <w:shd w:val="clear" w:color="auto" w:fill="F2F5FA"/>
+            <w:vAlign w:val="center"/>
+          </w:tcPr>
+          <w:p>
+            <w:pPr>
+              <w:spacing w:after="0"/>
+            </w:pPr>
+            <w:r>
+              <w:rPr>
+                <w:rFonts w:ascii="游ゴシック" w:hAnsi="游ゴシック" w:eastAsia="游ゴシック"/>
+                <w:b w:val="0"/>
+                <w:sz w:val="16"/>
+              </w:rPr>
+              <w:t>build_receipt_mieru_shihyo.py</w:t>
             </w:r>
           </w:p>
         </w:tc>
@@ -2322,7 +2492,7 @@
                 <w:b w:val="0"/>
                 <w:sz w:val="16"/>
               </w:rPr>
-              <w:t>build_app_review.py</w:t>
+              <w:t>build_kagai_youin.py</w:t>
             </w:r>
           </w:p>
         </w:tc>
@@ -2367,7 +2537,7 @@
                 <w:b w:val="0"/>
                 <w:sz w:val="16"/>
               </w:rPr>
-              <w:t>build_receipt_mieru_shihyo.py</w:t>
+              <w:t>build_mikomiryo_santei.py</w:t>
             </w:r>
           </w:p>
         </w:tc>
@@ -2387,7 +2557,7 @@
                 <w:b w:val="0"/>
                 <w:sz w:val="16"/>
               </w:rPr>
-              <w:t>23件</w:t>
+              <w:t>22件</w:t>
             </w:r>
           </w:p>
         </w:tc>
@@ -2406,7 +2576,7 @@
                 <w:b w:val="0"/>
                 <w:sz w:val="16"/>
               </w:rPr>
-              <w:t>build_kagai_youin.py</w:t>
+              <w:t>build_mikomiryo.py</w:t>
             </w:r>
           </w:p>
         </w:tc>
@@ -2451,7 +2621,7 @@
                 <w:b w:val="0"/>
                 <w:sz w:val="16"/>
               </w:rPr>
-              <w:t>build_mikomiryo_santei.py</w:t>
+              <w:t>build_cohort_review.py</w:t>
             </w:r>
           </w:p>
         </w:tc>
@@ -2472,7 +2642,7 @@
                 <w:b w:val="0"/>
                 <w:sz w:val="16"/>
               </w:rPr>
-              <w:t>22件</w:t>
+              <w:t>21件</w:t>
             </w:r>
           </w:p>
         </w:tc>
@@ -2492,7 +2662,7 @@
                 <w:b w:val="0"/>
                 <w:sz w:val="16"/>
               </w:rPr>
-              <w:t>build_mikomiryo.py</w:t>
+              <w:t>build_survey_jisseki_cross.py</w:t>
             </w:r>
           </w:p>
         </w:tc>
@@ -2537,7 +2707,7 @@
                 <w:b w:val="0"/>
                 <w:sz w:val="16"/>
               </w:rPr>
-              <w:t>build_cohort_review.py</w:t>
+              <w:t>build_receipt_mieru_suikei.py</w:t>
             </w:r>
           </w:p>
         </w:tc>
@@ -2557,7 +2727,7 @@
                 <w:b w:val="0"/>
                 <w:sz w:val="16"/>
               </w:rPr>
-              <w:t>21件</w:t>
+              <w:t>20件</w:t>
             </w:r>
           </w:p>
         </w:tc>
@@ -2576,7 +2746,7 @@
                 <w:b w:val="0"/>
                 <w:sz w:val="16"/>
               </w:rPr>
-              <w:t>build_survey_jisseki_cross.py</w:t>
+              <w:t>build_survey_report_doc.py</w:t>
             </w:r>
           </w:p>
         </w:tc>
@@ -2596,7 +2766,7 @@
                 <w:b w:val="0"/>
                 <w:sz w:val="16"/>
               </w:rPr>
-              <w:t>11件</w:t>
+              <w:t>10件</w:t>
             </w:r>
           </w:p>
         </w:tc>
@@ -2621,7 +2791,7 @@
                 <w:b w:val="0"/>
                 <w:sz w:val="16"/>
               </w:rPr>
-              <w:t>build_receipt_mieru_suikei.py</w:t>
+              <w:t>build_plan_public.py</w:t>
             </w:r>
           </w:p>
         </w:tc>
@@ -2642,7 +2812,7 @@
                 <w:b w:val="0"/>
                 <w:sz w:val="16"/>
               </w:rPr>
-              <w:t>20件</w:t>
+              <w:t>19件</w:t>
             </w:r>
           </w:p>
         </w:tc>
@@ -2662,7 +2832,7 @@
                 <w:b w:val="0"/>
                 <w:sz w:val="16"/>
               </w:rPr>
-              <w:t>build_survey_report_doc.py</w:t>
+              <w:t>build_taikeikakuhi.py</w:t>
             </w:r>
           </w:p>
         </w:tc>
@@ -2707,90 +2877,6 @@
                 <w:b w:val="0"/>
                 <w:sz w:val="16"/>
               </w:rPr>
-              <w:t>build_plan_public.py</w:t>
-            </w:r>
-          </w:p>
-        </w:tc>
-        <w:tc>
-          <w:tcPr>
-            <w:tcW w:type="dxa" w:w="907"/>
-            <w:vAlign w:val="center"/>
-          </w:tcPr>
-          <w:p>
-            <w:pPr>
-              <w:spacing w:after="0"/>
-              <w:jc w:val="center"/>
-            </w:pPr>
-            <w:r>
-              <w:rPr>
-                <w:rFonts w:ascii="游ゴシック" w:hAnsi="游ゴシック" w:eastAsia="游ゴシック"/>
-                <w:b w:val="0"/>
-                <w:sz w:val="16"/>
-              </w:rPr>
-              <w:t>19件</w:t>
-            </w:r>
-          </w:p>
-        </w:tc>
-        <w:tc>
-          <w:tcPr>
-            <w:tcW w:type="dxa" w:w="3572"/>
-            <w:vAlign w:val="center"/>
-          </w:tcPr>
-          <w:p>
-            <w:pPr>
-              <w:spacing w:after="0"/>
-            </w:pPr>
-            <w:r>
-              <w:rPr>
-                <w:rFonts w:ascii="游ゴシック" w:hAnsi="游ゴシック" w:eastAsia="游ゴシック"/>
-                <w:b w:val="0"/>
-                <w:sz w:val="16"/>
-              </w:rPr>
-              <w:t>build_taikeikakuhi.py</w:t>
-            </w:r>
-          </w:p>
-        </w:tc>
-        <w:tc>
-          <w:tcPr>
-            <w:tcW w:type="dxa" w:w="907"/>
-            <w:vAlign w:val="center"/>
-          </w:tcPr>
-          <w:p>
-            <w:pPr>
-              <w:spacing w:after="0"/>
-              <w:jc w:val="center"/>
-            </w:pPr>
-            <w:r>
-              <w:rPr>
-                <w:rFonts w:ascii="游ゴシック" w:hAnsi="游ゴシック" w:eastAsia="游ゴシック"/>
-                <w:b w:val="0"/>
-                <w:sz w:val="16"/>
-              </w:rPr>
-              <w:t>10件</w:t>
-            </w:r>
-          </w:p>
-        </w:tc>
-      </w:tr>
-      <w:tr>
-        <w:trPr>
-          <w:cantSplit/>
-        </w:trPr>
-        <w:tc>
-          <w:tcPr>
-            <w:tcW w:type="dxa" w:w="3572"/>
-            <w:shd w:val="clear" w:color="auto" w:fill="F2F5FA"/>
-            <w:vAlign w:val="center"/>
-          </w:tcPr>
-          <w:p>
-            <w:pPr>
-              <w:spacing w:after="0"/>
-            </w:pPr>
-            <w:r>
-              <w:rPr>
-                <w:rFonts w:ascii="游ゴシック" w:hAnsi="游ゴシック" w:eastAsia="游ゴシック"/>
-                <w:b w:val="0"/>
-                <w:sz w:val="16"/>
-              </w:rPr>
               <w:t>build_chiiki_kadai_10.py</w:t>
             </w:r>
           </w:p>
@@ -2798,7 +2884,6 @@
         <w:tc>
           <w:tcPr>
             <w:tcW w:type="dxa" w:w="907"/>
-            <w:shd w:val="clear" w:color="auto" w:fill="F2F5FA"/>
             <w:vAlign w:val="center"/>
           </w:tcPr>
           <w:p>
@@ -2819,7 +2904,6 @@
         <w:tc>
           <w:tcPr>
             <w:tcW w:type="dxa" w:w="3572"/>
-            <w:shd w:val="clear" w:color="auto" w:fill="F2F5FA"/>
             <w:vAlign w:val="center"/>
           </w:tcPr>
           <w:p>
@@ -2839,7 +2923,6 @@
         <w:tc>
           <w:tcPr>
             <w:tcW w:type="dxa" w:w="907"/>
-            <w:shd w:val="clear" w:color="auto" w:fill="F2F5FA"/>
             <w:vAlign w:val="center"/>
           </w:tcPr>
           <w:p>
@@ -2865,6 +2948,7 @@
         <w:tc>
           <w:tcPr>
             <w:tcW w:type="dxa" w:w="3572"/>
+            <w:shd w:val="clear" w:color="auto" w:fill="F2F5FA"/>
             <w:vAlign w:val="center"/>
           </w:tcPr>
           <w:p>
@@ -2878,6 +2962,92 @@
                 <w:sz w:val="16"/>
               </w:rPr>
               <w:t>build_receipt_kyufu_sogo.py</w:t>
+            </w:r>
+          </w:p>
+        </w:tc>
+        <w:tc>
+          <w:tcPr>
+            <w:tcW w:type="dxa" w:w="907"/>
+            <w:shd w:val="clear" w:color="auto" w:fill="F2F5FA"/>
+            <w:vAlign w:val="center"/>
+          </w:tcPr>
+          <w:p>
+            <w:pPr>
+              <w:spacing w:after="0"/>
+              <w:jc w:val="center"/>
+            </w:pPr>
+            <w:r>
+              <w:rPr>
+                <w:rFonts w:ascii="游ゴシック" w:hAnsi="游ゴシック" w:eastAsia="游ゴシック"/>
+                <w:b w:val="0"/>
+                <w:sz w:val="16"/>
+              </w:rPr>
+              <w:t>17件</w:t>
+            </w:r>
+          </w:p>
+        </w:tc>
+        <w:tc>
+          <w:tcPr>
+            <w:tcW w:type="dxa" w:w="3572"/>
+            <w:shd w:val="clear" w:color="auto" w:fill="F2F5FA"/>
+            <w:vAlign w:val="center"/>
+          </w:tcPr>
+          <w:p>
+            <w:pPr>
+              <w:spacing w:after="0"/>
+            </w:pPr>
+            <w:r>
+              <w:rPr>
+                <w:rFonts w:ascii="游ゴシック" w:hAnsi="游ゴシック" w:eastAsia="游ゴシック"/>
+                <w:b w:val="0"/>
+                <w:sz w:val="16"/>
+              </w:rPr>
+              <w:t>build_mikomi_juryo_nashi.py</w:t>
+            </w:r>
+          </w:p>
+        </w:tc>
+        <w:tc>
+          <w:tcPr>
+            <w:tcW w:type="dxa" w:w="907"/>
+            <w:shd w:val="clear" w:color="auto" w:fill="F2F5FA"/>
+            <w:vAlign w:val="center"/>
+          </w:tcPr>
+          <w:p>
+            <w:pPr>
+              <w:spacing w:after="0"/>
+              <w:jc w:val="center"/>
+            </w:pPr>
+            <w:r>
+              <w:rPr>
+                <w:rFonts w:ascii="游ゴシック" w:hAnsi="游ゴシック" w:eastAsia="游ゴシック"/>
+                <w:b w:val="0"/>
+                <w:sz w:val="16"/>
+              </w:rPr>
+              <w:t>8件</w:t>
+            </w:r>
+          </w:p>
+        </w:tc>
+      </w:tr>
+      <w:tr>
+        <w:trPr>
+          <w:cantSplit/>
+        </w:trPr>
+        <w:tc>
+          <w:tcPr>
+            <w:tcW w:type="dxa" w:w="3572"/>
+            <w:vAlign w:val="center"/>
+          </w:tcPr>
+          <w:p>
+            <w:pPr>
+              <w:spacing w:after="0"/>
+            </w:pPr>
+            <w:r>
+              <w:rPr>
+                <w:rFonts w:ascii="游ゴシック" w:hAnsi="游ゴシック" w:eastAsia="游ゴシック"/>
+                <w:b w:val="0"/>
+                <w:sz w:val="16"/>
+              </w:rPr>
+              <w:t>build_receipt_riyojokyo.py</w:t>
             </w:r>
           </w:p>
         </w:tc>
@@ -2916,7 +3086,7 @@
                 <w:b w:val="0"/>
                 <w:sz w:val="16"/>
               </w:rPr>
-              <w:t>build_mikomi_juryo_nashi.py</w:t>
+              <w:t>build_shiryo_denwa.py</w:t>
             </w:r>
           </w:p>
         </w:tc>
@@ -2961,177 +3131,7 @@
                 <w:b w:val="0"/>
                 <w:sz w:val="16"/>
               </w:rPr>
-              <w:t>build_receipt_riyojokyo.py</w:t>
-            </w:r>
-          </w:p>
-        </w:tc>
-        <w:tc>
-          <w:tcPr>
-            <w:tcW w:type="dxa" w:w="907"/>
-            <w:shd w:val="clear" w:color="auto" w:fill="F2F5FA"/>
-            <w:vAlign w:val="center"/>
-          </w:tcPr>
-          <w:p>
-            <w:pPr>
-              <w:spacing w:after="0"/>
-              <w:jc w:val="center"/>
-            </w:pPr>
-            <w:r>
-              <w:rPr>
-                <w:rFonts w:ascii="游ゴシック" w:hAnsi="游ゴシック" w:eastAsia="游ゴシック"/>
-                <w:b w:val="0"/>
-                <w:sz w:val="16"/>
-              </w:rPr>
-              <w:t>17件</w:t>
-            </w:r>
-          </w:p>
-        </w:tc>
-        <w:tc>
-          <w:tcPr>
-            <w:tcW w:type="dxa" w:w="3572"/>
-            <w:shd w:val="clear" w:color="auto" w:fill="F2F5FA"/>
-            <w:vAlign w:val="center"/>
-          </w:tcPr>
-          <w:p>
-            <w:pPr>
-              <w:spacing w:after="0"/>
-            </w:pPr>
-            <w:r>
-              <w:rPr>
-                <w:rFonts w:ascii="游ゴシック" w:hAnsi="游ゴシック" w:eastAsia="游ゴシック"/>
-                <w:b w:val="0"/>
-                <w:sz w:val="16"/>
-              </w:rPr>
-              <w:t>build_shiryo_denwa.py</w:t>
-            </w:r>
-          </w:p>
-        </w:tc>
-        <w:tc>
-          <w:tcPr>
-            <w:tcW w:type="dxa" w:w="907"/>
-            <w:shd w:val="clear" w:color="auto" w:fill="F2F5FA"/>
-            <w:vAlign w:val="center"/>
-          </w:tcPr>
-          <w:p>
-            <w:pPr>
-              <w:spacing w:after="0"/>
-              <w:jc w:val="center"/>
-            </w:pPr>
-            <w:r>
-              <w:rPr>
-                <w:rFonts w:ascii="游ゴシック" w:hAnsi="游ゴシック" w:eastAsia="游ゴシック"/>
-                <w:b w:val="0"/>
-                <w:sz w:val="16"/>
-              </w:rPr>
-              <w:t>8件</w:t>
-            </w:r>
-          </w:p>
-        </w:tc>
-      </w:tr>
-      <w:tr>
-        <w:trPr>
-          <w:cantSplit/>
-        </w:trPr>
-        <w:tc>
-          <w:tcPr>
-            <w:tcW w:type="dxa" w:w="3572"/>
-            <w:vAlign w:val="center"/>
-          </w:tcPr>
-          <w:p>
-            <w:pPr>
-              <w:spacing w:after="0"/>
-            </w:pPr>
-            <w:r>
-              <w:rPr>
-                <w:rFonts w:ascii="游ゴシック" w:hAnsi="游ゴシック" w:eastAsia="游ゴシック"/>
-                <w:b w:val="0"/>
-                <w:sz w:val="16"/>
-              </w:rPr>
               <w:t>build_chiiki_bunseki_comment.py</w:t>
-            </w:r>
-          </w:p>
-        </w:tc>
-        <w:tc>
-          <w:tcPr>
-            <w:tcW w:type="dxa" w:w="907"/>
-            <w:vAlign w:val="center"/>
-          </w:tcPr>
-          <w:p>
-            <w:pPr>
-              <w:spacing w:after="0"/>
-              <w:jc w:val="center"/>
-            </w:pPr>
-            <w:r>
-              <w:rPr>
-                <w:rFonts w:ascii="游ゴシック" w:hAnsi="游ゴシック" w:eastAsia="游ゴシック"/>
-                <w:b w:val="0"/>
-                <w:sz w:val="16"/>
-              </w:rPr>
-              <w:t>16件</w:t>
-            </w:r>
-          </w:p>
-        </w:tc>
-        <w:tc>
-          <w:tcPr>
-            <w:tcW w:type="dxa" w:w="3572"/>
-            <w:vAlign w:val="center"/>
-          </w:tcPr>
-          <w:p>
-            <w:pPr>
-              <w:spacing w:after="0"/>
-            </w:pPr>
-            <w:r>
-              <w:rPr>
-                <w:rFonts w:ascii="游ゴシック" w:hAnsi="游ゴシック" w:eastAsia="游ゴシック"/>
-                <w:b w:val="0"/>
-                <w:sz w:val="16"/>
-              </w:rPr>
-              <w:t>build_soan_kaki_review.py</w:t>
-            </w:r>
-          </w:p>
-        </w:tc>
-        <w:tc>
-          <w:tcPr>
-            <w:tcW w:type="dxa" w:w="907"/>
-            <w:vAlign w:val="center"/>
-          </w:tcPr>
-          <w:p>
-            <w:pPr>
-              <w:spacing w:after="0"/>
-              <w:jc w:val="center"/>
-            </w:pPr>
-            <w:r>
-              <w:rPr>
-                <w:rFonts w:ascii="游ゴシック" w:hAnsi="游ゴシック" w:eastAsia="游ゴシック"/>
-                <w:b w:val="0"/>
-                <w:sz w:val="16"/>
-              </w:rPr>
-              <w:t>7件</w:t>
-            </w:r>
-          </w:p>
-        </w:tc>
-      </w:tr>
-      <w:tr>
-        <w:trPr>
-          <w:cantSplit/>
-        </w:trPr>
-        <w:tc>
-          <w:tcPr>
-            <w:tcW w:type="dxa" w:w="3572"/>
-            <w:shd w:val="clear" w:color="auto" w:fill="F2F5FA"/>
-            <w:vAlign w:val="center"/>
-          </w:tcPr>
-          <w:p>
-            <w:pPr>
-              <w:spacing w:after="0"/>
-            </w:pPr>
-            <w:r>
-              <w:rPr>
-                <w:rFonts w:ascii="游ゴシック" w:hAnsi="游ゴシック" w:eastAsia="游ゴシック"/>
-                <w:b w:val="0"/>
-                <w:sz w:val="16"/>
-              </w:rPr>
-              <w:t>build_kofukin_shihyo.py</w:t>
             </w:r>
           </w:p>
         </w:tc>
@@ -3169,8 +3169,10 @@
             <w:r>
               <w:rPr>
                 <w:rFonts w:ascii="游ゴシック" w:hAnsi="游ゴシック" w:eastAsia="游ゴシック"/>
+                <w:b w:val="0"/>
                 <w:sz w:val="16"/>
               </w:rPr>
+              <w:t>build_soan_kaki_review.py</w:t>
             </w:r>
           </w:p>
         </w:tc>
@@ -3188,8 +3190,10 @@
             <w:r>
               <w:rPr>
                 <w:rFonts w:ascii="游ゴシック" w:hAnsi="游ゴシック" w:eastAsia="游ゴシック"/>
+                <w:b w:val="0"/>
                 <w:sz w:val="16"/>
               </w:rPr>
+              <w:t>7件</w:t>
             </w:r>
           </w:p>
         </w:tc>
@@ -3351,7 +3355,7 @@
                 <w:b w:val="0"/>
                 <w:sz w:val="18"/>
               </w:rPr>
-              <w:t>1063段落156表36図</w:t>
+              <w:t>1074段落158表36図</w:t>
             </w:r>
           </w:p>
         </w:tc>
@@ -3370,7 +3374,7 @@
                 <w:b w:val="0"/>
                 <w:sz w:val="18"/>
               </w:rPr>
-              <w:t>発注者・委員会・住民の目に触れるもの。未確定箇所が275箇所（要協議158・要確認115・要内訳2）残っている</w:t>
+              <w:t>発注者・委員会・住民の目に触れるもの。未確定箇所が282箇所（要協議162・要確認118・要内訳2）残っている</w:t>
             </w:r>
           </w:p>
         </w:tc>
@@ -5610,7 +5614,7 @@
           <w:b w:val="0"/>
           <w:sz w:val="21"/>
         </w:rPr>
-        <w:t>現在275箇所（要協議158・要確認115・要内訳2）です。うち第6章第4節（施設の見込み）に58箇所（43％）が集中しており、日常生活圏域と必要利用定員総数（確認事項No.88）が決まれば解消します。</w:t>
+        <w:t>現在282箇所（要協議162・要確認118・要内訳2）です。うち第6章第4節（施設の見込み）に58箇所（43％）が集中しており、日常生活圏域と必要利用定員総数（確認事項No.88）が決まれば解消します。</w:t>
       </w:r>
       <w:r>
         <w:rPr>
@@ -6196,7 +6200,7 @@
           <w:b w:val="0"/>
           <w:sz w:val="21"/>
         </w:rPr>
-        <w:t>自己点検を備えた51本を順に実行し、終了コードが0であることを確かめます。1件でも合わなければ終了コード1で終わり、不適合の内容が表示されます。</w:t>
+        <w:t>自己点検を備えた52本を順に実行し、終了コードが0であることを確かめます。1件でも合わなければ終了コード1で終わり、不適合の内容が表示されます。</w:t>
       </w:r>
     </w:p>
     <w:p>
@@ -6260,7 +6264,7 @@
           <w:rFonts w:ascii="游ゴシック" w:hAnsi="游ゴシック" w:eastAsia="游ゴシック"/>
           <w:sz w:val="18"/>
         </w:rPr>
-        <w:t>※ 再実行できない3本（第2節3）は除いています。自己点検を持たないスクリプトも実行されますが、書き出しに失敗すればやはり0以外で終わります。自己点検を備えた51本は第3節1の表のとおりです。</w:t>
+        <w:t>※ 再実行できない3本（第2節3）は除いています。自己点検を持たないスクリプトも実行されますが、書き出しに失敗すればやはり0以外で終わります。自己点検を備えた52本は第3節1の表のとおりです。</w:t>
       </w:r>
     </w:p>
     <w:p>

--- a/output/第10期計画_チェック依頼_確認箇所と手順.docx
+++ b/output/第10期計画_チェック依頼_確認箇所と手順.docx
@@ -79,7 +79,7 @@
           <w:b w:val="0"/>
           <w:sz w:val="21"/>
         </w:rPr>
-        <w:t>点検の対象は成果品144件（条件付き59件・送付54件・内部保管26件・対象外5件）と計画素案（1074段落158表36図）です。ビルドスクリプトは141本あり、うち52本が自らの計算を検算する自己点検を備えています（計1079件）。</w:t>
+        <w:t>点検の対象は成果品145件（条件付き59件・送付55件・内部保管26件・対象外5件）と計画素案（1074段落158表36図）です。ビルドスクリプトは142本あり、うち53本が自らの計算を検算する自己点検を備えています（計1105件）。</w:t>
       </w:r>
     </w:p>
     <w:p>
@@ -872,7 +872,7 @@
           <w:b/>
           <w:sz w:val="20"/>
         </w:rPr>
-        <w:t>表2　自己点検を備えたスクリプト（52本・計1079件）</w:t>
+        <w:t>表2　自己点検を備えたスクリプト（53本・計1105件）</w:t>
       </w:r>
     </w:p>
     <w:tbl>
@@ -1941,7 +1941,7 @@
                 <w:b w:val="0"/>
                 <w:sz w:val="16"/>
               </w:rPr>
-              <w:t>build_shokai_kaito.py</w:t>
+              <w:t>build_mieru_shiryo.py</w:t>
             </w:r>
           </w:p>
         </w:tc>
@@ -2027,7 +2027,7 @@
                 <w:b w:val="0"/>
                 <w:sz w:val="16"/>
               </w:rPr>
-              <w:t>build_jigyosho_gaibu.py</w:t>
+              <w:t>build_shokai_kaito.py</w:t>
             </w:r>
           </w:p>
         </w:tc>
@@ -2047,7 +2047,7 @@
                 <w:b w:val="0"/>
                 <w:sz w:val="16"/>
               </w:rPr>
-              <w:t>25件</w:t>
+              <w:t>26件</w:t>
             </w:r>
           </w:p>
         </w:tc>
@@ -2111,7 +2111,7 @@
                 <w:b w:val="0"/>
                 <w:sz w:val="16"/>
               </w:rPr>
-              <w:t>build_jizen_uchiawase.py</w:t>
+              <w:t>build_jigyosho_gaibu.py</w:t>
             </w:r>
           </w:p>
         </w:tc>
@@ -2197,7 +2197,7 @@
                 <w:b w:val="0"/>
                 <w:sz w:val="16"/>
               </w:rPr>
-              <w:t>build_mieru_mikomi_input.py</w:t>
+              <w:t>build_jizen_uchiawase.py</w:t>
             </w:r>
           </w:p>
         </w:tc>
@@ -2281,7 +2281,7 @@
                 <w:b w:val="0"/>
                 <w:sz w:val="16"/>
               </w:rPr>
-              <w:t>build_receipt_sansho.py</w:t>
+              <w:t>build_mieru_mikomi_input.py</w:t>
             </w:r>
           </w:p>
         </w:tc>
@@ -2302,7 +2302,7 @@
                 <w:b w:val="0"/>
                 <w:sz w:val="16"/>
               </w:rPr>
-              <w:t>24件</w:t>
+              <w:t>25件</w:t>
             </w:r>
           </w:p>
         </w:tc>
@@ -2367,7 +2367,7 @@
                 <w:b w:val="0"/>
                 <w:sz w:val="16"/>
               </w:rPr>
-              <w:t>build_gaisan2.py</w:t>
+              <w:t>build_receipt_sansho.py</w:t>
             </w:r>
           </w:p>
         </w:tc>
@@ -2387,7 +2387,7 @@
                 <w:b w:val="0"/>
                 <w:sz w:val="16"/>
               </w:rPr>
-              <w:t>23件</w:t>
+              <w:t>24件</w:t>
             </w:r>
           </w:p>
         </w:tc>
@@ -2451,7 +2451,7 @@
                 <w:b w:val="0"/>
                 <w:sz w:val="16"/>
               </w:rPr>
-              <w:t>build_receipt_mieru_shihyo.py</w:t>
+              <w:t>build_gaisan2.py</w:t>
             </w:r>
           </w:p>
         </w:tc>
@@ -2537,7 +2537,7 @@
                 <w:b w:val="0"/>
                 <w:sz w:val="16"/>
               </w:rPr>
-              <w:t>build_mikomiryo_santei.py</w:t>
+              <w:t>build_receipt_mieru_shihyo.py</w:t>
             </w:r>
           </w:p>
         </w:tc>
@@ -2557,7 +2557,7 @@
                 <w:b w:val="0"/>
                 <w:sz w:val="16"/>
               </w:rPr>
-              <w:t>22件</w:t>
+              <w:t>23件</w:t>
             </w:r>
           </w:p>
         </w:tc>
@@ -2621,7 +2621,7 @@
                 <w:b w:val="0"/>
                 <w:sz w:val="16"/>
               </w:rPr>
-              <w:t>build_cohort_review.py</w:t>
+              <w:t>build_mikomiryo_santei.py</w:t>
             </w:r>
           </w:p>
         </w:tc>
@@ -2642,7 +2642,7 @@
                 <w:b w:val="0"/>
                 <w:sz w:val="16"/>
               </w:rPr>
-              <w:t>21件</w:t>
+              <w:t>22件</w:t>
             </w:r>
           </w:p>
         </w:tc>
@@ -2707,7 +2707,7 @@
                 <w:b w:val="0"/>
                 <w:sz w:val="16"/>
               </w:rPr>
-              <w:t>build_receipt_mieru_suikei.py</w:t>
+              <w:t>build_cohort_review.py</w:t>
             </w:r>
           </w:p>
         </w:tc>
@@ -2727,7 +2727,7 @@
                 <w:b w:val="0"/>
                 <w:sz w:val="16"/>
               </w:rPr>
-              <w:t>20件</w:t>
+              <w:t>21件</w:t>
             </w:r>
           </w:p>
         </w:tc>
@@ -2791,7 +2791,7 @@
                 <w:b w:val="0"/>
                 <w:sz w:val="16"/>
               </w:rPr>
-              <w:t>build_plan_public.py</w:t>
+              <w:t>build_receipt_mieru_suikei.py</w:t>
             </w:r>
           </w:p>
         </w:tc>
@@ -2812,7 +2812,7 @@
                 <w:b w:val="0"/>
                 <w:sz w:val="16"/>
               </w:rPr>
-              <w:t>19件</w:t>
+              <w:t>20件</w:t>
             </w:r>
           </w:p>
         </w:tc>
@@ -2877,7 +2877,7 @@
                 <w:b w:val="0"/>
                 <w:sz w:val="16"/>
               </w:rPr>
-              <w:t>build_chiiki_kadai_10.py</w:t>
+              <w:t>build_plan_public.py</w:t>
             </w:r>
           </w:p>
         </w:tc>
@@ -2897,7 +2897,7 @@
                 <w:b w:val="0"/>
                 <w:sz w:val="16"/>
               </w:rPr>
-              <w:t>18件</w:t>
+              <w:t>19件</w:t>
             </w:r>
           </w:p>
         </w:tc>
@@ -2961,7 +2961,7 @@
                 <w:b w:val="0"/>
                 <w:sz w:val="16"/>
               </w:rPr>
-              <w:t>build_receipt_kyufu_sogo.py</w:t>
+              <w:t>build_chiiki_kadai_10.py</w:t>
             </w:r>
           </w:p>
         </w:tc>
@@ -2982,7 +2982,7 @@
                 <w:b w:val="0"/>
                 <w:sz w:val="16"/>
               </w:rPr>
-              <w:t>17件</w:t>
+              <w:t>18件</w:t>
             </w:r>
           </w:p>
         </w:tc>
@@ -3047,7 +3047,7 @@
                 <w:b w:val="0"/>
                 <w:sz w:val="16"/>
               </w:rPr>
-              <w:t>build_receipt_riyojokyo.py</w:t>
+              <w:t>build_receipt_kyufu_sogo.py</w:t>
             </w:r>
           </w:p>
         </w:tc>
@@ -3131,7 +3131,7 @@
                 <w:b w:val="0"/>
                 <w:sz w:val="16"/>
               </w:rPr>
-              <w:t>build_chiiki_bunseki_comment.py</w:t>
+              <w:t>build_receipt_riyojokyo.py</w:t>
             </w:r>
           </w:p>
         </w:tc>
@@ -3152,7 +3152,7 @@
                 <w:b w:val="0"/>
                 <w:sz w:val="16"/>
               </w:rPr>
-              <w:t>16件</w:t>
+              <w:t>17件</w:t>
             </w:r>
           </w:p>
         </w:tc>
@@ -3194,6 +3194,85 @@
                 <w:sz w:val="16"/>
               </w:rPr>
               <w:t>7件</w:t>
+            </w:r>
+          </w:p>
+        </w:tc>
+      </w:tr>
+      <w:tr>
+        <w:trPr>
+          <w:cantSplit/>
+        </w:trPr>
+        <w:tc>
+          <w:tcPr>
+            <w:tcW w:type="dxa" w:w="3572"/>
+            <w:vAlign w:val="center"/>
+          </w:tcPr>
+          <w:p>
+            <w:pPr>
+              <w:spacing w:after="0"/>
+            </w:pPr>
+            <w:r>
+              <w:rPr>
+                <w:rFonts w:ascii="游ゴシック" w:hAnsi="游ゴシック" w:eastAsia="游ゴシック"/>
+                <w:b w:val="0"/>
+                <w:sz w:val="16"/>
+              </w:rPr>
+              <w:t>build_chiiki_bunseki_comment.py</w:t>
+            </w:r>
+          </w:p>
+        </w:tc>
+        <w:tc>
+          <w:tcPr>
+            <w:tcW w:type="dxa" w:w="907"/>
+            <w:vAlign w:val="center"/>
+          </w:tcPr>
+          <w:p>
+            <w:pPr>
+              <w:spacing w:after="0"/>
+              <w:jc w:val="center"/>
+            </w:pPr>
+            <w:r>
+              <w:rPr>
+                <w:rFonts w:ascii="游ゴシック" w:hAnsi="游ゴシック" w:eastAsia="游ゴシック"/>
+                <w:b w:val="0"/>
+                <w:sz w:val="16"/>
+              </w:rPr>
+              <w:t>16件</w:t>
+            </w:r>
+          </w:p>
+        </w:tc>
+        <w:tc>
+          <w:tcPr>
+            <w:tcW w:type="dxa" w:w="3572"/>
+            <w:vAlign w:val="center"/>
+          </w:tcPr>
+          <w:p>
+            <w:pPr>
+              <w:spacing w:after="0"/>
+            </w:pPr>
+            <w:r>
+              <w:rPr>
+                <w:rFonts w:ascii="游ゴシック" w:hAnsi="游ゴシック" w:eastAsia="游ゴシック"/>
+                <w:sz w:val="16"/>
+              </w:rPr>
+            </w:r>
+          </w:p>
+        </w:tc>
+        <w:tc>
+          <w:tcPr>
+            <w:tcW w:type="dxa" w:w="907"/>
+            <w:vAlign w:val="center"/>
+          </w:tcPr>
+          <w:p>
+            <w:pPr>
+              <w:spacing w:after="0"/>
+              <w:jc w:val="center"/>
+            </w:pPr>
+            <w:r>
+              <w:rPr>
+                <w:rFonts w:ascii="游ゴシック" w:hAnsi="游ゴシック" w:eastAsia="游ゴシック"/>
+                <w:sz w:val="16"/>
+              </w:rPr>
             </w:r>
           </w:p>
         </w:tc>
@@ -3609,7 +3688,7 @@
                 <w:b w:val="0"/>
                 <w:sz w:val="18"/>
               </w:rPr>
-              <w:t>確認事項190件</w:t>
+              <w:t>確認事項192件</w:t>
             </w:r>
           </w:p>
         </w:tc>
@@ -6200,7 +6279,7 @@
           <w:b w:val="0"/>
           <w:sz w:val="21"/>
         </w:rPr>
-        <w:t>自己点検を備えた52本を順に実行し、終了コードが0であることを確かめます。1件でも合わなければ終了コード1で終わり、不適合の内容が表示されます。</w:t>
+        <w:t>自己点検を備えた53本を順に実行し、終了コードが0であることを確かめます。1件でも合わなければ終了コード1で終わり、不適合の内容が表示されます。</w:t>
       </w:r>
     </w:p>
     <w:p>
@@ -6264,7 +6343,7 @@
           <w:rFonts w:ascii="游ゴシック" w:hAnsi="游ゴシック" w:eastAsia="游ゴシック"/>
           <w:sz w:val="18"/>
         </w:rPr>
-        <w:t>※ 再実行できない3本（第2節3）は除いています。自己点検を持たないスクリプトも実行されますが、書き出しに失敗すればやはり0以外で終わります。自己点検を備えた52本は第3節1の表のとおりです。</w:t>
+        <w:t>※ 再実行できない3本（第2節3）は除いています。自己点検を持たないスクリプトも実行されますが、書き出しに失敗すればやはり0以外で終わります。自己点検を備えた53本は第3節1の表のとおりです。</w:t>
       </w:r>
     </w:p>
     <w:p>

--- a/output/第10期計画_チェック依頼_確認箇所と手順.docx
+++ b/output/第10期計画_チェック依頼_確認箇所と手順.docx
@@ -79,7 +79,7 @@
           <w:b w:val="0"/>
           <w:sz w:val="21"/>
         </w:rPr>
-        <w:t>点検の対象は成果品145件（条件付き59件・送付55件・内部保管26件・対象外5件）と計画素案（1074段落158表36図）です。ビルドスクリプトは142本あり、うち53本が自らの計算を検算する自己点検を備えています（計1105件）。</w:t>
+        <w:t>点検の対象は成果品146件（条件付き59件・送付56件・内部保管26件・対象外5件）と計画素案（1090段落161表36図）です。ビルドスクリプトは144本あり、うち55本が自らの計算を検算する自己点検を備えています（計1166件）。</w:t>
       </w:r>
     </w:p>
     <w:p>
@@ -872,7 +872,7 @@
           <w:b/>
           <w:sz w:val="20"/>
         </w:rPr>
-        <w:t>表2　自己点検を備えたスクリプト（53本・計1105件）</w:t>
+        <w:t>表2　自己点検を備えたスクリプト（55本・計1166件）</w:t>
       </w:r>
     </w:p>
     <w:tbl>
@@ -1046,7 +1046,7 @@
                 <w:b w:val="0"/>
                 <w:sz w:val="16"/>
               </w:rPr>
-              <w:t>build_kofukin_shihyo.py</w:t>
+              <w:t>build_chiiki_bunseki_comment.py</w:t>
             </w:r>
           </w:p>
         </w:tc>
@@ -1132,7 +1132,7 @@
                 <w:b w:val="0"/>
                 <w:sz w:val="16"/>
               </w:rPr>
-              <w:t>build_mieru_manual_review.py</w:t>
+              <w:t>build_kofukin_shihyo.py</w:t>
             </w:r>
           </w:p>
         </w:tc>
@@ -1216,7 +1216,7 @@
                 <w:b w:val="0"/>
                 <w:sz w:val="16"/>
               </w:rPr>
-              <w:t>build_nikkan.py</w:t>
+              <w:t>build_mieru_manual_review.py</w:t>
             </w:r>
           </w:p>
         </w:tc>
@@ -1302,7 +1302,7 @@
                 <w:b w:val="0"/>
                 <w:sz w:val="16"/>
               </w:rPr>
-              <w:t>build_receipt_kyufuhi_bunkakai.py</w:t>
+              <w:t>build_nikkan.py</w:t>
             </w:r>
           </w:p>
         </w:tc>
@@ -1386,7 +1386,7 @@
                 <w:b w:val="0"/>
                 <w:sz w:val="16"/>
               </w:rPr>
-              <w:t>build_zuhyo_daicho.py</w:t>
+              <w:t>build_receipt_kyufuhi_bunkakai.py</w:t>
             </w:r>
           </w:p>
         </w:tc>
@@ -1472,7 +1472,7 @@
                 <w:b w:val="0"/>
                 <w:sz w:val="16"/>
               </w:rPr>
-              <w:t>build_mieru_r8_input.py</w:t>
+              <w:t>build_zuhyo_daicho.py</w:t>
             </w:r>
           </w:p>
         </w:tc>
@@ -1493,7 +1493,7 @@
                 <w:b w:val="0"/>
                 <w:sz w:val="16"/>
               </w:rPr>
-              <w:t>15件</w:t>
+              <w:t>16件</w:t>
             </w:r>
           </w:p>
         </w:tc>
@@ -1556,7 +1556,7 @@
                 <w:b w:val="0"/>
                 <w:sz w:val="16"/>
               </w:rPr>
-              <w:t>build_member_work_review.py</w:t>
+              <w:t>build_mieru_r8_input.py</w:t>
             </w:r>
           </w:p>
         </w:tc>
@@ -1576,7 +1576,7 @@
                 <w:b w:val="0"/>
                 <w:sz w:val="16"/>
               </w:rPr>
-              <w:t>14件</w:t>
+              <w:t>15件</w:t>
             </w:r>
           </w:p>
         </w:tc>
@@ -1642,7 +1642,7 @@
                 <w:b w:val="0"/>
                 <w:sz w:val="16"/>
               </w:rPr>
-              <w:t>build_chiiki_care_kaigi.py</w:t>
+              <w:t>build_member_work_review.py</w:t>
             </w:r>
           </w:p>
         </w:tc>
@@ -1663,7 +1663,7 @@
                 <w:b w:val="0"/>
                 <w:sz w:val="16"/>
               </w:rPr>
-              <w:t>13件</w:t>
+              <w:t>14件</w:t>
             </w:r>
           </w:p>
         </w:tc>
@@ -1726,7 +1726,7 @@
                 <w:b w:val="0"/>
                 <w:sz w:val="16"/>
               </w:rPr>
-              <w:t>build_mikomiryo_togo.py</w:t>
+              <w:t>build_chiiki_care_kaigi.py</w:t>
             </w:r>
           </w:p>
         </w:tc>
@@ -1771,7 +1771,7 @@
                 <w:b w:val="0"/>
                 <w:sz w:val="16"/>
               </w:rPr>
-              <w:t>build_receipt_yoko.py</w:t>
+              <w:t>build_mieru_input_all.py</w:t>
             </w:r>
           </w:p>
         </w:tc>
@@ -1792,7 +1792,7 @@
                 <w:b w:val="0"/>
                 <w:sz w:val="16"/>
               </w:rPr>
-              <w:t>30件</w:t>
+              <w:t>31件</w:t>
             </w:r>
           </w:p>
         </w:tc>
@@ -1812,7 +1812,7 @@
                 <w:b w:val="0"/>
                 <w:sz w:val="16"/>
               </w:rPr>
-              <w:t>build_ninchisho_ronten.py</w:t>
+              <w:t>build_mikomiryo_togo.py</w:t>
             </w:r>
           </w:p>
         </w:tc>
@@ -1857,7 +1857,7 @@
                 <w:b w:val="0"/>
                 <w:sz w:val="16"/>
               </w:rPr>
-              <w:t>build_mieru_input_all.py</w:t>
+              <w:t>build_receipt_yoko.py</w:t>
             </w:r>
           </w:p>
         </w:tc>
@@ -1877,7 +1877,7 @@
                 <w:b w:val="0"/>
                 <w:sz w:val="16"/>
               </w:rPr>
-              <w:t>26件</w:t>
+              <w:t>30件</w:t>
             </w:r>
           </w:p>
         </w:tc>
@@ -1896,7 +1896,7 @@
                 <w:b w:val="0"/>
                 <w:sz w:val="16"/>
               </w:rPr>
-              <w:t>build_soan_kadai.py</w:t>
+              <w:t>build_ninchisho_ronten.py</w:t>
             </w:r>
           </w:p>
         </w:tc>
@@ -1941,7 +1941,177 @@
                 <w:b w:val="0"/>
                 <w:sz w:val="16"/>
               </w:rPr>
+              <w:t>build_kensho_md.py</w:t>
+            </w:r>
+          </w:p>
+        </w:tc>
+        <w:tc>
+          <w:tcPr>
+            <w:tcW w:type="dxa" w:w="907"/>
+            <w:shd w:val="clear" w:color="auto" w:fill="F2F5FA"/>
+            <w:vAlign w:val="center"/>
+          </w:tcPr>
+          <w:p>
+            <w:pPr>
+              <w:spacing w:after="0"/>
+              <w:jc w:val="center"/>
+            </w:pPr>
+            <w:r>
+              <w:rPr>
+                <w:rFonts w:ascii="游ゴシック" w:hAnsi="游ゴシック" w:eastAsia="游ゴシック"/>
+                <w:b w:val="0"/>
+                <w:sz w:val="16"/>
+              </w:rPr>
+              <w:t>27件</w:t>
+            </w:r>
+          </w:p>
+        </w:tc>
+        <w:tc>
+          <w:tcPr>
+            <w:tcW w:type="dxa" w:w="3572"/>
+            <w:shd w:val="clear" w:color="auto" w:fill="F2F5FA"/>
+            <w:vAlign w:val="center"/>
+          </w:tcPr>
+          <w:p>
+            <w:pPr>
+              <w:spacing w:after="0"/>
+            </w:pPr>
+            <w:r>
+              <w:rPr>
+                <w:rFonts w:ascii="游ゴシック" w:hAnsi="游ゴシック" w:eastAsia="游ゴシック"/>
+                <w:b w:val="0"/>
+                <w:sz w:val="16"/>
+              </w:rPr>
+              <w:t>build_soan_kadai.py</w:t>
+            </w:r>
+          </w:p>
+        </w:tc>
+        <w:tc>
+          <w:tcPr>
+            <w:tcW w:type="dxa" w:w="907"/>
+            <w:shd w:val="clear" w:color="auto" w:fill="F2F5FA"/>
+            <w:vAlign w:val="center"/>
+          </w:tcPr>
+          <w:p>
+            <w:pPr>
+              <w:spacing w:after="0"/>
+              <w:jc w:val="center"/>
+            </w:pPr>
+            <w:r>
+              <w:rPr>
+                <w:rFonts w:ascii="游ゴシック" w:hAnsi="游ゴシック" w:eastAsia="游ゴシック"/>
+                <w:b w:val="0"/>
+                <w:sz w:val="16"/>
+              </w:rPr>
+              <w:t>13件</w:t>
+            </w:r>
+          </w:p>
+        </w:tc>
+      </w:tr>
+      <w:tr>
+        <w:trPr>
+          <w:cantSplit/>
+        </w:trPr>
+        <w:tc>
+          <w:tcPr>
+            <w:tcW w:type="dxa" w:w="3572"/>
+            <w:vAlign w:val="center"/>
+          </w:tcPr>
+          <w:p>
+            <w:pPr>
+              <w:spacing w:after="0"/>
+            </w:pPr>
+            <w:r>
+              <w:rPr>
+                <w:rFonts w:ascii="游ゴシック" w:hAnsi="游ゴシック" w:eastAsia="游ゴシック"/>
+                <w:b w:val="0"/>
+                <w:sz w:val="16"/>
+              </w:rPr>
               <w:t>build_mieru_shiryo.py</w:t>
+            </w:r>
+          </w:p>
+        </w:tc>
+        <w:tc>
+          <w:tcPr>
+            <w:tcW w:type="dxa" w:w="907"/>
+            <w:vAlign w:val="center"/>
+          </w:tcPr>
+          <w:p>
+            <w:pPr>
+              <w:spacing w:after="0"/>
+              <w:jc w:val="center"/>
+            </w:pPr>
+            <w:r>
+              <w:rPr>
+                <w:rFonts w:ascii="游ゴシック" w:hAnsi="游ゴシック" w:eastAsia="游ゴシック"/>
+                <w:b w:val="0"/>
+                <w:sz w:val="16"/>
+              </w:rPr>
+              <w:t>26件</w:t>
+            </w:r>
+          </w:p>
+        </w:tc>
+        <w:tc>
+          <w:tcPr>
+            <w:tcW w:type="dxa" w:w="3572"/>
+            <w:vAlign w:val="center"/>
+          </w:tcPr>
+          <w:p>
+            <w:pPr>
+              <w:spacing w:after="0"/>
+            </w:pPr>
+            <w:r>
+              <w:rPr>
+                <w:rFonts w:ascii="游ゴシック" w:hAnsi="游ゴシック" w:eastAsia="游ゴシック"/>
+                <w:b w:val="0"/>
+                <w:sz w:val="16"/>
+              </w:rPr>
+              <w:t>build_kanri_tanaoroshi.py</w:t>
+            </w:r>
+          </w:p>
+        </w:tc>
+        <w:tc>
+          <w:tcPr>
+            <w:tcW w:type="dxa" w:w="907"/>
+            <w:vAlign w:val="center"/>
+          </w:tcPr>
+          <w:p>
+            <w:pPr>
+              <w:spacing w:after="0"/>
+              <w:jc w:val="center"/>
+            </w:pPr>
+            <w:r>
+              <w:rPr>
+                <w:rFonts w:ascii="游ゴシック" w:hAnsi="游ゴシック" w:eastAsia="游ゴシック"/>
+                <w:b w:val="0"/>
+                <w:sz w:val="16"/>
+              </w:rPr>
+              <w:t>12件</w:t>
+            </w:r>
+          </w:p>
+        </w:tc>
+      </w:tr>
+      <w:tr>
+        <w:trPr>
+          <w:cantSplit/>
+        </w:trPr>
+        <w:tc>
+          <w:tcPr>
+            <w:tcW w:type="dxa" w:w="3572"/>
+            <w:shd w:val="clear" w:color="auto" w:fill="F2F5FA"/>
+            <w:vAlign w:val="center"/>
+          </w:tcPr>
+          <w:p>
+            <w:pPr>
+              <w:spacing w:after="0"/>
+            </w:pPr>
+            <w:r>
+              <w:rPr>
+                <w:rFonts w:ascii="游ゴシック" w:hAnsi="游ゴシック" w:eastAsia="游ゴシック"/>
+                <w:b w:val="0"/>
+                <w:sz w:val="16"/>
+              </w:rPr>
+              <w:t>build_mikomiryo_santei.py</w:t>
             </w:r>
           </w:p>
         </w:tc>
@@ -1982,7 +2152,7 @@
                 <w:b w:val="0"/>
                 <w:sz w:val="16"/>
               </w:rPr>
-              <w:t>build_kanri_tanaoroshi.py</w:t>
+              <w:t>build_kisetsu_hosei.py</w:t>
             </w:r>
           </w:p>
         </w:tc>
@@ -2066,7 +2236,7 @@
                 <w:b w:val="0"/>
                 <w:sz w:val="16"/>
               </w:rPr>
-              <w:t>build_kisetsu_hosei.py</w:t>
+              <w:t>build_shotoku_dankai.py</w:t>
             </w:r>
           </w:p>
         </w:tc>
@@ -2152,7 +2322,7 @@
                 <w:b w:val="0"/>
                 <w:sz w:val="16"/>
               </w:rPr>
-              <w:t>build_shotoku_dankai.py</w:t>
+              <w:t>build_survey_check.py</w:t>
             </w:r>
           </w:p>
         </w:tc>
@@ -2236,7 +2406,7 @@
                 <w:b w:val="0"/>
                 <w:sz w:val="16"/>
               </w:rPr>
-              <w:t>build_survey_check.py</w:t>
+              <w:t>build_survey_report.py</w:t>
             </w:r>
           </w:p>
         </w:tc>
@@ -2322,7 +2492,7 @@
                 <w:b w:val="0"/>
                 <w:sz w:val="16"/>
               </w:rPr>
-              <w:t>build_survey_report.py</w:t>
+              <w:t>build_app_review.py</w:t>
             </w:r>
           </w:p>
         </w:tc>
@@ -2343,7 +2513,7 @@
                 <w:b w:val="0"/>
                 <w:sz w:val="16"/>
               </w:rPr>
-              <w:t>12件</w:t>
+              <w:t>11件</w:t>
             </w:r>
           </w:p>
         </w:tc>
@@ -2367,7 +2537,7 @@
                 <w:b w:val="0"/>
                 <w:sz w:val="16"/>
               </w:rPr>
-              <w:t>build_receipt_sansho.py</w:t>
+              <w:t>build_receipt_mieru_man.py</w:t>
             </w:r>
           </w:p>
         </w:tc>
@@ -2387,7 +2557,7 @@
                 <w:b w:val="0"/>
                 <w:sz w:val="16"/>
               </w:rPr>
-              <w:t>24件</w:t>
+              <w:t>25件</w:t>
             </w:r>
           </w:p>
         </w:tc>
@@ -2406,7 +2576,7 @@
                 <w:b w:val="0"/>
                 <w:sz w:val="16"/>
               </w:rPr>
-              <w:t>build_app_review.py</w:t>
+              <w:t>build_kagai_youin.py</w:t>
             </w:r>
           </w:p>
         </w:tc>
@@ -2451,7 +2621,7 @@
                 <w:b w:val="0"/>
                 <w:sz w:val="16"/>
               </w:rPr>
-              <w:t>build_gaisan2.py</w:t>
+              <w:t>build_receipt_sansho.py</w:t>
             </w:r>
           </w:p>
         </w:tc>
@@ -2472,7 +2642,7 @@
                 <w:b w:val="0"/>
                 <w:sz w:val="16"/>
               </w:rPr>
-              <w:t>23件</w:t>
+              <w:t>24件</w:t>
             </w:r>
           </w:p>
         </w:tc>
@@ -2492,7 +2662,7 @@
                 <w:b w:val="0"/>
                 <w:sz w:val="16"/>
               </w:rPr>
-              <w:t>build_kagai_youin.py</w:t>
+              <w:t>build_mikomiryo.py</w:t>
             </w:r>
           </w:p>
         </w:tc>
@@ -2537,7 +2707,7 @@
                 <w:b w:val="0"/>
                 <w:sz w:val="16"/>
               </w:rPr>
-              <w:t>build_receipt_mieru_shihyo.py</w:t>
+              <w:t>build_gaisan2.py</w:t>
             </w:r>
           </w:p>
         </w:tc>
@@ -2576,7 +2746,7 @@
                 <w:b w:val="0"/>
                 <w:sz w:val="16"/>
               </w:rPr>
-              <w:t>build_mikomiryo.py</w:t>
+              <w:t>build_survey_jisseki_cross.py</w:t>
             </w:r>
           </w:p>
         </w:tc>
@@ -2621,7 +2791,7 @@
                 <w:b w:val="0"/>
                 <w:sz w:val="16"/>
               </w:rPr>
-              <w:t>build_mikomiryo_santei.py</w:t>
+              <w:t>build_receipt_mieru_shihyo.py</w:t>
             </w:r>
           </w:p>
         </w:tc>
@@ -2642,7 +2812,7 @@
                 <w:b w:val="0"/>
                 <w:sz w:val="16"/>
               </w:rPr>
-              <w:t>22件</w:t>
+              <w:t>23件</w:t>
             </w:r>
           </w:p>
         </w:tc>
@@ -2662,7 +2832,7 @@
                 <w:b w:val="0"/>
                 <w:sz w:val="16"/>
               </w:rPr>
-              <w:t>build_survey_jisseki_cross.py</w:t>
+              <w:t>build_survey_report_doc.py</w:t>
             </w:r>
           </w:p>
         </w:tc>
@@ -2683,7 +2853,7 @@
                 <w:b w:val="0"/>
                 <w:sz w:val="16"/>
               </w:rPr>
-              <w:t>11件</w:t>
+              <w:t>10件</w:t>
             </w:r>
           </w:p>
         </w:tc>
@@ -2746,7 +2916,7 @@
                 <w:b w:val="0"/>
                 <w:sz w:val="16"/>
               </w:rPr>
-              <w:t>build_survey_report_doc.py</w:t>
+              <w:t>build_taikeikakuhi.py</w:t>
             </w:r>
           </w:p>
         </w:tc>
@@ -2832,7 +3002,7 @@
                 <w:b w:val="0"/>
                 <w:sz w:val="16"/>
               </w:rPr>
-              <w:t>build_taikeikakuhi.py</w:t>
+              <w:t>build_check_irai.py</w:t>
             </w:r>
           </w:p>
         </w:tc>
@@ -2853,7 +3023,7 @@
                 <w:b w:val="0"/>
                 <w:sz w:val="16"/>
               </w:rPr>
-              <w:t>10件</w:t>
+              <w:t>9件</w:t>
             </w:r>
           </w:p>
         </w:tc>
@@ -2916,7 +3086,7 @@
                 <w:b w:val="0"/>
                 <w:sz w:val="16"/>
               </w:rPr>
-              <w:t>build_check_irai.py</w:t>
+              <w:t>build_mikomi_juryo_nashi.py</w:t>
             </w:r>
           </w:p>
         </w:tc>
@@ -2936,7 +3106,7 @@
                 <w:b w:val="0"/>
                 <w:sz w:val="16"/>
               </w:rPr>
-              <w:t>9件</w:t>
+              <w:t>8件</w:t>
             </w:r>
           </w:p>
         </w:tc>
@@ -3002,7 +3172,7 @@
                 <w:b w:val="0"/>
                 <w:sz w:val="16"/>
               </w:rPr>
-              <w:t>build_mikomi_juryo_nashi.py</w:t>
+              <w:t>build_shiryo_denwa.py</w:t>
             </w:r>
           </w:p>
         </w:tc>
@@ -3086,7 +3256,7 @@
                 <w:b w:val="0"/>
                 <w:sz w:val="16"/>
               </w:rPr>
-              <w:t>build_shiryo_denwa.py</w:t>
+              <w:t>build_soan_kaki_review.py</w:t>
             </w:r>
           </w:p>
         </w:tc>
@@ -3106,7 +3276,7 @@
                 <w:b w:val="0"/>
                 <w:sz w:val="16"/>
               </w:rPr>
-              <w:t>8件</w:t>
+              <w:t>7件</w:t>
             </w:r>
           </w:p>
         </w:tc>
@@ -3169,90 +3339,6 @@
             <w:r>
               <w:rPr>
                 <w:rFonts w:ascii="游ゴシック" w:hAnsi="游ゴシック" w:eastAsia="游ゴシック"/>
-                <w:b w:val="0"/>
-                <w:sz w:val="16"/>
-              </w:rPr>
-              <w:t>build_soan_kaki_review.py</w:t>
-            </w:r>
-          </w:p>
-        </w:tc>
-        <w:tc>
-          <w:tcPr>
-            <w:tcW w:type="dxa" w:w="907"/>
-            <w:shd w:val="clear" w:color="auto" w:fill="F2F5FA"/>
-            <w:vAlign w:val="center"/>
-          </w:tcPr>
-          <w:p>
-            <w:pPr>
-              <w:spacing w:after="0"/>
-              <w:jc w:val="center"/>
-            </w:pPr>
-            <w:r>
-              <w:rPr>
-                <w:rFonts w:ascii="游ゴシック" w:hAnsi="游ゴシック" w:eastAsia="游ゴシック"/>
-                <w:b w:val="0"/>
-                <w:sz w:val="16"/>
-              </w:rPr>
-              <w:t>7件</w:t>
-            </w:r>
-          </w:p>
-        </w:tc>
-      </w:tr>
-      <w:tr>
-        <w:trPr>
-          <w:cantSplit/>
-        </w:trPr>
-        <w:tc>
-          <w:tcPr>
-            <w:tcW w:type="dxa" w:w="3572"/>
-            <w:vAlign w:val="center"/>
-          </w:tcPr>
-          <w:p>
-            <w:pPr>
-              <w:spacing w:after="0"/>
-            </w:pPr>
-            <w:r>
-              <w:rPr>
-                <w:rFonts w:ascii="游ゴシック" w:hAnsi="游ゴシック" w:eastAsia="游ゴシック"/>
-                <w:b w:val="0"/>
-                <w:sz w:val="16"/>
-              </w:rPr>
-              <w:t>build_chiiki_bunseki_comment.py</w:t>
-            </w:r>
-          </w:p>
-        </w:tc>
-        <w:tc>
-          <w:tcPr>
-            <w:tcW w:type="dxa" w:w="907"/>
-            <w:vAlign w:val="center"/>
-          </w:tcPr>
-          <w:p>
-            <w:pPr>
-              <w:spacing w:after="0"/>
-              <w:jc w:val="center"/>
-            </w:pPr>
-            <w:r>
-              <w:rPr>
-                <w:rFonts w:ascii="游ゴシック" w:hAnsi="游ゴシック" w:eastAsia="游ゴシック"/>
-                <w:b w:val="0"/>
-                <w:sz w:val="16"/>
-              </w:rPr>
-              <w:t>16件</w:t>
-            </w:r>
-          </w:p>
-        </w:tc>
-        <w:tc>
-          <w:tcPr>
-            <w:tcW w:type="dxa" w:w="3572"/>
-            <w:vAlign w:val="center"/>
-          </w:tcPr>
-          <w:p>
-            <w:pPr>
-              <w:spacing w:after="0"/>
-            </w:pPr>
-            <w:r>
-              <w:rPr>
-                <w:rFonts w:ascii="游ゴシック" w:hAnsi="游ゴシック" w:eastAsia="游ゴシック"/>
                 <w:sz w:val="16"/>
               </w:rPr>
             </w:r>
@@ -3261,6 +3347,7 @@
         <w:tc>
           <w:tcPr>
             <w:tcW w:type="dxa" w:w="907"/>
+            <w:shd w:val="clear" w:color="auto" w:fill="F2F5FA"/>
             <w:vAlign w:val="center"/>
           </w:tcPr>
           <w:p>
@@ -3434,7 +3521,7 @@
                 <w:b w:val="0"/>
                 <w:sz w:val="18"/>
               </w:rPr>
-              <w:t>1074段落158表36図</w:t>
+              <w:t>1090段落161表36図</w:t>
             </w:r>
           </w:p>
         </w:tc>
@@ -3453,7 +3540,7 @@
                 <w:b w:val="0"/>
                 <w:sz w:val="18"/>
               </w:rPr>
-              <w:t>発注者・委員会・住民の目に触れるもの。未確定箇所が282箇所（要協議162・要確認118・要内訳2）残っている</w:t>
+              <w:t>発注者・委員会・住民の目に触れるもの。未確定箇所が287箇所（要協議166・要確認119・要内訳2）残っている</w:t>
             </w:r>
           </w:p>
         </w:tc>
@@ -3688,7 +3775,7 @@
                 <w:b w:val="0"/>
                 <w:sz w:val="18"/>
               </w:rPr>
-              <w:t>確認事項192件</w:t>
+              <w:t>確認事項193件</w:t>
             </w:r>
           </w:p>
         </w:tc>
@@ -5693,7 +5780,7 @@
           <w:b w:val="0"/>
           <w:sz w:val="21"/>
         </w:rPr>
-        <w:t>現在282箇所（要協議162・要確認118・要内訳2）です。うち第6章第4節（施設の見込み）に58箇所（43％）が集中しており、日常生活圏域と必要利用定員総数（確認事項No.88）が決まれば解消します。</w:t>
+        <w:t>現在287箇所（要協議166・要確認119・要内訳2）です。うち第6章第4節（施設の見込み）に58箇所（43％）が集中しており、日常生活圏域と必要利用定員総数（確認事項No.88）が決まれば解消します。</w:t>
       </w:r>
       <w:r>
         <w:rPr>
@@ -6279,7 +6366,7 @@
           <w:b w:val="0"/>
           <w:sz w:val="21"/>
         </w:rPr>
-        <w:t>自己点検を備えた53本を順に実行し、終了コードが0であることを確かめます。1件でも合わなければ終了コード1で終わり、不適合の内容が表示されます。</w:t>
+        <w:t>自己点検を備えた55本を順に実行し、終了コードが0であることを確かめます。1件でも合わなければ終了コード1で終わり、不適合の内容が表示されます。</w:t>
       </w:r>
     </w:p>
     <w:p>
@@ -6343,7 +6430,7 @@
           <w:rFonts w:ascii="游ゴシック" w:hAnsi="游ゴシック" w:eastAsia="游ゴシック"/>
           <w:sz w:val="18"/>
         </w:rPr>
-        <w:t>※ 再実行できない3本（第2節3）は除いています。自己点検を持たないスクリプトも実行されますが、書き出しに失敗すればやはり0以外で終わります。自己点検を備えた53本は第3節1の表のとおりです。</w:t>
+        <w:t>※ 再実行できない3本（第2節3）は除いています。自己点検を持たないスクリプトも実行されますが、書き出しに失敗すればやはり0以外で終わります。自己点検を備えた55本は第3節1の表のとおりです。</w:t>
       </w:r>
     </w:p>
     <w:p>
